--- a/docs/planificacion/🟣 PLANTILLA SYSTEM PROMPT.docx
+++ b/docs/planificacion/🟣 PLANTILLA SYSTEM PROMPT.docx
@@ -5,7 +5,7 @@
     <w:p>
       <w:r>
         <w:pict w14:anchorId="6B6D284D">
-          <v:rect id="_x0000_i1097" style="width:0;height:1.5pt" o:hralign="center" o:hrstd="t" o:hr="t" fillcolor="#a0a0a0" stroked="f"/>
+          <v:rect id="_x0000_i1025" style="width:0;height:1.5pt" o:hralign="center" o:hrstd="t" o:hr="t" fillcolor="#a0a0a0" stroked="f"/>
         </w:pict>
       </w:r>
     </w:p>
@@ -72,7 +72,7 @@
     <w:p>
       <w:r>
         <w:pict w14:anchorId="55AFF2EE">
-          <v:rect id="_x0000_i1098" style="width:0;height:1.5pt" o:hralign="center" o:hrstd="t" o:hr="t" fillcolor="#a0a0a0" stroked="f"/>
+          <v:rect id="_x0000_i1026" style="width:0;height:1.5pt" o:hralign="center" o:hrstd="t" o:hr="t" fillcolor="#a0a0a0" stroked="f"/>
         </w:pict>
       </w:r>
     </w:p>
@@ -310,7 +310,7 @@
     <w:p>
       <w:r>
         <w:pict w14:anchorId="5A077019">
-          <v:rect id="_x0000_i1099" style="width:0;height:1.5pt" o:hralign="center" o:hrstd="t" o:hr="t" fillcolor="#a0a0a0" stroked="f"/>
+          <v:rect id="_x0000_i1027" style="width:0;height:1.5pt" o:hralign="center" o:hrstd="t" o:hr="t" fillcolor="#a0a0a0" stroked="f"/>
         </w:pict>
       </w:r>
     </w:p>
@@ -626,7 +626,7 @@
     <w:p>
       <w:r>
         <w:pict w14:anchorId="6A644E8A">
-          <v:rect id="_x0000_i1100" style="width:0;height:1.5pt" o:hralign="center" o:hrstd="t" o:hr="t" fillcolor="#a0a0a0" stroked="f"/>
+          <v:rect id="_x0000_i1028" style="width:0;height:1.5pt" o:hralign="center" o:hrstd="t" o:hr="t" fillcolor="#a0a0a0" stroked="f"/>
         </w:pict>
       </w:r>
     </w:p>
@@ -1458,7 +1458,7 @@
     <w:p>
       <w:r>
         <w:pict w14:anchorId="2525EDB5">
-          <v:rect id="_x0000_i1101" style="width:0;height:1.5pt" o:hralign="center" o:hrstd="t" o:hr="t" fillcolor="#a0a0a0" stroked="f"/>
+          <v:rect id="_x0000_i1029" style="width:0;height:1.5pt" o:hralign="center" o:hrstd="t" o:hr="t" fillcolor="#a0a0a0" stroked="f"/>
         </w:pict>
       </w:r>
     </w:p>
@@ -1742,7 +1742,7 @@
     <w:p>
       <w:r>
         <w:pict w14:anchorId="3B1D0FF9">
-          <v:rect id="_x0000_i1102" style="width:0;height:1.5pt" o:hralign="center" o:hrstd="t" o:hr="t" fillcolor="#a0a0a0" stroked="f"/>
+          <v:rect id="_x0000_i1030" style="width:0;height:1.5pt" o:hralign="center" o:hrstd="t" o:hr="t" fillcolor="#a0a0a0" stroked="f"/>
         </w:pict>
       </w:r>
     </w:p>
@@ -2130,7 +2130,7 @@
     <w:p>
       <w:r>
         <w:pict w14:anchorId="64FA876A">
-          <v:rect id="_x0000_i1103" style="width:0;height:1.5pt" o:hralign="center" o:hrstd="t" o:hr="t" fillcolor="#a0a0a0" stroked="f"/>
+          <v:rect id="_x0000_i1031" style="width:0;height:1.5pt" o:hralign="center" o:hrstd="t" o:hr="t" fillcolor="#a0a0a0" stroked="f"/>
         </w:pict>
       </w:r>
     </w:p>
@@ -2219,7 +2219,7 @@
     <w:p>
       <w:r>
         <w:pict w14:anchorId="7A29E40B">
-          <v:rect id="_x0000_i1104" style="width:0;height:1.5pt" o:hralign="center" o:hrstd="t" o:hr="t" fillcolor="#a0a0a0" stroked="f"/>
+          <v:rect id="_x0000_i1032" style="width:0;height:1.5pt" o:hralign="center" o:hrstd="t" o:hr="t" fillcolor="#a0a0a0" stroked="f"/>
         </w:pict>
       </w:r>
     </w:p>
@@ -2300,7 +2300,7 @@
     <w:p>
       <w:r>
         <w:pict w14:anchorId="341E6179">
-          <v:rect id="_x0000_i1105" style="width:0;height:1.5pt" o:hralign="center" o:hrstd="t" o:hr="t" fillcolor="#a0a0a0" stroked="f"/>
+          <v:rect id="_x0000_i1033" style="width:0;height:1.5pt" o:hralign="center" o:hrstd="t" o:hr="t" fillcolor="#a0a0a0" stroked="f"/>
         </w:pict>
       </w:r>
     </w:p>
@@ -2487,7 +2487,7 @@
     <w:p>
       <w:r>
         <w:pict w14:anchorId="0C8E32F5">
-          <v:rect id="_x0000_i1106" style="width:0;height:1.5pt" o:hralign="center" o:hrstd="t" o:hr="t" fillcolor="#a0a0a0" stroked="f"/>
+          <v:rect id="_x0000_i1034" style="width:0;height:1.5pt" o:hralign="center" o:hrstd="t" o:hr="t" fillcolor="#a0a0a0" stroked="f"/>
         </w:pict>
       </w:r>
     </w:p>
@@ -2526,7 +2526,7 @@
     <w:p>
       <w:r>
         <w:pict w14:anchorId="464585DE">
-          <v:rect id="_x0000_i1107" style="width:0;height:1.5pt" o:hralign="center" o:hrstd="t" o:hr="t" fillcolor="#a0a0a0" stroked="f"/>
+          <v:rect id="_x0000_i1035" style="width:0;height:1.5pt" o:hralign="center" o:hrstd="t" o:hr="t" fillcolor="#a0a0a0" stroked="f"/>
         </w:pict>
       </w:r>
     </w:p>
@@ -2612,57 +2612,8 @@
     <w:p>
       <w:r>
         <w:pict w14:anchorId="742D7D92">
-          <v:rect id="_x0000_i1108" style="width:0;height:1.5pt" o:hralign="center" o:hrstd="t" o:hr="t" fillcolor="#a0a0a0" stroked="f"/>
+          <v:rect id="_x0000_i1036" style="width:0;height:1.5pt" o:hralign="center" o:hrstd="t" o:hr="t" fillcolor="#a0a0a0" stroked="f"/>
         </w:pict>
-      </w:r>
-    </w:p>
-    <w:p>
-      <w:r>
-        <w:t xml:space="preserve">¿Quieres también una versión aún más breve para usar como </w:t>
-      </w:r>
-      <w:proofErr w:type="spellStart"/>
-      <w:r>
-        <w:rPr>
-          <w:i/>
-          <w:iCs/>
-        </w:rPr>
-        <w:t>developer</w:t>
-      </w:r>
-      <w:proofErr w:type="spellEnd"/>
-      <w:r>
-        <w:rPr>
-          <w:i/>
-          <w:iCs/>
-        </w:rPr>
-        <w:t xml:space="preserve"> </w:t>
-      </w:r>
-      <w:proofErr w:type="spellStart"/>
-      <w:r>
-        <w:rPr>
-          <w:i/>
-          <w:iCs/>
-        </w:rPr>
-        <w:t>mode</w:t>
-      </w:r>
-      <w:proofErr w:type="spellEnd"/>
-      <w:r>
-        <w:t xml:space="preserve"> o una versión con “variables dinámicas” para diferenciar entornos (</w:t>
-      </w:r>
-      <w:proofErr w:type="spellStart"/>
-      <w:r>
-        <w:t>dev</w:t>
-      </w:r>
-      <w:proofErr w:type="spellEnd"/>
-      <w:r>
-        <w:t>/</w:t>
-      </w:r>
-      <w:proofErr w:type="spellStart"/>
-      <w:r>
-        <w:t>prod</w:t>
-      </w:r>
-      <w:proofErr w:type="spellEnd"/>
-      <w:r>
-        <w:t>)?</w:t>
       </w:r>
     </w:p>
     <w:p/>
@@ -5412,6 +5363,7 @@
   <w:style w:type="character" w:default="1" w:styleId="Fuentedeprrafopredeter">
     <w:name w:val="Default Paragraph Font"/>
     <w:uiPriority w:val="1"/>
+    <w:semiHidden/>
     <w:unhideWhenUsed/>
   </w:style>
   <w:style w:type="table" w:default="1" w:styleId="Tablanormal">

--- a/docs/planificacion/🟣 PLANTILLA SYSTEM PROMPT.docx
+++ b/docs/planificacion/🟣 PLANTILLA SYSTEM PROMPT.docx
@@ -4,2561 +4,2739 @@
   <w:body>
     <w:p>
       <w:r>
-        <w:pict w14:anchorId="6B6D284D">
-          <v:rect id="_x0000_i1025" style="width:0;height:1.5pt" o:hralign="center" o:hrstd="t" o:hr="t" fillcolor="#a0a0a0" stroked="f"/>
+        <w:pict w14:anchorId="3733B588">
+          <v:rect id="_x0000_i1128" style="width:0;height:1.5pt" o:hralign="center" o:hrstd="t" o:hr="t" fillcolor="#a0a0a0" stroked="f"/>
         </w:pict>
       </w:r>
     </w:p>
     <w:p>
-      <w:pPr>
+      <w:r>
+        <w:rPr>
+          <w:rFonts w:ascii="Segoe UI Emoji" w:hAnsi="Segoe UI Emoji" w:cs="Segoe UI Emoji"/>
+        </w:rPr>
+        <w:t>🟣</w:t>
+      </w:r>
+      <w:r>
+        <w:t xml:space="preserve"> PLANTILLA SYSTEM PROMPT — MATCHKEY (AI MAVERICKS)</w:t>
+      </w:r>
+      <w:r>
+        <w:br/>
+        <w:t xml:space="preserve">(Pégala al iniciar cada conversación con </w:t>
+      </w:r>
+      <w:proofErr w:type="spellStart"/>
+      <w:r>
+        <w:t>ChatGPT</w:t>
+      </w:r>
+      <w:proofErr w:type="spellEnd"/>
+      <w:r>
+        <w:t>)</w:t>
+      </w:r>
+    </w:p>
+    <w:p>
+      <w:r>
+        <w:pict w14:anchorId="55C7F3C7">
+          <v:rect id="_x0000_i1129" style="width:0;height:1.5pt" o:hralign="center" o:hrstd="t" o:hr="t" fillcolor="#a0a0a0" stroked="f"/>
+        </w:pict>
+      </w:r>
+    </w:p>
+    <w:p>
+      <w:r>
+        <w:rPr>
+          <w:rFonts w:ascii="Segoe UI Emoji" w:hAnsi="Segoe UI Emoji" w:cs="Segoe UI Emoji"/>
+        </w:rPr>
+        <w:t>📘</w:t>
+      </w:r>
+      <w:r>
+        <w:t xml:space="preserve"> </w:t>
+      </w:r>
+      <w:r>
+        <w:rPr>
+          <w:rFonts w:ascii="Segoe UI Emoji" w:hAnsi="Segoe UI Emoji" w:cs="Segoe UI Emoji"/>
+        </w:rPr>
+        <w:t>🔧</w:t>
+      </w:r>
+      <w:r>
+        <w:t xml:space="preserve"> CONTEXTO MAESTRO DEL PROYECTO MATCHKEY (ULTRA-COMPACTO)</w:t>
+      </w:r>
+      <w:r>
+        <w:br/>
+        <w:t>(No modificar salvo actualización global del proyecto)</w:t>
+      </w:r>
+    </w:p>
+    <w:p>
+      <w:r>
+        <w:rPr>
+          <w:rFonts w:ascii="Segoe UI Emoji" w:hAnsi="Segoe UI Emoji" w:cs="Segoe UI Emoji"/>
+        </w:rPr>
+        <w:t>🧱</w:t>
+      </w:r>
+      <w:r>
+        <w:t xml:space="preserve"> Arquitectura General</w:t>
+      </w:r>
+      <w:r>
+        <w:br/>
+      </w:r>
+      <w:proofErr w:type="spellStart"/>
+      <w:r>
+        <w:t>MatchKey</w:t>
+      </w:r>
+      <w:proofErr w:type="spellEnd"/>
+      <w:r>
+        <w:t xml:space="preserve"> es un portal de empleo inteligente dividido en dos portales independientes:</w:t>
+      </w:r>
+      <w:r>
+        <w:br/>
+        <w:t>• Candidato</w:t>
+      </w:r>
+      <w:r>
+        <w:br/>
+        <w:t>• Empresa</w:t>
+      </w:r>
+    </w:p>
+    <w:p>
+      <w:r>
+        <w:t xml:space="preserve">Tecnologías: </w:t>
+      </w:r>
+      <w:proofErr w:type="spellStart"/>
+      <w:r>
+        <w:t>Streamlit</w:t>
+      </w:r>
+      <w:proofErr w:type="spellEnd"/>
+      <w:r>
+        <w:t xml:space="preserve"> (</w:t>
+      </w:r>
+      <w:proofErr w:type="spellStart"/>
+      <w:r>
+        <w:t>frontend</w:t>
+      </w:r>
+      <w:proofErr w:type="spellEnd"/>
+      <w:r>
+        <w:t xml:space="preserve">) · </w:t>
+      </w:r>
+      <w:proofErr w:type="spellStart"/>
+      <w:r>
+        <w:t>FastAPI</w:t>
+      </w:r>
+      <w:proofErr w:type="spellEnd"/>
+      <w:r>
+        <w:t xml:space="preserve"> (</w:t>
+      </w:r>
+      <w:proofErr w:type="spellStart"/>
+      <w:r>
+        <w:t>backend</w:t>
+      </w:r>
+      <w:proofErr w:type="spellEnd"/>
+      <w:r>
+        <w:t xml:space="preserve">) · PostgreSQL · Docker · MCP </w:t>
+      </w:r>
+      <w:proofErr w:type="spellStart"/>
+      <w:r>
+        <w:t>multi-agente</w:t>
+      </w:r>
+      <w:proofErr w:type="spellEnd"/>
+    </w:p>
+    <w:p>
+      <w:r>
+        <w:pict w14:anchorId="72DFFD2B">
+          <v:rect id="_x0000_i1130" style="width:0;height:1.5pt" o:hralign="center" o:hrstd="t" o:hr="t" fillcolor="#a0a0a0" stroked="f"/>
+        </w:pict>
+      </w:r>
+    </w:p>
+    <w:p>
+      <w:r>
+        <w:rPr>
+          <w:rFonts w:ascii="Segoe UI Emoji" w:hAnsi="Segoe UI Emoji" w:cs="Segoe UI Emoji"/>
+        </w:rPr>
+        <w:t>📂</w:t>
+      </w:r>
+      <w:r>
+        <w:t xml:space="preserve"> Estructura del repositorio</w:t>
+      </w:r>
+    </w:p>
+    <w:p>
+      <w:proofErr w:type="spellStart"/>
+      <w:r>
+        <w:t>frontend</w:t>
+      </w:r>
+      <w:proofErr w:type="spellEnd"/>
+      <w:r>
+        <w:t>/</w:t>
+      </w:r>
+    </w:p>
+    <w:p>
+      <w:pPr>
+        <w:numPr>
+          <w:ilvl w:val="0"/>
+          <w:numId w:val="15"/>
+        </w:numPr>
+      </w:pPr>
+      <w:r>
+        <w:t>app.py (</w:t>
+      </w:r>
+      <w:proofErr w:type="spellStart"/>
+      <w:r>
+        <w:t>routing</w:t>
+      </w:r>
+      <w:proofErr w:type="spellEnd"/>
+      <w:r>
+        <w:t xml:space="preserve">, roles, sesión, </w:t>
+      </w:r>
+      <w:proofErr w:type="spellStart"/>
+      <w:r>
+        <w:t>layout</w:t>
+      </w:r>
+      <w:proofErr w:type="spellEnd"/>
+      <w:r>
+        <w:t>)</w:t>
+      </w:r>
+    </w:p>
+    <w:p>
+      <w:pPr>
+        <w:numPr>
+          <w:ilvl w:val="0"/>
+          <w:numId w:val="15"/>
+        </w:numPr>
+      </w:pPr>
+      <w:r>
+        <w:t xml:space="preserve">utils.py (tema Accenture, </w:t>
+      </w:r>
+      <w:proofErr w:type="spellStart"/>
+      <w:r>
+        <w:t>helpers</w:t>
+      </w:r>
+      <w:proofErr w:type="spellEnd"/>
+      <w:r>
+        <w:t xml:space="preserve">, </w:t>
+      </w:r>
+      <w:proofErr w:type="spellStart"/>
+      <w:r>
+        <w:t>get_backend_</w:t>
+      </w:r>
+      <w:proofErr w:type="gramStart"/>
+      <w:r>
+        <w:t>url</w:t>
+      </w:r>
+      <w:proofErr w:type="spellEnd"/>
+      <w:r>
+        <w:t>(</w:t>
+      </w:r>
+      <w:proofErr w:type="gramEnd"/>
+      <w:r>
+        <w:t xml:space="preserve">), </w:t>
+      </w:r>
+      <w:proofErr w:type="spellStart"/>
+      <w:r>
+        <w:t>api_get</w:t>
+      </w:r>
+      <w:proofErr w:type="spellEnd"/>
+      <w:r>
+        <w:t>/</w:t>
+      </w:r>
+      <w:proofErr w:type="spellStart"/>
+      <w:r>
+        <w:t>api_post</w:t>
+      </w:r>
+      <w:proofErr w:type="spellEnd"/>
+      <w:r>
+        <w:t>, sesión)</w:t>
+      </w:r>
+    </w:p>
+    <w:p>
+      <w:pPr>
+        <w:numPr>
+          <w:ilvl w:val="0"/>
+          <w:numId w:val="15"/>
+        </w:numPr>
+      </w:pPr>
+      <w:r>
+        <w:t>candidate/</w:t>
+      </w:r>
+    </w:p>
+    <w:p>
+      <w:pPr>
+        <w:numPr>
+          <w:ilvl w:val="1"/>
+          <w:numId w:val="15"/>
+        </w:numPr>
+      </w:pPr>
+      <w:r>
+        <w:t>dashboard.py</w:t>
+      </w:r>
+    </w:p>
+    <w:p>
+      <w:pPr>
+        <w:numPr>
+          <w:ilvl w:val="1"/>
+          <w:numId w:val="15"/>
+        </w:numPr>
+      </w:pPr>
+      <w:r>
+        <w:t>profile.py</w:t>
+      </w:r>
+    </w:p>
+    <w:p>
+      <w:pPr>
+        <w:numPr>
+          <w:ilvl w:val="1"/>
+          <w:numId w:val="15"/>
+        </w:numPr>
+      </w:pPr>
+      <w:r>
+        <w:t>call_ai.py</w:t>
+      </w:r>
+    </w:p>
+    <w:p>
+      <w:pPr>
+        <w:numPr>
+          <w:ilvl w:val="1"/>
+          <w:numId w:val="15"/>
+        </w:numPr>
+      </w:pPr>
+      <w:r>
+        <w:t>jobs.py</w:t>
+      </w:r>
+    </w:p>
+    <w:p>
+      <w:pPr>
+        <w:numPr>
+          <w:ilvl w:val="1"/>
+          <w:numId w:val="15"/>
+        </w:numPr>
+      </w:pPr>
+      <w:r>
+        <w:t>improve.py</w:t>
+      </w:r>
+    </w:p>
+    <w:p>
+      <w:pPr>
+        <w:numPr>
+          <w:ilvl w:val="0"/>
+          <w:numId w:val="15"/>
+        </w:numPr>
+      </w:pPr>
+      <w:proofErr w:type="spellStart"/>
+      <w:r>
+        <w:t>company</w:t>
+      </w:r>
+      <w:proofErr w:type="spellEnd"/>
+      <w:r>
+        <w:t>/</w:t>
+      </w:r>
+    </w:p>
+    <w:p>
+      <w:pPr>
+        <w:numPr>
+          <w:ilvl w:val="1"/>
+          <w:numId w:val="15"/>
+        </w:numPr>
+      </w:pPr>
+      <w:r>
+        <w:t>dashboard.py</w:t>
+      </w:r>
+    </w:p>
+    <w:p>
+      <w:pPr>
+        <w:numPr>
+          <w:ilvl w:val="1"/>
+          <w:numId w:val="15"/>
+        </w:numPr>
+      </w:pPr>
+      <w:r>
+        <w:t>profile.py</w:t>
+      </w:r>
+    </w:p>
+    <w:p>
+      <w:pPr>
+        <w:numPr>
+          <w:ilvl w:val="1"/>
+          <w:numId w:val="15"/>
+        </w:numPr>
+      </w:pPr>
+      <w:r>
+        <w:t>create_job.py</w:t>
+      </w:r>
+    </w:p>
+    <w:p>
+      <w:pPr>
+        <w:numPr>
+          <w:ilvl w:val="1"/>
+          <w:numId w:val="15"/>
+        </w:numPr>
+      </w:pPr>
+      <w:r>
+        <w:t>analytics.py</w:t>
+      </w:r>
+    </w:p>
+    <w:p>
+      <w:pPr>
+        <w:numPr>
+          <w:ilvl w:val="1"/>
+          <w:numId w:val="15"/>
+        </w:numPr>
+      </w:pPr>
+      <w:r>
+        <w:lastRenderedPageBreak/>
+        <w:t>co_teaching.py</w:t>
+      </w:r>
+    </w:p>
+    <w:p>
+      <w:proofErr w:type="spellStart"/>
+      <w:r>
+        <w:t>backend</w:t>
+      </w:r>
+      <w:proofErr w:type="spellEnd"/>
+      <w:r>
+        <w:t>/</w:t>
+      </w:r>
+      <w:proofErr w:type="gramStart"/>
+      <w:r>
+        <w:t>app</w:t>
+      </w:r>
+      <w:proofErr w:type="gramEnd"/>
+      <w:r>
+        <w:t>/</w:t>
+      </w:r>
+    </w:p>
+    <w:p>
+      <w:pPr>
+        <w:numPr>
+          <w:ilvl w:val="0"/>
+          <w:numId w:val="16"/>
+        </w:numPr>
+      </w:pPr>
+      <w:r>
+        <w:t>main.py</w:t>
+      </w:r>
+    </w:p>
+    <w:p>
+      <w:pPr>
+        <w:numPr>
+          <w:ilvl w:val="0"/>
+          <w:numId w:val="16"/>
+        </w:numPr>
+      </w:pPr>
+      <w:proofErr w:type="spellStart"/>
+      <w:r>
+        <w:t>routers</w:t>
+      </w:r>
+      <w:proofErr w:type="spellEnd"/>
+      <w:r>
+        <w:t>/</w:t>
+      </w:r>
+    </w:p>
+    <w:p>
+      <w:pPr>
+        <w:numPr>
+          <w:ilvl w:val="1"/>
+          <w:numId w:val="16"/>
+        </w:numPr>
+      </w:pPr>
+      <w:r>
+        <w:t>auth.py</w:t>
+      </w:r>
+    </w:p>
+    <w:p>
+      <w:pPr>
+        <w:numPr>
+          <w:ilvl w:val="1"/>
+          <w:numId w:val="16"/>
+        </w:numPr>
+      </w:pPr>
+      <w:r>
+        <w:t>candidates.py</w:t>
+      </w:r>
+    </w:p>
+    <w:p>
+      <w:pPr>
+        <w:numPr>
+          <w:ilvl w:val="1"/>
+          <w:numId w:val="16"/>
+        </w:numPr>
+      </w:pPr>
+      <w:r>
+        <w:t>companies.py</w:t>
+      </w:r>
+    </w:p>
+    <w:p>
+      <w:pPr>
+        <w:numPr>
+          <w:ilvl w:val="1"/>
+          <w:numId w:val="16"/>
+        </w:numPr>
+      </w:pPr>
+      <w:r>
+        <w:t>jobs.py</w:t>
+      </w:r>
+    </w:p>
+    <w:p>
+      <w:pPr>
+        <w:numPr>
+          <w:ilvl w:val="1"/>
+          <w:numId w:val="16"/>
+        </w:numPr>
+      </w:pPr>
+      <w:r>
+        <w:t>copilot.py</w:t>
+      </w:r>
+    </w:p>
+    <w:p>
+      <w:pPr>
+        <w:numPr>
+          <w:ilvl w:val="1"/>
+          <w:numId w:val="16"/>
+        </w:numPr>
+      </w:pPr>
+      <w:r>
+        <w:t>matching.py</w:t>
+      </w:r>
+    </w:p>
+    <w:p>
+      <w:pPr>
+        <w:numPr>
+          <w:ilvl w:val="0"/>
+          <w:numId w:val="16"/>
+        </w:numPr>
+      </w:pPr>
+      <w:proofErr w:type="spellStart"/>
+      <w:r>
+        <w:t>services</w:t>
+      </w:r>
+      <w:proofErr w:type="spellEnd"/>
+      <w:r>
+        <w:t>/</w:t>
+      </w:r>
+    </w:p>
+    <w:p>
+      <w:pPr>
+        <w:numPr>
+          <w:ilvl w:val="1"/>
+          <w:numId w:val="16"/>
+        </w:numPr>
+      </w:pPr>
+      <w:r>
+        <w:t>mcp_client.py</w:t>
+      </w:r>
+    </w:p>
+    <w:p>
+      <w:pPr>
+        <w:numPr>
+          <w:ilvl w:val="1"/>
+          <w:numId w:val="16"/>
+        </w:numPr>
+      </w:pPr>
+      <w:r>
+        <w:t>ocr/document_parser.py</w:t>
+      </w:r>
+    </w:p>
+    <w:p>
+      <w:pPr>
+        <w:numPr>
+          <w:ilvl w:val="1"/>
+          <w:numId w:val="16"/>
+        </w:numPr>
+      </w:pPr>
+      <w:r>
+        <w:t>skills/skills_extractor.py</w:t>
+      </w:r>
+    </w:p>
+    <w:p>
+      <w:pPr>
+        <w:numPr>
+          <w:ilvl w:val="1"/>
+          <w:numId w:val="16"/>
+        </w:numPr>
+      </w:pPr>
+      <w:proofErr w:type="spellStart"/>
+      <w:r>
+        <w:t>skills</w:t>
+      </w:r>
+      <w:proofErr w:type="spellEnd"/>
+      <w:r>
+        <w:t>/</w:t>
+      </w:r>
+      <w:proofErr w:type="spellStart"/>
+      <w:r>
+        <w:t>skills_dictionary.json</w:t>
+      </w:r>
+      <w:proofErr w:type="spellEnd"/>
+    </w:p>
+    <w:p>
+      <w:pPr>
+        <w:numPr>
+          <w:ilvl w:val="1"/>
+          <w:numId w:val="16"/>
+        </w:numPr>
+      </w:pPr>
+      <w:r>
+        <w:t>scraping/values_scraper.py</w:t>
+      </w:r>
+    </w:p>
+    <w:p>
+      <w:pPr>
+        <w:numPr>
+          <w:ilvl w:val="1"/>
+          <w:numId w:val="16"/>
+        </w:numPr>
+      </w:pPr>
+      <w:r>
+        <w:t>scraping/courses_scraper.py</w:t>
+      </w:r>
+    </w:p>
+    <w:p>
+      <w:pPr>
+        <w:numPr>
+          <w:ilvl w:val="1"/>
+          <w:numId w:val="16"/>
+        </w:numPr>
+      </w:pPr>
+      <w:proofErr w:type="spellStart"/>
+      <w:r>
+        <w:t>scraping</w:t>
+      </w:r>
+      <w:proofErr w:type="spellEnd"/>
+      <w:r>
+        <w:t>/</w:t>
+      </w:r>
+      <w:proofErr w:type="spellStart"/>
+      <w:r>
+        <w:t>values_dataset.json</w:t>
+      </w:r>
+      <w:proofErr w:type="spellEnd"/>
+    </w:p>
+    <w:p>
+      <w:pPr>
+        <w:numPr>
+          <w:ilvl w:val="1"/>
+          <w:numId w:val="16"/>
+        </w:numPr>
+      </w:pPr>
+      <w:proofErr w:type="spellStart"/>
+      <w:r>
+        <w:t>scraping</w:t>
+      </w:r>
+      <w:proofErr w:type="spellEnd"/>
+      <w:r>
+        <w:t>/</w:t>
+      </w:r>
+      <w:proofErr w:type="spellStart"/>
+      <w:r>
+        <w:t>courses_dataset.json</w:t>
+      </w:r>
+      <w:proofErr w:type="spellEnd"/>
+    </w:p>
+    <w:p>
+      <w:pPr>
+        <w:numPr>
+          <w:ilvl w:val="1"/>
+          <w:numId w:val="16"/>
+        </w:numPr>
+      </w:pPr>
+      <w:r>
+        <w:t>hr_copilot/hr_copilot_tool.py</w:t>
+      </w:r>
+    </w:p>
+    <w:p>
+      <w:pPr>
+        <w:numPr>
+          <w:ilvl w:val="1"/>
+          <w:numId w:val="16"/>
+        </w:numPr>
+      </w:pPr>
+      <w:r>
+        <w:t>hr_copilot/prompt_templates.py</w:t>
+      </w:r>
+    </w:p>
+    <w:p>
+      <w:pPr>
+        <w:numPr>
+          <w:ilvl w:val="1"/>
+          <w:numId w:val="16"/>
+        </w:numPr>
+      </w:pPr>
+      <w:r>
+        <w:t>matching/matching_engine.py</w:t>
+      </w:r>
+    </w:p>
+    <w:p>
+      <w:pPr>
+        <w:numPr>
+          <w:ilvl w:val="1"/>
+          <w:numId w:val="16"/>
+        </w:numPr>
+      </w:pPr>
+      <w:r>
+        <w:t>matching/team_fit.py</w:t>
+      </w:r>
+    </w:p>
+    <w:p>
+      <w:pPr>
+        <w:numPr>
+          <w:ilvl w:val="1"/>
+          <w:numId w:val="16"/>
+        </w:numPr>
+      </w:pPr>
+      <w:r>
+        <w:t>matching/co_teaching.py</w:t>
+      </w:r>
+    </w:p>
+    <w:p>
+      <w:pPr>
+        <w:numPr>
+          <w:ilvl w:val="0"/>
+          <w:numId w:val="16"/>
+        </w:numPr>
+      </w:pPr>
+      <w:proofErr w:type="spellStart"/>
+      <w:r>
+        <w:t>models</w:t>
+      </w:r>
+      <w:proofErr w:type="spellEnd"/>
+      <w:r>
+        <w:t>/ (</w:t>
+      </w:r>
+      <w:proofErr w:type="spellStart"/>
+      <w:r>
+        <w:t>SQLAlchemy</w:t>
+      </w:r>
+      <w:proofErr w:type="spellEnd"/>
+      <w:r>
+        <w:t>)</w:t>
+      </w:r>
+    </w:p>
+    <w:p>
+      <w:pPr>
+        <w:numPr>
+          <w:ilvl w:val="1"/>
+          <w:numId w:val="16"/>
+        </w:numPr>
+      </w:pPr>
+      <w:r>
+        <w:t xml:space="preserve">base.py (Base, </w:t>
+      </w:r>
+      <w:proofErr w:type="spellStart"/>
+      <w:r>
+        <w:t>TimestampMixin</w:t>
+      </w:r>
+      <w:proofErr w:type="spellEnd"/>
+      <w:r>
+        <w:t>)</w:t>
+      </w:r>
+    </w:p>
+    <w:p>
+      <w:pPr>
+        <w:numPr>
+          <w:ilvl w:val="1"/>
+          <w:numId w:val="16"/>
+        </w:numPr>
+      </w:pPr>
+      <w:r>
+        <w:t>users.py (</w:t>
+      </w:r>
+      <w:proofErr w:type="spellStart"/>
+      <w:r>
+        <w:t>User</w:t>
+      </w:r>
+      <w:proofErr w:type="spellEnd"/>
+      <w:r>
+        <w:t>)</w:t>
+      </w:r>
+    </w:p>
+    <w:p>
+      <w:pPr>
+        <w:numPr>
+          <w:ilvl w:val="1"/>
+          <w:numId w:val="16"/>
+        </w:numPr>
+      </w:pPr>
+      <w:r>
+        <w:t>candidates.py (Candidate)</w:t>
+      </w:r>
+    </w:p>
+    <w:p>
+      <w:pPr>
+        <w:numPr>
+          <w:ilvl w:val="1"/>
+          <w:numId w:val="16"/>
+        </w:numPr>
+      </w:pPr>
+      <w:r>
+        <w:lastRenderedPageBreak/>
+        <w:t xml:space="preserve">companies.py (Company, </w:t>
+      </w:r>
+      <w:proofErr w:type="spellStart"/>
+      <w:r>
+        <w:t>CompanyCulture</w:t>
+      </w:r>
+      <w:proofErr w:type="spellEnd"/>
+      <w:r>
+        <w:t>)</w:t>
+      </w:r>
+    </w:p>
+    <w:p>
+      <w:pPr>
+        <w:numPr>
+          <w:ilvl w:val="1"/>
+          <w:numId w:val="16"/>
+        </w:numPr>
+      </w:pPr>
+      <w:r>
+        <w:t xml:space="preserve">jobs.py (Job, </w:t>
+      </w:r>
+      <w:proofErr w:type="spellStart"/>
+      <w:r>
+        <w:t>TeamProfile</w:t>
+      </w:r>
+      <w:proofErr w:type="spellEnd"/>
+      <w:r>
+        <w:t xml:space="preserve">, </w:t>
+      </w:r>
+      <w:proofErr w:type="spellStart"/>
+      <w:r>
+        <w:t>TeamMember</w:t>
+      </w:r>
+      <w:proofErr w:type="spellEnd"/>
+      <w:r>
+        <w:t xml:space="preserve">, </w:t>
+      </w:r>
+      <w:proofErr w:type="spellStart"/>
+      <w:r>
+        <w:t>Application</w:t>
+      </w:r>
+      <w:proofErr w:type="spellEnd"/>
+      <w:r>
+        <w:t xml:space="preserve">, </w:t>
+      </w:r>
+      <w:proofErr w:type="spellStart"/>
+      <w:r>
+        <w:t>JobRecommendation</w:t>
+      </w:r>
+      <w:proofErr w:type="spellEnd"/>
+      <w:r>
+        <w:t xml:space="preserve">, </w:t>
+      </w:r>
+      <w:proofErr w:type="spellStart"/>
+      <w:r>
+        <w:t>CoTeachingPair</w:t>
+      </w:r>
+      <w:proofErr w:type="spellEnd"/>
+      <w:r>
+        <w:t>)</w:t>
+      </w:r>
+    </w:p>
+    <w:p>
+      <w:pPr>
+        <w:numPr>
+          <w:ilvl w:val="1"/>
+          <w:numId w:val="16"/>
+        </w:numPr>
+      </w:pPr>
+      <w:r>
+        <w:t>interviews.py (</w:t>
+      </w:r>
+      <w:proofErr w:type="spellStart"/>
+      <w:r>
+        <w:t>CandidateInterview</w:t>
+      </w:r>
+      <w:proofErr w:type="spellEnd"/>
+      <w:r>
+        <w:t xml:space="preserve"> – HR </w:t>
+      </w:r>
+      <w:proofErr w:type="spellStart"/>
+      <w:r>
+        <w:t>Copilot</w:t>
+      </w:r>
+      <w:proofErr w:type="spellEnd"/>
+      <w:r>
+        <w:t>)</w:t>
+      </w:r>
+    </w:p>
+    <w:p>
+      <w:pPr>
+        <w:numPr>
+          <w:ilvl w:val="1"/>
+          <w:numId w:val="16"/>
+        </w:numPr>
+      </w:pPr>
+      <w:r>
+        <w:t>skills.py (</w:t>
+      </w:r>
+      <w:proofErr w:type="spellStart"/>
+      <w:r>
+        <w:t>CandidateSkill</w:t>
+      </w:r>
+      <w:proofErr w:type="spellEnd"/>
+      <w:r>
+        <w:t xml:space="preserve">, </w:t>
+      </w:r>
+      <w:proofErr w:type="spellStart"/>
+      <w:r>
+        <w:t>JobSkill</w:t>
+      </w:r>
+      <w:proofErr w:type="spellEnd"/>
+      <w:r>
+        <w:t>)</w:t>
+      </w:r>
+    </w:p>
+    <w:p>
+      <w:pPr>
+        <w:numPr>
+          <w:ilvl w:val="0"/>
+          <w:numId w:val="16"/>
+        </w:numPr>
+      </w:pPr>
+      <w:proofErr w:type="spellStart"/>
+      <w:r>
+        <w:t>db</w:t>
+      </w:r>
+      <w:proofErr w:type="spellEnd"/>
+      <w:r>
+        <w:t>/</w:t>
+      </w:r>
+    </w:p>
+    <w:p>
+      <w:pPr>
+        <w:numPr>
+          <w:ilvl w:val="1"/>
+          <w:numId w:val="16"/>
+        </w:numPr>
+      </w:pPr>
+      <w:r>
+        <w:t xml:space="preserve">session.py (DATABASE_URL, </w:t>
+      </w:r>
+      <w:proofErr w:type="spellStart"/>
+      <w:r>
+        <w:t>engine</w:t>
+      </w:r>
+      <w:proofErr w:type="spellEnd"/>
+      <w:r>
+        <w:t xml:space="preserve">, </w:t>
+      </w:r>
+      <w:proofErr w:type="spellStart"/>
+      <w:r>
+        <w:t>SessionLocal</w:t>
+      </w:r>
+      <w:proofErr w:type="spellEnd"/>
+      <w:r>
+        <w:t>)</w:t>
+      </w:r>
+    </w:p>
+    <w:p>
+      <w:pPr>
+        <w:numPr>
+          <w:ilvl w:val="1"/>
+          <w:numId w:val="16"/>
+        </w:numPr>
+      </w:pPr>
+      <w:r>
+        <w:t>init_db.py (</w:t>
+      </w:r>
+      <w:proofErr w:type="spellStart"/>
+      <w:proofErr w:type="gramStart"/>
+      <w:r>
+        <w:t>Base.metadata.create</w:t>
+      </w:r>
+      <w:proofErr w:type="gramEnd"/>
+      <w:r>
+        <w:t>_all</w:t>
+      </w:r>
+      <w:proofErr w:type="spellEnd"/>
+      <w:r>
+        <w:t>)</w:t>
+      </w:r>
+    </w:p>
+    <w:p>
+      <w:r>
+        <w:pict w14:anchorId="16005FB2">
+          <v:rect id="_x0000_i1131" style="width:0;height:1.5pt" o:hralign="center" o:hrstd="t" o:hr="t" fillcolor="#a0a0a0" stroked="f"/>
+        </w:pict>
+      </w:r>
+    </w:p>
+    <w:p>
+      <w:r>
+        <w:rPr>
+          <w:rFonts w:ascii="Segoe UI Emoji" w:hAnsi="Segoe UI Emoji" w:cs="Segoe UI Emoji"/>
+        </w:rPr>
+        <w:t>🤖</w:t>
+      </w:r>
+      <w:r>
+        <w:t xml:space="preserve"> MCP Multi-Agentes</w:t>
+      </w:r>
+    </w:p>
+    <w:p>
+      <w:pPr>
+        <w:numPr>
+          <w:ilvl w:val="0"/>
+          <w:numId w:val="17"/>
+        </w:numPr>
+      </w:pPr>
+      <w:proofErr w:type="spellStart"/>
+      <w:r>
+        <w:t>Document</w:t>
+      </w:r>
+      <w:proofErr w:type="spellEnd"/>
+      <w:r>
+        <w:t xml:space="preserve"> </w:t>
+      </w:r>
+      <w:proofErr w:type="spellStart"/>
+      <w:r>
+        <w:t>Parser</w:t>
+      </w:r>
+      <w:proofErr w:type="spellEnd"/>
+      <w:r>
+        <w:t xml:space="preserve"> (OCR – Pablo M)</w:t>
+      </w:r>
+      <w:r>
+        <w:br/>
+        <w:t xml:space="preserve">• </w:t>
+      </w:r>
+      <w:proofErr w:type="spellStart"/>
+      <w:r>
+        <w:t>parse_</w:t>
+      </w:r>
+      <w:proofErr w:type="gramStart"/>
+      <w:r>
+        <w:t>pdf</w:t>
+      </w:r>
+      <w:proofErr w:type="spellEnd"/>
+      <w:r>
+        <w:t>(</w:t>
+      </w:r>
+      <w:proofErr w:type="gramEnd"/>
+      <w:r>
+        <w:t xml:space="preserve">), </w:t>
+      </w:r>
+      <w:proofErr w:type="spellStart"/>
+      <w:r>
+        <w:t>parse_</w:t>
+      </w:r>
+      <w:proofErr w:type="gramStart"/>
+      <w:r>
+        <w:t>docx</w:t>
+      </w:r>
+      <w:proofErr w:type="spellEnd"/>
+      <w:r>
+        <w:t>(</w:t>
+      </w:r>
+      <w:proofErr w:type="gramEnd"/>
+      <w:r>
+        <w:t xml:space="preserve">), </w:t>
+      </w:r>
+      <w:proofErr w:type="spellStart"/>
+      <w:r>
+        <w:t>parse_</w:t>
+      </w:r>
+      <w:proofErr w:type="gramStart"/>
+      <w:r>
+        <w:t>image</w:t>
+      </w:r>
+      <w:proofErr w:type="spellEnd"/>
+      <w:r>
+        <w:t>(</w:t>
+      </w:r>
+      <w:proofErr w:type="gramEnd"/>
+      <w:r>
+        <w:t>)</w:t>
+      </w:r>
+      <w:r>
+        <w:br/>
+        <w:t xml:space="preserve">• Devuelve: </w:t>
+      </w:r>
+      <w:proofErr w:type="gramStart"/>
+      <w:r>
+        <w:t xml:space="preserve">{ </w:t>
+      </w:r>
+      <w:proofErr w:type="spellStart"/>
+      <w:r>
+        <w:t>raw</w:t>
+      </w:r>
+      <w:proofErr w:type="gramEnd"/>
+      <w:r>
+        <w:t>_text</w:t>
+      </w:r>
+      <w:proofErr w:type="spellEnd"/>
+      <w:r>
+        <w:t xml:space="preserve">, </w:t>
+      </w:r>
+      <w:proofErr w:type="spellStart"/>
+      <w:r>
+        <w:t>clean_text</w:t>
+      </w:r>
+      <w:proofErr w:type="spellEnd"/>
+      <w:r>
+        <w:t xml:space="preserve">, </w:t>
+      </w:r>
+      <w:proofErr w:type="spellStart"/>
+      <w:proofErr w:type="gramStart"/>
+      <w:r>
+        <w:t>metadata</w:t>
+      </w:r>
+      <w:proofErr w:type="spellEnd"/>
+      <w:r>
+        <w:t xml:space="preserve"> }</w:t>
+      </w:r>
+      <w:proofErr w:type="gramEnd"/>
+    </w:p>
+    <w:p>
+      <w:pPr>
+        <w:numPr>
+          <w:ilvl w:val="0"/>
+          <w:numId w:val="17"/>
+        </w:numPr>
+      </w:pPr>
+      <w:proofErr w:type="spellStart"/>
+      <w:r>
+        <w:t>Skills</w:t>
+      </w:r>
+      <w:proofErr w:type="spellEnd"/>
+      <w:r>
+        <w:t xml:space="preserve"> Extractor (Pablo M)</w:t>
+      </w:r>
+      <w:r>
+        <w:br/>
+        <w:t xml:space="preserve">• </w:t>
+      </w:r>
+      <w:proofErr w:type="spellStart"/>
+      <w:r>
+        <w:t>extract_</w:t>
+      </w:r>
+      <w:proofErr w:type="gramStart"/>
+      <w:r>
+        <w:t>exact</w:t>
+      </w:r>
+      <w:proofErr w:type="spellEnd"/>
+      <w:r>
+        <w:t>(</w:t>
+      </w:r>
+      <w:proofErr w:type="gramEnd"/>
+      <w:r>
+        <w:t xml:space="preserve">), </w:t>
+      </w:r>
+      <w:proofErr w:type="spellStart"/>
+      <w:r>
+        <w:t>extract_</w:t>
+      </w:r>
+      <w:proofErr w:type="gramStart"/>
+      <w:r>
+        <w:t>tfidf</w:t>
+      </w:r>
+      <w:proofErr w:type="spellEnd"/>
+      <w:r>
+        <w:t>(</w:t>
+      </w:r>
+      <w:proofErr w:type="gramEnd"/>
+      <w:r>
+        <w:t xml:space="preserve">), </w:t>
+      </w:r>
+      <w:proofErr w:type="spellStart"/>
+      <w:r>
+        <w:t>extract_</w:t>
+      </w:r>
+      <w:proofErr w:type="gramStart"/>
+      <w:r>
+        <w:t>embeddings</w:t>
+      </w:r>
+      <w:proofErr w:type="spellEnd"/>
+      <w:r>
+        <w:t>(</w:t>
+      </w:r>
+      <w:proofErr w:type="gramEnd"/>
+      <w:r>
+        <w:t>)</w:t>
+      </w:r>
+      <w:r>
+        <w:br/>
+        <w:t xml:space="preserve">• Devuelve: </w:t>
+      </w:r>
+      <w:proofErr w:type="gramStart"/>
+      <w:r>
+        <w:t xml:space="preserve">{ </w:t>
+      </w:r>
+      <w:proofErr w:type="spellStart"/>
+      <w:r>
+        <w:t>must</w:t>
+      </w:r>
+      <w:proofErr w:type="gramEnd"/>
+      <w:r>
+        <w:t>_have</w:t>
+      </w:r>
+      <w:proofErr w:type="spellEnd"/>
+      <w:r>
+        <w:t xml:space="preserve">, </w:t>
+      </w:r>
+      <w:proofErr w:type="spellStart"/>
+      <w:r>
+        <w:t>nice_to_have</w:t>
+      </w:r>
+      <w:proofErr w:type="spellEnd"/>
+      <w:r>
+        <w:t xml:space="preserve">, </w:t>
+      </w:r>
+      <w:proofErr w:type="spellStart"/>
+      <w:r>
+        <w:t>all_</w:t>
+      </w:r>
+      <w:proofErr w:type="gramStart"/>
+      <w:r>
+        <w:t>skills</w:t>
+      </w:r>
+      <w:proofErr w:type="spellEnd"/>
+      <w:r>
+        <w:t xml:space="preserve"> }</w:t>
+      </w:r>
+      <w:proofErr w:type="gramEnd"/>
+    </w:p>
+    <w:p>
+      <w:pPr>
+        <w:numPr>
+          <w:ilvl w:val="0"/>
+          <w:numId w:val="17"/>
+        </w:numPr>
+      </w:pPr>
+      <w:r>
+        <w:t xml:space="preserve">HR </w:t>
+      </w:r>
+      <w:proofErr w:type="spellStart"/>
+      <w:r>
+        <w:t>Copilot</w:t>
+      </w:r>
+      <w:proofErr w:type="spellEnd"/>
+      <w:r>
+        <w:t xml:space="preserve"> (Asier)</w:t>
+      </w:r>
+      <w:r>
+        <w:br/>
+        <w:t>• run(</w:t>
+      </w:r>
+      <w:proofErr w:type="spellStart"/>
+      <w:r>
+        <w:t>answers</w:t>
+      </w:r>
+      <w:proofErr w:type="spellEnd"/>
+      <w:r>
+        <w:t>)</w:t>
+      </w:r>
+      <w:r>
+        <w:br/>
+        <w:t xml:space="preserve">• Devuelve JSON con: motivaciones, </w:t>
+      </w:r>
+      <w:proofErr w:type="spellStart"/>
+      <w:r>
+        <w:t>valores_detectados</w:t>
+      </w:r>
+      <w:proofErr w:type="spellEnd"/>
+      <w:r>
+        <w:t xml:space="preserve">, </w:t>
+      </w:r>
+      <w:proofErr w:type="spellStart"/>
+      <w:r>
+        <w:t>soft_skills</w:t>
+      </w:r>
+      <w:proofErr w:type="spellEnd"/>
+      <w:r>
+        <w:t xml:space="preserve">, </w:t>
+      </w:r>
+      <w:proofErr w:type="spellStart"/>
+      <w:r>
+        <w:t>experiencia_clave</w:t>
+      </w:r>
+      <w:proofErr w:type="spellEnd"/>
+      <w:r>
+        <w:t xml:space="preserve">, </w:t>
+      </w:r>
+      <w:proofErr w:type="spellStart"/>
+      <w:r>
+        <w:t>preferencias_equipo</w:t>
+      </w:r>
+      <w:proofErr w:type="spellEnd"/>
+      <w:r>
+        <w:t xml:space="preserve">, </w:t>
+      </w:r>
+      <w:proofErr w:type="spellStart"/>
+      <w:r>
+        <w:t>resumen_psicologico</w:t>
+      </w:r>
+      <w:proofErr w:type="spellEnd"/>
+    </w:p>
+    <w:p>
+      <w:pPr>
+        <w:numPr>
+          <w:ilvl w:val="0"/>
+          <w:numId w:val="17"/>
+        </w:numPr>
+      </w:pPr>
+      <w:proofErr w:type="spellStart"/>
+      <w:r>
+        <w:t>Matching</w:t>
+      </w:r>
+      <w:proofErr w:type="spellEnd"/>
+      <w:r>
+        <w:t xml:space="preserve"> </w:t>
+      </w:r>
+      <w:proofErr w:type="spellStart"/>
+      <w:r>
+        <w:t>Engine</w:t>
+      </w:r>
+      <w:proofErr w:type="spellEnd"/>
+      <w:r>
+        <w:t xml:space="preserve"> (Miguel)</w:t>
+      </w:r>
+      <w:r>
+        <w:br/>
+        <w:t xml:space="preserve">• </w:t>
+      </w:r>
+      <w:proofErr w:type="spellStart"/>
+      <w:r>
+        <w:t>compute_skills_</w:t>
+      </w:r>
+      <w:proofErr w:type="gramStart"/>
+      <w:r>
+        <w:t>match</w:t>
+      </w:r>
+      <w:proofErr w:type="spellEnd"/>
+      <w:r>
+        <w:t>(</w:t>
+      </w:r>
+      <w:proofErr w:type="gramEnd"/>
+      <w:r>
+        <w:t xml:space="preserve">), </w:t>
+      </w:r>
+      <w:proofErr w:type="spellStart"/>
+      <w:r>
+        <w:t>compute_values_</w:t>
+      </w:r>
+      <w:proofErr w:type="gramStart"/>
+      <w:r>
+        <w:t>match</w:t>
+      </w:r>
+      <w:proofErr w:type="spellEnd"/>
+      <w:r>
+        <w:t>(</w:t>
+      </w:r>
+      <w:proofErr w:type="gramEnd"/>
+      <w:r>
+        <w:t xml:space="preserve">), </w:t>
+      </w:r>
+      <w:proofErr w:type="spellStart"/>
+      <w:r>
+        <w:t>compute_team_</w:t>
+      </w:r>
+      <w:proofErr w:type="gramStart"/>
+      <w:r>
+        <w:t>fit</w:t>
+      </w:r>
+      <w:proofErr w:type="spellEnd"/>
+      <w:r>
+        <w:t>(</w:t>
+      </w:r>
+      <w:proofErr w:type="gramEnd"/>
+      <w:r>
+        <w:t xml:space="preserve">), </w:t>
+      </w:r>
+      <w:proofErr w:type="spellStart"/>
+      <w:r>
+        <w:t>compute_global_</w:t>
+      </w:r>
+      <w:proofErr w:type="gramStart"/>
+      <w:r>
+        <w:t>score</w:t>
+      </w:r>
+      <w:proofErr w:type="spellEnd"/>
+      <w:r>
+        <w:t>(</w:t>
+      </w:r>
+      <w:proofErr w:type="gramEnd"/>
+      <w:r>
+        <w:t>)</w:t>
+      </w:r>
+      <w:r>
+        <w:br/>
+        <w:t>• Fórmula: global = 0.5*</w:t>
+      </w:r>
+      <w:proofErr w:type="spellStart"/>
+      <w:r>
+        <w:t>skills</w:t>
+      </w:r>
+      <w:proofErr w:type="spellEnd"/>
+      <w:r>
+        <w:t xml:space="preserve"> + 0.3*</w:t>
+      </w:r>
+      <w:proofErr w:type="spellStart"/>
+      <w:r>
+        <w:t>values</w:t>
+      </w:r>
+      <w:proofErr w:type="spellEnd"/>
+      <w:r>
+        <w:t xml:space="preserve"> + 0.2*</w:t>
+      </w:r>
+      <w:proofErr w:type="spellStart"/>
+      <w:r>
+        <w:t>team_fit</w:t>
+      </w:r>
+      <w:proofErr w:type="spellEnd"/>
+    </w:p>
+    <w:p>
+      <w:pPr>
+        <w:numPr>
+          <w:ilvl w:val="0"/>
+          <w:numId w:val="17"/>
+        </w:numPr>
+      </w:pPr>
+      <w:r>
+        <w:t>Co-</w:t>
+      </w:r>
+      <w:proofErr w:type="spellStart"/>
+      <w:r>
+        <w:t>Teaching</w:t>
+      </w:r>
+      <w:proofErr w:type="spellEnd"/>
+      <w:r>
+        <w:t xml:space="preserve"> </w:t>
+      </w:r>
+      <w:proofErr w:type="spellStart"/>
+      <w:r>
+        <w:t>Engine</w:t>
+      </w:r>
+      <w:proofErr w:type="spellEnd"/>
+      <w:r>
+        <w:t xml:space="preserve"> (Miguel)</w:t>
+      </w:r>
+      <w:r>
+        <w:br/>
+        <w:t xml:space="preserve">• </w:t>
+      </w:r>
+      <w:proofErr w:type="spellStart"/>
+      <w:r>
+        <w:t>find_pairs_for_</w:t>
+      </w:r>
+      <w:proofErr w:type="gramStart"/>
+      <w:r>
+        <w:t>job</w:t>
+      </w:r>
+      <w:proofErr w:type="spellEnd"/>
+      <w:r>
+        <w:t>(</w:t>
+      </w:r>
+      <w:proofErr w:type="gramEnd"/>
+      <w:r>
+        <w:t xml:space="preserve">), </w:t>
+      </w:r>
+      <w:proofErr w:type="spellStart"/>
+      <w:r>
+        <w:t>compute_pair_</w:t>
+      </w:r>
+      <w:proofErr w:type="gramStart"/>
+      <w:r>
+        <w:t>coverage</w:t>
+      </w:r>
+      <w:proofErr w:type="spellEnd"/>
+      <w:r>
+        <w:t>(</w:t>
+      </w:r>
+      <w:proofErr w:type="gramEnd"/>
+      <w:r>
+        <w:t xml:space="preserve">), </w:t>
+      </w:r>
+      <w:proofErr w:type="spellStart"/>
+      <w:r>
+        <w:t>compute_pair_</w:t>
+      </w:r>
+      <w:proofErr w:type="gramStart"/>
+      <w:r>
+        <w:t>risk</w:t>
+      </w:r>
+      <w:proofErr w:type="spellEnd"/>
+      <w:r>
+        <w:t>(</w:t>
+      </w:r>
+      <w:proofErr w:type="gramEnd"/>
+      <w:r>
+        <w:t>)</w:t>
+      </w:r>
+    </w:p>
+    <w:p>
+      <w:pPr>
+        <w:numPr>
+          <w:ilvl w:val="0"/>
+          <w:numId w:val="17"/>
+        </w:numPr>
+      </w:pPr>
+      <w:proofErr w:type="spellStart"/>
+      <w:r>
+        <w:t>Scraping</w:t>
+      </w:r>
+      <w:proofErr w:type="spellEnd"/>
+      <w:r>
+        <w:t xml:space="preserve"> &amp; </w:t>
+      </w:r>
+      <w:proofErr w:type="spellStart"/>
+      <w:r>
+        <w:t>Datasets</w:t>
+      </w:r>
+      <w:proofErr w:type="spellEnd"/>
+      <w:r>
+        <w:t xml:space="preserve"> (Pablo)</w:t>
+      </w:r>
+      <w:r>
+        <w:br/>
+        <w:t xml:space="preserve">• </w:t>
+      </w:r>
+      <w:proofErr w:type="spellStart"/>
+      <w:r>
+        <w:t>values_</w:t>
+      </w:r>
+      <w:proofErr w:type="gramStart"/>
+      <w:r>
+        <w:t>dataset.json</w:t>
+      </w:r>
+      <w:proofErr w:type="spellEnd"/>
+      <w:proofErr w:type="gramEnd"/>
+      <w:r>
+        <w:t xml:space="preserve">, </w:t>
+      </w:r>
+      <w:proofErr w:type="spellStart"/>
+      <w:r>
+        <w:t>courses_</w:t>
+      </w:r>
+      <w:proofErr w:type="gramStart"/>
+      <w:r>
+        <w:t>dataset.json</w:t>
+      </w:r>
+      <w:proofErr w:type="spellEnd"/>
+      <w:proofErr w:type="gramEnd"/>
+      <w:r>
+        <w:br/>
+        <w:t>• values_scraper.py, courses_scraper.py</w:t>
+      </w:r>
+    </w:p>
+    <w:p>
+      <w:r>
+        <w:pict w14:anchorId="2763F9EB">
+          <v:rect id="_x0000_i1132" style="width:0;height:1.5pt" o:hralign="center" o:hrstd="t" o:hr="t" fillcolor="#a0a0a0" stroked="f"/>
+        </w:pict>
+      </w:r>
+    </w:p>
+    <w:p>
+      <w:r>
+        <w:rPr>
+          <w:rFonts w:ascii="Segoe UI Emoji" w:hAnsi="Segoe UI Emoji" w:cs="Segoe UI Emoji"/>
+        </w:rPr>
+        <w:t>🎨</w:t>
+      </w:r>
+      <w:r>
+        <w:t xml:space="preserve"> </w:t>
+      </w:r>
+      <w:proofErr w:type="spellStart"/>
+      <w:r>
+        <w:t>Frontend</w:t>
+      </w:r>
+      <w:proofErr w:type="spellEnd"/>
+      <w:r>
+        <w:t xml:space="preserve"> (</w:t>
+      </w:r>
+      <w:proofErr w:type="spellStart"/>
+      <w:r>
+        <w:t>Streamlit</w:t>
+      </w:r>
+      <w:proofErr w:type="spellEnd"/>
+      <w:r>
+        <w:t>)</w:t>
+      </w:r>
+    </w:p>
+    <w:p>
+      <w:r>
+        <w:t xml:space="preserve">Totalmente separado por roles mediante </w:t>
+      </w:r>
+      <w:proofErr w:type="spellStart"/>
+      <w:r>
+        <w:t>session_state</w:t>
+      </w:r>
+      <w:proofErr w:type="spellEnd"/>
+      <w:r>
+        <w:t>["role"]:</w:t>
+      </w:r>
+    </w:p>
+    <w:p>
+      <w:r>
+        <w:lastRenderedPageBreak/>
+        <w:t>Portal Candidato</w:t>
+      </w:r>
+      <w:r>
+        <w:br/>
+        <w:t xml:space="preserve">• </w:t>
+      </w:r>
+      <w:proofErr w:type="spellStart"/>
+      <w:r>
+        <w:t>Dashboard</w:t>
+      </w:r>
+      <w:proofErr w:type="spellEnd"/>
+      <w:r>
+        <w:br/>
+        <w:t xml:space="preserve">• Mi perfil (CV </w:t>
+      </w:r>
+      <w:proofErr w:type="spellStart"/>
+      <w:r>
+        <w:t>upload</w:t>
+      </w:r>
+      <w:proofErr w:type="spellEnd"/>
+      <w:r>
+        <w:t xml:space="preserve"> + análisis de </w:t>
+      </w:r>
+      <w:proofErr w:type="spellStart"/>
+      <w:r>
+        <w:t>skills</w:t>
+      </w:r>
+      <w:proofErr w:type="spellEnd"/>
+      <w:r>
+        <w:t>)</w:t>
+      </w:r>
+      <w:r>
+        <w:br/>
+        <w:t xml:space="preserve">• Llamada IA (HR </w:t>
+      </w:r>
+      <w:proofErr w:type="spellStart"/>
+      <w:r>
+        <w:t>Copilot</w:t>
+      </w:r>
+      <w:proofErr w:type="spellEnd"/>
+      <w:r>
+        <w:t>)</w:t>
+      </w:r>
+      <w:r>
+        <w:br/>
+        <w:t>• Vacantes recomendadas</w:t>
+      </w:r>
+      <w:r>
+        <w:br/>
+        <w:t>• Mejora (gaps + cursos)</w:t>
+      </w:r>
+    </w:p>
+    <w:p>
+      <w:r>
+        <w:t>Portal Empresa</w:t>
+      </w:r>
+      <w:r>
+        <w:br/>
+        <w:t xml:space="preserve">• </w:t>
+      </w:r>
+      <w:proofErr w:type="spellStart"/>
+      <w:r>
+        <w:t>Dashboard</w:t>
+      </w:r>
+      <w:proofErr w:type="spellEnd"/>
+      <w:r>
+        <w:br/>
+        <w:t>• Perfil empresa (valores + cultura)</w:t>
+      </w:r>
+      <w:r>
+        <w:br/>
+        <w:t xml:space="preserve">• Crear vacante (JD + equipo + </w:t>
+      </w:r>
+      <w:proofErr w:type="spellStart"/>
+      <w:r>
+        <w:t>Must</w:t>
+      </w:r>
+      <w:proofErr w:type="spellEnd"/>
+      <w:r>
+        <w:t>/</w:t>
+      </w:r>
+      <w:proofErr w:type="spellStart"/>
+      <w:r>
+        <w:t>Nice</w:t>
+      </w:r>
+      <w:proofErr w:type="spellEnd"/>
+      <w:r>
+        <w:t>)</w:t>
+      </w:r>
+      <w:r>
+        <w:br/>
+        <w:t>• Analítica de talento</w:t>
+      </w:r>
+      <w:r>
+        <w:br/>
+        <w:t>• Co-</w:t>
+      </w:r>
+      <w:proofErr w:type="spellStart"/>
+      <w:r>
+        <w:t>Teaching</w:t>
+      </w:r>
+      <w:proofErr w:type="spellEnd"/>
+    </w:p>
+    <w:p>
+      <w:r>
+        <w:t xml:space="preserve">Estilo: Tema Accenture en </w:t>
+      </w:r>
+      <w:proofErr w:type="spellStart"/>
+      <w:proofErr w:type="gramStart"/>
+      <w:r>
+        <w:t>utils.apply</w:t>
+      </w:r>
+      <w:proofErr w:type="gramEnd"/>
+      <w:r>
+        <w:t>_accenture_</w:t>
+      </w:r>
+      <w:proofErr w:type="gramStart"/>
+      <w:r>
+        <w:t>theme</w:t>
+      </w:r>
+      <w:proofErr w:type="spellEnd"/>
+      <w:r>
+        <w:t>(</w:t>
+      </w:r>
+      <w:proofErr w:type="gramEnd"/>
+      <w:r>
+        <w:t>) (morado #A100FF).</w:t>
+      </w:r>
+      <w:r>
+        <w:br/>
+        <w:t xml:space="preserve">El </w:t>
+      </w:r>
+      <w:proofErr w:type="spellStart"/>
+      <w:r>
+        <w:t>frontend</w:t>
+      </w:r>
+      <w:proofErr w:type="spellEnd"/>
+      <w:r>
+        <w:t xml:space="preserve"> obtiene la URL del </w:t>
+      </w:r>
+      <w:proofErr w:type="spellStart"/>
+      <w:r>
+        <w:t>backend</w:t>
+      </w:r>
+      <w:proofErr w:type="spellEnd"/>
+      <w:r>
+        <w:t xml:space="preserve"> con </w:t>
+      </w:r>
+      <w:proofErr w:type="spellStart"/>
+      <w:r>
+        <w:t>get_backend_</w:t>
+      </w:r>
+      <w:proofErr w:type="gramStart"/>
+      <w:r>
+        <w:t>url</w:t>
+      </w:r>
+      <w:proofErr w:type="spellEnd"/>
+      <w:r>
+        <w:t>(</w:t>
+      </w:r>
+      <w:proofErr w:type="gramEnd"/>
+      <w:r>
+        <w:t xml:space="preserve">) en utils.py (BACKEND_URL vía </w:t>
+      </w:r>
+      <w:proofErr w:type="spellStart"/>
+      <w:r>
+        <w:t>env</w:t>
+      </w:r>
+      <w:proofErr w:type="spellEnd"/>
+      <w:r>
+        <w:t xml:space="preserve"> </w:t>
+      </w:r>
+      <w:proofErr w:type="spellStart"/>
+      <w:r>
+        <w:t>var</w:t>
+      </w:r>
+      <w:proofErr w:type="spellEnd"/>
+      <w:r>
+        <w:t xml:space="preserve">; </w:t>
+      </w:r>
+      <w:proofErr w:type="spellStart"/>
+      <w:r>
+        <w:t>fallback</w:t>
+      </w:r>
+      <w:proofErr w:type="spellEnd"/>
+      <w:r>
+        <w:t xml:space="preserve"> http://localhost:8000).</w:t>
+      </w:r>
+    </w:p>
+    <w:p>
+      <w:r>
+        <w:pict w14:anchorId="4177866F">
+          <v:rect id="_x0000_i1133" style="width:0;height:1.5pt" o:hralign="center" o:hrstd="t" o:hr="t" fillcolor="#a0a0a0" stroked="f"/>
+        </w:pict>
+      </w:r>
+    </w:p>
+    <w:p>
+      <w:r>
+        <w:rPr>
+          <w:rFonts w:ascii="Segoe UI Emoji" w:hAnsi="Segoe UI Emoji" w:cs="Segoe UI Emoji"/>
+        </w:rPr>
+        <w:t>📡</w:t>
+      </w:r>
+      <w:r>
+        <w:t xml:space="preserve"> </w:t>
+      </w:r>
+      <w:proofErr w:type="spellStart"/>
+      <w:r>
+        <w:t>Backend</w:t>
+      </w:r>
+      <w:proofErr w:type="spellEnd"/>
+      <w:r>
+        <w:t xml:space="preserve"> (</w:t>
+      </w:r>
+      <w:proofErr w:type="spellStart"/>
+      <w:r>
+        <w:t>FastAPI</w:t>
+      </w:r>
+      <w:proofErr w:type="spellEnd"/>
+      <w:r>
+        <w:t>) — Rutas</w:t>
+      </w:r>
+    </w:p>
+    <w:p>
+      <w:r>
+        <w:t>Candidate</w:t>
+      </w:r>
+      <w:r>
+        <w:br/>
+        <w:t>• POST /candidates/</w:t>
+      </w:r>
+      <w:proofErr w:type="spellStart"/>
+      <w:r>
+        <w:t>create</w:t>
+      </w:r>
+      <w:proofErr w:type="spellEnd"/>
+      <w:r>
+        <w:br/>
+        <w:t>• GET /candidates/{id}/</w:t>
+      </w:r>
+      <w:proofErr w:type="spellStart"/>
+      <w:r>
+        <w:t>profile</w:t>
+      </w:r>
+      <w:proofErr w:type="spellEnd"/>
+      <w:r>
+        <w:br/>
+        <w:t>• PUT /candidates/{id}/</w:t>
+      </w:r>
+      <w:proofErr w:type="spellStart"/>
+      <w:r>
+        <w:t>profile</w:t>
+      </w:r>
+      <w:proofErr w:type="spellEnd"/>
+      <w:r>
+        <w:br/>
+        <w:t>• POST /candidates/{id}/</w:t>
+      </w:r>
+      <w:proofErr w:type="spellStart"/>
+      <w:r>
+        <w:t>profile?parse_cv</w:t>
+      </w:r>
+      <w:proofErr w:type="spellEnd"/>
+      <w:r>
+        <w:t>=true</w:t>
+      </w:r>
+      <w:r>
+        <w:br/>
+        <w:t>• GET /candidates/{id}/</w:t>
+      </w:r>
+      <w:proofErr w:type="spellStart"/>
+      <w:r>
+        <w:t>recommended_jobs</w:t>
+      </w:r>
+      <w:proofErr w:type="spellEnd"/>
+      <w:r>
+        <w:br/>
+        <w:t>• GET /candidates/{id}/</w:t>
+      </w:r>
+      <w:proofErr w:type="spellStart"/>
+      <w:r>
+        <w:t>job</w:t>
+      </w:r>
+      <w:proofErr w:type="spellEnd"/>
+      <w:r>
+        <w:t>/{</w:t>
+      </w:r>
+      <w:proofErr w:type="spellStart"/>
+      <w:r>
+        <w:t>job</w:t>
+      </w:r>
+      <w:proofErr w:type="spellEnd"/>
+      <w:r>
+        <w:t>}/gaps</w:t>
+      </w:r>
+    </w:p>
+    <w:p>
+      <w:r>
+        <w:t>Company</w:t>
+      </w:r>
+      <w:r>
+        <w:br/>
+        <w:t>• POST /</w:t>
+      </w:r>
+      <w:proofErr w:type="spellStart"/>
+      <w:r>
+        <w:t>companies</w:t>
+      </w:r>
+      <w:proofErr w:type="spellEnd"/>
+      <w:r>
+        <w:t>/</w:t>
+      </w:r>
+      <w:proofErr w:type="spellStart"/>
+      <w:r>
+        <w:t>create</w:t>
+      </w:r>
+      <w:proofErr w:type="spellEnd"/>
+      <w:r>
+        <w:br/>
+        <w:t>• GET /</w:t>
+      </w:r>
+      <w:proofErr w:type="spellStart"/>
+      <w:r>
+        <w:t>companies</w:t>
+      </w:r>
+      <w:proofErr w:type="spellEnd"/>
+      <w:r>
+        <w:t>/{id}/</w:t>
+      </w:r>
+      <w:proofErr w:type="spellStart"/>
+      <w:r>
+        <w:t>profile</w:t>
+      </w:r>
+      <w:proofErr w:type="spellEnd"/>
+      <w:r>
+        <w:br/>
+        <w:t>• PUT /</w:t>
+      </w:r>
+      <w:proofErr w:type="spellStart"/>
+      <w:r>
+        <w:t>companies</w:t>
+      </w:r>
+      <w:proofErr w:type="spellEnd"/>
+      <w:r>
+        <w:t>/{id}/</w:t>
+      </w:r>
+      <w:proofErr w:type="spellStart"/>
+      <w:r>
+        <w:t>profile</w:t>
+      </w:r>
+      <w:proofErr w:type="spellEnd"/>
+    </w:p>
+    <w:p>
+      <w:r>
+        <w:t>Jobs</w:t>
+      </w:r>
+      <w:r>
+        <w:br/>
+        <w:t>• POST /</w:t>
+      </w:r>
+      <w:proofErr w:type="spellStart"/>
+      <w:r>
+        <w:t>jobs</w:t>
+      </w:r>
+      <w:proofErr w:type="spellEnd"/>
+      <w:r>
+        <w:t>/</w:t>
+      </w:r>
+      <w:proofErr w:type="spellStart"/>
+      <w:r>
+        <w:t>create</w:t>
+      </w:r>
+      <w:proofErr w:type="spellEnd"/>
+      <w:r>
+        <w:t xml:space="preserve"> (JSON + opcional file JD)</w:t>
+      </w:r>
+      <w:r>
+        <w:br/>
+        <w:t>• GET /</w:t>
+      </w:r>
+      <w:proofErr w:type="spellStart"/>
+      <w:r>
+        <w:t>jobs</w:t>
+      </w:r>
+      <w:proofErr w:type="spellEnd"/>
+      <w:r>
+        <w:t>/{id}/</w:t>
+      </w:r>
+      <w:proofErr w:type="spellStart"/>
+      <w:r>
+        <w:t>extract_skills</w:t>
+      </w:r>
+      <w:proofErr w:type="spellEnd"/>
+      <w:r>
+        <w:br/>
+        <w:t>• GET /</w:t>
+      </w:r>
+      <w:proofErr w:type="spellStart"/>
+      <w:r>
+        <w:t>jobs</w:t>
+      </w:r>
+      <w:proofErr w:type="spellEnd"/>
+      <w:r>
+        <w:t>/{id}/</w:t>
+      </w:r>
+      <w:proofErr w:type="spellStart"/>
+      <w:r>
+        <w:t>match_candidates</w:t>
+      </w:r>
+      <w:proofErr w:type="spellEnd"/>
+      <w:r>
+        <w:br/>
+        <w:t>• GET /</w:t>
+      </w:r>
+      <w:proofErr w:type="spellStart"/>
+      <w:r>
+        <w:t>jobs</w:t>
+      </w:r>
+      <w:proofErr w:type="spellEnd"/>
+      <w:r>
+        <w:t>/{id}/</w:t>
+      </w:r>
+      <w:proofErr w:type="spellStart"/>
+      <w:r>
+        <w:t>co_teaching</w:t>
+      </w:r>
+      <w:proofErr w:type="spellEnd"/>
+    </w:p>
+    <w:p>
+      <w:r>
+        <w:t xml:space="preserve">HR </w:t>
+      </w:r>
+      <w:proofErr w:type="spellStart"/>
+      <w:r>
+        <w:t>Copilot</w:t>
+      </w:r>
+      <w:proofErr w:type="spellEnd"/>
+      <w:r>
+        <w:br/>
+        <w:t>• POST /</w:t>
+      </w:r>
+      <w:proofErr w:type="spellStart"/>
+      <w:r>
+        <w:t>copilot</w:t>
+      </w:r>
+      <w:proofErr w:type="spellEnd"/>
+      <w:r>
+        <w:t>/</w:t>
+      </w:r>
+      <w:proofErr w:type="spellStart"/>
+      <w:r>
+        <w:t>process_call</w:t>
+      </w:r>
+      <w:proofErr w:type="spellEnd"/>
+    </w:p>
+    <w:p>
+      <w:r>
+        <w:t>Todas disponibles (</w:t>
+      </w:r>
+      <w:proofErr w:type="spellStart"/>
+      <w:r>
+        <w:t>dummy</w:t>
+      </w:r>
+      <w:proofErr w:type="spellEnd"/>
+      <w:r>
+        <w:t xml:space="preserve"> o reales según el estado del módulo), pero la </w:t>
+      </w:r>
+      <w:r>
         <w:rPr>
           <w:b/>
           <w:bCs/>
         </w:rPr>
-      </w:pPr>
+        <w:t>arquitectura y contratos deben respetarse</w:t>
+      </w:r>
+      <w:r>
+        <w:t>.</w:t>
+      </w:r>
+    </w:p>
+    <w:p>
+      <w:r>
+        <w:lastRenderedPageBreak/>
+        <w:pict w14:anchorId="216D36E7">
+          <v:rect id="_x0000_i1134" style="width:0;height:1.5pt" o:hralign="center" o:hrstd="t" o:hr="t" fillcolor="#a0a0a0" stroked="f"/>
+        </w:pict>
+      </w:r>
+    </w:p>
+    <w:p>
       <w:r>
         <w:rPr>
           <w:rFonts w:ascii="Segoe UI Emoji" w:hAnsi="Segoe UI Emoji" w:cs="Segoe UI Emoji"/>
-          <w:b/>
-          <w:bCs/>
+        </w:rPr>
+        <w:t>🗄️</w:t>
+      </w:r>
+      <w:r>
+        <w:t xml:space="preserve"> Base de Datos</w:t>
+      </w:r>
+    </w:p>
+    <w:p>
+      <w:r>
+        <w:t xml:space="preserve">PostgreSQL gestionado vía </w:t>
+      </w:r>
+      <w:proofErr w:type="spellStart"/>
+      <w:r>
+        <w:t>SQLAlchemy</w:t>
+      </w:r>
+      <w:proofErr w:type="spellEnd"/>
+      <w:r>
+        <w:t xml:space="preserve"> (modelos en </w:t>
+      </w:r>
+      <w:proofErr w:type="spellStart"/>
+      <w:r>
+        <w:t>backend</w:t>
+      </w:r>
+      <w:proofErr w:type="spellEnd"/>
+      <w:r>
+        <w:t>/</w:t>
+      </w:r>
+      <w:proofErr w:type="gramStart"/>
+      <w:r>
+        <w:t>app</w:t>
+      </w:r>
+      <w:proofErr w:type="gramEnd"/>
+      <w:r>
+        <w:t>/</w:t>
+      </w:r>
+      <w:proofErr w:type="spellStart"/>
+      <w:r>
+        <w:t>models</w:t>
+      </w:r>
+      <w:proofErr w:type="spellEnd"/>
+      <w:r>
+        <w:t>/).</w:t>
+      </w:r>
+      <w:r>
+        <w:br/>
+        <w:t>Conectividad en Docker:</w:t>
+      </w:r>
+    </w:p>
+    <w:p>
+      <w:r>
+        <w:t>• DATABASE_URL interna (</w:t>
+      </w:r>
+      <w:proofErr w:type="spellStart"/>
+      <w:r>
+        <w:t>backend</w:t>
+      </w:r>
+      <w:proofErr w:type="spellEnd"/>
+      <w:r>
+        <w:t>):</w:t>
+      </w:r>
+      <w:r>
+        <w:br/>
+        <w:t>postgresql+psycopg2://matchkey_user:matchkey_password@db:5432/matchkey</w:t>
+      </w:r>
+    </w:p>
+    <w:p>
+      <w:r>
+        <w:t>Tablas clave (ya modeladas):</w:t>
+      </w:r>
+      <w:r>
+        <w:br/>
+        <w:t xml:space="preserve">• </w:t>
+      </w:r>
+      <w:proofErr w:type="spellStart"/>
+      <w:r>
+        <w:t>users</w:t>
+      </w:r>
+      <w:proofErr w:type="spellEnd"/>
+      <w:r>
+        <w:br/>
+        <w:t>• candidates</w:t>
+      </w:r>
+      <w:r>
+        <w:br/>
+        <w:t xml:space="preserve">• </w:t>
+      </w:r>
+      <w:proofErr w:type="spellStart"/>
+      <w:r>
+        <w:t>candidate_skills</w:t>
+      </w:r>
+      <w:proofErr w:type="spellEnd"/>
+      <w:r>
+        <w:br/>
+        <w:t xml:space="preserve">• </w:t>
+      </w:r>
+      <w:proofErr w:type="spellStart"/>
+      <w:r>
+        <w:t>candidate_interviews</w:t>
+      </w:r>
+      <w:proofErr w:type="spellEnd"/>
+      <w:r>
+        <w:t xml:space="preserve"> (HR </w:t>
+      </w:r>
+      <w:proofErr w:type="spellStart"/>
+      <w:r>
+        <w:t>Copilot</w:t>
+      </w:r>
+      <w:proofErr w:type="spellEnd"/>
+      <w:r>
+        <w:t>)</w:t>
+      </w:r>
+      <w:r>
+        <w:br/>
+        <w:t xml:space="preserve">• </w:t>
+      </w:r>
+      <w:proofErr w:type="spellStart"/>
+      <w:r>
+        <w:t>companies</w:t>
+      </w:r>
+      <w:proofErr w:type="spellEnd"/>
+      <w:r>
+        <w:br/>
+        <w:t xml:space="preserve">• </w:t>
+      </w:r>
+      <w:proofErr w:type="spellStart"/>
+      <w:r>
+        <w:t>company_culture</w:t>
+      </w:r>
+      <w:proofErr w:type="spellEnd"/>
+      <w:r>
+        <w:br/>
+        <w:t xml:space="preserve">• </w:t>
+      </w:r>
+      <w:proofErr w:type="spellStart"/>
+      <w:r>
+        <w:t>jobs</w:t>
+      </w:r>
+      <w:proofErr w:type="spellEnd"/>
+      <w:r>
+        <w:br/>
+        <w:t xml:space="preserve">• </w:t>
+      </w:r>
+      <w:proofErr w:type="spellStart"/>
+      <w:r>
+        <w:t>job_skills</w:t>
+      </w:r>
+      <w:proofErr w:type="spellEnd"/>
+      <w:r>
+        <w:t xml:space="preserve"> (</w:t>
+      </w:r>
+      <w:proofErr w:type="spellStart"/>
+      <w:r>
+        <w:t>Must</w:t>
+      </w:r>
+      <w:proofErr w:type="spellEnd"/>
+      <w:r>
+        <w:t>/</w:t>
+      </w:r>
+      <w:proofErr w:type="spellStart"/>
+      <w:r>
+        <w:t>Nice</w:t>
+      </w:r>
+      <w:proofErr w:type="spellEnd"/>
+      <w:r>
+        <w:t>)</w:t>
+      </w:r>
+      <w:r>
+        <w:br/>
+        <w:t xml:space="preserve">• </w:t>
+      </w:r>
+      <w:proofErr w:type="spellStart"/>
+      <w:r>
+        <w:t>team_profiles</w:t>
+      </w:r>
+      <w:proofErr w:type="spellEnd"/>
+      <w:r>
+        <w:br/>
+        <w:t xml:space="preserve">• </w:t>
+      </w:r>
+      <w:proofErr w:type="spellStart"/>
+      <w:r>
+        <w:t>team_members</w:t>
+      </w:r>
+      <w:proofErr w:type="spellEnd"/>
+      <w:r>
+        <w:br/>
+        <w:t xml:space="preserve">• </w:t>
+      </w:r>
+      <w:proofErr w:type="spellStart"/>
+      <w:r>
+        <w:t>applications</w:t>
+      </w:r>
+      <w:proofErr w:type="spellEnd"/>
+      <w:r>
+        <w:br/>
+        <w:t xml:space="preserve">• </w:t>
+      </w:r>
+      <w:proofErr w:type="spellStart"/>
+      <w:r>
+        <w:t>job_recommendations</w:t>
+      </w:r>
+      <w:proofErr w:type="spellEnd"/>
+      <w:r>
+        <w:br/>
+        <w:t xml:space="preserve">• </w:t>
+      </w:r>
+      <w:proofErr w:type="spellStart"/>
+      <w:r>
+        <w:t>co_teaching_pairs</w:t>
+      </w:r>
+      <w:proofErr w:type="spellEnd"/>
+    </w:p>
+    <w:p>
+      <w:r>
+        <w:t xml:space="preserve">Las tablas se crean con init_db.py usando </w:t>
+      </w:r>
+      <w:proofErr w:type="spellStart"/>
+      <w:proofErr w:type="gramStart"/>
+      <w:r>
+        <w:t>Base.metadata.create</w:t>
+      </w:r>
+      <w:proofErr w:type="gramEnd"/>
+      <w:r>
+        <w:t>_all</w:t>
+      </w:r>
+      <w:proofErr w:type="spellEnd"/>
+      <w:r>
+        <w:t>(</w:t>
+      </w:r>
+      <w:proofErr w:type="spellStart"/>
+      <w:r>
+        <w:t>bind</w:t>
+      </w:r>
+      <w:proofErr w:type="spellEnd"/>
+      <w:r>
+        <w:t>=</w:t>
+      </w:r>
+      <w:proofErr w:type="spellStart"/>
+      <w:r>
+        <w:t>engine</w:t>
+      </w:r>
+      <w:proofErr w:type="spellEnd"/>
+      <w:r>
+        <w:t>).</w:t>
+      </w:r>
+    </w:p>
+    <w:p>
+      <w:r>
+        <w:pict w14:anchorId="75E008F1">
+          <v:rect id="_x0000_i1135" style="width:0;height:1.5pt" o:hralign="center" o:hrstd="t" o:hr="t" fillcolor="#a0a0a0" stroked="f"/>
+        </w:pict>
+      </w:r>
+    </w:p>
+    <w:p>
+      <w:r>
+        <w:rPr>
+          <w:rFonts w:ascii="Segoe UI Emoji" w:hAnsi="Segoe UI Emoji" w:cs="Segoe UI Emoji"/>
+        </w:rPr>
+        <w:t>🐳</w:t>
+      </w:r>
+      <w:r>
+        <w:t xml:space="preserve"> Docker (3 servicios)</w:t>
+      </w:r>
+    </w:p>
+    <w:p>
+      <w:r>
+        <w:t xml:space="preserve">• </w:t>
+      </w:r>
+      <w:proofErr w:type="spellStart"/>
+      <w:r>
+        <w:t>frontend</w:t>
+      </w:r>
+      <w:proofErr w:type="spellEnd"/>
+      <w:r>
+        <w:t xml:space="preserve"> → </w:t>
+      </w:r>
+      <w:proofErr w:type="spellStart"/>
+      <w:r>
+        <w:t>Streamlit</w:t>
+      </w:r>
+      <w:proofErr w:type="spellEnd"/>
+      <w:r>
+        <w:t xml:space="preserve"> → expuesto en localhost:8501</w:t>
+      </w:r>
+    </w:p>
+    <w:p>
+      <w:pPr>
+        <w:numPr>
+          <w:ilvl w:val="0"/>
+          <w:numId w:val="18"/>
+        </w:numPr>
+      </w:pPr>
+      <w:r>
+        <w:t>Usa BACKEND_URL=http://backend:8000 (</w:t>
+      </w:r>
+      <w:proofErr w:type="spellStart"/>
+      <w:r>
+        <w:t>env</w:t>
+      </w:r>
+      <w:proofErr w:type="spellEnd"/>
+      <w:r>
+        <w:t xml:space="preserve"> </w:t>
+      </w:r>
+      <w:proofErr w:type="spellStart"/>
+      <w:r>
+        <w:t>var</w:t>
+      </w:r>
+      <w:proofErr w:type="spellEnd"/>
+      <w:r>
+        <w:t>)</w:t>
+      </w:r>
+    </w:p>
+    <w:p>
+      <w:r>
+        <w:t xml:space="preserve">• </w:t>
+      </w:r>
+      <w:proofErr w:type="spellStart"/>
+      <w:r>
+        <w:t>backend</w:t>
+      </w:r>
+      <w:proofErr w:type="spellEnd"/>
+      <w:r>
+        <w:t xml:space="preserve"> → </w:t>
+      </w:r>
+      <w:proofErr w:type="spellStart"/>
+      <w:r>
+        <w:t>FastAPI</w:t>
+      </w:r>
+      <w:proofErr w:type="spellEnd"/>
+      <w:r>
+        <w:t xml:space="preserve"> → expuesto en localhost:8000</w:t>
+      </w:r>
+    </w:p>
+    <w:p>
+      <w:pPr>
+        <w:numPr>
+          <w:ilvl w:val="0"/>
+          <w:numId w:val="19"/>
+        </w:numPr>
+      </w:pPr>
+      <w:r>
+        <w:t xml:space="preserve">Usa DATABASE_URL para conectar a </w:t>
+      </w:r>
+      <w:proofErr w:type="spellStart"/>
+      <w:r>
+        <w:t>Postgres</w:t>
+      </w:r>
+      <w:proofErr w:type="spellEnd"/>
+      <w:r>
+        <w:t xml:space="preserve"> (host=</w:t>
+      </w:r>
+      <w:proofErr w:type="spellStart"/>
+      <w:r>
+        <w:t>db</w:t>
+      </w:r>
+      <w:proofErr w:type="spellEnd"/>
+      <w:r>
+        <w:t>)</w:t>
+      </w:r>
+    </w:p>
+    <w:p>
+      <w:r>
+        <w:t xml:space="preserve">• </w:t>
+      </w:r>
+      <w:proofErr w:type="spellStart"/>
+      <w:r>
+        <w:t>db</w:t>
+      </w:r>
+      <w:proofErr w:type="spellEnd"/>
+      <w:r>
+        <w:t xml:space="preserve"> → PostgreSQL (</w:t>
+      </w:r>
+      <w:proofErr w:type="spellStart"/>
+      <w:r>
+        <w:t>matchkey_user</w:t>
+      </w:r>
+      <w:proofErr w:type="spellEnd"/>
+      <w:r>
+        <w:t xml:space="preserve"> / </w:t>
+      </w:r>
+      <w:proofErr w:type="spellStart"/>
+      <w:r>
+        <w:t>matchkey_</w:t>
+      </w:r>
+      <w:proofErr w:type="gramStart"/>
+      <w:r>
+        <w:t>password</w:t>
+      </w:r>
+      <w:proofErr w:type="spellEnd"/>
+      <w:proofErr w:type="gramEnd"/>
+      <w:r>
+        <w:t xml:space="preserve"> / DB </w:t>
+      </w:r>
+      <w:proofErr w:type="spellStart"/>
+      <w:r>
+        <w:t>matchkey</w:t>
+      </w:r>
+      <w:proofErr w:type="spellEnd"/>
+      <w:r>
+        <w:t>)</w:t>
+      </w:r>
+    </w:p>
+    <w:p>
+      <w:r>
+        <w:t>Conexiones internas:</w:t>
+      </w:r>
+      <w:r>
+        <w:br/>
+        <w:t xml:space="preserve">• </w:t>
+      </w:r>
+      <w:proofErr w:type="spellStart"/>
+      <w:r>
+        <w:t>frontend</w:t>
+      </w:r>
+      <w:proofErr w:type="spellEnd"/>
+      <w:r>
+        <w:t xml:space="preserve"> → </w:t>
+      </w:r>
+      <w:proofErr w:type="spellStart"/>
+      <w:r>
+        <w:t>backend</w:t>
+      </w:r>
+      <w:proofErr w:type="spellEnd"/>
+      <w:r>
+        <w:t>: http://backend:8000</w:t>
+      </w:r>
+      <w:r>
+        <w:br/>
+        <w:t xml:space="preserve">• </w:t>
+      </w:r>
+      <w:proofErr w:type="spellStart"/>
+      <w:r>
+        <w:t>backend</w:t>
+      </w:r>
+      <w:proofErr w:type="spellEnd"/>
+      <w:r>
+        <w:t xml:space="preserve"> → </w:t>
+      </w:r>
+      <w:proofErr w:type="spellStart"/>
+      <w:r>
+        <w:t>db</w:t>
+      </w:r>
+      <w:proofErr w:type="spellEnd"/>
+      <w:r>
+        <w:t>: db:5432</w:t>
+      </w:r>
+    </w:p>
+    <w:p>
+      <w:r>
+        <w:pict w14:anchorId="2EC3FB44">
+          <v:rect id="_x0000_i1136" style="width:0;height:1.5pt" o:hralign="center" o:hrstd="t" o:hr="t" fillcolor="#a0a0a0" stroked="f"/>
+        </w:pict>
+      </w:r>
+    </w:p>
+    <w:p>
+      <w:r>
+        <w:rPr>
+          <w:rFonts w:ascii="Segoe UI Emoji" w:hAnsi="Segoe UI Emoji" w:cs="Segoe UI Emoji"/>
+        </w:rPr>
+        <w:t>👥</w:t>
+      </w:r>
+      <w:r>
+        <w:t xml:space="preserve"> Equipo</w:t>
+      </w:r>
+    </w:p>
+    <w:p>
+      <w:r>
+        <w:lastRenderedPageBreak/>
+        <w:t xml:space="preserve">• Miguel → arquitectura, </w:t>
+      </w:r>
+      <w:proofErr w:type="spellStart"/>
+      <w:r>
+        <w:t>backend</w:t>
+      </w:r>
+      <w:proofErr w:type="spellEnd"/>
+      <w:r>
+        <w:t xml:space="preserve">, </w:t>
+      </w:r>
+      <w:proofErr w:type="spellStart"/>
+      <w:r>
+        <w:t>frontend</w:t>
+      </w:r>
+      <w:proofErr w:type="spellEnd"/>
+      <w:r>
+        <w:t xml:space="preserve">, DB, </w:t>
+      </w:r>
+      <w:proofErr w:type="spellStart"/>
+      <w:r>
+        <w:t>matching</w:t>
+      </w:r>
+      <w:proofErr w:type="spellEnd"/>
+      <w:r>
+        <w:t>, Docker</w:t>
+      </w:r>
+      <w:r>
+        <w:br/>
+        <w:t xml:space="preserve">• Pablo → </w:t>
+      </w:r>
+      <w:proofErr w:type="spellStart"/>
+      <w:r>
+        <w:t>scraping</w:t>
+      </w:r>
+      <w:proofErr w:type="spellEnd"/>
+      <w:r>
+        <w:t xml:space="preserve"> valores + cursos, </w:t>
+      </w:r>
+      <w:proofErr w:type="spellStart"/>
+      <w:r>
+        <w:t>datasets</w:t>
+      </w:r>
+      <w:proofErr w:type="spellEnd"/>
+      <w:r>
+        <w:br/>
+        <w:t xml:space="preserve">• Pablo M → OCR + </w:t>
+      </w:r>
+      <w:proofErr w:type="spellStart"/>
+      <w:r>
+        <w:t>skills</w:t>
+      </w:r>
+      <w:proofErr w:type="spellEnd"/>
+      <w:r>
+        <w:t xml:space="preserve"> extractor + </w:t>
+      </w:r>
+      <w:proofErr w:type="spellStart"/>
+      <w:r>
+        <w:t>Must</w:t>
+      </w:r>
+      <w:proofErr w:type="spellEnd"/>
+      <w:r>
+        <w:t>/</w:t>
+      </w:r>
+      <w:proofErr w:type="spellStart"/>
+      <w:r>
+        <w:t>Nice</w:t>
+      </w:r>
+      <w:proofErr w:type="spellEnd"/>
+      <w:r>
+        <w:br/>
+        <w:t xml:space="preserve">• Asier → HR </w:t>
+      </w:r>
+      <w:proofErr w:type="spellStart"/>
+      <w:r>
+        <w:t>Copilot</w:t>
+      </w:r>
+      <w:proofErr w:type="spellEnd"/>
+      <w:r>
+        <w:t xml:space="preserve"> MCP</w:t>
+      </w:r>
+      <w:r>
+        <w:br/>
+        <w:t>• Jack → presentación, ética, visión, narrativa, viabilidad</w:t>
+      </w:r>
+    </w:p>
+    <w:p>
+      <w:r>
+        <w:pict w14:anchorId="2F8B20F8">
+          <v:rect id="_x0000_i1137" style="width:0;height:1.5pt" o:hralign="center" o:hrstd="t" o:hr="t" fillcolor="#a0a0a0" stroked="f"/>
+        </w:pict>
+      </w:r>
+    </w:p>
+    <w:p>
+      <w:r>
+        <w:rPr>
+          <w:rFonts w:ascii="Segoe UI Emoji" w:hAnsi="Segoe UI Emoji" w:cs="Segoe UI Emoji"/>
         </w:rPr>
         <w:t>🟣</w:t>
       </w:r>
       <w:r>
-        <w:rPr>
-          <w:b/>
-          <w:bCs/>
-        </w:rPr>
-        <w:t xml:space="preserve"> PLANTILLA SYSTEM PROMPT — MATCHKEY (AI MAVERICKS)</w:t>
-      </w:r>
-    </w:p>
-    <w:p>
-      <w:pPr>
-        <w:rPr>
-          <w:b/>
-          <w:bCs/>
-        </w:rPr>
-      </w:pPr>
-      <w:r>
-        <w:rPr>
-          <w:b/>
-          <w:bCs/>
-          <w:i/>
-          <w:iCs/>
-        </w:rPr>
-        <w:t xml:space="preserve">(Pégala al iniciar cada conversación con </w:t>
-      </w:r>
-      <w:proofErr w:type="spellStart"/>
-      <w:r>
-        <w:rPr>
-          <w:b/>
-          <w:bCs/>
-          <w:i/>
-          <w:iCs/>
-        </w:rPr>
-        <w:t>ChatGPT</w:t>
-      </w:r>
-      <w:proofErr w:type="spellEnd"/>
-      <w:r>
-        <w:rPr>
-          <w:b/>
-          <w:bCs/>
-          <w:i/>
-          <w:iCs/>
-        </w:rPr>
-        <w:t>)</w:t>
-      </w:r>
-    </w:p>
-    <w:p>
-      <w:r>
-        <w:pict w14:anchorId="55AFF2EE">
-          <v:rect id="_x0000_i1026" style="width:0;height:1.5pt" o:hralign="center" o:hrstd="t" o:hr="t" fillcolor="#a0a0a0" stroked="f"/>
+        <w:t xml:space="preserve"> INSTRUCCIÓN PARA CHATGPT</w:t>
+      </w:r>
+    </w:p>
+    <w:p>
+      <w:r>
+        <w:t>Siempre sigue estrictamente esta arquitectura, nombres de archivos, módulos, rutas, estilos, modelos de BBDD y funciones.</w:t>
+      </w:r>
+      <w:r>
+        <w:br/>
+        <w:t>Cualquier nuevo código debe integrarse sin romper esta estructura ni cambiar nombres.</w:t>
+      </w:r>
+      <w:r>
+        <w:br/>
+        <w:t xml:space="preserve">El </w:t>
+      </w:r>
+      <w:proofErr w:type="spellStart"/>
+      <w:r>
+        <w:t>frontend</w:t>
+      </w:r>
+      <w:proofErr w:type="spellEnd"/>
+      <w:r>
+        <w:t xml:space="preserve"> debe usar </w:t>
+      </w:r>
+      <w:proofErr w:type="spellStart"/>
+      <w:r>
+        <w:t>get_backend_</w:t>
+      </w:r>
+      <w:proofErr w:type="gramStart"/>
+      <w:r>
+        <w:t>url</w:t>
+      </w:r>
+      <w:proofErr w:type="spellEnd"/>
+      <w:r>
+        <w:t>(</w:t>
+      </w:r>
+      <w:proofErr w:type="gramEnd"/>
+      <w:r>
+        <w:t xml:space="preserve">) (no </w:t>
+      </w:r>
+      <w:proofErr w:type="spellStart"/>
+      <w:proofErr w:type="gramStart"/>
+      <w:r>
+        <w:t>st.secrets</w:t>
+      </w:r>
+      <w:proofErr w:type="spellEnd"/>
+      <w:proofErr w:type="gramEnd"/>
+      <w:r>
+        <w:t xml:space="preserve">) para hablar con el </w:t>
+      </w:r>
+      <w:proofErr w:type="spellStart"/>
+      <w:r>
+        <w:t>backend</w:t>
+      </w:r>
+      <w:proofErr w:type="spellEnd"/>
+      <w:r>
+        <w:t>.</w:t>
+      </w:r>
+      <w:r>
+        <w:br/>
+        <w:t xml:space="preserve">El </w:t>
+      </w:r>
+      <w:proofErr w:type="spellStart"/>
+      <w:r>
+        <w:t>backend</w:t>
+      </w:r>
+      <w:proofErr w:type="spellEnd"/>
+      <w:r>
+        <w:t xml:space="preserve"> debe respetar los modelos </w:t>
+      </w:r>
+      <w:proofErr w:type="spellStart"/>
+      <w:r>
+        <w:t>SQLAlchemy</w:t>
+      </w:r>
+      <w:proofErr w:type="spellEnd"/>
+      <w:r>
+        <w:t xml:space="preserve"> definidos en </w:t>
+      </w:r>
+      <w:proofErr w:type="spellStart"/>
+      <w:r>
+        <w:t>backend</w:t>
+      </w:r>
+      <w:proofErr w:type="spellEnd"/>
+      <w:r>
+        <w:t>/</w:t>
+      </w:r>
+      <w:proofErr w:type="gramStart"/>
+      <w:r>
+        <w:t>app</w:t>
+      </w:r>
+      <w:proofErr w:type="gramEnd"/>
+      <w:r>
+        <w:t>/</w:t>
+      </w:r>
+      <w:proofErr w:type="spellStart"/>
+      <w:r>
+        <w:t>models</w:t>
+      </w:r>
+      <w:proofErr w:type="spellEnd"/>
+      <w:r>
+        <w:t>/.</w:t>
+      </w:r>
+    </w:p>
+    <w:p>
+      <w:r>
+        <w:pict w14:anchorId="077C8597">
+          <v:rect id="_x0000_i1138" style="width:0;height:1.5pt" o:hralign="center" o:hrstd="t" o:hr="t" fillcolor="#a0a0a0" stroked="f"/>
         </w:pict>
       </w:r>
     </w:p>
     <w:p>
-      <w:pPr>
-        <w:rPr>
-          <w:b/>
-          <w:bCs/>
-        </w:rPr>
-      </w:pPr>
       <w:r>
         <w:rPr>
           <w:rFonts w:ascii="Segoe UI Emoji" w:hAnsi="Segoe UI Emoji" w:cs="Segoe UI Emoji"/>
-          <w:b/>
-          <w:bCs/>
-        </w:rPr>
-        <w:t>📘</w:t>
-      </w:r>
-      <w:r>
-        <w:rPr>
-          <w:b/>
-          <w:bCs/>
-        </w:rPr>
-        <w:t xml:space="preserve"> </w:t>
-      </w:r>
-      <w:r>
-        <w:rPr>
-          <w:rFonts w:ascii="Segoe UI Emoji" w:hAnsi="Segoe UI Emoji" w:cs="Segoe UI Emoji"/>
-          <w:b/>
-          <w:bCs/>
-        </w:rPr>
-        <w:t>🔧</w:t>
-      </w:r>
-      <w:r>
-        <w:rPr>
-          <w:b/>
-          <w:bCs/>
-        </w:rPr>
-        <w:t xml:space="preserve"> CONTEXTO MAESTRO DEL PROYECTO MATCHKEY (ULTRA-COMPACTO)</w:t>
-      </w:r>
-    </w:p>
-    <w:p>
-      <w:r>
-        <w:rPr>
-          <w:i/>
-          <w:iCs/>
-        </w:rPr>
-        <w:t>(No modificar salvo actualización global del proyecto)</w:t>
-      </w:r>
-    </w:p>
-    <w:p>
-      <w:pPr>
-        <w:rPr>
-          <w:b/>
-          <w:bCs/>
-        </w:rPr>
-      </w:pPr>
-      <w:r>
-        <w:rPr>
-          <w:rFonts w:ascii="Segoe UI Emoji" w:hAnsi="Segoe UI Emoji" w:cs="Segoe UI Emoji"/>
-          <w:b/>
-          <w:bCs/>
-        </w:rPr>
-        <w:t>🧱</w:t>
-      </w:r>
-      <w:r>
-        <w:rPr>
-          <w:b/>
-          <w:bCs/>
-        </w:rPr>
-        <w:t xml:space="preserve"> Arquitectura General</w:t>
-      </w:r>
-    </w:p>
-    <w:p>
-      <w:proofErr w:type="spellStart"/>
-      <w:r>
-        <w:t>MatchKey</w:t>
-      </w:r>
-      <w:proofErr w:type="spellEnd"/>
-      <w:r>
-        <w:t xml:space="preserve"> es un portal de empleo inteligente dividido en </w:t>
-      </w:r>
-      <w:r>
-        <w:rPr>
-          <w:b/>
-          <w:bCs/>
-        </w:rPr>
-        <w:t>dos portales independientes</w:t>
-      </w:r>
-      <w:r>
-        <w:t>:</w:t>
-      </w:r>
-    </w:p>
-    <w:p>
-      <w:pPr>
-        <w:numPr>
-          <w:ilvl w:val="0"/>
-          <w:numId w:val="1"/>
-        </w:numPr>
-      </w:pPr>
-      <w:r>
-        <w:rPr>
-          <w:b/>
-          <w:bCs/>
-        </w:rPr>
-        <w:t>Candidato</w:t>
-      </w:r>
-    </w:p>
-    <w:p>
-      <w:pPr>
-        <w:numPr>
-          <w:ilvl w:val="0"/>
-          <w:numId w:val="1"/>
-        </w:numPr>
-      </w:pPr>
-      <w:r>
-        <w:rPr>
-          <w:b/>
-          <w:bCs/>
-        </w:rPr>
-        <w:t>Empresa</w:t>
-      </w:r>
-    </w:p>
-    <w:p>
-      <w:r>
-        <w:t xml:space="preserve">Tecnologías: </w:t>
-      </w:r>
-      <w:proofErr w:type="spellStart"/>
-      <w:r>
-        <w:rPr>
-          <w:b/>
-          <w:bCs/>
-        </w:rPr>
-        <w:t>Streamlit</w:t>
-      </w:r>
-      <w:proofErr w:type="spellEnd"/>
-      <w:r>
-        <w:rPr>
-          <w:b/>
-          <w:bCs/>
-        </w:rPr>
-        <w:t xml:space="preserve"> (</w:t>
-      </w:r>
-      <w:proofErr w:type="spellStart"/>
-      <w:r>
-        <w:rPr>
-          <w:b/>
-          <w:bCs/>
-        </w:rPr>
-        <w:t>frontend</w:t>
-      </w:r>
-      <w:proofErr w:type="spellEnd"/>
-      <w:r>
-        <w:rPr>
-          <w:b/>
-          <w:bCs/>
-        </w:rPr>
-        <w:t>)</w:t>
-      </w:r>
-      <w:r>
-        <w:t xml:space="preserve"> · </w:t>
-      </w:r>
-      <w:proofErr w:type="spellStart"/>
-      <w:r>
-        <w:rPr>
-          <w:b/>
-          <w:bCs/>
-        </w:rPr>
-        <w:t>FastAPI</w:t>
-      </w:r>
-      <w:proofErr w:type="spellEnd"/>
-      <w:r>
-        <w:rPr>
-          <w:b/>
-          <w:bCs/>
-        </w:rPr>
-        <w:t xml:space="preserve"> (</w:t>
-      </w:r>
-      <w:proofErr w:type="spellStart"/>
-      <w:r>
-        <w:rPr>
-          <w:b/>
-          <w:bCs/>
-        </w:rPr>
-        <w:t>backend</w:t>
-      </w:r>
-      <w:proofErr w:type="spellEnd"/>
-      <w:r>
-        <w:rPr>
-          <w:b/>
-          <w:bCs/>
-        </w:rPr>
-        <w:t>)</w:t>
-      </w:r>
-      <w:r>
-        <w:t xml:space="preserve"> · </w:t>
-      </w:r>
-      <w:r>
-        <w:rPr>
-          <w:b/>
-          <w:bCs/>
-        </w:rPr>
-        <w:t>PostgreSQL</w:t>
-      </w:r>
-      <w:r>
-        <w:t xml:space="preserve"> · </w:t>
-      </w:r>
-      <w:r>
-        <w:rPr>
-          <w:b/>
-          <w:bCs/>
-        </w:rPr>
-        <w:t>Docker</w:t>
-      </w:r>
-      <w:r>
-        <w:t xml:space="preserve"> · </w:t>
-      </w:r>
-      <w:r>
-        <w:rPr>
-          <w:b/>
-          <w:bCs/>
-        </w:rPr>
-        <w:t xml:space="preserve">MCP </w:t>
-      </w:r>
-      <w:proofErr w:type="spellStart"/>
-      <w:r>
-        <w:rPr>
-          <w:b/>
-          <w:bCs/>
-        </w:rPr>
-        <w:t>multi-agente</w:t>
-      </w:r>
-      <w:proofErr w:type="spellEnd"/>
-    </w:p>
-    <w:p>
-      <w:r>
-        <w:pict w14:anchorId="5A077019">
-          <v:rect id="_x0000_i1027" style="width:0;height:1.5pt" o:hralign="center" o:hrstd="t" o:hr="t" fillcolor="#a0a0a0" stroked="f"/>
-        </w:pict>
-      </w:r>
-    </w:p>
-    <w:p>
-      <w:pPr>
-        <w:rPr>
-          <w:b/>
-          <w:bCs/>
-        </w:rPr>
-      </w:pPr>
-      <w:r>
-        <w:rPr>
-          <w:rFonts w:ascii="Segoe UI Emoji" w:hAnsi="Segoe UI Emoji" w:cs="Segoe UI Emoji"/>
-          <w:b/>
-          <w:bCs/>
-        </w:rPr>
-        <w:t>📂</w:t>
-      </w:r>
-      <w:r>
-        <w:rPr>
-          <w:b/>
-          <w:bCs/>
-        </w:rPr>
-        <w:t xml:space="preserve"> Estructura del repositorio</w:t>
-      </w:r>
-    </w:p>
-    <w:p>
-      <w:proofErr w:type="spellStart"/>
-      <w:r>
-        <w:t>frontend</w:t>
-      </w:r>
-      <w:proofErr w:type="spellEnd"/>
-      <w:r>
-        <w:t>/</w:t>
-      </w:r>
-    </w:p>
-    <w:p>
-      <w:r>
-        <w:t xml:space="preserve">  app.py</w:t>
-      </w:r>
-    </w:p>
-    <w:p>
-      <w:r>
-        <w:t xml:space="preserve">  utils.py</w:t>
-      </w:r>
-    </w:p>
-    <w:p>
-      <w:r>
-        <w:t xml:space="preserve">  candidate/</w:t>
-      </w:r>
-    </w:p>
-    <w:p>
-      <w:r>
-        <w:t xml:space="preserve">    dashboard.py</w:t>
-      </w:r>
-    </w:p>
-    <w:p>
-      <w:r>
-        <w:t xml:space="preserve">    profile.py</w:t>
-      </w:r>
-    </w:p>
-    <w:p>
-      <w:r>
-        <w:t xml:space="preserve">    call_ai.py</w:t>
-      </w:r>
-    </w:p>
-    <w:p>
-      <w:r>
-        <w:t xml:space="preserve">    jobs.py</w:t>
-      </w:r>
-    </w:p>
-    <w:p>
-      <w:r>
-        <w:t xml:space="preserve">    improve.py</w:t>
-      </w:r>
-    </w:p>
-    <w:p>
-      <w:r>
-        <w:t xml:space="preserve">  </w:t>
-      </w:r>
-      <w:proofErr w:type="spellStart"/>
-      <w:r>
-        <w:t>company</w:t>
-      </w:r>
-      <w:proofErr w:type="spellEnd"/>
-      <w:r>
-        <w:t>/</w:t>
-      </w:r>
-    </w:p>
-    <w:p>
-      <w:r>
-        <w:t xml:space="preserve">    dashboard.py</w:t>
-      </w:r>
-    </w:p>
-    <w:p>
-      <w:r>
-        <w:t xml:space="preserve">    profile.py</w:t>
-      </w:r>
-    </w:p>
-    <w:p>
-      <w:r>
-        <w:t xml:space="preserve">    create_job.py</w:t>
-      </w:r>
-    </w:p>
-    <w:p>
-      <w:r>
-        <w:lastRenderedPageBreak/>
-        <w:t xml:space="preserve">    analytics.py</w:t>
-      </w:r>
-    </w:p>
-    <w:p>
-      <w:r>
-        <w:t xml:space="preserve">    co_teaching.py</w:t>
-      </w:r>
-    </w:p>
-    <w:p/>
-    <w:p>
-      <w:proofErr w:type="spellStart"/>
-      <w:r>
-        <w:t>backend</w:t>
-      </w:r>
-      <w:proofErr w:type="spellEnd"/>
-      <w:r>
-        <w:t>/</w:t>
-      </w:r>
-      <w:proofErr w:type="gramStart"/>
-      <w:r>
-        <w:t>app</w:t>
-      </w:r>
-      <w:proofErr w:type="gramEnd"/>
-      <w:r>
-        <w:t>/</w:t>
-      </w:r>
-    </w:p>
-    <w:p>
-      <w:r>
-        <w:t xml:space="preserve">  main.py</w:t>
-      </w:r>
-    </w:p>
-    <w:p>
-      <w:r>
-        <w:t xml:space="preserve">  </w:t>
-      </w:r>
-      <w:proofErr w:type="spellStart"/>
-      <w:r>
-        <w:t>routers</w:t>
-      </w:r>
-      <w:proofErr w:type="spellEnd"/>
-      <w:r>
-        <w:t>/</w:t>
-      </w:r>
-    </w:p>
-    <w:p>
-      <w:r>
-        <w:t xml:space="preserve">    auth.py</w:t>
-      </w:r>
-    </w:p>
-    <w:p>
-      <w:r>
-        <w:t xml:space="preserve">    candidates.py</w:t>
-      </w:r>
-    </w:p>
-    <w:p>
-      <w:r>
-        <w:t xml:space="preserve">    companies.py</w:t>
-      </w:r>
-    </w:p>
-    <w:p>
-      <w:r>
-        <w:t xml:space="preserve">    jobs.py</w:t>
-      </w:r>
-    </w:p>
-    <w:p>
-      <w:r>
-        <w:t xml:space="preserve">    copilot.py</w:t>
-      </w:r>
-    </w:p>
-    <w:p>
-      <w:r>
-        <w:t xml:space="preserve">    matching.py</w:t>
-      </w:r>
-    </w:p>
-    <w:p>
-      <w:r>
-        <w:t xml:space="preserve">  </w:t>
-      </w:r>
-      <w:proofErr w:type="spellStart"/>
-      <w:r>
-        <w:t>services</w:t>
-      </w:r>
-      <w:proofErr w:type="spellEnd"/>
-      <w:r>
-        <w:t>/</w:t>
-      </w:r>
-    </w:p>
-    <w:p>
-      <w:r>
-        <w:t xml:space="preserve">    mcp_client.py</w:t>
-      </w:r>
-    </w:p>
-    <w:p>
-      <w:r>
-        <w:t xml:space="preserve">    ocr/document_parser.py</w:t>
-      </w:r>
-    </w:p>
-    <w:p>
-      <w:r>
-        <w:t xml:space="preserve">    skills/skills_extractor.py</w:t>
-      </w:r>
-    </w:p>
-    <w:p>
-      <w:r>
-        <w:t xml:space="preserve">    </w:t>
-      </w:r>
-      <w:proofErr w:type="spellStart"/>
-      <w:r>
-        <w:t>skills</w:t>
-      </w:r>
-      <w:proofErr w:type="spellEnd"/>
-      <w:r>
-        <w:t>/</w:t>
-      </w:r>
-      <w:proofErr w:type="spellStart"/>
-      <w:r>
-        <w:t>skills_dictionary.json</w:t>
-      </w:r>
-      <w:proofErr w:type="spellEnd"/>
-    </w:p>
-    <w:p>
-      <w:r>
-        <w:t xml:space="preserve">    scraping/values_scraper.py</w:t>
-      </w:r>
-    </w:p>
-    <w:p>
-      <w:r>
-        <w:t xml:space="preserve">    scraping/courses_scraper.py</w:t>
-      </w:r>
-    </w:p>
-    <w:p>
-      <w:r>
-        <w:t xml:space="preserve">    </w:t>
-      </w:r>
-      <w:proofErr w:type="spellStart"/>
-      <w:r>
-        <w:t>scraping</w:t>
-      </w:r>
-      <w:proofErr w:type="spellEnd"/>
-      <w:r>
-        <w:t>/</w:t>
-      </w:r>
-      <w:proofErr w:type="spellStart"/>
-      <w:r>
-        <w:t>values_dataset.json</w:t>
-      </w:r>
-      <w:proofErr w:type="spellEnd"/>
-    </w:p>
-    <w:p>
-      <w:r>
-        <w:t xml:space="preserve">    </w:t>
-      </w:r>
-      <w:proofErr w:type="spellStart"/>
-      <w:r>
-        <w:t>scraping</w:t>
-      </w:r>
-      <w:proofErr w:type="spellEnd"/>
-      <w:r>
-        <w:t>/</w:t>
-      </w:r>
-      <w:proofErr w:type="spellStart"/>
-      <w:r>
-        <w:t>courses_dataset.json</w:t>
-      </w:r>
-      <w:proofErr w:type="spellEnd"/>
-    </w:p>
-    <w:p>
-      <w:r>
-        <w:t xml:space="preserve">    hr_copilot/hr_copilot_tool.py</w:t>
-      </w:r>
-    </w:p>
-    <w:p>
-      <w:r>
-        <w:t xml:space="preserve">    hr_copilot/prompt_templates.py</w:t>
-      </w:r>
-    </w:p>
-    <w:p>
-      <w:r>
-        <w:t xml:space="preserve">    matching/matching_engine.py</w:t>
-      </w:r>
-    </w:p>
-    <w:p>
-      <w:r>
-        <w:t xml:space="preserve">    matching/team_fit.py</w:t>
-      </w:r>
-    </w:p>
-    <w:p>
-      <w:r>
-        <w:t xml:space="preserve">    matching/co_teaching.py</w:t>
-      </w:r>
-    </w:p>
-    <w:p>
-      <w:r>
-        <w:t xml:space="preserve">  </w:t>
-      </w:r>
-      <w:proofErr w:type="spellStart"/>
-      <w:r>
-        <w:t>models</w:t>
-      </w:r>
-      <w:proofErr w:type="spellEnd"/>
-      <w:r>
-        <w:t>/...</w:t>
-      </w:r>
-    </w:p>
-    <w:p>
-      <w:r>
-        <w:pict w14:anchorId="6A644E8A">
-          <v:rect id="_x0000_i1028" style="width:0;height:1.5pt" o:hralign="center" o:hrstd="t" o:hr="t" fillcolor="#a0a0a0" stroked="f"/>
-        </w:pict>
-      </w:r>
-    </w:p>
-    <w:p>
-      <w:pPr>
-        <w:rPr>
-          <w:b/>
-          <w:bCs/>
-        </w:rPr>
-      </w:pPr>
-      <w:r>
-        <w:rPr>
-          <w:rFonts w:ascii="Segoe UI Emoji" w:hAnsi="Segoe UI Emoji" w:cs="Segoe UI Emoji"/>
-          <w:b/>
-          <w:bCs/>
-        </w:rPr>
-        <w:lastRenderedPageBreak/>
-        <w:t>🤖</w:t>
-      </w:r>
-      <w:r>
-        <w:rPr>
-          <w:b/>
-          <w:bCs/>
-        </w:rPr>
-        <w:t xml:space="preserve"> MCP Multi-Agentes</w:t>
-      </w:r>
-    </w:p>
-    <w:p>
-      <w:pPr>
-        <w:rPr>
-          <w:b/>
-          <w:bCs/>
-        </w:rPr>
-      </w:pPr>
-      <w:r>
-        <w:rPr>
-          <w:b/>
-          <w:bCs/>
-        </w:rPr>
-        <w:t xml:space="preserve">1. </w:t>
-      </w:r>
-      <w:proofErr w:type="spellStart"/>
-      <w:r>
-        <w:rPr>
-          <w:b/>
-          <w:bCs/>
-        </w:rPr>
-        <w:t>Document</w:t>
-      </w:r>
-      <w:proofErr w:type="spellEnd"/>
-      <w:r>
-        <w:rPr>
-          <w:b/>
-          <w:bCs/>
-        </w:rPr>
-        <w:t xml:space="preserve"> </w:t>
-      </w:r>
-      <w:proofErr w:type="spellStart"/>
-      <w:r>
-        <w:rPr>
-          <w:b/>
-          <w:bCs/>
-        </w:rPr>
-        <w:t>Parser</w:t>
-      </w:r>
-      <w:proofErr w:type="spellEnd"/>
-      <w:r>
-        <w:rPr>
-          <w:b/>
-          <w:bCs/>
-        </w:rPr>
-        <w:t xml:space="preserve"> (OCR – Pablo M)</w:t>
-      </w:r>
-    </w:p>
-    <w:p>
-      <w:pPr>
-        <w:numPr>
-          <w:ilvl w:val="0"/>
-          <w:numId w:val="2"/>
-        </w:numPr>
-      </w:pPr>
-      <w:proofErr w:type="spellStart"/>
-      <w:r>
-        <w:t>parse_</w:t>
-      </w:r>
-      <w:proofErr w:type="gramStart"/>
-      <w:r>
-        <w:t>pdf</w:t>
-      </w:r>
-      <w:proofErr w:type="spellEnd"/>
-      <w:r>
-        <w:t>(</w:t>
-      </w:r>
-      <w:proofErr w:type="gramEnd"/>
-      <w:r>
-        <w:t xml:space="preserve">), </w:t>
-      </w:r>
-      <w:proofErr w:type="spellStart"/>
-      <w:r>
-        <w:t>parse_</w:t>
-      </w:r>
-      <w:proofErr w:type="gramStart"/>
-      <w:r>
-        <w:t>docx</w:t>
-      </w:r>
-      <w:proofErr w:type="spellEnd"/>
-      <w:r>
-        <w:t>(</w:t>
-      </w:r>
-      <w:proofErr w:type="gramEnd"/>
-      <w:r>
-        <w:t xml:space="preserve">), </w:t>
-      </w:r>
-      <w:proofErr w:type="spellStart"/>
-      <w:r>
-        <w:t>parse_</w:t>
-      </w:r>
-      <w:proofErr w:type="gramStart"/>
-      <w:r>
-        <w:t>image</w:t>
-      </w:r>
-      <w:proofErr w:type="spellEnd"/>
-      <w:r>
-        <w:t>(</w:t>
-      </w:r>
-      <w:proofErr w:type="gramEnd"/>
-      <w:r>
-        <w:t>)</w:t>
-      </w:r>
-    </w:p>
-    <w:p>
-      <w:pPr>
-        <w:numPr>
-          <w:ilvl w:val="0"/>
-          <w:numId w:val="2"/>
-        </w:numPr>
-      </w:pPr>
-      <w:r>
-        <w:t xml:space="preserve">Devuelve: </w:t>
-      </w:r>
-      <w:proofErr w:type="gramStart"/>
-      <w:r>
-        <w:t xml:space="preserve">{ </w:t>
-      </w:r>
-      <w:proofErr w:type="spellStart"/>
-      <w:r>
-        <w:t>raw</w:t>
-      </w:r>
-      <w:proofErr w:type="gramEnd"/>
-      <w:r>
-        <w:t>_text</w:t>
-      </w:r>
-      <w:proofErr w:type="spellEnd"/>
-      <w:r>
-        <w:t xml:space="preserve">, </w:t>
-      </w:r>
-      <w:proofErr w:type="spellStart"/>
-      <w:r>
-        <w:t>clean_text</w:t>
-      </w:r>
-      <w:proofErr w:type="spellEnd"/>
-      <w:r>
-        <w:t xml:space="preserve">, </w:t>
-      </w:r>
-      <w:proofErr w:type="spellStart"/>
-      <w:proofErr w:type="gramStart"/>
-      <w:r>
-        <w:t>metadata</w:t>
-      </w:r>
-      <w:proofErr w:type="spellEnd"/>
-      <w:r>
-        <w:t xml:space="preserve"> }</w:t>
-      </w:r>
-      <w:proofErr w:type="gramEnd"/>
-    </w:p>
-    <w:p>
-      <w:pPr>
-        <w:rPr>
-          <w:b/>
-          <w:bCs/>
-        </w:rPr>
-      </w:pPr>
-      <w:r>
-        <w:rPr>
-          <w:b/>
-          <w:bCs/>
-        </w:rPr>
-        <w:t xml:space="preserve">2. </w:t>
-      </w:r>
-      <w:proofErr w:type="spellStart"/>
-      <w:r>
-        <w:rPr>
-          <w:b/>
-          <w:bCs/>
-        </w:rPr>
-        <w:t>Skills</w:t>
-      </w:r>
-      <w:proofErr w:type="spellEnd"/>
-      <w:r>
-        <w:rPr>
-          <w:b/>
-          <w:bCs/>
-        </w:rPr>
-        <w:t xml:space="preserve"> Extractor (Pablo M)</w:t>
-      </w:r>
-    </w:p>
-    <w:p>
-      <w:pPr>
-        <w:numPr>
-          <w:ilvl w:val="0"/>
-          <w:numId w:val="3"/>
-        </w:numPr>
-      </w:pPr>
-      <w:proofErr w:type="spellStart"/>
-      <w:r>
-        <w:t>extract_</w:t>
-      </w:r>
-      <w:proofErr w:type="gramStart"/>
-      <w:r>
-        <w:t>exact</w:t>
-      </w:r>
-      <w:proofErr w:type="spellEnd"/>
-      <w:r>
-        <w:t>(</w:t>
-      </w:r>
-      <w:proofErr w:type="gramEnd"/>
-      <w:r>
-        <w:t xml:space="preserve">), </w:t>
-      </w:r>
-      <w:proofErr w:type="spellStart"/>
-      <w:r>
-        <w:t>extract_</w:t>
-      </w:r>
-      <w:proofErr w:type="gramStart"/>
-      <w:r>
-        <w:t>tfidf</w:t>
-      </w:r>
-      <w:proofErr w:type="spellEnd"/>
-      <w:r>
-        <w:t>(</w:t>
-      </w:r>
-      <w:proofErr w:type="gramEnd"/>
-      <w:r>
-        <w:t xml:space="preserve">), </w:t>
-      </w:r>
-      <w:proofErr w:type="spellStart"/>
-      <w:r>
-        <w:t>extract_</w:t>
-      </w:r>
-      <w:proofErr w:type="gramStart"/>
-      <w:r>
-        <w:t>embeddings</w:t>
-      </w:r>
-      <w:proofErr w:type="spellEnd"/>
-      <w:r>
-        <w:t>(</w:t>
-      </w:r>
-      <w:proofErr w:type="gramEnd"/>
-      <w:r>
-        <w:t>)</w:t>
-      </w:r>
-    </w:p>
-    <w:p>
-      <w:pPr>
-        <w:numPr>
-          <w:ilvl w:val="0"/>
-          <w:numId w:val="3"/>
-        </w:numPr>
-      </w:pPr>
-      <w:r>
-        <w:t xml:space="preserve">Devuelve: </w:t>
-      </w:r>
-      <w:proofErr w:type="gramStart"/>
-      <w:r>
-        <w:t xml:space="preserve">{ </w:t>
-      </w:r>
-      <w:proofErr w:type="spellStart"/>
-      <w:r>
-        <w:t>must</w:t>
-      </w:r>
-      <w:proofErr w:type="gramEnd"/>
-      <w:r>
-        <w:t>_have</w:t>
-      </w:r>
-      <w:proofErr w:type="spellEnd"/>
-      <w:r>
-        <w:t xml:space="preserve">, </w:t>
-      </w:r>
-      <w:proofErr w:type="spellStart"/>
-      <w:r>
-        <w:t>nice_to_have</w:t>
-      </w:r>
-      <w:proofErr w:type="spellEnd"/>
-      <w:r>
-        <w:t xml:space="preserve">, </w:t>
-      </w:r>
-      <w:proofErr w:type="spellStart"/>
-      <w:r>
-        <w:t>all_</w:t>
-      </w:r>
-      <w:proofErr w:type="gramStart"/>
-      <w:r>
-        <w:t>skills</w:t>
-      </w:r>
-      <w:proofErr w:type="spellEnd"/>
-      <w:r>
-        <w:t xml:space="preserve"> }</w:t>
-      </w:r>
-      <w:proofErr w:type="gramEnd"/>
-    </w:p>
-    <w:p>
-      <w:pPr>
-        <w:rPr>
-          <w:b/>
-          <w:bCs/>
-        </w:rPr>
-      </w:pPr>
-      <w:r>
-        <w:rPr>
-          <w:b/>
-          <w:bCs/>
-        </w:rPr>
-        <w:t xml:space="preserve">3. HR </w:t>
-      </w:r>
-      <w:proofErr w:type="spellStart"/>
-      <w:r>
-        <w:rPr>
-          <w:b/>
-          <w:bCs/>
-        </w:rPr>
-        <w:t>Copilot</w:t>
-      </w:r>
-      <w:proofErr w:type="spellEnd"/>
-      <w:r>
-        <w:rPr>
-          <w:b/>
-          <w:bCs/>
-        </w:rPr>
-        <w:t xml:space="preserve"> (Asier)</w:t>
-      </w:r>
-    </w:p>
-    <w:p>
-      <w:pPr>
-        <w:numPr>
-          <w:ilvl w:val="0"/>
-          <w:numId w:val="4"/>
-        </w:numPr>
-      </w:pPr>
-      <w:r>
-        <w:t>run(</w:t>
-      </w:r>
-      <w:proofErr w:type="spellStart"/>
-      <w:r>
-        <w:t>answers</w:t>
-      </w:r>
-      <w:proofErr w:type="spellEnd"/>
-      <w:r>
-        <w:t>)</w:t>
-      </w:r>
-    </w:p>
-    <w:p>
-      <w:pPr>
-        <w:numPr>
-          <w:ilvl w:val="0"/>
-          <w:numId w:val="4"/>
-        </w:numPr>
-      </w:pPr>
-      <w:r>
-        <w:t>Devuelve JSON con:</w:t>
-      </w:r>
-    </w:p>
-    <w:p>
-      <w:pPr>
-        <w:numPr>
-          <w:ilvl w:val="1"/>
-          <w:numId w:val="4"/>
-        </w:numPr>
-      </w:pPr>
-      <w:r>
-        <w:t>motivaciones</w:t>
-      </w:r>
-    </w:p>
-    <w:p>
-      <w:pPr>
-        <w:numPr>
-          <w:ilvl w:val="1"/>
-          <w:numId w:val="4"/>
-        </w:numPr>
-      </w:pPr>
-      <w:proofErr w:type="spellStart"/>
-      <w:r>
-        <w:t>valores_detectados</w:t>
-      </w:r>
-      <w:proofErr w:type="spellEnd"/>
-    </w:p>
-    <w:p>
-      <w:pPr>
-        <w:numPr>
-          <w:ilvl w:val="1"/>
-          <w:numId w:val="4"/>
-        </w:numPr>
-      </w:pPr>
-      <w:proofErr w:type="spellStart"/>
-      <w:r>
-        <w:t>soft_skills</w:t>
-      </w:r>
-      <w:proofErr w:type="spellEnd"/>
-    </w:p>
-    <w:p>
-      <w:pPr>
-        <w:numPr>
-          <w:ilvl w:val="1"/>
-          <w:numId w:val="4"/>
-        </w:numPr>
-      </w:pPr>
-      <w:proofErr w:type="spellStart"/>
-      <w:r>
-        <w:t>experiencia_clave</w:t>
-      </w:r>
-      <w:proofErr w:type="spellEnd"/>
-    </w:p>
-    <w:p>
-      <w:pPr>
-        <w:numPr>
-          <w:ilvl w:val="1"/>
-          <w:numId w:val="4"/>
-        </w:numPr>
-      </w:pPr>
-      <w:proofErr w:type="spellStart"/>
-      <w:r>
-        <w:t>preferencias_equipo</w:t>
-      </w:r>
-      <w:proofErr w:type="spellEnd"/>
-    </w:p>
-    <w:p>
-      <w:pPr>
-        <w:numPr>
-          <w:ilvl w:val="1"/>
-          <w:numId w:val="4"/>
-        </w:numPr>
-      </w:pPr>
-      <w:proofErr w:type="spellStart"/>
-      <w:r>
-        <w:t>resumen_psicologico</w:t>
-      </w:r>
-      <w:proofErr w:type="spellEnd"/>
-    </w:p>
-    <w:p>
-      <w:pPr>
-        <w:rPr>
-          <w:b/>
-          <w:bCs/>
-        </w:rPr>
-      </w:pPr>
-      <w:r>
-        <w:rPr>
-          <w:b/>
-          <w:bCs/>
-        </w:rPr>
-        <w:t xml:space="preserve">4. </w:t>
-      </w:r>
-      <w:proofErr w:type="spellStart"/>
-      <w:r>
-        <w:rPr>
-          <w:b/>
-          <w:bCs/>
-        </w:rPr>
-        <w:t>Matching</w:t>
-      </w:r>
-      <w:proofErr w:type="spellEnd"/>
-      <w:r>
-        <w:rPr>
-          <w:b/>
-          <w:bCs/>
-        </w:rPr>
-        <w:t xml:space="preserve"> </w:t>
-      </w:r>
-      <w:proofErr w:type="spellStart"/>
-      <w:r>
-        <w:rPr>
-          <w:b/>
-          <w:bCs/>
-        </w:rPr>
-        <w:t>Engine</w:t>
-      </w:r>
-      <w:proofErr w:type="spellEnd"/>
-      <w:r>
-        <w:rPr>
-          <w:b/>
-          <w:bCs/>
-        </w:rPr>
-        <w:t xml:space="preserve"> (Miguel)</w:t>
-      </w:r>
-    </w:p>
-    <w:p>
-      <w:pPr>
-        <w:numPr>
-          <w:ilvl w:val="0"/>
-          <w:numId w:val="5"/>
-        </w:numPr>
-      </w:pPr>
-      <w:proofErr w:type="spellStart"/>
-      <w:r>
-        <w:t>compute_skills_</w:t>
-      </w:r>
-      <w:proofErr w:type="gramStart"/>
-      <w:r>
-        <w:t>match</w:t>
-      </w:r>
-      <w:proofErr w:type="spellEnd"/>
-      <w:r>
-        <w:t>(</w:t>
-      </w:r>
-      <w:proofErr w:type="gramEnd"/>
-      <w:r>
-        <w:t>)</w:t>
-      </w:r>
-    </w:p>
-    <w:p>
-      <w:pPr>
-        <w:numPr>
-          <w:ilvl w:val="0"/>
-          <w:numId w:val="5"/>
-        </w:numPr>
-      </w:pPr>
-      <w:proofErr w:type="spellStart"/>
-      <w:r>
-        <w:t>compute_values_</w:t>
-      </w:r>
-      <w:proofErr w:type="gramStart"/>
-      <w:r>
-        <w:t>match</w:t>
-      </w:r>
-      <w:proofErr w:type="spellEnd"/>
-      <w:r>
-        <w:t>(</w:t>
-      </w:r>
-      <w:proofErr w:type="gramEnd"/>
-      <w:r>
-        <w:t>)</w:t>
-      </w:r>
-    </w:p>
-    <w:p>
-      <w:pPr>
-        <w:numPr>
-          <w:ilvl w:val="0"/>
-          <w:numId w:val="5"/>
-        </w:numPr>
-      </w:pPr>
-      <w:proofErr w:type="spellStart"/>
-      <w:r>
-        <w:t>compute_team_</w:t>
-      </w:r>
-      <w:proofErr w:type="gramStart"/>
-      <w:r>
-        <w:t>fit</w:t>
-      </w:r>
-      <w:proofErr w:type="spellEnd"/>
-      <w:r>
-        <w:t>(</w:t>
-      </w:r>
-      <w:proofErr w:type="gramEnd"/>
-      <w:r>
-        <w:t>)</w:t>
-      </w:r>
-    </w:p>
-    <w:p>
-      <w:pPr>
-        <w:numPr>
-          <w:ilvl w:val="0"/>
-          <w:numId w:val="5"/>
-        </w:numPr>
-      </w:pPr>
-      <w:proofErr w:type="spellStart"/>
-      <w:r>
-        <w:t>compute_global_</w:t>
-      </w:r>
-      <w:proofErr w:type="gramStart"/>
-      <w:r>
-        <w:t>score</w:t>
-      </w:r>
-      <w:proofErr w:type="spellEnd"/>
-      <w:r>
-        <w:t>(</w:t>
-      </w:r>
-      <w:proofErr w:type="gramEnd"/>
-      <w:r>
-        <w:t>)</w:t>
-      </w:r>
-      <w:r>
-        <w:br/>
-        <w:t>Fórmula:</w:t>
-      </w:r>
-      <w:r>
-        <w:br/>
-        <w:t>global = 0.5*</w:t>
-      </w:r>
-      <w:proofErr w:type="spellStart"/>
-      <w:r>
-        <w:t>skills</w:t>
-      </w:r>
-      <w:proofErr w:type="spellEnd"/>
-      <w:r>
-        <w:t xml:space="preserve"> + 0.3*</w:t>
-      </w:r>
-      <w:proofErr w:type="spellStart"/>
-      <w:r>
-        <w:t>values</w:t>
-      </w:r>
-      <w:proofErr w:type="spellEnd"/>
-      <w:r>
-        <w:t xml:space="preserve"> + 0.2*</w:t>
-      </w:r>
-      <w:proofErr w:type="spellStart"/>
-      <w:r>
-        <w:t>team_fit</w:t>
-      </w:r>
-      <w:proofErr w:type="spellEnd"/>
-    </w:p>
-    <w:p>
-      <w:pPr>
-        <w:rPr>
-          <w:b/>
-          <w:bCs/>
-        </w:rPr>
-      </w:pPr>
-      <w:r>
-        <w:rPr>
-          <w:b/>
-          <w:bCs/>
-        </w:rPr>
-        <w:t>5. Co-</w:t>
-      </w:r>
-      <w:proofErr w:type="spellStart"/>
-      <w:r>
-        <w:rPr>
-          <w:b/>
-          <w:bCs/>
-        </w:rPr>
-        <w:t>Teaching</w:t>
-      </w:r>
-      <w:proofErr w:type="spellEnd"/>
-      <w:r>
-        <w:rPr>
-          <w:b/>
-          <w:bCs/>
-        </w:rPr>
-        <w:t xml:space="preserve"> </w:t>
-      </w:r>
-      <w:proofErr w:type="spellStart"/>
-      <w:r>
-        <w:rPr>
-          <w:b/>
-          <w:bCs/>
-        </w:rPr>
-        <w:t>Engine</w:t>
-      </w:r>
-      <w:proofErr w:type="spellEnd"/>
-      <w:r>
-        <w:rPr>
-          <w:b/>
-          <w:bCs/>
-        </w:rPr>
-        <w:t xml:space="preserve"> (Miguel)</w:t>
-      </w:r>
-    </w:p>
-    <w:p>
-      <w:pPr>
-        <w:numPr>
-          <w:ilvl w:val="0"/>
-          <w:numId w:val="6"/>
-        </w:numPr>
-      </w:pPr>
-      <w:proofErr w:type="spellStart"/>
-      <w:r>
-        <w:t>find_pairs_for_</w:t>
-      </w:r>
-      <w:proofErr w:type="gramStart"/>
-      <w:r>
-        <w:t>job</w:t>
-      </w:r>
-      <w:proofErr w:type="spellEnd"/>
-      <w:r>
-        <w:t>(</w:t>
-      </w:r>
-      <w:proofErr w:type="gramEnd"/>
-      <w:r>
-        <w:t>)</w:t>
-      </w:r>
-    </w:p>
-    <w:p>
-      <w:pPr>
-        <w:numPr>
-          <w:ilvl w:val="0"/>
-          <w:numId w:val="6"/>
-        </w:numPr>
-      </w:pPr>
-      <w:proofErr w:type="spellStart"/>
-      <w:r>
-        <w:t>compute_pair_</w:t>
-      </w:r>
-      <w:proofErr w:type="gramStart"/>
-      <w:r>
-        <w:t>coverage</w:t>
-      </w:r>
-      <w:proofErr w:type="spellEnd"/>
-      <w:r>
-        <w:t>(</w:t>
-      </w:r>
-      <w:proofErr w:type="gramEnd"/>
-      <w:r>
-        <w:t>)</w:t>
-      </w:r>
-    </w:p>
-    <w:p>
-      <w:pPr>
-        <w:numPr>
-          <w:ilvl w:val="0"/>
-          <w:numId w:val="6"/>
-        </w:numPr>
-      </w:pPr>
-      <w:proofErr w:type="spellStart"/>
-      <w:r>
-        <w:t>compute_pair_</w:t>
-      </w:r>
-      <w:proofErr w:type="gramStart"/>
-      <w:r>
-        <w:t>risk</w:t>
-      </w:r>
-      <w:proofErr w:type="spellEnd"/>
-      <w:r>
-        <w:t>(</w:t>
-      </w:r>
-      <w:proofErr w:type="gramEnd"/>
-      <w:r>
-        <w:t>)</w:t>
-      </w:r>
-    </w:p>
-    <w:p>
-      <w:pPr>
-        <w:rPr>
-          <w:b/>
-          <w:bCs/>
-        </w:rPr>
-      </w:pPr>
-      <w:r>
-        <w:rPr>
-          <w:b/>
-          <w:bCs/>
-        </w:rPr>
-        <w:t xml:space="preserve">6. </w:t>
-      </w:r>
-      <w:proofErr w:type="spellStart"/>
-      <w:r>
-        <w:rPr>
-          <w:b/>
-          <w:bCs/>
-        </w:rPr>
-        <w:t>Scraping</w:t>
-      </w:r>
-      <w:proofErr w:type="spellEnd"/>
-      <w:r>
-        <w:rPr>
-          <w:b/>
-          <w:bCs/>
-        </w:rPr>
-        <w:t xml:space="preserve"> &amp; </w:t>
-      </w:r>
-      <w:proofErr w:type="spellStart"/>
-      <w:r>
-        <w:rPr>
-          <w:b/>
-          <w:bCs/>
-        </w:rPr>
-        <w:t>Datasets</w:t>
-      </w:r>
-      <w:proofErr w:type="spellEnd"/>
-      <w:r>
-        <w:rPr>
-          <w:b/>
-          <w:bCs/>
-        </w:rPr>
-        <w:t xml:space="preserve"> (Pablo)</w:t>
-      </w:r>
-    </w:p>
-    <w:p>
-      <w:pPr>
-        <w:numPr>
-          <w:ilvl w:val="0"/>
-          <w:numId w:val="7"/>
-        </w:numPr>
-      </w:pPr>
-      <w:proofErr w:type="spellStart"/>
-      <w:r>
-        <w:t>values_</w:t>
-      </w:r>
-      <w:proofErr w:type="gramStart"/>
-      <w:r>
-        <w:t>dataset.json</w:t>
-      </w:r>
-      <w:proofErr w:type="spellEnd"/>
-      <w:proofErr w:type="gramEnd"/>
-      <w:r>
-        <w:t xml:space="preserve">, </w:t>
-      </w:r>
-      <w:proofErr w:type="spellStart"/>
-      <w:r>
-        <w:t>courses_</w:t>
-      </w:r>
-      <w:proofErr w:type="gramStart"/>
-      <w:r>
-        <w:t>dataset.json</w:t>
-      </w:r>
-      <w:proofErr w:type="spellEnd"/>
-      <w:proofErr w:type="gramEnd"/>
-    </w:p>
-    <w:p>
-      <w:pPr>
-        <w:numPr>
-          <w:ilvl w:val="0"/>
-          <w:numId w:val="7"/>
-        </w:numPr>
-      </w:pPr>
-      <w:r>
-        <w:lastRenderedPageBreak/>
-        <w:t>values_scraper.py, courses_scraper.py</w:t>
-      </w:r>
-    </w:p>
-    <w:p>
-      <w:r>
-        <w:pict w14:anchorId="2525EDB5">
-          <v:rect id="_x0000_i1029" style="width:0;height:1.5pt" o:hralign="center" o:hrstd="t" o:hr="t" fillcolor="#a0a0a0" stroked="f"/>
-        </w:pict>
-      </w:r>
-    </w:p>
-    <w:p>
-      <w:pPr>
-        <w:rPr>
-          <w:b/>
-          <w:bCs/>
-        </w:rPr>
-      </w:pPr>
-      <w:r>
-        <w:rPr>
-          <w:rFonts w:ascii="Segoe UI Emoji" w:hAnsi="Segoe UI Emoji" w:cs="Segoe UI Emoji"/>
-          <w:b/>
-          <w:bCs/>
-        </w:rPr>
-        <w:t>🎨</w:t>
-      </w:r>
-      <w:r>
-        <w:rPr>
-          <w:b/>
-          <w:bCs/>
-        </w:rPr>
-        <w:t xml:space="preserve"> </w:t>
-      </w:r>
-      <w:proofErr w:type="spellStart"/>
-      <w:r>
-        <w:rPr>
-          <w:b/>
-          <w:bCs/>
-        </w:rPr>
-        <w:t>Frontend</w:t>
-      </w:r>
-      <w:proofErr w:type="spellEnd"/>
-      <w:r>
-        <w:rPr>
-          <w:b/>
-          <w:bCs/>
-        </w:rPr>
-        <w:t xml:space="preserve"> (</w:t>
-      </w:r>
-      <w:proofErr w:type="spellStart"/>
-      <w:r>
-        <w:rPr>
-          <w:b/>
-          <w:bCs/>
-        </w:rPr>
-        <w:t>Streamlit</w:t>
-      </w:r>
-      <w:proofErr w:type="spellEnd"/>
-      <w:r>
-        <w:rPr>
-          <w:b/>
-          <w:bCs/>
-        </w:rPr>
-        <w:t>)</w:t>
-      </w:r>
-    </w:p>
-    <w:p>
-      <w:r>
-        <w:t xml:space="preserve">Totalmente separado por roles mediante </w:t>
-      </w:r>
-      <w:proofErr w:type="spellStart"/>
-      <w:r>
-        <w:t>session_state</w:t>
-      </w:r>
-      <w:proofErr w:type="spellEnd"/>
-      <w:r>
-        <w:t>["role"]:</w:t>
-      </w:r>
-    </w:p>
-    <w:p>
-      <w:pPr>
-        <w:rPr>
-          <w:b/>
-          <w:bCs/>
-        </w:rPr>
-      </w:pPr>
-      <w:r>
-        <w:rPr>
-          <w:b/>
-          <w:bCs/>
-        </w:rPr>
-        <w:t>Portal Candidato</w:t>
-      </w:r>
-    </w:p>
-    <w:p>
-      <w:pPr>
-        <w:numPr>
-          <w:ilvl w:val="0"/>
-          <w:numId w:val="8"/>
-        </w:numPr>
-      </w:pPr>
-      <w:proofErr w:type="spellStart"/>
-      <w:r>
-        <w:t>Dashboard</w:t>
-      </w:r>
-      <w:proofErr w:type="spellEnd"/>
-    </w:p>
-    <w:p>
-      <w:pPr>
-        <w:numPr>
-          <w:ilvl w:val="0"/>
-          <w:numId w:val="8"/>
-        </w:numPr>
-      </w:pPr>
-      <w:r>
-        <w:t xml:space="preserve">Mi perfil (CV </w:t>
-      </w:r>
-      <w:proofErr w:type="spellStart"/>
-      <w:r>
-        <w:t>upload</w:t>
-      </w:r>
-      <w:proofErr w:type="spellEnd"/>
-      <w:r>
-        <w:t>)</w:t>
-      </w:r>
-    </w:p>
-    <w:p>
-      <w:pPr>
-        <w:numPr>
-          <w:ilvl w:val="0"/>
-          <w:numId w:val="8"/>
-        </w:numPr>
-      </w:pPr>
-      <w:r>
-        <w:t>Llamada IA</w:t>
-      </w:r>
-    </w:p>
-    <w:p>
-      <w:pPr>
-        <w:numPr>
-          <w:ilvl w:val="0"/>
-          <w:numId w:val="8"/>
-        </w:numPr>
-      </w:pPr>
-      <w:r>
-        <w:t>Vacantes recomendadas</w:t>
-      </w:r>
-    </w:p>
-    <w:p>
-      <w:pPr>
-        <w:numPr>
-          <w:ilvl w:val="0"/>
-          <w:numId w:val="8"/>
-        </w:numPr>
-      </w:pPr>
-      <w:r>
-        <w:t>Mejora (gaps + cursos)</w:t>
-      </w:r>
-    </w:p>
-    <w:p>
-      <w:pPr>
-        <w:rPr>
-          <w:b/>
-          <w:bCs/>
-        </w:rPr>
-      </w:pPr>
-      <w:r>
-        <w:rPr>
-          <w:b/>
-          <w:bCs/>
-        </w:rPr>
-        <w:t>Portal Empresa</w:t>
-      </w:r>
-    </w:p>
-    <w:p>
-      <w:pPr>
-        <w:numPr>
-          <w:ilvl w:val="0"/>
-          <w:numId w:val="9"/>
-        </w:numPr>
-      </w:pPr>
-      <w:proofErr w:type="spellStart"/>
-      <w:r>
-        <w:t>Dashboard</w:t>
-      </w:r>
-      <w:proofErr w:type="spellEnd"/>
-    </w:p>
-    <w:p>
-      <w:pPr>
-        <w:numPr>
-          <w:ilvl w:val="0"/>
-          <w:numId w:val="9"/>
-        </w:numPr>
-      </w:pPr>
-      <w:r>
-        <w:t>Perfil empresa (valores + cultura)</w:t>
-      </w:r>
-    </w:p>
-    <w:p>
-      <w:pPr>
-        <w:numPr>
-          <w:ilvl w:val="0"/>
-          <w:numId w:val="9"/>
-        </w:numPr>
-      </w:pPr>
-      <w:r>
-        <w:t xml:space="preserve">Crear vacante (PDF -&gt; </w:t>
-      </w:r>
-      <w:proofErr w:type="spellStart"/>
-      <w:r>
-        <w:t>Must</w:t>
-      </w:r>
-      <w:proofErr w:type="spellEnd"/>
-      <w:r>
-        <w:t>/</w:t>
-      </w:r>
-      <w:proofErr w:type="spellStart"/>
-      <w:r>
-        <w:t>Nice</w:t>
-      </w:r>
-      <w:proofErr w:type="spellEnd"/>
-      <w:r>
-        <w:t>)</w:t>
-      </w:r>
-    </w:p>
-    <w:p>
-      <w:pPr>
-        <w:numPr>
-          <w:ilvl w:val="0"/>
-          <w:numId w:val="9"/>
-        </w:numPr>
-      </w:pPr>
-      <w:r>
-        <w:t>Analítica de talento</w:t>
-      </w:r>
-    </w:p>
-    <w:p>
-      <w:pPr>
-        <w:numPr>
-          <w:ilvl w:val="0"/>
-          <w:numId w:val="9"/>
-        </w:numPr>
-      </w:pPr>
-      <w:r>
-        <w:t>Co-</w:t>
-      </w:r>
-      <w:proofErr w:type="spellStart"/>
-      <w:r>
-        <w:t>Teaching</w:t>
-      </w:r>
-      <w:proofErr w:type="spellEnd"/>
-    </w:p>
-    <w:p>
-      <w:r>
-        <w:t xml:space="preserve">Estilo: </w:t>
-      </w:r>
-      <w:r>
-        <w:rPr>
-          <w:b/>
-          <w:bCs/>
-        </w:rPr>
-        <w:t>Tema Accenture</w:t>
-      </w:r>
-      <w:r>
-        <w:t xml:space="preserve"> en </w:t>
-      </w:r>
-      <w:proofErr w:type="spellStart"/>
-      <w:proofErr w:type="gramStart"/>
-      <w:r>
-        <w:t>utils.apply</w:t>
-      </w:r>
-      <w:proofErr w:type="gramEnd"/>
-      <w:r>
-        <w:t>_accenture_</w:t>
-      </w:r>
-      <w:proofErr w:type="gramStart"/>
-      <w:r>
-        <w:t>theme</w:t>
-      </w:r>
-      <w:proofErr w:type="spellEnd"/>
-      <w:r>
-        <w:t>(</w:t>
-      </w:r>
-      <w:proofErr w:type="gramEnd"/>
-      <w:r>
-        <w:t>) (morado #A100FF).</w:t>
-      </w:r>
-    </w:p>
-    <w:p>
-      <w:r>
-        <w:pict w14:anchorId="3B1D0FF9">
-          <v:rect id="_x0000_i1030" style="width:0;height:1.5pt" o:hralign="center" o:hrstd="t" o:hr="t" fillcolor="#a0a0a0" stroked="f"/>
-        </w:pict>
-      </w:r>
-    </w:p>
-    <w:p>
-      <w:pPr>
-        <w:rPr>
-          <w:b/>
-          <w:bCs/>
-        </w:rPr>
-      </w:pPr>
-      <w:r>
-        <w:rPr>
-          <w:rFonts w:ascii="Segoe UI Emoji" w:hAnsi="Segoe UI Emoji" w:cs="Segoe UI Emoji"/>
-          <w:b/>
-          <w:bCs/>
-        </w:rPr>
-        <w:t>📡</w:t>
-      </w:r>
-      <w:r>
-        <w:rPr>
-          <w:b/>
-          <w:bCs/>
-        </w:rPr>
-        <w:t xml:space="preserve"> </w:t>
-      </w:r>
-      <w:proofErr w:type="spellStart"/>
-      <w:r>
-        <w:rPr>
-          <w:b/>
-          <w:bCs/>
-        </w:rPr>
-        <w:t>Backend</w:t>
-      </w:r>
-      <w:proofErr w:type="spellEnd"/>
-      <w:r>
-        <w:rPr>
-          <w:b/>
-          <w:bCs/>
-        </w:rPr>
-        <w:t xml:space="preserve"> (</w:t>
-      </w:r>
-      <w:proofErr w:type="spellStart"/>
-      <w:r>
-        <w:rPr>
-          <w:b/>
-          <w:bCs/>
-        </w:rPr>
-        <w:t>FastAPI</w:t>
-      </w:r>
-      <w:proofErr w:type="spellEnd"/>
-      <w:r>
-        <w:rPr>
-          <w:b/>
-          <w:bCs/>
-        </w:rPr>
-        <w:t>) — Rutas</w:t>
-      </w:r>
-    </w:p>
-    <w:p>
-      <w:pPr>
-        <w:rPr>
-          <w:b/>
-          <w:bCs/>
-        </w:rPr>
-      </w:pPr>
-      <w:r>
-        <w:rPr>
-          <w:b/>
-          <w:bCs/>
-        </w:rPr>
-        <w:t>Candidate</w:t>
-      </w:r>
-    </w:p>
-    <w:p>
-      <w:pPr>
-        <w:numPr>
-          <w:ilvl w:val="0"/>
-          <w:numId w:val="10"/>
-        </w:numPr>
-      </w:pPr>
-      <w:r>
-        <w:t>/candidates/</w:t>
-      </w:r>
-      <w:proofErr w:type="spellStart"/>
-      <w:r>
-        <w:t>create</w:t>
-      </w:r>
-      <w:proofErr w:type="spellEnd"/>
-    </w:p>
-    <w:p>
-      <w:pPr>
-        <w:numPr>
-          <w:ilvl w:val="0"/>
-          <w:numId w:val="10"/>
-        </w:numPr>
-      </w:pPr>
-      <w:r>
-        <w:t>/candidates/{id}/</w:t>
-      </w:r>
-      <w:proofErr w:type="spellStart"/>
-      <w:r>
-        <w:t>profile</w:t>
-      </w:r>
-      <w:proofErr w:type="spellEnd"/>
-    </w:p>
-    <w:p>
-      <w:pPr>
-        <w:numPr>
-          <w:ilvl w:val="0"/>
-          <w:numId w:val="10"/>
-        </w:numPr>
-      </w:pPr>
-      <w:r>
-        <w:t>/candidates/{id}/</w:t>
-      </w:r>
-      <w:proofErr w:type="spellStart"/>
-      <w:r>
-        <w:t>recommended_jobs</w:t>
-      </w:r>
-      <w:proofErr w:type="spellEnd"/>
-    </w:p>
-    <w:p>
-      <w:pPr>
-        <w:numPr>
-          <w:ilvl w:val="0"/>
-          <w:numId w:val="10"/>
-        </w:numPr>
-      </w:pPr>
-      <w:r>
-        <w:t>/candidates/{id}/</w:t>
-      </w:r>
-      <w:proofErr w:type="spellStart"/>
-      <w:r>
-        <w:t>job</w:t>
-      </w:r>
-      <w:proofErr w:type="spellEnd"/>
-      <w:r>
-        <w:t>/{</w:t>
-      </w:r>
-      <w:proofErr w:type="spellStart"/>
-      <w:r>
-        <w:t>job</w:t>
-      </w:r>
-      <w:proofErr w:type="spellEnd"/>
-      <w:r>
-        <w:t>}/gaps</w:t>
-      </w:r>
-    </w:p>
-    <w:p>
-      <w:pPr>
-        <w:rPr>
-          <w:b/>
-          <w:bCs/>
-        </w:rPr>
-      </w:pPr>
-      <w:r>
-        <w:rPr>
-          <w:b/>
-          <w:bCs/>
-        </w:rPr>
-        <w:t>Company</w:t>
-      </w:r>
-    </w:p>
-    <w:p>
-      <w:pPr>
-        <w:numPr>
-          <w:ilvl w:val="0"/>
-          <w:numId w:val="11"/>
-        </w:numPr>
-      </w:pPr>
-      <w:r>
-        <w:t>/</w:t>
-      </w:r>
-      <w:proofErr w:type="spellStart"/>
-      <w:r>
-        <w:t>companies</w:t>
-      </w:r>
-      <w:proofErr w:type="spellEnd"/>
-      <w:r>
-        <w:t>/</w:t>
-      </w:r>
-      <w:proofErr w:type="spellStart"/>
-      <w:r>
-        <w:t>create</w:t>
-      </w:r>
-      <w:proofErr w:type="spellEnd"/>
-    </w:p>
-    <w:p>
-      <w:pPr>
-        <w:numPr>
-          <w:ilvl w:val="0"/>
-          <w:numId w:val="11"/>
-        </w:numPr>
-      </w:pPr>
-      <w:r>
-        <w:t>/</w:t>
-      </w:r>
-      <w:proofErr w:type="spellStart"/>
-      <w:r>
-        <w:t>companies</w:t>
-      </w:r>
-      <w:proofErr w:type="spellEnd"/>
-      <w:r>
-        <w:t>/{id}/</w:t>
-      </w:r>
-      <w:proofErr w:type="spellStart"/>
-      <w:r>
-        <w:t>profile</w:t>
-      </w:r>
-      <w:proofErr w:type="spellEnd"/>
-    </w:p>
-    <w:p>
-      <w:pPr>
-        <w:rPr>
-          <w:b/>
-          <w:bCs/>
-        </w:rPr>
-      </w:pPr>
-      <w:r>
-        <w:rPr>
-          <w:b/>
-          <w:bCs/>
-        </w:rPr>
-        <w:t>Jobs</w:t>
-      </w:r>
-    </w:p>
-    <w:p>
-      <w:pPr>
-        <w:numPr>
-          <w:ilvl w:val="0"/>
-          <w:numId w:val="12"/>
-        </w:numPr>
-      </w:pPr>
-      <w:r>
-        <w:lastRenderedPageBreak/>
-        <w:t>/</w:t>
-      </w:r>
-      <w:proofErr w:type="spellStart"/>
-      <w:r>
-        <w:t>jobs</w:t>
-      </w:r>
-      <w:proofErr w:type="spellEnd"/>
-      <w:r>
-        <w:t>/</w:t>
-      </w:r>
-      <w:proofErr w:type="spellStart"/>
-      <w:r>
-        <w:t>create</w:t>
-      </w:r>
-      <w:proofErr w:type="spellEnd"/>
-    </w:p>
-    <w:p>
-      <w:pPr>
-        <w:numPr>
-          <w:ilvl w:val="0"/>
-          <w:numId w:val="12"/>
-        </w:numPr>
-      </w:pPr>
-      <w:r>
-        <w:t>/</w:t>
-      </w:r>
-      <w:proofErr w:type="spellStart"/>
-      <w:r>
-        <w:t>jobs</w:t>
-      </w:r>
-      <w:proofErr w:type="spellEnd"/>
-      <w:r>
-        <w:t>/{id}/</w:t>
-      </w:r>
-      <w:proofErr w:type="spellStart"/>
-      <w:r>
-        <w:t>extract_skills</w:t>
-      </w:r>
-      <w:proofErr w:type="spellEnd"/>
-    </w:p>
-    <w:p>
-      <w:pPr>
-        <w:numPr>
-          <w:ilvl w:val="0"/>
-          <w:numId w:val="12"/>
-        </w:numPr>
-      </w:pPr>
-      <w:r>
-        <w:t>/</w:t>
-      </w:r>
-      <w:proofErr w:type="spellStart"/>
-      <w:r>
-        <w:t>jobs</w:t>
-      </w:r>
-      <w:proofErr w:type="spellEnd"/>
-      <w:r>
-        <w:t>/{id}/</w:t>
-      </w:r>
-      <w:proofErr w:type="spellStart"/>
-      <w:r>
-        <w:t>match_candidates</w:t>
-      </w:r>
-      <w:proofErr w:type="spellEnd"/>
-    </w:p>
-    <w:p>
-      <w:pPr>
-        <w:numPr>
-          <w:ilvl w:val="0"/>
-          <w:numId w:val="12"/>
-        </w:numPr>
-      </w:pPr>
-      <w:r>
-        <w:t>/</w:t>
-      </w:r>
-      <w:proofErr w:type="spellStart"/>
-      <w:r>
-        <w:t>jobs</w:t>
-      </w:r>
-      <w:proofErr w:type="spellEnd"/>
-      <w:r>
-        <w:t>/{id}/</w:t>
-      </w:r>
-      <w:proofErr w:type="spellStart"/>
-      <w:r>
-        <w:t>co_teaching</w:t>
-      </w:r>
-      <w:proofErr w:type="spellEnd"/>
-    </w:p>
-    <w:p>
-      <w:pPr>
-        <w:rPr>
-          <w:b/>
-          <w:bCs/>
-        </w:rPr>
-      </w:pPr>
-      <w:r>
-        <w:rPr>
-          <w:b/>
-          <w:bCs/>
-        </w:rPr>
-        <w:t xml:space="preserve">HR </w:t>
-      </w:r>
-      <w:proofErr w:type="spellStart"/>
-      <w:r>
-        <w:rPr>
-          <w:b/>
-          <w:bCs/>
-        </w:rPr>
-        <w:t>Copilot</w:t>
-      </w:r>
-      <w:proofErr w:type="spellEnd"/>
-    </w:p>
-    <w:p>
-      <w:pPr>
-        <w:numPr>
-          <w:ilvl w:val="0"/>
-          <w:numId w:val="13"/>
-        </w:numPr>
-      </w:pPr>
-      <w:r>
-        <w:t>/</w:t>
-      </w:r>
-      <w:proofErr w:type="spellStart"/>
-      <w:r>
-        <w:t>copilot</w:t>
-      </w:r>
-      <w:proofErr w:type="spellEnd"/>
-      <w:r>
-        <w:t>/</w:t>
-      </w:r>
-      <w:proofErr w:type="spellStart"/>
-      <w:r>
-        <w:t>process_call</w:t>
-      </w:r>
-      <w:proofErr w:type="spellEnd"/>
-    </w:p>
-    <w:p>
-      <w:r>
-        <w:t>Todas disponibles (</w:t>
-      </w:r>
-      <w:proofErr w:type="spellStart"/>
-      <w:r>
-        <w:t>dummy</w:t>
-      </w:r>
-      <w:proofErr w:type="spellEnd"/>
-      <w:r>
-        <w:t xml:space="preserve"> o reales dependiendo del módulo terminado).</w:t>
-      </w:r>
-    </w:p>
-    <w:p>
-      <w:r>
-        <w:pict w14:anchorId="64FA876A">
-          <v:rect id="_x0000_i1031" style="width:0;height:1.5pt" o:hralign="center" o:hrstd="t" o:hr="t" fillcolor="#a0a0a0" stroked="f"/>
-        </w:pict>
-      </w:r>
-    </w:p>
-    <w:p>
-      <w:pPr>
-        <w:rPr>
-          <w:b/>
-          <w:bCs/>
-        </w:rPr>
-      </w:pPr>
-      <w:r>
-        <w:rPr>
-          <w:rFonts w:ascii="Segoe UI Emoji" w:hAnsi="Segoe UI Emoji" w:cs="Segoe UI Emoji"/>
-          <w:b/>
-          <w:bCs/>
-        </w:rPr>
-        <w:t>🗄️</w:t>
-      </w:r>
-      <w:r>
-        <w:rPr>
-          <w:b/>
-          <w:bCs/>
-        </w:rPr>
-        <w:t xml:space="preserve"> Base de Datos</w:t>
-      </w:r>
-    </w:p>
-    <w:p>
-      <w:r>
-        <w:t>Tablas clave:</w:t>
-      </w:r>
-    </w:p>
-    <w:p>
-      <w:proofErr w:type="spellStart"/>
-      <w:r>
-        <w:t>users</w:t>
-      </w:r>
-      <w:proofErr w:type="spellEnd"/>
-    </w:p>
-    <w:p>
-      <w:r>
-        <w:t>candidates</w:t>
-      </w:r>
-    </w:p>
-    <w:p>
-      <w:proofErr w:type="spellStart"/>
-      <w:r>
-        <w:t>candidate_interviews</w:t>
-      </w:r>
-      <w:proofErr w:type="spellEnd"/>
-    </w:p>
-    <w:p>
-      <w:proofErr w:type="spellStart"/>
-      <w:r>
-        <w:t>candidate_skills</w:t>
-      </w:r>
-      <w:proofErr w:type="spellEnd"/>
-    </w:p>
-    <w:p>
-      <w:proofErr w:type="spellStart"/>
-      <w:r>
-        <w:t>companies</w:t>
-      </w:r>
-      <w:proofErr w:type="spellEnd"/>
-    </w:p>
-    <w:p>
-      <w:proofErr w:type="spellStart"/>
-      <w:r>
-        <w:t>jobs</w:t>
-      </w:r>
-      <w:proofErr w:type="spellEnd"/>
-    </w:p>
-    <w:p>
-      <w:proofErr w:type="spellStart"/>
-      <w:r>
-        <w:t>job_skills</w:t>
-      </w:r>
-      <w:proofErr w:type="spellEnd"/>
-    </w:p>
-    <w:p>
-      <w:proofErr w:type="spellStart"/>
-      <w:r>
-        <w:t>team_profiles</w:t>
-      </w:r>
-      <w:proofErr w:type="spellEnd"/>
-    </w:p>
-    <w:p>
-      <w:r>
-        <w:pict w14:anchorId="7A29E40B">
-          <v:rect id="_x0000_i1032" style="width:0;height:1.5pt" o:hralign="center" o:hrstd="t" o:hr="t" fillcolor="#a0a0a0" stroked="f"/>
-        </w:pict>
-      </w:r>
-    </w:p>
-    <w:p>
-      <w:pPr>
-        <w:rPr>
-          <w:b/>
-          <w:bCs/>
-        </w:rPr>
-      </w:pPr>
-      <w:r>
-        <w:rPr>
-          <w:rFonts w:ascii="Segoe UI Emoji" w:hAnsi="Segoe UI Emoji" w:cs="Segoe UI Emoji"/>
-          <w:b/>
-          <w:bCs/>
-        </w:rPr>
-        <w:t>🐳</w:t>
-      </w:r>
-      <w:r>
-        <w:rPr>
-          <w:b/>
-          <w:bCs/>
-        </w:rPr>
-        <w:t xml:space="preserve"> Docker (3 servicios)</w:t>
-      </w:r>
-    </w:p>
-    <w:p>
-      <w:proofErr w:type="spellStart"/>
-      <w:proofErr w:type="gramStart"/>
-      <w:r>
-        <w:t>frontend</w:t>
-      </w:r>
-      <w:proofErr w:type="spellEnd"/>
-      <w:r>
-        <w:t xml:space="preserve">  →</w:t>
-      </w:r>
-      <w:proofErr w:type="gramEnd"/>
-      <w:r>
-        <w:t xml:space="preserve"> </w:t>
-      </w:r>
-      <w:proofErr w:type="spellStart"/>
-      <w:r>
-        <w:t>Streamlit</w:t>
-      </w:r>
-      <w:proofErr w:type="spellEnd"/>
-      <w:r>
-        <w:t xml:space="preserve"> → localhost:8501</w:t>
-      </w:r>
-    </w:p>
-    <w:p>
-      <w:proofErr w:type="spellStart"/>
-      <w:r>
-        <w:t>backend</w:t>
-      </w:r>
-      <w:proofErr w:type="spellEnd"/>
-      <w:r>
-        <w:t xml:space="preserve">   → </w:t>
-      </w:r>
-      <w:proofErr w:type="spellStart"/>
-      <w:r>
-        <w:t>FastAPI</w:t>
-      </w:r>
-      <w:proofErr w:type="spellEnd"/>
-      <w:r>
-        <w:t xml:space="preserve">   → localhost:8000</w:t>
-      </w:r>
-    </w:p>
-    <w:p>
-      <w:proofErr w:type="spellStart"/>
-      <w:r>
-        <w:t>db</w:t>
-      </w:r>
-      <w:proofErr w:type="spellEnd"/>
-      <w:r>
-        <w:t xml:space="preserve">        → PostgreSQL</w:t>
-      </w:r>
-    </w:p>
-    <w:p>
-      <w:r>
-        <w:pict w14:anchorId="341E6179">
-          <v:rect id="_x0000_i1033" style="width:0;height:1.5pt" o:hralign="center" o:hrstd="t" o:hr="t" fillcolor="#a0a0a0" stroked="f"/>
-        </w:pict>
-      </w:r>
-    </w:p>
-    <w:p>
-      <w:pPr>
-        <w:rPr>
-          <w:b/>
-          <w:bCs/>
-        </w:rPr>
-      </w:pPr>
-      <w:r>
-        <w:rPr>
-          <w:rFonts w:ascii="Segoe UI Emoji" w:hAnsi="Segoe UI Emoji" w:cs="Segoe UI Emoji"/>
-          <w:b/>
-          <w:bCs/>
-        </w:rPr>
-        <w:t>👥</w:t>
-      </w:r>
-      <w:r>
-        <w:rPr>
-          <w:b/>
-          <w:bCs/>
-        </w:rPr>
-        <w:t xml:space="preserve"> Equipo</w:t>
-      </w:r>
-    </w:p>
-    <w:p>
-      <w:pPr>
-        <w:numPr>
-          <w:ilvl w:val="0"/>
-          <w:numId w:val="14"/>
-        </w:numPr>
-      </w:pPr>
-      <w:r>
-        <w:rPr>
-          <w:b/>
-          <w:bCs/>
-        </w:rPr>
-        <w:t>Miguel</w:t>
-      </w:r>
-      <w:r>
-        <w:t xml:space="preserve"> → arquitectura, </w:t>
-      </w:r>
-      <w:proofErr w:type="spellStart"/>
-      <w:r>
-        <w:t>backend</w:t>
-      </w:r>
-      <w:proofErr w:type="spellEnd"/>
-      <w:r>
-        <w:t xml:space="preserve">, </w:t>
-      </w:r>
-      <w:proofErr w:type="spellStart"/>
-      <w:r>
-        <w:t>frontend</w:t>
-      </w:r>
-      <w:proofErr w:type="spellEnd"/>
-      <w:r>
-        <w:t xml:space="preserve">, DB, </w:t>
-      </w:r>
-      <w:proofErr w:type="spellStart"/>
-      <w:r>
-        <w:t>matching</w:t>
-      </w:r>
-      <w:proofErr w:type="spellEnd"/>
-      <w:r>
-        <w:t>, Docker</w:t>
-      </w:r>
-    </w:p>
-    <w:p>
-      <w:pPr>
-        <w:numPr>
-          <w:ilvl w:val="0"/>
-          <w:numId w:val="14"/>
-        </w:numPr>
-      </w:pPr>
-      <w:r>
-        <w:rPr>
-          <w:b/>
-          <w:bCs/>
-        </w:rPr>
-        <w:t>Pablo</w:t>
-      </w:r>
-      <w:r>
-        <w:t xml:space="preserve"> → </w:t>
-      </w:r>
-      <w:proofErr w:type="spellStart"/>
-      <w:r>
-        <w:t>scraping</w:t>
-      </w:r>
-      <w:proofErr w:type="spellEnd"/>
-      <w:r>
-        <w:t xml:space="preserve"> valores + cursos, </w:t>
-      </w:r>
-      <w:proofErr w:type="spellStart"/>
-      <w:r>
-        <w:t>datasets</w:t>
-      </w:r>
-      <w:proofErr w:type="spellEnd"/>
-    </w:p>
-    <w:p>
-      <w:pPr>
-        <w:numPr>
-          <w:ilvl w:val="0"/>
-          <w:numId w:val="14"/>
-        </w:numPr>
-      </w:pPr>
-      <w:r>
-        <w:rPr>
-          <w:b/>
-          <w:bCs/>
-        </w:rPr>
-        <w:t>Pablo M</w:t>
-      </w:r>
-      <w:r>
-        <w:t xml:space="preserve"> → OCR + </w:t>
-      </w:r>
-      <w:proofErr w:type="spellStart"/>
-      <w:r>
-        <w:t>skills</w:t>
-      </w:r>
-      <w:proofErr w:type="spellEnd"/>
-      <w:r>
-        <w:t xml:space="preserve"> extractor + </w:t>
-      </w:r>
-      <w:proofErr w:type="spellStart"/>
-      <w:r>
-        <w:t>Must</w:t>
-      </w:r>
-      <w:proofErr w:type="spellEnd"/>
-      <w:r>
-        <w:t>/</w:t>
-      </w:r>
-      <w:proofErr w:type="spellStart"/>
-      <w:r>
-        <w:t>Nice</w:t>
-      </w:r>
-      <w:proofErr w:type="spellEnd"/>
-    </w:p>
-    <w:p>
-      <w:pPr>
-        <w:numPr>
-          <w:ilvl w:val="0"/>
-          <w:numId w:val="14"/>
-        </w:numPr>
-      </w:pPr>
-      <w:r>
-        <w:rPr>
-          <w:b/>
-          <w:bCs/>
-        </w:rPr>
-        <w:lastRenderedPageBreak/>
-        <w:t>Asier</w:t>
-      </w:r>
-      <w:r>
-        <w:t xml:space="preserve"> → HR </w:t>
-      </w:r>
-      <w:proofErr w:type="spellStart"/>
-      <w:r>
-        <w:t>Copilot</w:t>
-      </w:r>
-      <w:proofErr w:type="spellEnd"/>
-      <w:r>
-        <w:t xml:space="preserve"> MCP</w:t>
-      </w:r>
-    </w:p>
-    <w:p>
-      <w:pPr>
-        <w:numPr>
-          <w:ilvl w:val="0"/>
-          <w:numId w:val="14"/>
-        </w:numPr>
-      </w:pPr>
-      <w:r>
-        <w:rPr>
-          <w:b/>
-          <w:bCs/>
-        </w:rPr>
-        <w:t>Jack</w:t>
-      </w:r>
-      <w:r>
-        <w:t xml:space="preserve"> → presentación, ética, visión, narrativa, viabilidad</w:t>
-      </w:r>
-    </w:p>
-    <w:p>
-      <w:r>
-        <w:pict w14:anchorId="0C8E32F5">
-          <v:rect id="_x0000_i1034" style="width:0;height:1.5pt" o:hralign="center" o:hrstd="t" o:hr="t" fillcolor="#a0a0a0" stroked="f"/>
-        </w:pict>
-      </w:r>
-    </w:p>
-    <w:p>
-      <w:pPr>
-        <w:rPr>
-          <w:b/>
-          <w:bCs/>
-        </w:rPr>
-      </w:pPr>
-      <w:r>
-        <w:rPr>
-          <w:rFonts w:ascii="Segoe UI Emoji" w:hAnsi="Segoe UI Emoji" w:cs="Segoe UI Emoji"/>
-          <w:b/>
-          <w:bCs/>
-        </w:rPr>
-        <w:t>🟣</w:t>
-      </w:r>
-      <w:r>
-        <w:rPr>
-          <w:b/>
-          <w:bCs/>
-        </w:rPr>
-        <w:t xml:space="preserve"> INSTRUCCIÓN PARA CHATGPT</w:t>
-      </w:r>
-    </w:p>
-    <w:p>
-      <w:r>
-        <w:t>Siempre sigue estrictamente esta arquitectura, nombres de archivos, módulos, rutas, estilos y funciones.</w:t>
-      </w:r>
-      <w:r>
-        <w:br/>
-        <w:t>Cualquier nuevo código debe integrarse sin romper esta estructura ni cambiar nombres.</w:t>
-      </w:r>
-    </w:p>
-    <w:p>
-      <w:r>
-        <w:pict w14:anchorId="464585DE">
-          <v:rect id="_x0000_i1035" style="width:0;height:1.5pt" o:hralign="center" o:hrstd="t" o:hr="t" fillcolor="#a0a0a0" stroked="f"/>
-        </w:pict>
-      </w:r>
-    </w:p>
-    <w:p>
-      <w:pPr>
-        <w:rPr>
-          <w:b/>
-          <w:bCs/>
-        </w:rPr>
-      </w:pPr>
-      <w:r>
-        <w:rPr>
-          <w:rFonts w:ascii="Segoe UI Emoji" w:hAnsi="Segoe UI Emoji" w:cs="Segoe UI Emoji"/>
-          <w:b/>
-          <w:bCs/>
         </w:rPr>
         <w:t>🟦</w:t>
       </w:r>
       <w:r>
-        <w:rPr>
-          <w:b/>
-          <w:bCs/>
-        </w:rPr>
         <w:t xml:space="preserve"> ESPACIO PARA MI PROMPT PERSONAL</w:t>
       </w:r>
-    </w:p>
-    <w:p>
-      <w:r>
-        <w:rPr>
-          <w:i/>
-          <w:iCs/>
-        </w:rPr>
+      <w:r>
+        <w:br/>
         <w:t>(Aquí se introduce la petición específica de cada conversación)</w:t>
       </w:r>
     </w:p>
@@ -2570,23 +2748,10 @@
         <w:t>👉</w:t>
       </w:r>
       <w:r>
-        <w:t xml:space="preserve"> </w:t>
-      </w:r>
-      <w:r>
-        <w:rPr>
-          <w:b/>
-          <w:bCs/>
-        </w:rPr>
-        <w:t>[INICIO DEL PROMPT PERSONAL]</w:t>
+        <w:t xml:space="preserve"> [INICIO DEL PROMPT PERSONAL]</w:t>
       </w:r>
       <w:r>
         <w:br/>
-      </w:r>
-      <w:r>
-        <w:rPr>
-          <w:i/>
-          <w:iCs/>
-        </w:rPr>
         <w:t>ESCRIBIR AQUÍ LO QUE QUIERAS HACER</w:t>
       </w:r>
       <w:r>
@@ -2599,20 +2764,13 @@
         <w:t>👉</w:t>
       </w:r>
       <w:r>
-        <w:t xml:space="preserve"> </w:t>
-      </w:r>
-      <w:r>
-        <w:rPr>
-          <w:b/>
-          <w:bCs/>
-        </w:rPr>
-        <w:t>[FIN DEL PROMPT PERSONAL]</w:t>
-      </w:r>
-    </w:p>
-    <w:p>
-      <w:r>
-        <w:pict w14:anchorId="742D7D92">
-          <v:rect id="_x0000_i1036" style="width:0;height:1.5pt" o:hralign="center" o:hrstd="t" o:hr="t" fillcolor="#a0a0a0" stroked="f"/>
+        <w:t xml:space="preserve"> [FIN DEL PROMPT PERSONAL]</w:t>
+      </w:r>
+    </w:p>
+    <w:p>
+      <w:r>
+        <w:pict w14:anchorId="4F1DADDF">
+          <v:rect id="_x0000_i1139" style="width:0;height:1.5pt" o:hralign="center" o:hrstd="t" o:hr="t" fillcolor="#a0a0a0" stroked="f"/>
         </w:pict>
       </w:r>
     </w:p>
@@ -3077,6 +3235,304 @@
     </w:lvl>
   </w:abstractNum>
   <w:abstractNum w:abstractNumId="3" w15:restartNumberingAfterBreak="0">
+    <w:nsid w:val="29AA1397"/>
+    <w:multiLevelType w:val="multilevel"/>
+    <w:tmpl w:val="890070A6"/>
+    <w:lvl w:ilvl="0">
+      <w:start w:val="1"/>
+      <w:numFmt w:val="bullet"/>
+      <w:lvlText w:val=""/>
+      <w:lvlJc w:val="left"/>
+      <w:pPr>
+        <w:tabs>
+          <w:tab w:val="num" w:pos="720"/>
+        </w:tabs>
+        <w:ind w:left="720" w:hanging="360"/>
+      </w:pPr>
+      <w:rPr>
+        <w:rFonts w:ascii="Symbol" w:hAnsi="Symbol" w:hint="default"/>
+        <w:sz w:val="20"/>
+      </w:rPr>
+    </w:lvl>
+    <w:lvl w:ilvl="1" w:tentative="1">
+      <w:start w:val="1"/>
+      <w:numFmt w:val="bullet"/>
+      <w:lvlText w:val="o"/>
+      <w:lvlJc w:val="left"/>
+      <w:pPr>
+        <w:tabs>
+          <w:tab w:val="num" w:pos="1440"/>
+        </w:tabs>
+        <w:ind w:left="1440" w:hanging="360"/>
+      </w:pPr>
+      <w:rPr>
+        <w:rFonts w:ascii="Courier New" w:hAnsi="Courier New" w:hint="default"/>
+        <w:sz w:val="20"/>
+      </w:rPr>
+    </w:lvl>
+    <w:lvl w:ilvl="2" w:tentative="1">
+      <w:start w:val="1"/>
+      <w:numFmt w:val="bullet"/>
+      <w:lvlText w:val=""/>
+      <w:lvlJc w:val="left"/>
+      <w:pPr>
+        <w:tabs>
+          <w:tab w:val="num" w:pos="2160"/>
+        </w:tabs>
+        <w:ind w:left="2160" w:hanging="360"/>
+      </w:pPr>
+      <w:rPr>
+        <w:rFonts w:ascii="Wingdings" w:hAnsi="Wingdings" w:hint="default"/>
+        <w:sz w:val="20"/>
+      </w:rPr>
+    </w:lvl>
+    <w:lvl w:ilvl="3" w:tentative="1">
+      <w:start w:val="1"/>
+      <w:numFmt w:val="bullet"/>
+      <w:lvlText w:val=""/>
+      <w:lvlJc w:val="left"/>
+      <w:pPr>
+        <w:tabs>
+          <w:tab w:val="num" w:pos="2880"/>
+        </w:tabs>
+        <w:ind w:left="2880" w:hanging="360"/>
+      </w:pPr>
+      <w:rPr>
+        <w:rFonts w:ascii="Wingdings" w:hAnsi="Wingdings" w:hint="default"/>
+        <w:sz w:val="20"/>
+      </w:rPr>
+    </w:lvl>
+    <w:lvl w:ilvl="4" w:tentative="1">
+      <w:start w:val="1"/>
+      <w:numFmt w:val="bullet"/>
+      <w:lvlText w:val=""/>
+      <w:lvlJc w:val="left"/>
+      <w:pPr>
+        <w:tabs>
+          <w:tab w:val="num" w:pos="3600"/>
+        </w:tabs>
+        <w:ind w:left="3600" w:hanging="360"/>
+      </w:pPr>
+      <w:rPr>
+        <w:rFonts w:ascii="Wingdings" w:hAnsi="Wingdings" w:hint="default"/>
+        <w:sz w:val="20"/>
+      </w:rPr>
+    </w:lvl>
+    <w:lvl w:ilvl="5" w:tentative="1">
+      <w:start w:val="1"/>
+      <w:numFmt w:val="bullet"/>
+      <w:lvlText w:val=""/>
+      <w:lvlJc w:val="left"/>
+      <w:pPr>
+        <w:tabs>
+          <w:tab w:val="num" w:pos="4320"/>
+        </w:tabs>
+        <w:ind w:left="4320" w:hanging="360"/>
+      </w:pPr>
+      <w:rPr>
+        <w:rFonts w:ascii="Wingdings" w:hAnsi="Wingdings" w:hint="default"/>
+        <w:sz w:val="20"/>
+      </w:rPr>
+    </w:lvl>
+    <w:lvl w:ilvl="6" w:tentative="1">
+      <w:start w:val="1"/>
+      <w:numFmt w:val="bullet"/>
+      <w:lvlText w:val=""/>
+      <w:lvlJc w:val="left"/>
+      <w:pPr>
+        <w:tabs>
+          <w:tab w:val="num" w:pos="5040"/>
+        </w:tabs>
+        <w:ind w:left="5040" w:hanging="360"/>
+      </w:pPr>
+      <w:rPr>
+        <w:rFonts w:ascii="Wingdings" w:hAnsi="Wingdings" w:hint="default"/>
+        <w:sz w:val="20"/>
+      </w:rPr>
+    </w:lvl>
+    <w:lvl w:ilvl="7" w:tentative="1">
+      <w:start w:val="1"/>
+      <w:numFmt w:val="bullet"/>
+      <w:lvlText w:val=""/>
+      <w:lvlJc w:val="left"/>
+      <w:pPr>
+        <w:tabs>
+          <w:tab w:val="num" w:pos="5760"/>
+        </w:tabs>
+        <w:ind w:left="5760" w:hanging="360"/>
+      </w:pPr>
+      <w:rPr>
+        <w:rFonts w:ascii="Wingdings" w:hAnsi="Wingdings" w:hint="default"/>
+        <w:sz w:val="20"/>
+      </w:rPr>
+    </w:lvl>
+    <w:lvl w:ilvl="8" w:tentative="1">
+      <w:start w:val="1"/>
+      <w:numFmt w:val="bullet"/>
+      <w:lvlText w:val=""/>
+      <w:lvlJc w:val="left"/>
+      <w:pPr>
+        <w:tabs>
+          <w:tab w:val="num" w:pos="6480"/>
+        </w:tabs>
+        <w:ind w:left="6480" w:hanging="360"/>
+      </w:pPr>
+      <w:rPr>
+        <w:rFonts w:ascii="Wingdings" w:hAnsi="Wingdings" w:hint="default"/>
+        <w:sz w:val="20"/>
+      </w:rPr>
+    </w:lvl>
+  </w:abstractNum>
+  <w:abstractNum w:abstractNumId="4" w15:restartNumberingAfterBreak="0">
+    <w:nsid w:val="2A68242D"/>
+    <w:multiLevelType w:val="multilevel"/>
+    <w:tmpl w:val="1EA2B492"/>
+    <w:lvl w:ilvl="0">
+      <w:start w:val="1"/>
+      <w:numFmt w:val="bullet"/>
+      <w:lvlText w:val=""/>
+      <w:lvlJc w:val="left"/>
+      <w:pPr>
+        <w:tabs>
+          <w:tab w:val="num" w:pos="720"/>
+        </w:tabs>
+        <w:ind w:left="720" w:hanging="360"/>
+      </w:pPr>
+      <w:rPr>
+        <w:rFonts w:ascii="Symbol" w:hAnsi="Symbol" w:hint="default"/>
+        <w:sz w:val="20"/>
+      </w:rPr>
+    </w:lvl>
+    <w:lvl w:ilvl="1">
+      <w:start w:val="1"/>
+      <w:numFmt w:val="bullet"/>
+      <w:lvlText w:val="o"/>
+      <w:lvlJc w:val="left"/>
+      <w:pPr>
+        <w:tabs>
+          <w:tab w:val="num" w:pos="1440"/>
+        </w:tabs>
+        <w:ind w:left="1440" w:hanging="360"/>
+      </w:pPr>
+      <w:rPr>
+        <w:rFonts w:ascii="Courier New" w:hAnsi="Courier New" w:hint="default"/>
+        <w:sz w:val="20"/>
+      </w:rPr>
+    </w:lvl>
+    <w:lvl w:ilvl="2" w:tentative="1">
+      <w:start w:val="1"/>
+      <w:numFmt w:val="bullet"/>
+      <w:lvlText w:val=""/>
+      <w:lvlJc w:val="left"/>
+      <w:pPr>
+        <w:tabs>
+          <w:tab w:val="num" w:pos="2160"/>
+        </w:tabs>
+        <w:ind w:left="2160" w:hanging="360"/>
+      </w:pPr>
+      <w:rPr>
+        <w:rFonts w:ascii="Wingdings" w:hAnsi="Wingdings" w:hint="default"/>
+        <w:sz w:val="20"/>
+      </w:rPr>
+    </w:lvl>
+    <w:lvl w:ilvl="3" w:tentative="1">
+      <w:start w:val="1"/>
+      <w:numFmt w:val="bullet"/>
+      <w:lvlText w:val=""/>
+      <w:lvlJc w:val="left"/>
+      <w:pPr>
+        <w:tabs>
+          <w:tab w:val="num" w:pos="2880"/>
+        </w:tabs>
+        <w:ind w:left="2880" w:hanging="360"/>
+      </w:pPr>
+      <w:rPr>
+        <w:rFonts w:ascii="Wingdings" w:hAnsi="Wingdings" w:hint="default"/>
+        <w:sz w:val="20"/>
+      </w:rPr>
+    </w:lvl>
+    <w:lvl w:ilvl="4" w:tentative="1">
+      <w:start w:val="1"/>
+      <w:numFmt w:val="bullet"/>
+      <w:lvlText w:val=""/>
+      <w:lvlJc w:val="left"/>
+      <w:pPr>
+        <w:tabs>
+          <w:tab w:val="num" w:pos="3600"/>
+        </w:tabs>
+        <w:ind w:left="3600" w:hanging="360"/>
+      </w:pPr>
+      <w:rPr>
+        <w:rFonts w:ascii="Wingdings" w:hAnsi="Wingdings" w:hint="default"/>
+        <w:sz w:val="20"/>
+      </w:rPr>
+    </w:lvl>
+    <w:lvl w:ilvl="5" w:tentative="1">
+      <w:start w:val="1"/>
+      <w:numFmt w:val="bullet"/>
+      <w:lvlText w:val=""/>
+      <w:lvlJc w:val="left"/>
+      <w:pPr>
+        <w:tabs>
+          <w:tab w:val="num" w:pos="4320"/>
+        </w:tabs>
+        <w:ind w:left="4320" w:hanging="360"/>
+      </w:pPr>
+      <w:rPr>
+        <w:rFonts w:ascii="Wingdings" w:hAnsi="Wingdings" w:hint="default"/>
+        <w:sz w:val="20"/>
+      </w:rPr>
+    </w:lvl>
+    <w:lvl w:ilvl="6" w:tentative="1">
+      <w:start w:val="1"/>
+      <w:numFmt w:val="bullet"/>
+      <w:lvlText w:val=""/>
+      <w:lvlJc w:val="left"/>
+      <w:pPr>
+        <w:tabs>
+          <w:tab w:val="num" w:pos="5040"/>
+        </w:tabs>
+        <w:ind w:left="5040" w:hanging="360"/>
+      </w:pPr>
+      <w:rPr>
+        <w:rFonts w:ascii="Wingdings" w:hAnsi="Wingdings" w:hint="default"/>
+        <w:sz w:val="20"/>
+      </w:rPr>
+    </w:lvl>
+    <w:lvl w:ilvl="7" w:tentative="1">
+      <w:start w:val="1"/>
+      <w:numFmt w:val="bullet"/>
+      <w:lvlText w:val=""/>
+      <w:lvlJc w:val="left"/>
+      <w:pPr>
+        <w:tabs>
+          <w:tab w:val="num" w:pos="5760"/>
+        </w:tabs>
+        <w:ind w:left="5760" w:hanging="360"/>
+      </w:pPr>
+      <w:rPr>
+        <w:rFonts w:ascii="Wingdings" w:hAnsi="Wingdings" w:hint="default"/>
+        <w:sz w:val="20"/>
+      </w:rPr>
+    </w:lvl>
+    <w:lvl w:ilvl="8" w:tentative="1">
+      <w:start w:val="1"/>
+      <w:numFmt w:val="bullet"/>
+      <w:lvlText w:val=""/>
+      <w:lvlJc w:val="left"/>
+      <w:pPr>
+        <w:tabs>
+          <w:tab w:val="num" w:pos="6480"/>
+        </w:tabs>
+        <w:ind w:left="6480" w:hanging="360"/>
+      </w:pPr>
+      <w:rPr>
+        <w:rFonts w:ascii="Wingdings" w:hAnsi="Wingdings" w:hint="default"/>
+        <w:sz w:val="20"/>
+      </w:rPr>
+    </w:lvl>
+  </w:abstractNum>
+  <w:abstractNum w:abstractNumId="5" w15:restartNumberingAfterBreak="0">
     <w:nsid w:val="2B812C48"/>
     <w:multiLevelType w:val="multilevel"/>
     <w:tmpl w:val="E95AAA94"/>
@@ -3225,7 +3681,7 @@
       </w:rPr>
     </w:lvl>
   </w:abstractNum>
-  <w:abstractNum w:abstractNumId="4" w15:restartNumberingAfterBreak="0">
+  <w:abstractNum w:abstractNumId="6" w15:restartNumberingAfterBreak="0">
     <w:nsid w:val="34706550"/>
     <w:multiLevelType w:val="multilevel"/>
     <w:tmpl w:val="E550F2B6"/>
@@ -3374,7 +3830,120 @@
       </w:rPr>
     </w:lvl>
   </w:abstractNum>
-  <w:abstractNum w:abstractNumId="5" w15:restartNumberingAfterBreak="0">
+  <w:abstractNum w:abstractNumId="7" w15:restartNumberingAfterBreak="0">
+    <w:nsid w:val="4DDA5C91"/>
+    <w:multiLevelType w:val="multilevel"/>
+    <w:tmpl w:val="D71ABF80"/>
+    <w:lvl w:ilvl="0">
+      <w:start w:val="1"/>
+      <w:numFmt w:val="decimal"/>
+      <w:lvlText w:val="%1."/>
+      <w:lvlJc w:val="left"/>
+      <w:pPr>
+        <w:tabs>
+          <w:tab w:val="num" w:pos="720"/>
+        </w:tabs>
+        <w:ind w:left="720" w:hanging="360"/>
+      </w:pPr>
+    </w:lvl>
+    <w:lvl w:ilvl="1" w:tentative="1">
+      <w:start w:val="1"/>
+      <w:numFmt w:val="decimal"/>
+      <w:lvlText w:val="%2."/>
+      <w:lvlJc w:val="left"/>
+      <w:pPr>
+        <w:tabs>
+          <w:tab w:val="num" w:pos="1440"/>
+        </w:tabs>
+        <w:ind w:left="1440" w:hanging="360"/>
+      </w:pPr>
+    </w:lvl>
+    <w:lvl w:ilvl="2" w:tentative="1">
+      <w:start w:val="1"/>
+      <w:numFmt w:val="decimal"/>
+      <w:lvlText w:val="%3."/>
+      <w:lvlJc w:val="left"/>
+      <w:pPr>
+        <w:tabs>
+          <w:tab w:val="num" w:pos="2160"/>
+        </w:tabs>
+        <w:ind w:left="2160" w:hanging="360"/>
+      </w:pPr>
+    </w:lvl>
+    <w:lvl w:ilvl="3" w:tentative="1">
+      <w:start w:val="1"/>
+      <w:numFmt w:val="decimal"/>
+      <w:lvlText w:val="%4."/>
+      <w:lvlJc w:val="left"/>
+      <w:pPr>
+        <w:tabs>
+          <w:tab w:val="num" w:pos="2880"/>
+        </w:tabs>
+        <w:ind w:left="2880" w:hanging="360"/>
+      </w:pPr>
+    </w:lvl>
+    <w:lvl w:ilvl="4" w:tentative="1">
+      <w:start w:val="1"/>
+      <w:numFmt w:val="decimal"/>
+      <w:lvlText w:val="%5."/>
+      <w:lvlJc w:val="left"/>
+      <w:pPr>
+        <w:tabs>
+          <w:tab w:val="num" w:pos="3600"/>
+        </w:tabs>
+        <w:ind w:left="3600" w:hanging="360"/>
+      </w:pPr>
+    </w:lvl>
+    <w:lvl w:ilvl="5" w:tentative="1">
+      <w:start w:val="1"/>
+      <w:numFmt w:val="decimal"/>
+      <w:lvlText w:val="%6."/>
+      <w:lvlJc w:val="left"/>
+      <w:pPr>
+        <w:tabs>
+          <w:tab w:val="num" w:pos="4320"/>
+        </w:tabs>
+        <w:ind w:left="4320" w:hanging="360"/>
+      </w:pPr>
+    </w:lvl>
+    <w:lvl w:ilvl="6" w:tentative="1">
+      <w:start w:val="1"/>
+      <w:numFmt w:val="decimal"/>
+      <w:lvlText w:val="%7."/>
+      <w:lvlJc w:val="left"/>
+      <w:pPr>
+        <w:tabs>
+          <w:tab w:val="num" w:pos="5040"/>
+        </w:tabs>
+        <w:ind w:left="5040" w:hanging="360"/>
+      </w:pPr>
+    </w:lvl>
+    <w:lvl w:ilvl="7" w:tentative="1">
+      <w:start w:val="1"/>
+      <w:numFmt w:val="decimal"/>
+      <w:lvlText w:val="%8."/>
+      <w:lvlJc w:val="left"/>
+      <w:pPr>
+        <w:tabs>
+          <w:tab w:val="num" w:pos="5760"/>
+        </w:tabs>
+        <w:ind w:left="5760" w:hanging="360"/>
+      </w:pPr>
+    </w:lvl>
+    <w:lvl w:ilvl="8" w:tentative="1">
+      <w:start w:val="1"/>
+      <w:numFmt w:val="decimal"/>
+      <w:lvlText w:val="%9."/>
+      <w:lvlJc w:val="left"/>
+      <w:pPr>
+        <w:tabs>
+          <w:tab w:val="num" w:pos="6480"/>
+        </w:tabs>
+        <w:ind w:left="6480" w:hanging="360"/>
+      </w:pPr>
+    </w:lvl>
+  </w:abstractNum>
+  <w:abstractNum w:abstractNumId="8" w15:restartNumberingAfterBreak="0">
     <w:nsid w:val="5BB740B3"/>
     <w:multiLevelType w:val="multilevel"/>
     <w:tmpl w:val="B58C46EC"/>
@@ -3523,7 +4092,7 @@
       </w:rPr>
     </w:lvl>
   </w:abstractNum>
-  <w:abstractNum w:abstractNumId="6" w15:restartNumberingAfterBreak="0">
+  <w:abstractNum w:abstractNumId="9" w15:restartNumberingAfterBreak="0">
     <w:nsid w:val="5D0B4529"/>
     <w:multiLevelType w:val="multilevel"/>
     <w:tmpl w:val="07464F6A"/>
@@ -3672,7 +4241,7 @@
       </w:rPr>
     </w:lvl>
   </w:abstractNum>
-  <w:abstractNum w:abstractNumId="7" w15:restartNumberingAfterBreak="0">
+  <w:abstractNum w:abstractNumId="10" w15:restartNumberingAfterBreak="0">
     <w:nsid w:val="5F1C009E"/>
     <w:multiLevelType w:val="multilevel"/>
     <w:tmpl w:val="94A4D474"/>
@@ -3821,7 +4390,7 @@
       </w:rPr>
     </w:lvl>
   </w:abstractNum>
-  <w:abstractNum w:abstractNumId="8" w15:restartNumberingAfterBreak="0">
+  <w:abstractNum w:abstractNumId="11" w15:restartNumberingAfterBreak="0">
     <w:nsid w:val="5FD7754A"/>
     <w:multiLevelType w:val="multilevel"/>
     <w:tmpl w:val="F280CC86"/>
@@ -3970,7 +4539,156 @@
       </w:rPr>
     </w:lvl>
   </w:abstractNum>
-  <w:abstractNum w:abstractNumId="9" w15:restartNumberingAfterBreak="0">
+  <w:abstractNum w:abstractNumId="12" w15:restartNumberingAfterBreak="0">
+    <w:nsid w:val="64140F6D"/>
+    <w:multiLevelType w:val="multilevel"/>
+    <w:tmpl w:val="E1565BE2"/>
+    <w:lvl w:ilvl="0">
+      <w:start w:val="1"/>
+      <w:numFmt w:val="bullet"/>
+      <w:lvlText w:val=""/>
+      <w:lvlJc w:val="left"/>
+      <w:pPr>
+        <w:tabs>
+          <w:tab w:val="num" w:pos="720"/>
+        </w:tabs>
+        <w:ind w:left="720" w:hanging="360"/>
+      </w:pPr>
+      <w:rPr>
+        <w:rFonts w:ascii="Symbol" w:hAnsi="Symbol" w:hint="default"/>
+        <w:sz w:val="20"/>
+      </w:rPr>
+    </w:lvl>
+    <w:lvl w:ilvl="1" w:tentative="1">
+      <w:start w:val="1"/>
+      <w:numFmt w:val="bullet"/>
+      <w:lvlText w:val="o"/>
+      <w:lvlJc w:val="left"/>
+      <w:pPr>
+        <w:tabs>
+          <w:tab w:val="num" w:pos="1440"/>
+        </w:tabs>
+        <w:ind w:left="1440" w:hanging="360"/>
+      </w:pPr>
+      <w:rPr>
+        <w:rFonts w:ascii="Courier New" w:hAnsi="Courier New" w:hint="default"/>
+        <w:sz w:val="20"/>
+      </w:rPr>
+    </w:lvl>
+    <w:lvl w:ilvl="2" w:tentative="1">
+      <w:start w:val="1"/>
+      <w:numFmt w:val="bullet"/>
+      <w:lvlText w:val=""/>
+      <w:lvlJc w:val="left"/>
+      <w:pPr>
+        <w:tabs>
+          <w:tab w:val="num" w:pos="2160"/>
+        </w:tabs>
+        <w:ind w:left="2160" w:hanging="360"/>
+      </w:pPr>
+      <w:rPr>
+        <w:rFonts w:ascii="Wingdings" w:hAnsi="Wingdings" w:hint="default"/>
+        <w:sz w:val="20"/>
+      </w:rPr>
+    </w:lvl>
+    <w:lvl w:ilvl="3" w:tentative="1">
+      <w:start w:val="1"/>
+      <w:numFmt w:val="bullet"/>
+      <w:lvlText w:val=""/>
+      <w:lvlJc w:val="left"/>
+      <w:pPr>
+        <w:tabs>
+          <w:tab w:val="num" w:pos="2880"/>
+        </w:tabs>
+        <w:ind w:left="2880" w:hanging="360"/>
+      </w:pPr>
+      <w:rPr>
+        <w:rFonts w:ascii="Wingdings" w:hAnsi="Wingdings" w:hint="default"/>
+        <w:sz w:val="20"/>
+      </w:rPr>
+    </w:lvl>
+    <w:lvl w:ilvl="4" w:tentative="1">
+      <w:start w:val="1"/>
+      <w:numFmt w:val="bullet"/>
+      <w:lvlText w:val=""/>
+      <w:lvlJc w:val="left"/>
+      <w:pPr>
+        <w:tabs>
+          <w:tab w:val="num" w:pos="3600"/>
+        </w:tabs>
+        <w:ind w:left="3600" w:hanging="360"/>
+      </w:pPr>
+      <w:rPr>
+        <w:rFonts w:ascii="Wingdings" w:hAnsi="Wingdings" w:hint="default"/>
+        <w:sz w:val="20"/>
+      </w:rPr>
+    </w:lvl>
+    <w:lvl w:ilvl="5" w:tentative="1">
+      <w:start w:val="1"/>
+      <w:numFmt w:val="bullet"/>
+      <w:lvlText w:val=""/>
+      <w:lvlJc w:val="left"/>
+      <w:pPr>
+        <w:tabs>
+          <w:tab w:val="num" w:pos="4320"/>
+        </w:tabs>
+        <w:ind w:left="4320" w:hanging="360"/>
+      </w:pPr>
+      <w:rPr>
+        <w:rFonts w:ascii="Wingdings" w:hAnsi="Wingdings" w:hint="default"/>
+        <w:sz w:val="20"/>
+      </w:rPr>
+    </w:lvl>
+    <w:lvl w:ilvl="6" w:tentative="1">
+      <w:start w:val="1"/>
+      <w:numFmt w:val="bullet"/>
+      <w:lvlText w:val=""/>
+      <w:lvlJc w:val="left"/>
+      <w:pPr>
+        <w:tabs>
+          <w:tab w:val="num" w:pos="5040"/>
+        </w:tabs>
+        <w:ind w:left="5040" w:hanging="360"/>
+      </w:pPr>
+      <w:rPr>
+        <w:rFonts w:ascii="Wingdings" w:hAnsi="Wingdings" w:hint="default"/>
+        <w:sz w:val="20"/>
+      </w:rPr>
+    </w:lvl>
+    <w:lvl w:ilvl="7" w:tentative="1">
+      <w:start w:val="1"/>
+      <w:numFmt w:val="bullet"/>
+      <w:lvlText w:val=""/>
+      <w:lvlJc w:val="left"/>
+      <w:pPr>
+        <w:tabs>
+          <w:tab w:val="num" w:pos="5760"/>
+        </w:tabs>
+        <w:ind w:left="5760" w:hanging="360"/>
+      </w:pPr>
+      <w:rPr>
+        <w:rFonts w:ascii="Wingdings" w:hAnsi="Wingdings" w:hint="default"/>
+        <w:sz w:val="20"/>
+      </w:rPr>
+    </w:lvl>
+    <w:lvl w:ilvl="8" w:tentative="1">
+      <w:start w:val="1"/>
+      <w:numFmt w:val="bullet"/>
+      <w:lvlText w:val=""/>
+      <w:lvlJc w:val="left"/>
+      <w:pPr>
+        <w:tabs>
+          <w:tab w:val="num" w:pos="6480"/>
+        </w:tabs>
+        <w:ind w:left="6480" w:hanging="360"/>
+      </w:pPr>
+      <w:rPr>
+        <w:rFonts w:ascii="Wingdings" w:hAnsi="Wingdings" w:hint="default"/>
+        <w:sz w:val="20"/>
+      </w:rPr>
+    </w:lvl>
+  </w:abstractNum>
+  <w:abstractNum w:abstractNumId="13" w15:restartNumberingAfterBreak="0">
     <w:nsid w:val="66F47B32"/>
     <w:multiLevelType w:val="multilevel"/>
     <w:tmpl w:val="DBE21C08"/>
@@ -4119,7 +4837,7 @@
       </w:rPr>
     </w:lvl>
   </w:abstractNum>
-  <w:abstractNum w:abstractNumId="10" w15:restartNumberingAfterBreak="0">
+  <w:abstractNum w:abstractNumId="14" w15:restartNumberingAfterBreak="0">
     <w:nsid w:val="673777ED"/>
     <w:multiLevelType w:val="multilevel"/>
     <w:tmpl w:val="3AF2BAE4"/>
@@ -4268,7 +4986,156 @@
       </w:rPr>
     </w:lvl>
   </w:abstractNum>
-  <w:abstractNum w:abstractNumId="11" w15:restartNumberingAfterBreak="0">
+  <w:abstractNum w:abstractNumId="15" w15:restartNumberingAfterBreak="0">
+    <w:nsid w:val="67AC75D7"/>
+    <w:multiLevelType w:val="multilevel"/>
+    <w:tmpl w:val="219CD3CE"/>
+    <w:lvl w:ilvl="0">
+      <w:start w:val="1"/>
+      <w:numFmt w:val="bullet"/>
+      <w:lvlText w:val=""/>
+      <w:lvlJc w:val="left"/>
+      <w:pPr>
+        <w:tabs>
+          <w:tab w:val="num" w:pos="720"/>
+        </w:tabs>
+        <w:ind w:left="720" w:hanging="360"/>
+      </w:pPr>
+      <w:rPr>
+        <w:rFonts w:ascii="Symbol" w:hAnsi="Symbol" w:hint="default"/>
+        <w:sz w:val="20"/>
+      </w:rPr>
+    </w:lvl>
+    <w:lvl w:ilvl="1">
+      <w:start w:val="1"/>
+      <w:numFmt w:val="bullet"/>
+      <w:lvlText w:val="o"/>
+      <w:lvlJc w:val="left"/>
+      <w:pPr>
+        <w:tabs>
+          <w:tab w:val="num" w:pos="1440"/>
+        </w:tabs>
+        <w:ind w:left="1440" w:hanging="360"/>
+      </w:pPr>
+      <w:rPr>
+        <w:rFonts w:ascii="Courier New" w:hAnsi="Courier New" w:hint="default"/>
+        <w:sz w:val="20"/>
+      </w:rPr>
+    </w:lvl>
+    <w:lvl w:ilvl="2" w:tentative="1">
+      <w:start w:val="1"/>
+      <w:numFmt w:val="bullet"/>
+      <w:lvlText w:val=""/>
+      <w:lvlJc w:val="left"/>
+      <w:pPr>
+        <w:tabs>
+          <w:tab w:val="num" w:pos="2160"/>
+        </w:tabs>
+        <w:ind w:left="2160" w:hanging="360"/>
+      </w:pPr>
+      <w:rPr>
+        <w:rFonts w:ascii="Wingdings" w:hAnsi="Wingdings" w:hint="default"/>
+        <w:sz w:val="20"/>
+      </w:rPr>
+    </w:lvl>
+    <w:lvl w:ilvl="3" w:tentative="1">
+      <w:start w:val="1"/>
+      <w:numFmt w:val="bullet"/>
+      <w:lvlText w:val=""/>
+      <w:lvlJc w:val="left"/>
+      <w:pPr>
+        <w:tabs>
+          <w:tab w:val="num" w:pos="2880"/>
+        </w:tabs>
+        <w:ind w:left="2880" w:hanging="360"/>
+      </w:pPr>
+      <w:rPr>
+        <w:rFonts w:ascii="Wingdings" w:hAnsi="Wingdings" w:hint="default"/>
+        <w:sz w:val="20"/>
+      </w:rPr>
+    </w:lvl>
+    <w:lvl w:ilvl="4" w:tentative="1">
+      <w:start w:val="1"/>
+      <w:numFmt w:val="bullet"/>
+      <w:lvlText w:val=""/>
+      <w:lvlJc w:val="left"/>
+      <w:pPr>
+        <w:tabs>
+          <w:tab w:val="num" w:pos="3600"/>
+        </w:tabs>
+        <w:ind w:left="3600" w:hanging="360"/>
+      </w:pPr>
+      <w:rPr>
+        <w:rFonts w:ascii="Wingdings" w:hAnsi="Wingdings" w:hint="default"/>
+        <w:sz w:val="20"/>
+      </w:rPr>
+    </w:lvl>
+    <w:lvl w:ilvl="5" w:tentative="1">
+      <w:start w:val="1"/>
+      <w:numFmt w:val="bullet"/>
+      <w:lvlText w:val=""/>
+      <w:lvlJc w:val="left"/>
+      <w:pPr>
+        <w:tabs>
+          <w:tab w:val="num" w:pos="4320"/>
+        </w:tabs>
+        <w:ind w:left="4320" w:hanging="360"/>
+      </w:pPr>
+      <w:rPr>
+        <w:rFonts w:ascii="Wingdings" w:hAnsi="Wingdings" w:hint="default"/>
+        <w:sz w:val="20"/>
+      </w:rPr>
+    </w:lvl>
+    <w:lvl w:ilvl="6" w:tentative="1">
+      <w:start w:val="1"/>
+      <w:numFmt w:val="bullet"/>
+      <w:lvlText w:val=""/>
+      <w:lvlJc w:val="left"/>
+      <w:pPr>
+        <w:tabs>
+          <w:tab w:val="num" w:pos="5040"/>
+        </w:tabs>
+        <w:ind w:left="5040" w:hanging="360"/>
+      </w:pPr>
+      <w:rPr>
+        <w:rFonts w:ascii="Wingdings" w:hAnsi="Wingdings" w:hint="default"/>
+        <w:sz w:val="20"/>
+      </w:rPr>
+    </w:lvl>
+    <w:lvl w:ilvl="7" w:tentative="1">
+      <w:start w:val="1"/>
+      <w:numFmt w:val="bullet"/>
+      <w:lvlText w:val=""/>
+      <w:lvlJc w:val="left"/>
+      <w:pPr>
+        <w:tabs>
+          <w:tab w:val="num" w:pos="5760"/>
+        </w:tabs>
+        <w:ind w:left="5760" w:hanging="360"/>
+      </w:pPr>
+      <w:rPr>
+        <w:rFonts w:ascii="Wingdings" w:hAnsi="Wingdings" w:hint="default"/>
+        <w:sz w:val="20"/>
+      </w:rPr>
+    </w:lvl>
+    <w:lvl w:ilvl="8" w:tentative="1">
+      <w:start w:val="1"/>
+      <w:numFmt w:val="bullet"/>
+      <w:lvlText w:val=""/>
+      <w:lvlJc w:val="left"/>
+      <w:pPr>
+        <w:tabs>
+          <w:tab w:val="num" w:pos="6480"/>
+        </w:tabs>
+        <w:ind w:left="6480" w:hanging="360"/>
+      </w:pPr>
+      <w:rPr>
+        <w:rFonts w:ascii="Wingdings" w:hAnsi="Wingdings" w:hint="default"/>
+        <w:sz w:val="20"/>
+      </w:rPr>
+    </w:lvl>
+  </w:abstractNum>
+  <w:abstractNum w:abstractNumId="16" w15:restartNumberingAfterBreak="0">
     <w:nsid w:val="6F5F55BC"/>
     <w:multiLevelType w:val="multilevel"/>
     <w:tmpl w:val="A7C49CAE"/>
@@ -4417,7 +5284,7 @@
       </w:rPr>
     </w:lvl>
   </w:abstractNum>
-  <w:abstractNum w:abstractNumId="12" w15:restartNumberingAfterBreak="0">
+  <w:abstractNum w:abstractNumId="17" w15:restartNumberingAfterBreak="0">
     <w:nsid w:val="778744BE"/>
     <w:multiLevelType w:val="multilevel"/>
     <w:tmpl w:val="D736D474"/>
@@ -4566,7 +5433,7 @@
       </w:rPr>
     </w:lvl>
   </w:abstractNum>
-  <w:abstractNum w:abstractNumId="13" w15:restartNumberingAfterBreak="0">
+  <w:abstractNum w:abstractNumId="18" w15:restartNumberingAfterBreak="0">
     <w:nsid w:val="786C1930"/>
     <w:multiLevelType w:val="multilevel"/>
     <w:tmpl w:val="12326BB2"/>
@@ -4716,46 +5583,61 @@
     </w:lvl>
   </w:abstractNum>
   <w:num w:numId="1" w16cid:durableId="1946109771">
-    <w:abstractNumId w:val="13"/>
+    <w:abstractNumId w:val="18"/>
   </w:num>
   <w:num w:numId="2" w16cid:durableId="410007491">
-    <w:abstractNumId w:val="5"/>
+    <w:abstractNumId w:val="8"/>
   </w:num>
   <w:num w:numId="3" w16cid:durableId="552809295">
-    <w:abstractNumId w:val="10"/>
+    <w:abstractNumId w:val="14"/>
   </w:num>
   <w:num w:numId="4" w16cid:durableId="102002037">
     <w:abstractNumId w:val="0"/>
   </w:num>
   <w:num w:numId="5" w16cid:durableId="596986800">
+    <w:abstractNumId w:val="16"/>
+  </w:num>
+  <w:num w:numId="6" w16cid:durableId="1399404169">
+    <w:abstractNumId w:val="13"/>
+  </w:num>
+  <w:num w:numId="7" w16cid:durableId="1916740527">
     <w:abstractNumId w:val="11"/>
   </w:num>
-  <w:num w:numId="6" w16cid:durableId="1399404169">
+  <w:num w:numId="8" w16cid:durableId="1627082355">
+    <w:abstractNumId w:val="6"/>
+  </w:num>
+  <w:num w:numId="9" w16cid:durableId="221138189">
+    <w:abstractNumId w:val="10"/>
+  </w:num>
+  <w:num w:numId="10" w16cid:durableId="890381292">
+    <w:abstractNumId w:val="5"/>
+  </w:num>
+  <w:num w:numId="11" w16cid:durableId="2024503817">
     <w:abstractNumId w:val="9"/>
   </w:num>
-  <w:num w:numId="7" w16cid:durableId="1916740527">
-    <w:abstractNumId w:val="8"/>
-  </w:num>
-  <w:num w:numId="8" w16cid:durableId="1627082355">
-    <w:abstractNumId w:val="4"/>
-  </w:num>
-  <w:num w:numId="9" w16cid:durableId="221138189">
-    <w:abstractNumId w:val="7"/>
-  </w:num>
-  <w:num w:numId="10" w16cid:durableId="890381292">
-    <w:abstractNumId w:val="3"/>
-  </w:num>
-  <w:num w:numId="11" w16cid:durableId="2024503817">
-    <w:abstractNumId w:val="6"/>
-  </w:num>
   <w:num w:numId="12" w16cid:durableId="151600545">
-    <w:abstractNumId w:val="12"/>
+    <w:abstractNumId w:val="17"/>
   </w:num>
   <w:num w:numId="13" w16cid:durableId="1289900214">
     <w:abstractNumId w:val="1"/>
   </w:num>
   <w:num w:numId="14" w16cid:durableId="440611188">
     <w:abstractNumId w:val="2"/>
+  </w:num>
+  <w:num w:numId="15" w16cid:durableId="149446953">
+    <w:abstractNumId w:val="15"/>
+  </w:num>
+  <w:num w:numId="16" w16cid:durableId="1891723889">
+    <w:abstractNumId w:val="4"/>
+  </w:num>
+  <w:num w:numId="17" w16cid:durableId="41832480">
+    <w:abstractNumId w:val="7"/>
+  </w:num>
+  <w:num w:numId="18" w16cid:durableId="182206126">
+    <w:abstractNumId w:val="3"/>
+  </w:num>
+  <w:num w:numId="19" w16cid:durableId="772436746">
+    <w:abstractNumId w:val="12"/>
   </w:num>
 </w:numbering>
 </file>
@@ -5363,7 +6245,6 @@
   <w:style w:type="character" w:default="1" w:styleId="Fuentedeprrafopredeter">
     <w:name w:val="Default Paragraph Font"/>
     <w:uiPriority w:val="1"/>
-    <w:semiHidden/>
     <w:unhideWhenUsed/>
   </w:style>
   <w:style w:type="table" w:default="1" w:styleId="Tablanormal">

--- a/docs/planificacion/🟣 PLANTILLA SYSTEM PROMPT.docx
+++ b/docs/planificacion/🟣 PLANTILLA SYSTEM PROMPT.docx
@@ -4,7 +4,94 @@
   <w:body>
     <w:p>
       <w:r>
-        <w:pict w14:anchorId="3733B588">
+        <w:t xml:space="preserve">Perfecto, aquí tienes la </w:t>
+      </w:r>
+      <w:r>
+        <w:rPr>
+          <w:b/>
+          <w:bCs/>
+        </w:rPr>
+        <w:t xml:space="preserve">PLANTILLA SYSTEM PROMPT </w:t>
+      </w:r>
+      <w:proofErr w:type="spellStart"/>
+      <w:r>
+        <w:rPr>
+          <w:b/>
+          <w:bCs/>
+        </w:rPr>
+        <w:t>ultra-compacta</w:t>
+      </w:r>
+      <w:proofErr w:type="spellEnd"/>
+      <w:r>
+        <w:t xml:space="preserve"> actualizada con todo lo nuevo: </w:t>
+      </w:r>
+      <w:proofErr w:type="spellStart"/>
+      <w:r>
+        <w:t>login</w:t>
+      </w:r>
+      <w:proofErr w:type="spellEnd"/>
+      <w:r>
+        <w:t xml:space="preserve"> real /</w:t>
+      </w:r>
+      <w:proofErr w:type="spellStart"/>
+      <w:r>
+        <w:t>auth</w:t>
+      </w:r>
+      <w:proofErr w:type="spellEnd"/>
+      <w:r>
+        <w:t>/</w:t>
+      </w:r>
+      <w:proofErr w:type="spellStart"/>
+      <w:r>
+        <w:t>login</w:t>
+      </w:r>
+      <w:proofErr w:type="spellEnd"/>
+      <w:r>
+        <w:t xml:space="preserve">, creación automática de </w:t>
+      </w:r>
+      <w:proofErr w:type="spellStart"/>
+      <w:r>
+        <w:t>User</w:t>
+      </w:r>
+      <w:proofErr w:type="spellEnd"/>
+      <w:r>
+        <w:t xml:space="preserve">/Candidate/Company, uso de </w:t>
+      </w:r>
+      <w:proofErr w:type="spellStart"/>
+      <w:r>
+        <w:t>session_</w:t>
+      </w:r>
+      <w:proofErr w:type="gramStart"/>
+      <w:r>
+        <w:t>state.auth</w:t>
+      </w:r>
+      <w:proofErr w:type="spellEnd"/>
+      <w:proofErr w:type="gramEnd"/>
+      <w:r>
+        <w:t>, etc.</w:t>
+      </w:r>
+    </w:p>
+    <w:p>
+      <w:r>
+        <w:t xml:space="preserve">Cópiala tal cual y úsala como nueva versión </w:t>
+      </w:r>
+      <w:r>
+        <w:rPr>
+          <w:rFonts w:ascii="Segoe UI Emoji" w:hAnsi="Segoe UI Emoji" w:cs="Segoe UI Emoji"/>
+        </w:rPr>
+        <w:t>👇</w:t>
+      </w:r>
+    </w:p>
+    <w:p>
+      <w:r>
+        <w:pict w14:anchorId="643F8D33">
+          <v:rect id="_x0000_i1127" style="width:0;height:1.5pt" o:hralign="center" o:hrstd="t" o:hr="t" fillcolor="#a0a0a0" stroked="f"/>
+        </w:pict>
+      </w:r>
+    </w:p>
+    <w:p>
+      <w:r>
+        <w:pict w14:anchorId="7518D0C4">
           <v:rect id="_x0000_i1128" style="width:0;height:1.5pt" o:hralign="center" o:hrstd="t" o:hr="t" fillcolor="#a0a0a0" stroked="f"/>
         </w:pict>
       </w:r>
@@ -34,7 +121,7 @@
     </w:p>
     <w:p>
       <w:r>
-        <w:pict w14:anchorId="55C7F3C7">
+        <w:pict w14:anchorId="540DD6FA">
           <v:rect id="_x0000_i1129" style="width:0;height:1.5pt" o:hralign="center" o:hrstd="t" o:hr="t" fillcolor="#a0a0a0" stroked="f"/>
         </w:pict>
       </w:r>
@@ -137,7 +224,7 @@
     </w:p>
     <w:p>
       <w:r>
-        <w:pict w14:anchorId="72DFFD2B">
+        <w:pict w14:anchorId="31FD24B0">
           <v:rect id="_x0000_i1130" style="width:0;height:1.5pt" o:hralign="center" o:hrstd="t" o:hr="t" fillcolor="#a0a0a0" stroked="f"/>
         </w:pict>
       </w:r>
@@ -162,728 +249,696 @@
       <w:r>
         <w:t>/</w:t>
       </w:r>
+      <w:r>
+        <w:br/>
+        <w:t>• app.py (</w:t>
+      </w:r>
+      <w:proofErr w:type="spellStart"/>
+      <w:r>
+        <w:t>routing</w:t>
+      </w:r>
+      <w:proofErr w:type="spellEnd"/>
+      <w:r>
+        <w:t xml:space="preserve">, </w:t>
+      </w:r>
+      <w:proofErr w:type="spellStart"/>
+      <w:r>
+        <w:t>login</w:t>
+      </w:r>
+      <w:proofErr w:type="spellEnd"/>
+      <w:r>
+        <w:t xml:space="preserve"> real, roles, sesión, </w:t>
+      </w:r>
+      <w:proofErr w:type="spellStart"/>
+      <w:r>
+        <w:t>layout</w:t>
+      </w:r>
+      <w:proofErr w:type="spellEnd"/>
+      <w:r>
+        <w:t>)</w:t>
+      </w:r>
+      <w:r>
+        <w:br/>
+        <w:t xml:space="preserve">• utils.py (tema Accenture, </w:t>
+      </w:r>
+      <w:proofErr w:type="spellStart"/>
+      <w:r>
+        <w:t>helpers</w:t>
+      </w:r>
+      <w:proofErr w:type="spellEnd"/>
+      <w:r>
+        <w:t xml:space="preserve">, </w:t>
+      </w:r>
+      <w:proofErr w:type="spellStart"/>
+      <w:r>
+        <w:t>get_backend_</w:t>
+      </w:r>
+      <w:proofErr w:type="gramStart"/>
+      <w:r>
+        <w:t>url</w:t>
+      </w:r>
+      <w:proofErr w:type="spellEnd"/>
+      <w:r>
+        <w:t>(</w:t>
+      </w:r>
+      <w:proofErr w:type="gramEnd"/>
+      <w:r>
+        <w:t xml:space="preserve">), </w:t>
+      </w:r>
+      <w:proofErr w:type="spellStart"/>
+      <w:r>
+        <w:t>api_get</w:t>
+      </w:r>
+      <w:proofErr w:type="spellEnd"/>
+      <w:r>
+        <w:t>/</w:t>
+      </w:r>
+      <w:proofErr w:type="spellStart"/>
+      <w:r>
+        <w:t>api_post</w:t>
+      </w:r>
+      <w:proofErr w:type="spellEnd"/>
+      <w:r>
+        <w:t>, sesión)</w:t>
+      </w:r>
+      <w:r>
+        <w:br/>
+        <w:t>• candidate/</w:t>
+      </w:r>
     </w:p>
     <w:p>
       <w:pPr>
         <w:numPr>
           <w:ilvl w:val="0"/>
-          <w:numId w:val="15"/>
+          <w:numId w:val="20"/>
         </w:numPr>
       </w:pPr>
       <w:r>
-        <w:t>app.py (</w:t>
-      </w:r>
-      <w:proofErr w:type="spellStart"/>
-      <w:r>
-        <w:t>routing</w:t>
-      </w:r>
-      <w:proofErr w:type="spellEnd"/>
-      <w:r>
-        <w:t xml:space="preserve">, roles, sesión, </w:t>
-      </w:r>
-      <w:proofErr w:type="spellStart"/>
-      <w:r>
-        <w:t>layout</w:t>
-      </w:r>
-      <w:proofErr w:type="spellEnd"/>
-      <w:r>
-        <w:t>)</w:t>
+        <w:t>dashboard.py</w:t>
       </w:r>
     </w:p>
     <w:p>
       <w:pPr>
         <w:numPr>
           <w:ilvl w:val="0"/>
-          <w:numId w:val="15"/>
+          <w:numId w:val="20"/>
         </w:numPr>
       </w:pPr>
       <w:r>
-        <w:t xml:space="preserve">utils.py (tema Accenture, </w:t>
-      </w:r>
-      <w:proofErr w:type="spellStart"/>
-      <w:r>
-        <w:t>helpers</w:t>
-      </w:r>
-      <w:proofErr w:type="spellEnd"/>
-      <w:r>
-        <w:t xml:space="preserve">, </w:t>
-      </w:r>
-      <w:proofErr w:type="spellStart"/>
-      <w:r>
-        <w:t>get_backend_</w:t>
-      </w:r>
-      <w:proofErr w:type="gramStart"/>
-      <w:r>
-        <w:t>url</w:t>
-      </w:r>
-      <w:proofErr w:type="spellEnd"/>
-      <w:r>
-        <w:t>(</w:t>
-      </w:r>
-      <w:proofErr w:type="gramEnd"/>
-      <w:r>
-        <w:t xml:space="preserve">), </w:t>
-      </w:r>
-      <w:proofErr w:type="spellStart"/>
-      <w:r>
-        <w:t>api_get</w:t>
-      </w:r>
-      <w:proofErr w:type="spellEnd"/>
-      <w:r>
-        <w:t>/</w:t>
-      </w:r>
-      <w:proofErr w:type="spellStart"/>
-      <w:r>
-        <w:t>api_post</w:t>
-      </w:r>
-      <w:proofErr w:type="spellEnd"/>
-      <w:r>
-        <w:t>, sesión)</w:t>
+        <w:t>profile.py</w:t>
       </w:r>
     </w:p>
     <w:p>
       <w:pPr>
         <w:numPr>
           <w:ilvl w:val="0"/>
-          <w:numId w:val="15"/>
+          <w:numId w:val="20"/>
         </w:numPr>
       </w:pPr>
       <w:r>
-        <w:t>candidate/</w:t>
-      </w:r>
-    </w:p>
-    <w:p>
-      <w:pPr>
-        <w:numPr>
-          <w:ilvl w:val="1"/>
-          <w:numId w:val="15"/>
-        </w:numPr>
-      </w:pPr>
-      <w:r>
-        <w:t>dashboard.py</w:t>
-      </w:r>
-    </w:p>
-    <w:p>
-      <w:pPr>
-        <w:numPr>
-          <w:ilvl w:val="1"/>
-          <w:numId w:val="15"/>
-        </w:numPr>
-      </w:pPr>
-      <w:r>
-        <w:t>profile.py</w:t>
-      </w:r>
-    </w:p>
-    <w:p>
-      <w:pPr>
-        <w:numPr>
-          <w:ilvl w:val="1"/>
-          <w:numId w:val="15"/>
-        </w:numPr>
-      </w:pPr>
-      <w:r>
         <w:t>call_ai.py</w:t>
-      </w:r>
-    </w:p>
-    <w:p>
-      <w:pPr>
-        <w:numPr>
-          <w:ilvl w:val="1"/>
-          <w:numId w:val="15"/>
-        </w:numPr>
-      </w:pPr>
-      <w:r>
-        <w:t>jobs.py</w:t>
-      </w:r>
-    </w:p>
-    <w:p>
-      <w:pPr>
-        <w:numPr>
-          <w:ilvl w:val="1"/>
-          <w:numId w:val="15"/>
-        </w:numPr>
-      </w:pPr>
-      <w:r>
-        <w:t>improve.py</w:t>
       </w:r>
     </w:p>
     <w:p>
       <w:pPr>
         <w:numPr>
           <w:ilvl w:val="0"/>
-          <w:numId w:val="15"/>
+          <w:numId w:val="20"/>
         </w:numPr>
       </w:pPr>
-      <w:proofErr w:type="spellStart"/>
-      <w:r>
-        <w:t>company</w:t>
-      </w:r>
-      <w:proofErr w:type="spellEnd"/>
-      <w:r>
-        <w:t>/</w:t>
-      </w:r>
-    </w:p>
-    <w:p>
-      <w:pPr>
-        <w:numPr>
-          <w:ilvl w:val="1"/>
-          <w:numId w:val="15"/>
-        </w:numPr>
-      </w:pPr>
-      <w:r>
-        <w:t>dashboard.py</w:t>
-      </w:r>
-    </w:p>
-    <w:p>
-      <w:pPr>
-        <w:numPr>
-          <w:ilvl w:val="1"/>
-          <w:numId w:val="15"/>
-        </w:numPr>
-      </w:pPr>
-      <w:r>
-        <w:t>profile.py</w:t>
-      </w:r>
-    </w:p>
-    <w:p>
-      <w:pPr>
-        <w:numPr>
-          <w:ilvl w:val="1"/>
-          <w:numId w:val="15"/>
-        </w:numPr>
-      </w:pPr>
-      <w:r>
-        <w:t>create_job.py</w:t>
-      </w:r>
-    </w:p>
-    <w:p>
-      <w:pPr>
-        <w:numPr>
-          <w:ilvl w:val="1"/>
-          <w:numId w:val="15"/>
-        </w:numPr>
-      </w:pPr>
-      <w:r>
-        <w:t>analytics.py</w:t>
-      </w:r>
-    </w:p>
-    <w:p>
-      <w:pPr>
-        <w:numPr>
-          <w:ilvl w:val="1"/>
-          <w:numId w:val="15"/>
-        </w:numPr>
-      </w:pPr>
-      <w:r>
-        <w:lastRenderedPageBreak/>
-        <w:t>co_teaching.py</w:t>
-      </w:r>
-    </w:p>
-    <w:p>
-      <w:proofErr w:type="spellStart"/>
-      <w:r>
-        <w:t>backend</w:t>
-      </w:r>
-      <w:proofErr w:type="spellEnd"/>
-      <w:r>
-        <w:t>/</w:t>
-      </w:r>
-      <w:proofErr w:type="gramStart"/>
-      <w:r>
-        <w:t>app</w:t>
-      </w:r>
-      <w:proofErr w:type="gramEnd"/>
-      <w:r>
-        <w:t>/</w:t>
+      <w:r>
+        <w:t>jobs.py</w:t>
       </w:r>
     </w:p>
     <w:p>
       <w:pPr>
         <w:numPr>
           <w:ilvl w:val="0"/>
-          <w:numId w:val="16"/>
+          <w:numId w:val="20"/>
         </w:numPr>
       </w:pPr>
       <w:r>
-        <w:t>main.py</w:t>
+        <w:t>improve.py</w:t>
+      </w:r>
+      <w:r>
+        <w:br/>
+        <w:t xml:space="preserve">• </w:t>
+      </w:r>
+      <w:proofErr w:type="spellStart"/>
+      <w:r>
+        <w:t>company</w:t>
+      </w:r>
+      <w:proofErr w:type="spellEnd"/>
+      <w:r>
+        <w:t>/</w:t>
       </w:r>
     </w:p>
     <w:p>
       <w:pPr>
         <w:numPr>
           <w:ilvl w:val="0"/>
-          <w:numId w:val="16"/>
+          <w:numId w:val="20"/>
         </w:numPr>
       </w:pPr>
-      <w:proofErr w:type="spellStart"/>
-      <w:r>
-        <w:t>routers</w:t>
-      </w:r>
-      <w:proofErr w:type="spellEnd"/>
-      <w:r>
-        <w:t>/</w:t>
-      </w:r>
-    </w:p>
-    <w:p>
-      <w:pPr>
-        <w:numPr>
-          <w:ilvl w:val="1"/>
-          <w:numId w:val="16"/>
-        </w:numPr>
-      </w:pPr>
-      <w:r>
-        <w:t>auth.py</w:t>
-      </w:r>
-    </w:p>
-    <w:p>
-      <w:pPr>
-        <w:numPr>
-          <w:ilvl w:val="1"/>
-          <w:numId w:val="16"/>
-        </w:numPr>
-      </w:pPr>
-      <w:r>
-        <w:t>candidates.py</w:t>
-      </w:r>
-    </w:p>
-    <w:p>
-      <w:pPr>
-        <w:numPr>
-          <w:ilvl w:val="1"/>
-          <w:numId w:val="16"/>
-        </w:numPr>
-      </w:pPr>
-      <w:r>
-        <w:t>companies.py</w:t>
-      </w:r>
-    </w:p>
-    <w:p>
-      <w:pPr>
-        <w:numPr>
-          <w:ilvl w:val="1"/>
-          <w:numId w:val="16"/>
-        </w:numPr>
-      </w:pPr>
-      <w:r>
-        <w:t>jobs.py</w:t>
-      </w:r>
-    </w:p>
-    <w:p>
-      <w:pPr>
-        <w:numPr>
-          <w:ilvl w:val="1"/>
-          <w:numId w:val="16"/>
-        </w:numPr>
-      </w:pPr>
-      <w:r>
-        <w:t>copilot.py</w:t>
-      </w:r>
-    </w:p>
-    <w:p>
-      <w:pPr>
-        <w:numPr>
-          <w:ilvl w:val="1"/>
-          <w:numId w:val="16"/>
-        </w:numPr>
-      </w:pPr>
-      <w:r>
-        <w:t>matching.py</w:t>
+      <w:r>
+        <w:t>dashboard.py</w:t>
       </w:r>
     </w:p>
     <w:p>
       <w:pPr>
         <w:numPr>
           <w:ilvl w:val="0"/>
-          <w:numId w:val="16"/>
+          <w:numId w:val="20"/>
         </w:numPr>
       </w:pPr>
-      <w:proofErr w:type="spellStart"/>
-      <w:r>
-        <w:t>services</w:t>
-      </w:r>
-      <w:proofErr w:type="spellEnd"/>
-      <w:r>
-        <w:t>/</w:t>
-      </w:r>
-    </w:p>
-    <w:p>
-      <w:pPr>
-        <w:numPr>
-          <w:ilvl w:val="1"/>
-          <w:numId w:val="16"/>
-        </w:numPr>
-      </w:pPr>
-      <w:r>
-        <w:t>mcp_client.py</w:t>
-      </w:r>
-    </w:p>
-    <w:p>
-      <w:pPr>
-        <w:numPr>
-          <w:ilvl w:val="1"/>
-          <w:numId w:val="16"/>
-        </w:numPr>
-      </w:pPr>
-      <w:r>
-        <w:t>ocr/document_parser.py</w:t>
-      </w:r>
-    </w:p>
-    <w:p>
-      <w:pPr>
-        <w:numPr>
-          <w:ilvl w:val="1"/>
-          <w:numId w:val="16"/>
-        </w:numPr>
-      </w:pPr>
-      <w:r>
-        <w:t>skills/skills_extractor.py</w:t>
-      </w:r>
-    </w:p>
-    <w:p>
-      <w:pPr>
-        <w:numPr>
-          <w:ilvl w:val="1"/>
-          <w:numId w:val="16"/>
-        </w:numPr>
-      </w:pPr>
-      <w:proofErr w:type="spellStart"/>
-      <w:r>
-        <w:t>skills</w:t>
-      </w:r>
-      <w:proofErr w:type="spellEnd"/>
-      <w:r>
-        <w:t>/</w:t>
-      </w:r>
-      <w:proofErr w:type="spellStart"/>
-      <w:r>
-        <w:t>skills_dictionary.json</w:t>
-      </w:r>
-      <w:proofErr w:type="spellEnd"/>
-    </w:p>
-    <w:p>
-      <w:pPr>
-        <w:numPr>
-          <w:ilvl w:val="1"/>
-          <w:numId w:val="16"/>
-        </w:numPr>
-      </w:pPr>
-      <w:r>
-        <w:t>scraping/values_scraper.py</w:t>
-      </w:r>
-    </w:p>
-    <w:p>
-      <w:pPr>
-        <w:numPr>
-          <w:ilvl w:val="1"/>
-          <w:numId w:val="16"/>
-        </w:numPr>
-      </w:pPr>
-      <w:r>
-        <w:t>scraping/courses_scraper.py</w:t>
-      </w:r>
-    </w:p>
-    <w:p>
-      <w:pPr>
-        <w:numPr>
-          <w:ilvl w:val="1"/>
-          <w:numId w:val="16"/>
-        </w:numPr>
-      </w:pPr>
-      <w:proofErr w:type="spellStart"/>
-      <w:r>
-        <w:t>scraping</w:t>
-      </w:r>
-      <w:proofErr w:type="spellEnd"/>
-      <w:r>
-        <w:t>/</w:t>
-      </w:r>
-      <w:proofErr w:type="spellStart"/>
-      <w:r>
-        <w:t>values_dataset.json</w:t>
-      </w:r>
-      <w:proofErr w:type="spellEnd"/>
-    </w:p>
-    <w:p>
-      <w:pPr>
-        <w:numPr>
-          <w:ilvl w:val="1"/>
-          <w:numId w:val="16"/>
-        </w:numPr>
-      </w:pPr>
-      <w:proofErr w:type="spellStart"/>
-      <w:r>
-        <w:t>scraping</w:t>
-      </w:r>
-      <w:proofErr w:type="spellEnd"/>
-      <w:r>
-        <w:t>/</w:t>
-      </w:r>
-      <w:proofErr w:type="spellStart"/>
-      <w:r>
-        <w:t>courses_dataset.json</w:t>
-      </w:r>
-      <w:proofErr w:type="spellEnd"/>
-    </w:p>
-    <w:p>
-      <w:pPr>
-        <w:numPr>
-          <w:ilvl w:val="1"/>
-          <w:numId w:val="16"/>
-        </w:numPr>
-      </w:pPr>
-      <w:r>
-        <w:t>hr_copilot/hr_copilot_tool.py</w:t>
-      </w:r>
-    </w:p>
-    <w:p>
-      <w:pPr>
-        <w:numPr>
-          <w:ilvl w:val="1"/>
-          <w:numId w:val="16"/>
-        </w:numPr>
-      </w:pPr>
-      <w:r>
-        <w:t>hr_copilot/prompt_templates.py</w:t>
-      </w:r>
-    </w:p>
-    <w:p>
-      <w:pPr>
-        <w:numPr>
-          <w:ilvl w:val="1"/>
-          <w:numId w:val="16"/>
-        </w:numPr>
-      </w:pPr>
-      <w:r>
-        <w:t>matching/matching_engine.py</w:t>
-      </w:r>
-    </w:p>
-    <w:p>
-      <w:pPr>
-        <w:numPr>
-          <w:ilvl w:val="1"/>
-          <w:numId w:val="16"/>
-        </w:numPr>
-      </w:pPr>
-      <w:r>
-        <w:t>matching/team_fit.py</w:t>
-      </w:r>
-    </w:p>
-    <w:p>
-      <w:pPr>
-        <w:numPr>
-          <w:ilvl w:val="1"/>
-          <w:numId w:val="16"/>
-        </w:numPr>
-      </w:pPr>
-      <w:r>
-        <w:t>matching/co_teaching.py</w:t>
+      <w:r>
+        <w:t>profile.py</w:t>
       </w:r>
     </w:p>
     <w:p>
       <w:pPr>
         <w:numPr>
           <w:ilvl w:val="0"/>
-          <w:numId w:val="16"/>
+          <w:numId w:val="20"/>
         </w:numPr>
       </w:pPr>
-      <w:proofErr w:type="spellStart"/>
-      <w:r>
-        <w:t>models</w:t>
-      </w:r>
-      <w:proofErr w:type="spellEnd"/>
-      <w:r>
-        <w:t>/ (</w:t>
-      </w:r>
-      <w:proofErr w:type="spellStart"/>
-      <w:r>
-        <w:t>SQLAlchemy</w:t>
-      </w:r>
-      <w:proofErr w:type="spellEnd"/>
-      <w:r>
-        <w:t>)</w:t>
-      </w:r>
-    </w:p>
-    <w:p>
-      <w:pPr>
-        <w:numPr>
-          <w:ilvl w:val="1"/>
-          <w:numId w:val="16"/>
-        </w:numPr>
-      </w:pPr>
-      <w:r>
-        <w:t xml:space="preserve">base.py (Base, </w:t>
-      </w:r>
-      <w:proofErr w:type="spellStart"/>
-      <w:r>
-        <w:t>TimestampMixin</w:t>
-      </w:r>
-      <w:proofErr w:type="spellEnd"/>
-      <w:r>
-        <w:t>)</w:t>
-      </w:r>
-    </w:p>
-    <w:p>
-      <w:pPr>
-        <w:numPr>
-          <w:ilvl w:val="1"/>
-          <w:numId w:val="16"/>
-        </w:numPr>
-      </w:pPr>
-      <w:r>
-        <w:t>users.py (</w:t>
-      </w:r>
-      <w:proofErr w:type="spellStart"/>
-      <w:r>
-        <w:t>User</w:t>
-      </w:r>
-      <w:proofErr w:type="spellEnd"/>
-      <w:r>
-        <w:t>)</w:t>
-      </w:r>
-    </w:p>
-    <w:p>
-      <w:pPr>
-        <w:numPr>
-          <w:ilvl w:val="1"/>
-          <w:numId w:val="16"/>
-        </w:numPr>
-      </w:pPr>
-      <w:r>
-        <w:t>candidates.py (Candidate)</w:t>
-      </w:r>
-    </w:p>
-    <w:p>
-      <w:pPr>
-        <w:numPr>
-          <w:ilvl w:val="1"/>
-          <w:numId w:val="16"/>
-        </w:numPr>
-      </w:pPr>
       <w:r>
         <w:lastRenderedPageBreak/>
-        <w:t xml:space="preserve">companies.py (Company, </w:t>
-      </w:r>
-      <w:proofErr w:type="spellStart"/>
-      <w:r>
-        <w:t>CompanyCulture</w:t>
-      </w:r>
-      <w:proofErr w:type="spellEnd"/>
-      <w:r>
-        <w:t>)</w:t>
-      </w:r>
-    </w:p>
-    <w:p>
-      <w:pPr>
-        <w:numPr>
-          <w:ilvl w:val="1"/>
-          <w:numId w:val="16"/>
-        </w:numPr>
-      </w:pPr>
-      <w:r>
-        <w:t xml:space="preserve">jobs.py (Job, </w:t>
-      </w:r>
-      <w:proofErr w:type="spellStart"/>
-      <w:r>
-        <w:t>TeamProfile</w:t>
-      </w:r>
-      <w:proofErr w:type="spellEnd"/>
-      <w:r>
-        <w:t xml:space="preserve">, </w:t>
-      </w:r>
-      <w:proofErr w:type="spellStart"/>
-      <w:r>
-        <w:t>TeamMember</w:t>
-      </w:r>
-      <w:proofErr w:type="spellEnd"/>
-      <w:r>
-        <w:t xml:space="preserve">, </w:t>
-      </w:r>
-      <w:proofErr w:type="spellStart"/>
-      <w:r>
-        <w:t>Application</w:t>
-      </w:r>
-      <w:proofErr w:type="spellEnd"/>
-      <w:r>
-        <w:t xml:space="preserve">, </w:t>
-      </w:r>
-      <w:proofErr w:type="spellStart"/>
-      <w:r>
-        <w:t>JobRecommendation</w:t>
-      </w:r>
-      <w:proofErr w:type="spellEnd"/>
-      <w:r>
-        <w:t xml:space="preserve">, </w:t>
-      </w:r>
-      <w:proofErr w:type="spellStart"/>
-      <w:r>
-        <w:t>CoTeachingPair</w:t>
-      </w:r>
-      <w:proofErr w:type="spellEnd"/>
-      <w:r>
-        <w:t>)</w:t>
-      </w:r>
-    </w:p>
-    <w:p>
-      <w:pPr>
-        <w:numPr>
-          <w:ilvl w:val="1"/>
-          <w:numId w:val="16"/>
-        </w:numPr>
-      </w:pPr>
-      <w:r>
-        <w:t>interviews.py (</w:t>
-      </w:r>
-      <w:proofErr w:type="spellStart"/>
-      <w:r>
-        <w:t>CandidateInterview</w:t>
-      </w:r>
-      <w:proofErr w:type="spellEnd"/>
-      <w:r>
-        <w:t xml:space="preserve"> – HR </w:t>
-      </w:r>
-      <w:proofErr w:type="spellStart"/>
-      <w:r>
-        <w:t>Copilot</w:t>
-      </w:r>
-      <w:proofErr w:type="spellEnd"/>
-      <w:r>
-        <w:t>)</w:t>
-      </w:r>
-    </w:p>
-    <w:p>
-      <w:pPr>
-        <w:numPr>
-          <w:ilvl w:val="1"/>
-          <w:numId w:val="16"/>
-        </w:numPr>
-      </w:pPr>
-      <w:r>
-        <w:t>skills.py (</w:t>
-      </w:r>
-      <w:proofErr w:type="spellStart"/>
-      <w:r>
-        <w:t>CandidateSkill</w:t>
-      </w:r>
-      <w:proofErr w:type="spellEnd"/>
-      <w:r>
-        <w:t xml:space="preserve">, </w:t>
-      </w:r>
-      <w:proofErr w:type="spellStart"/>
-      <w:r>
-        <w:t>JobSkill</w:t>
-      </w:r>
-      <w:proofErr w:type="spellEnd"/>
-      <w:r>
-        <w:t>)</w:t>
+        <w:t>create_job.py</w:t>
       </w:r>
     </w:p>
     <w:p>
       <w:pPr>
         <w:numPr>
           <w:ilvl w:val="0"/>
-          <w:numId w:val="16"/>
+          <w:numId w:val="20"/>
         </w:numPr>
       </w:pPr>
+      <w:r>
+        <w:t>analytics.py</w:t>
+      </w:r>
+    </w:p>
+    <w:p>
+      <w:pPr>
+        <w:numPr>
+          <w:ilvl w:val="0"/>
+          <w:numId w:val="20"/>
+        </w:numPr>
+      </w:pPr>
+      <w:r>
+        <w:t>co_teaching.py</w:t>
+      </w:r>
+    </w:p>
+    <w:p>
+      <w:proofErr w:type="spellStart"/>
+      <w:r>
+        <w:t>backend</w:t>
+      </w:r>
+      <w:proofErr w:type="spellEnd"/>
+      <w:r>
+        <w:t>/</w:t>
+      </w:r>
+      <w:proofErr w:type="gramStart"/>
+      <w:r>
+        <w:t>app</w:t>
+      </w:r>
+      <w:proofErr w:type="gramEnd"/>
+      <w:r>
+        <w:t>/</w:t>
+      </w:r>
+      <w:r>
+        <w:br/>
+        <w:t>• main.py</w:t>
+      </w:r>
+      <w:r>
+        <w:br/>
+        <w:t xml:space="preserve">• </w:t>
+      </w:r>
+      <w:proofErr w:type="spellStart"/>
+      <w:r>
+        <w:t>routers</w:t>
+      </w:r>
+      <w:proofErr w:type="spellEnd"/>
+      <w:r>
+        <w:t>/</w:t>
+      </w:r>
+    </w:p>
+    <w:p>
+      <w:pPr>
+        <w:numPr>
+          <w:ilvl w:val="0"/>
+          <w:numId w:val="21"/>
+        </w:numPr>
+      </w:pPr>
+      <w:r>
+        <w:t xml:space="preserve">auth.py # </w:t>
+      </w:r>
+      <w:proofErr w:type="spellStart"/>
+      <w:r>
+        <w:t>Login</w:t>
+      </w:r>
+      <w:proofErr w:type="spellEnd"/>
+      <w:r>
+        <w:t xml:space="preserve"> real con creación automática de usuario + perfil</w:t>
+      </w:r>
+    </w:p>
+    <w:p>
+      <w:pPr>
+        <w:numPr>
+          <w:ilvl w:val="0"/>
+          <w:numId w:val="21"/>
+        </w:numPr>
+      </w:pPr>
+      <w:r>
+        <w:t>candidates.py</w:t>
+      </w:r>
+    </w:p>
+    <w:p>
+      <w:pPr>
+        <w:numPr>
+          <w:ilvl w:val="0"/>
+          <w:numId w:val="21"/>
+        </w:numPr>
+      </w:pPr>
+      <w:r>
+        <w:t>companies.py</w:t>
+      </w:r>
+    </w:p>
+    <w:p>
+      <w:pPr>
+        <w:numPr>
+          <w:ilvl w:val="0"/>
+          <w:numId w:val="21"/>
+        </w:numPr>
+      </w:pPr>
+      <w:r>
+        <w:t>jobs.py</w:t>
+      </w:r>
+    </w:p>
+    <w:p>
+      <w:pPr>
+        <w:numPr>
+          <w:ilvl w:val="0"/>
+          <w:numId w:val="21"/>
+        </w:numPr>
+      </w:pPr>
+      <w:r>
+        <w:t>copilot.py</w:t>
+      </w:r>
+    </w:p>
+    <w:p>
+      <w:pPr>
+        <w:numPr>
+          <w:ilvl w:val="0"/>
+          <w:numId w:val="21"/>
+        </w:numPr>
+      </w:pPr>
+      <w:r>
+        <w:t>matching.py</w:t>
+      </w:r>
+      <w:r>
+        <w:br/>
+        <w:t xml:space="preserve">• </w:t>
+      </w:r>
+      <w:proofErr w:type="spellStart"/>
+      <w:r>
+        <w:t>services</w:t>
+      </w:r>
+      <w:proofErr w:type="spellEnd"/>
+      <w:r>
+        <w:t>/</w:t>
+      </w:r>
+    </w:p>
+    <w:p>
+      <w:pPr>
+        <w:numPr>
+          <w:ilvl w:val="0"/>
+          <w:numId w:val="21"/>
+        </w:numPr>
+      </w:pPr>
+      <w:r>
+        <w:t>mcp_client.py</w:t>
+      </w:r>
+    </w:p>
+    <w:p>
+      <w:pPr>
+        <w:numPr>
+          <w:ilvl w:val="0"/>
+          <w:numId w:val="21"/>
+        </w:numPr>
+      </w:pPr>
+      <w:r>
+        <w:t>ocr/document_parser.py</w:t>
+      </w:r>
+    </w:p>
+    <w:p>
+      <w:pPr>
+        <w:numPr>
+          <w:ilvl w:val="0"/>
+          <w:numId w:val="21"/>
+        </w:numPr>
+      </w:pPr>
+      <w:r>
+        <w:t>skills/skills_extractor.py</w:t>
+      </w:r>
+    </w:p>
+    <w:p>
+      <w:pPr>
+        <w:numPr>
+          <w:ilvl w:val="0"/>
+          <w:numId w:val="21"/>
+        </w:numPr>
+      </w:pPr>
+      <w:proofErr w:type="spellStart"/>
+      <w:r>
+        <w:t>skills</w:t>
+      </w:r>
+      <w:proofErr w:type="spellEnd"/>
+      <w:r>
+        <w:t>/</w:t>
+      </w:r>
+      <w:proofErr w:type="spellStart"/>
+      <w:r>
+        <w:t>skills_dictionary.json</w:t>
+      </w:r>
+      <w:proofErr w:type="spellEnd"/>
+    </w:p>
+    <w:p>
+      <w:pPr>
+        <w:numPr>
+          <w:ilvl w:val="0"/>
+          <w:numId w:val="21"/>
+        </w:numPr>
+      </w:pPr>
+      <w:r>
+        <w:t>scraping/values_scraper.py</w:t>
+      </w:r>
+    </w:p>
+    <w:p>
+      <w:pPr>
+        <w:numPr>
+          <w:ilvl w:val="0"/>
+          <w:numId w:val="21"/>
+        </w:numPr>
+      </w:pPr>
+      <w:r>
+        <w:t>scraping/courses_scraper.py</w:t>
+      </w:r>
+    </w:p>
+    <w:p>
+      <w:pPr>
+        <w:numPr>
+          <w:ilvl w:val="0"/>
+          <w:numId w:val="21"/>
+        </w:numPr>
+      </w:pPr>
+      <w:proofErr w:type="spellStart"/>
+      <w:r>
+        <w:t>scraping</w:t>
+      </w:r>
+      <w:proofErr w:type="spellEnd"/>
+      <w:r>
+        <w:t>/</w:t>
+      </w:r>
+      <w:proofErr w:type="spellStart"/>
+      <w:r>
+        <w:t>values_dataset.json</w:t>
+      </w:r>
+      <w:proofErr w:type="spellEnd"/>
+    </w:p>
+    <w:p>
+      <w:pPr>
+        <w:numPr>
+          <w:ilvl w:val="0"/>
+          <w:numId w:val="21"/>
+        </w:numPr>
+      </w:pPr>
+      <w:proofErr w:type="spellStart"/>
+      <w:r>
+        <w:t>scraping</w:t>
+      </w:r>
+      <w:proofErr w:type="spellEnd"/>
+      <w:r>
+        <w:t>/</w:t>
+      </w:r>
+      <w:proofErr w:type="spellStart"/>
+      <w:r>
+        <w:t>courses_dataset.json</w:t>
+      </w:r>
+      <w:proofErr w:type="spellEnd"/>
+    </w:p>
+    <w:p>
+      <w:pPr>
+        <w:numPr>
+          <w:ilvl w:val="0"/>
+          <w:numId w:val="21"/>
+        </w:numPr>
+      </w:pPr>
+      <w:r>
+        <w:t>hr_copilot/hr_copilot_tool.py</w:t>
+      </w:r>
+    </w:p>
+    <w:p>
+      <w:pPr>
+        <w:numPr>
+          <w:ilvl w:val="0"/>
+          <w:numId w:val="21"/>
+        </w:numPr>
+      </w:pPr>
+      <w:r>
+        <w:t>hr_copilot/prompt_templates.py</w:t>
+      </w:r>
+    </w:p>
+    <w:p>
+      <w:pPr>
+        <w:numPr>
+          <w:ilvl w:val="0"/>
+          <w:numId w:val="21"/>
+        </w:numPr>
+      </w:pPr>
+      <w:r>
+        <w:t>matching/matching_engine.py</w:t>
+      </w:r>
+    </w:p>
+    <w:p>
+      <w:pPr>
+        <w:numPr>
+          <w:ilvl w:val="0"/>
+          <w:numId w:val="21"/>
+        </w:numPr>
+      </w:pPr>
+      <w:r>
+        <w:t>matching/team_fit.py</w:t>
+      </w:r>
+    </w:p>
+    <w:p>
+      <w:pPr>
+        <w:numPr>
+          <w:ilvl w:val="0"/>
+          <w:numId w:val="21"/>
+        </w:numPr>
+      </w:pPr>
+      <w:r>
+        <w:t>matching/co_teaching.py</w:t>
+      </w:r>
+      <w:r>
+        <w:br/>
+        <w:t xml:space="preserve">• </w:t>
+      </w:r>
+      <w:proofErr w:type="spellStart"/>
+      <w:r>
+        <w:t>models</w:t>
+      </w:r>
+      <w:proofErr w:type="spellEnd"/>
+      <w:r>
+        <w:t>/ (</w:t>
+      </w:r>
+      <w:proofErr w:type="spellStart"/>
+      <w:r>
+        <w:t>SQLAlchemy</w:t>
+      </w:r>
+      <w:proofErr w:type="spellEnd"/>
+      <w:r>
+        <w:t>)</w:t>
+      </w:r>
+    </w:p>
+    <w:p>
+      <w:pPr>
+        <w:numPr>
+          <w:ilvl w:val="0"/>
+          <w:numId w:val="21"/>
+        </w:numPr>
+      </w:pPr>
+      <w:r>
+        <w:t xml:space="preserve">base.py (Base, </w:t>
+      </w:r>
+      <w:proofErr w:type="spellStart"/>
+      <w:r>
+        <w:t>TimestampMixin</w:t>
+      </w:r>
+      <w:proofErr w:type="spellEnd"/>
+      <w:r>
+        <w:t>)</w:t>
+      </w:r>
+    </w:p>
+    <w:p>
+      <w:pPr>
+        <w:numPr>
+          <w:ilvl w:val="0"/>
+          <w:numId w:val="21"/>
+        </w:numPr>
+      </w:pPr>
+      <w:r>
+        <w:t>users.py (</w:t>
+      </w:r>
+      <w:proofErr w:type="spellStart"/>
+      <w:r>
+        <w:t>User</w:t>
+      </w:r>
+      <w:proofErr w:type="spellEnd"/>
+      <w:r>
+        <w:t>)</w:t>
+      </w:r>
+    </w:p>
+    <w:p>
+      <w:pPr>
+        <w:numPr>
+          <w:ilvl w:val="0"/>
+          <w:numId w:val="21"/>
+        </w:numPr>
+      </w:pPr>
+      <w:r>
+        <w:lastRenderedPageBreak/>
+        <w:t>candidates.py (Candidate)</w:t>
+      </w:r>
+    </w:p>
+    <w:p>
+      <w:pPr>
+        <w:numPr>
+          <w:ilvl w:val="0"/>
+          <w:numId w:val="21"/>
+        </w:numPr>
+      </w:pPr>
+      <w:r>
+        <w:t xml:space="preserve">companies.py (Company, </w:t>
+      </w:r>
+      <w:proofErr w:type="spellStart"/>
+      <w:r>
+        <w:t>CompanyCulture</w:t>
+      </w:r>
+      <w:proofErr w:type="spellEnd"/>
+      <w:r>
+        <w:t>)</w:t>
+      </w:r>
+    </w:p>
+    <w:p>
+      <w:pPr>
+        <w:numPr>
+          <w:ilvl w:val="0"/>
+          <w:numId w:val="21"/>
+        </w:numPr>
+      </w:pPr>
+      <w:r>
+        <w:t xml:space="preserve">jobs.py (Job, </w:t>
+      </w:r>
+      <w:proofErr w:type="spellStart"/>
+      <w:r>
+        <w:t>TeamProfile</w:t>
+      </w:r>
+      <w:proofErr w:type="spellEnd"/>
+      <w:r>
+        <w:t xml:space="preserve">, </w:t>
+      </w:r>
+      <w:proofErr w:type="spellStart"/>
+      <w:r>
+        <w:t>TeamMember</w:t>
+      </w:r>
+      <w:proofErr w:type="spellEnd"/>
+      <w:r>
+        <w:t xml:space="preserve">, </w:t>
+      </w:r>
+      <w:proofErr w:type="spellStart"/>
+      <w:r>
+        <w:t>Application</w:t>
+      </w:r>
+      <w:proofErr w:type="spellEnd"/>
+      <w:r>
+        <w:t xml:space="preserve">, </w:t>
+      </w:r>
+      <w:proofErr w:type="spellStart"/>
+      <w:r>
+        <w:t>JobRecommendation</w:t>
+      </w:r>
+      <w:proofErr w:type="spellEnd"/>
+      <w:r>
+        <w:t xml:space="preserve">, </w:t>
+      </w:r>
+      <w:proofErr w:type="spellStart"/>
+      <w:r>
+        <w:t>CoTeachingPair</w:t>
+      </w:r>
+      <w:proofErr w:type="spellEnd"/>
+      <w:r>
+        <w:t>)</w:t>
+      </w:r>
+    </w:p>
+    <w:p>
+      <w:pPr>
+        <w:numPr>
+          <w:ilvl w:val="0"/>
+          <w:numId w:val="21"/>
+        </w:numPr>
+      </w:pPr>
+      <w:r>
+        <w:t>interviews.py (</w:t>
+      </w:r>
+      <w:proofErr w:type="spellStart"/>
+      <w:r>
+        <w:t>CandidateInterview</w:t>
+      </w:r>
+      <w:proofErr w:type="spellEnd"/>
+      <w:r>
+        <w:t xml:space="preserve"> – HR </w:t>
+      </w:r>
+      <w:proofErr w:type="spellStart"/>
+      <w:r>
+        <w:t>Copilot</w:t>
+      </w:r>
+      <w:proofErr w:type="spellEnd"/>
+      <w:r>
+        <w:t>)</w:t>
+      </w:r>
+    </w:p>
+    <w:p>
+      <w:pPr>
+        <w:numPr>
+          <w:ilvl w:val="0"/>
+          <w:numId w:val="21"/>
+        </w:numPr>
+      </w:pPr>
+      <w:r>
+        <w:t>skills.py (</w:t>
+      </w:r>
+      <w:proofErr w:type="spellStart"/>
+      <w:r>
+        <w:t>CandidateSkill</w:t>
+      </w:r>
+      <w:proofErr w:type="spellEnd"/>
+      <w:r>
+        <w:t xml:space="preserve">, </w:t>
+      </w:r>
+      <w:proofErr w:type="spellStart"/>
+      <w:r>
+        <w:t>JobSkill</w:t>
+      </w:r>
+      <w:proofErr w:type="spellEnd"/>
+      <w:r>
+        <w:t>)</w:t>
+      </w:r>
+      <w:r>
+        <w:br/>
+        <w:t xml:space="preserve">• </w:t>
+      </w:r>
       <w:proofErr w:type="spellStart"/>
       <w:r>
         <w:t>db</w:t>
@@ -896,8 +951,8 @@
     <w:p>
       <w:pPr>
         <w:numPr>
-          <w:ilvl w:val="1"/>
-          <w:numId w:val="16"/>
+          <w:ilvl w:val="0"/>
+          <w:numId w:val="21"/>
         </w:numPr>
       </w:pPr>
       <w:r>
@@ -923,8 +978,8 @@
     <w:p>
       <w:pPr>
         <w:numPr>
-          <w:ilvl w:val="1"/>
-          <w:numId w:val="16"/>
+          <w:ilvl w:val="0"/>
+          <w:numId w:val="21"/>
         </w:numPr>
       </w:pPr>
       <w:r>
@@ -946,7 +1001,7 @@
     </w:p>
     <w:p>
       <w:r>
-        <w:pict w14:anchorId="16005FB2">
+        <w:pict w14:anchorId="5775550B">
           <v:rect id="_x0000_i1131" style="width:0;height:1.5pt" o:hralign="center" o:hrstd="t" o:hr="t" fillcolor="#a0a0a0" stroked="f"/>
         </w:pict>
       </w:r>
@@ -966,7 +1021,7 @@
       <w:pPr>
         <w:numPr>
           <w:ilvl w:val="0"/>
-          <w:numId w:val="17"/>
+          <w:numId w:val="22"/>
         </w:numPr>
       </w:pPr>
       <w:proofErr w:type="spellStart"/>
@@ -1080,7 +1135,7 @@
       <w:pPr>
         <w:numPr>
           <w:ilvl w:val="0"/>
-          <w:numId w:val="17"/>
+          <w:numId w:val="22"/>
         </w:numPr>
       </w:pPr>
       <w:proofErr w:type="spellStart"/>
@@ -1189,7 +1244,7 @@
       <w:pPr>
         <w:numPr>
           <w:ilvl w:val="0"/>
-          <w:numId w:val="17"/>
+          <w:numId w:val="22"/>
         </w:numPr>
       </w:pPr>
       <w:r>
@@ -1261,7 +1316,7 @@
       <w:pPr>
         <w:numPr>
           <w:ilvl w:val="0"/>
-          <w:numId w:val="17"/>
+          <w:numId w:val="22"/>
         </w:numPr>
       </w:pPr>
       <w:proofErr w:type="spellStart"/>
@@ -1378,7 +1433,7 @@
       <w:pPr>
         <w:numPr>
           <w:ilvl w:val="0"/>
-          <w:numId w:val="17"/>
+          <w:numId w:val="22"/>
         </w:numPr>
       </w:pPr>
       <w:r>
@@ -1457,7 +1512,7 @@
       <w:pPr>
         <w:numPr>
           <w:ilvl w:val="0"/>
-          <w:numId w:val="17"/>
+          <w:numId w:val="22"/>
         </w:numPr>
       </w:pPr>
       <w:proofErr w:type="spellStart"/>
@@ -1510,7 +1565,7 @@
     </w:p>
     <w:p>
       <w:r>
-        <w:pict w14:anchorId="2763F9EB">
+        <w:pict w14:anchorId="4B4C706B">
           <v:rect id="_x0000_i1132" style="width:0;height:1.5pt" o:hralign="center" o:hrstd="t" o:hr="t" fillcolor="#a0a0a0" stroked="f"/>
         </w:pict>
       </w:r>
@@ -1544,21 +1599,277 @@
     </w:p>
     <w:p>
       <w:r>
+        <w:lastRenderedPageBreak/>
         <w:t xml:space="preserve">Totalmente separado por roles mediante </w:t>
       </w:r>
       <w:proofErr w:type="spellStart"/>
-      <w:r>
-        <w:t>session_state</w:t>
-      </w:r>
-      <w:proofErr w:type="spellEnd"/>
-      <w:r>
-        <w:t>["role"]:</w:t>
-      </w:r>
-    </w:p>
-    <w:p>
-      <w:r>
-        <w:lastRenderedPageBreak/>
-        <w:t>Portal Candidato</w:t>
+      <w:proofErr w:type="gramStart"/>
+      <w:r>
+        <w:t>st.session</w:t>
+      </w:r>
+      <w:proofErr w:type="gramEnd"/>
+      <w:r>
+        <w:t>_state</w:t>
+      </w:r>
+      <w:proofErr w:type="spellEnd"/>
+      <w:r>
+        <w:t xml:space="preserve">["role"] y </w:t>
+      </w:r>
+      <w:proofErr w:type="spellStart"/>
+      <w:proofErr w:type="gramStart"/>
+      <w:r>
+        <w:t>st.session</w:t>
+      </w:r>
+      <w:proofErr w:type="gramEnd"/>
+      <w:r>
+        <w:t>_</w:t>
+      </w:r>
+      <w:proofErr w:type="gramStart"/>
+      <w:r>
+        <w:t>state.auth</w:t>
+      </w:r>
+      <w:proofErr w:type="spellEnd"/>
+      <w:proofErr w:type="gramEnd"/>
+      <w:r>
+        <w:t>:</w:t>
+      </w:r>
+    </w:p>
+    <w:p>
+      <w:proofErr w:type="spellStart"/>
+      <w:proofErr w:type="gramStart"/>
+      <w:r>
+        <w:t>st.session</w:t>
+      </w:r>
+      <w:proofErr w:type="gramEnd"/>
+      <w:r>
+        <w:t>_</w:t>
+      </w:r>
+      <w:proofErr w:type="gramStart"/>
+      <w:r>
+        <w:t>state.auth</w:t>
+      </w:r>
+      <w:proofErr w:type="spellEnd"/>
+      <w:proofErr w:type="gramEnd"/>
+      <w:r>
+        <w:t xml:space="preserve"> = {</w:t>
+      </w:r>
+    </w:p>
+    <w:p>
+      <w:r>
+        <w:t xml:space="preserve">    "</w:t>
+      </w:r>
+      <w:proofErr w:type="spellStart"/>
+      <w:r>
+        <w:t>is_authenticated</w:t>
+      </w:r>
+      <w:proofErr w:type="spellEnd"/>
+      <w:r>
+        <w:t xml:space="preserve">": </w:t>
+      </w:r>
+      <w:proofErr w:type="spellStart"/>
+      <w:r>
+        <w:t>bool</w:t>
+      </w:r>
+      <w:proofErr w:type="spellEnd"/>
+      <w:r>
+        <w:t>,</w:t>
+      </w:r>
+    </w:p>
+    <w:p>
+      <w:r>
+        <w:t xml:space="preserve">    "</w:t>
+      </w:r>
+      <w:proofErr w:type="spellStart"/>
+      <w:r>
+        <w:t>user_id</w:t>
+      </w:r>
+      <w:proofErr w:type="spellEnd"/>
+      <w:r>
+        <w:t xml:space="preserve">": </w:t>
+      </w:r>
+      <w:proofErr w:type="spellStart"/>
+      <w:r>
+        <w:t>int</w:t>
+      </w:r>
+      <w:proofErr w:type="spellEnd"/>
+      <w:r>
+        <w:t xml:space="preserve"> | </w:t>
+      </w:r>
+      <w:proofErr w:type="spellStart"/>
+      <w:r>
+        <w:t>None</w:t>
+      </w:r>
+      <w:proofErr w:type="spellEnd"/>
+      <w:r>
+        <w:t>,</w:t>
+      </w:r>
+    </w:p>
+    <w:p>
+      <w:r>
+        <w:t xml:space="preserve">    "email": </w:t>
+      </w:r>
+      <w:proofErr w:type="spellStart"/>
+      <w:r>
+        <w:t>str</w:t>
+      </w:r>
+      <w:proofErr w:type="spellEnd"/>
+      <w:r>
+        <w:t xml:space="preserve"> | </w:t>
+      </w:r>
+      <w:proofErr w:type="spellStart"/>
+      <w:r>
+        <w:t>None</w:t>
+      </w:r>
+      <w:proofErr w:type="spellEnd"/>
+      <w:r>
+        <w:t>,</w:t>
+      </w:r>
+    </w:p>
+    <w:p>
+      <w:r>
+        <w:t>}</w:t>
+      </w:r>
+    </w:p>
+    <w:p>
+      <w:proofErr w:type="spellStart"/>
+      <w:proofErr w:type="gramStart"/>
+      <w:r>
+        <w:t>st.session</w:t>
+      </w:r>
+      <w:proofErr w:type="gramEnd"/>
+      <w:r>
+        <w:t>_</w:t>
+      </w:r>
+      <w:proofErr w:type="gramStart"/>
+      <w:r>
+        <w:t>state.role</w:t>
+      </w:r>
+      <w:proofErr w:type="spellEnd"/>
+      <w:proofErr w:type="gramEnd"/>
+      <w:r>
+        <w:t xml:space="preserve"> = "candidate" | "</w:t>
+      </w:r>
+      <w:proofErr w:type="spellStart"/>
+      <w:r>
+        <w:t>company</w:t>
+      </w:r>
+      <w:proofErr w:type="spellEnd"/>
+      <w:r>
+        <w:t>"</w:t>
+      </w:r>
+    </w:p>
+    <w:p>
+      <w:proofErr w:type="spellStart"/>
+      <w:proofErr w:type="gramStart"/>
+      <w:r>
+        <w:t>st.session</w:t>
+      </w:r>
+      <w:proofErr w:type="gramEnd"/>
+      <w:r>
+        <w:t>_</w:t>
+      </w:r>
+      <w:proofErr w:type="gramStart"/>
+      <w:r>
+        <w:t>state.candidate</w:t>
+      </w:r>
+      <w:proofErr w:type="gramEnd"/>
+      <w:r>
+        <w:t>_id</w:t>
+      </w:r>
+      <w:proofErr w:type="spellEnd"/>
+      <w:r>
+        <w:t xml:space="preserve"> = </w:t>
+      </w:r>
+      <w:proofErr w:type="spellStart"/>
+      <w:r>
+        <w:t>int</w:t>
+      </w:r>
+      <w:proofErr w:type="spellEnd"/>
+      <w:r>
+        <w:t xml:space="preserve"> | </w:t>
+      </w:r>
+      <w:proofErr w:type="spellStart"/>
+      <w:r>
+        <w:t>None</w:t>
+      </w:r>
+      <w:proofErr w:type="spellEnd"/>
+    </w:p>
+    <w:p>
+      <w:proofErr w:type="spellStart"/>
+      <w:proofErr w:type="gramStart"/>
+      <w:r>
+        <w:t>st.session</w:t>
+      </w:r>
+      <w:proofErr w:type="gramEnd"/>
+      <w:r>
+        <w:t>_</w:t>
+      </w:r>
+      <w:proofErr w:type="gramStart"/>
+      <w:r>
+        <w:t>state.company</w:t>
+      </w:r>
+      <w:proofErr w:type="gramEnd"/>
+      <w:r>
+        <w:t>_id</w:t>
+      </w:r>
+      <w:proofErr w:type="spellEnd"/>
+      <w:r>
+        <w:t xml:space="preserve"> = </w:t>
+      </w:r>
+      <w:proofErr w:type="spellStart"/>
+      <w:r>
+        <w:t>int</w:t>
+      </w:r>
+      <w:proofErr w:type="spellEnd"/>
+      <w:r>
+        <w:t xml:space="preserve"> | </w:t>
+      </w:r>
+      <w:proofErr w:type="spellStart"/>
+      <w:r>
+        <w:t>None</w:t>
+      </w:r>
+      <w:proofErr w:type="spellEnd"/>
+    </w:p>
+    <w:p>
+      <w:proofErr w:type="spellStart"/>
+      <w:proofErr w:type="gramStart"/>
+      <w:r>
+        <w:t>st.session</w:t>
+      </w:r>
+      <w:proofErr w:type="gramEnd"/>
+      <w:r>
+        <w:t>_</w:t>
+      </w:r>
+      <w:proofErr w:type="gramStart"/>
+      <w:r>
+        <w:t>state.current</w:t>
+      </w:r>
+      <w:proofErr w:type="gramEnd"/>
+      <w:r>
+        <w:t>_page</w:t>
+      </w:r>
+      <w:proofErr w:type="spellEnd"/>
+      <w:r>
+        <w:t xml:space="preserve"> = "Inicio" | ...</w:t>
+      </w:r>
+    </w:p>
+    <w:p>
+      <w:r>
+        <w:rPr>
+          <w:rFonts w:ascii="Segoe UI Emoji" w:hAnsi="Segoe UI Emoji" w:cs="Segoe UI Emoji"/>
+        </w:rPr>
+        <w:t>🔐</w:t>
+      </w:r>
+      <w:r>
+        <w:t xml:space="preserve"> </w:t>
+      </w:r>
+      <w:proofErr w:type="spellStart"/>
+      <w:r>
+        <w:t>Login</w:t>
+      </w:r>
+      <w:proofErr w:type="spellEnd"/>
+      <w:r>
+        <w:t xml:space="preserve"> real en frontend/app.py</w:t>
       </w:r>
       <w:r>
         <w:br/>
@@ -1566,6 +1877,209 @@
       </w:r>
       <w:proofErr w:type="spellStart"/>
       <w:r>
+        <w:t>render_login_</w:t>
+      </w:r>
+      <w:proofErr w:type="gramStart"/>
+      <w:r>
+        <w:t>card</w:t>
+      </w:r>
+      <w:proofErr w:type="spellEnd"/>
+      <w:r>
+        <w:t>(</w:t>
+      </w:r>
+      <w:proofErr w:type="gramEnd"/>
+      <w:r>
+        <w:t>) muestra radio: “</w:t>
+      </w:r>
+      <w:r>
+        <w:rPr>
+          <w:rFonts w:ascii="Segoe UI Emoji" w:hAnsi="Segoe UI Emoji" w:cs="Segoe UI Emoji"/>
+        </w:rPr>
+        <w:t>👤</w:t>
+      </w:r>
+      <w:r>
+        <w:t xml:space="preserve"> Candidato” / “</w:t>
+      </w:r>
+      <w:r>
+        <w:rPr>
+          <w:rFonts w:ascii="Segoe UI Emoji" w:hAnsi="Segoe UI Emoji" w:cs="Segoe UI Emoji"/>
+        </w:rPr>
+        <w:t>🏢</w:t>
+      </w:r>
+      <w:r>
+        <w:t xml:space="preserve"> Empresa” + email + contraseña.</w:t>
+      </w:r>
+      <w:r>
+        <w:br/>
+        <w:t>• Al enviar, llama a POST /</w:t>
+      </w:r>
+      <w:proofErr w:type="spellStart"/>
+      <w:r>
+        <w:t>auth</w:t>
+      </w:r>
+      <w:proofErr w:type="spellEnd"/>
+      <w:r>
+        <w:t>/</w:t>
+      </w:r>
+      <w:proofErr w:type="spellStart"/>
+      <w:r>
+        <w:t>login</w:t>
+      </w:r>
+      <w:proofErr w:type="spellEnd"/>
+      <w:r>
+        <w:t xml:space="preserve"> en el </w:t>
+      </w:r>
+      <w:proofErr w:type="spellStart"/>
+      <w:r>
+        <w:t>backend</w:t>
+      </w:r>
+      <w:proofErr w:type="spellEnd"/>
+      <w:r>
+        <w:t xml:space="preserve"> (usando </w:t>
+      </w:r>
+      <w:proofErr w:type="spellStart"/>
+      <w:r>
+        <w:t>get_backend_</w:t>
+      </w:r>
+      <w:proofErr w:type="gramStart"/>
+      <w:r>
+        <w:t>url</w:t>
+      </w:r>
+      <w:proofErr w:type="spellEnd"/>
+      <w:r>
+        <w:t>(</w:t>
+      </w:r>
+      <w:proofErr w:type="gramEnd"/>
+      <w:r>
+        <w:t>)):</w:t>
+      </w:r>
+    </w:p>
+    <w:p>
+      <w:pPr>
+        <w:numPr>
+          <w:ilvl w:val="0"/>
+          <w:numId w:val="23"/>
+        </w:numPr>
+      </w:pPr>
+      <w:r>
+        <w:t xml:space="preserve">Si el usuario no existe → se crea </w:t>
+      </w:r>
+      <w:proofErr w:type="spellStart"/>
+      <w:r>
+        <w:t>User</w:t>
+      </w:r>
+      <w:proofErr w:type="spellEnd"/>
+      <w:r>
+        <w:t xml:space="preserve"> + Candidate o Company.</w:t>
+      </w:r>
+    </w:p>
+    <w:p>
+      <w:pPr>
+        <w:numPr>
+          <w:ilvl w:val="0"/>
+          <w:numId w:val="23"/>
+        </w:numPr>
+      </w:pPr>
+      <w:r>
+        <w:t>Si existe → se verifica contraseña y rol.</w:t>
+      </w:r>
+      <w:r>
+        <w:br/>
+        <w:t xml:space="preserve">• La respuesta del </w:t>
+      </w:r>
+      <w:proofErr w:type="spellStart"/>
+      <w:r>
+        <w:t>backend</w:t>
+      </w:r>
+      <w:proofErr w:type="spellEnd"/>
+      <w:r>
+        <w:t xml:space="preserve"> rellena:</w:t>
+      </w:r>
+    </w:p>
+    <w:p>
+      <w:pPr>
+        <w:numPr>
+          <w:ilvl w:val="0"/>
+          <w:numId w:val="23"/>
+        </w:numPr>
+      </w:pPr>
+      <w:proofErr w:type="spellStart"/>
+      <w:r>
+        <w:t>auth.is_authenticated</w:t>
+      </w:r>
+      <w:proofErr w:type="spellEnd"/>
+      <w:r>
+        <w:t xml:space="preserve"> = True</w:t>
+      </w:r>
+    </w:p>
+    <w:p>
+      <w:pPr>
+        <w:numPr>
+          <w:ilvl w:val="0"/>
+          <w:numId w:val="23"/>
+        </w:numPr>
+      </w:pPr>
+      <w:proofErr w:type="spellStart"/>
+      <w:r>
+        <w:t>auth.user_id</w:t>
+      </w:r>
+      <w:proofErr w:type="spellEnd"/>
+      <w:r>
+        <w:t xml:space="preserve">, </w:t>
+      </w:r>
+      <w:proofErr w:type="spellStart"/>
+      <w:proofErr w:type="gramStart"/>
+      <w:r>
+        <w:t>auth.email</w:t>
+      </w:r>
+      <w:proofErr w:type="spellEnd"/>
+      <w:proofErr w:type="gramEnd"/>
+    </w:p>
+    <w:p>
+      <w:pPr>
+        <w:numPr>
+          <w:ilvl w:val="0"/>
+          <w:numId w:val="23"/>
+        </w:numPr>
+      </w:pPr>
+      <w:r>
+        <w:t>role</w:t>
+      </w:r>
+    </w:p>
+    <w:p>
+      <w:pPr>
+        <w:numPr>
+          <w:ilvl w:val="0"/>
+          <w:numId w:val="23"/>
+        </w:numPr>
+      </w:pPr>
+      <w:proofErr w:type="spellStart"/>
+      <w:r>
+        <w:t>candidate_id</w:t>
+      </w:r>
+      <w:proofErr w:type="spellEnd"/>
+      <w:r>
+        <w:t xml:space="preserve"> o </w:t>
+      </w:r>
+      <w:proofErr w:type="spellStart"/>
+      <w:r>
+        <w:t>company_id</w:t>
+      </w:r>
+      <w:proofErr w:type="spellEnd"/>
+      <w:r>
+        <w:t xml:space="preserve"> según rol</w:t>
+      </w:r>
+    </w:p>
+    <w:p>
+      <w:r>
+        <w:t>Portal Candidato</w:t>
+      </w:r>
+      <w:r>
+        <w:br/>
+        <w:t xml:space="preserve">• </w:t>
+      </w:r>
+      <w:proofErr w:type="spellStart"/>
+      <w:r>
         <w:t>Dashboard</w:t>
       </w:r>
       <w:proofErr w:type="spellEnd"/>
@@ -1649,6 +2163,9 @@
       </w:r>
       <w:r>
         <w:br/>
+      </w:r>
+      <w:r>
+        <w:lastRenderedPageBreak/>
         <w:t>• Analítica de talento</w:t>
       </w:r>
       <w:r>
@@ -1749,7 +2266,7 @@
     </w:p>
     <w:p>
       <w:r>
-        <w:pict w14:anchorId="4177866F">
+        <w:pict w14:anchorId="4E81A884">
           <v:rect id="_x0000_i1133" style="width:0;height:1.5pt" o:hralign="center" o:hrstd="t" o:hr="t" fillcolor="#a0a0a0" stroked="f"/>
         </w:pict>
       </w:r>
@@ -1783,6 +2300,359 @@
     </w:p>
     <w:p>
       <w:r>
+        <w:rPr>
+          <w:rFonts w:ascii="Segoe UI Emoji" w:hAnsi="Segoe UI Emoji" w:cs="Segoe UI Emoji"/>
+        </w:rPr>
+        <w:t>🔐</w:t>
+      </w:r>
+      <w:r>
+        <w:t xml:space="preserve"> </w:t>
+      </w:r>
+      <w:proofErr w:type="spellStart"/>
+      <w:r>
+        <w:t>Auth</w:t>
+      </w:r>
+      <w:proofErr w:type="spellEnd"/>
+      <w:r>
+        <w:t xml:space="preserve"> (</w:t>
+      </w:r>
+      <w:proofErr w:type="spellStart"/>
+      <w:r>
+        <w:t>backend</w:t>
+      </w:r>
+      <w:proofErr w:type="spellEnd"/>
+      <w:r>
+        <w:t>/app/</w:t>
+      </w:r>
+      <w:proofErr w:type="spellStart"/>
+      <w:r>
+        <w:t>routers</w:t>
+      </w:r>
+      <w:proofErr w:type="spellEnd"/>
+      <w:r>
+        <w:t>/auth.py)</w:t>
+      </w:r>
+      <w:r>
+        <w:br/>
+        <w:t>• POST /</w:t>
+      </w:r>
+      <w:proofErr w:type="spellStart"/>
+      <w:r>
+        <w:t>auth</w:t>
+      </w:r>
+      <w:proofErr w:type="spellEnd"/>
+      <w:r>
+        <w:t>/</w:t>
+      </w:r>
+      <w:proofErr w:type="spellStart"/>
+      <w:r>
+        <w:t>login</w:t>
+      </w:r>
+      <w:proofErr w:type="spellEnd"/>
+    </w:p>
+    <w:p>
+      <w:r>
+        <w:t>Comportamiento:</w:t>
+      </w:r>
+      <w:r>
+        <w:br/>
+        <w:t>• Entrada:</w:t>
+      </w:r>
+    </w:p>
+    <w:p>
+      <w:proofErr w:type="gramStart"/>
+      <w:r>
+        <w:t>{ "</w:t>
+      </w:r>
+      <w:proofErr w:type="gramEnd"/>
+      <w:r>
+        <w:t>email": "...", "</w:t>
+      </w:r>
+      <w:proofErr w:type="spellStart"/>
+      <w:proofErr w:type="gramStart"/>
+      <w:r>
+        <w:t>password</w:t>
+      </w:r>
+      <w:proofErr w:type="spellEnd"/>
+      <w:proofErr w:type="gramEnd"/>
+      <w:r>
+        <w:t>": "...", "role": "candidate" | "</w:t>
+      </w:r>
+      <w:proofErr w:type="spellStart"/>
+      <w:r>
+        <w:t>company</w:t>
+      </w:r>
+      <w:proofErr w:type="spellEnd"/>
+      <w:proofErr w:type="gramStart"/>
+      <w:r>
+        <w:t>" }</w:t>
+      </w:r>
+      <w:proofErr w:type="gramEnd"/>
+    </w:p>
+    <w:p>
+      <w:r>
+        <w:t>• Si el usuario NO existe:</w:t>
+      </w:r>
+    </w:p>
+    <w:p>
+      <w:pPr>
+        <w:numPr>
+          <w:ilvl w:val="0"/>
+          <w:numId w:val="24"/>
+        </w:numPr>
+      </w:pPr>
+      <w:r>
+        <w:t xml:space="preserve">Crea </w:t>
+      </w:r>
+      <w:proofErr w:type="spellStart"/>
+      <w:proofErr w:type="gramStart"/>
+      <w:r>
+        <w:t>User</w:t>
+      </w:r>
+      <w:proofErr w:type="spellEnd"/>
+      <w:r>
+        <w:t>(</w:t>
+      </w:r>
+      <w:proofErr w:type="gramEnd"/>
+      <w:r>
+        <w:t xml:space="preserve">email, role, </w:t>
+      </w:r>
+      <w:proofErr w:type="spellStart"/>
+      <w:proofErr w:type="gramStart"/>
+      <w:r>
+        <w:t>password</w:t>
+      </w:r>
+      <w:proofErr w:type="gramEnd"/>
+      <w:r>
+        <w:t>_hash_bcrypt</w:t>
+      </w:r>
+      <w:proofErr w:type="spellEnd"/>
+      <w:r>
+        <w:t>)</w:t>
+      </w:r>
+    </w:p>
+    <w:p>
+      <w:pPr>
+        <w:numPr>
+          <w:ilvl w:val="0"/>
+          <w:numId w:val="24"/>
+        </w:numPr>
+      </w:pPr>
+      <w:r>
+        <w:t xml:space="preserve">Si role="candidate" → crea </w:t>
+      </w:r>
+      <w:proofErr w:type="gramStart"/>
+      <w:r>
+        <w:t>Candidate(</w:t>
+      </w:r>
+      <w:proofErr w:type="spellStart"/>
+      <w:proofErr w:type="gramEnd"/>
+      <w:r>
+        <w:t>user_id</w:t>
+      </w:r>
+      <w:proofErr w:type="spellEnd"/>
+      <w:r>
+        <w:t xml:space="preserve">=..., </w:t>
+      </w:r>
+      <w:proofErr w:type="spellStart"/>
+      <w:r>
+        <w:t>name</w:t>
+      </w:r>
+      <w:proofErr w:type="spellEnd"/>
+      <w:r>
+        <w:t>=</w:t>
+      </w:r>
+      <w:proofErr w:type="spellStart"/>
+      <w:r>
+        <w:t>None</w:t>
+      </w:r>
+      <w:proofErr w:type="spellEnd"/>
+      <w:r>
+        <w:t>)</w:t>
+      </w:r>
+    </w:p>
+    <w:p>
+      <w:pPr>
+        <w:numPr>
+          <w:ilvl w:val="0"/>
+          <w:numId w:val="24"/>
+        </w:numPr>
+      </w:pPr>
+      <w:r>
+        <w:t>Si role="</w:t>
+      </w:r>
+      <w:proofErr w:type="spellStart"/>
+      <w:r>
+        <w:t>company</w:t>
+      </w:r>
+      <w:proofErr w:type="spellEnd"/>
+      <w:r>
+        <w:t xml:space="preserve">" → crea </w:t>
+      </w:r>
+      <w:proofErr w:type="gramStart"/>
+      <w:r>
+        <w:t>Company(</w:t>
+      </w:r>
+      <w:proofErr w:type="spellStart"/>
+      <w:proofErr w:type="gramEnd"/>
+      <w:r>
+        <w:t>user_id</w:t>
+      </w:r>
+      <w:proofErr w:type="spellEnd"/>
+      <w:r>
+        <w:t xml:space="preserve">=..., </w:t>
+      </w:r>
+      <w:proofErr w:type="spellStart"/>
+      <w:r>
+        <w:t>name</w:t>
+      </w:r>
+      <w:proofErr w:type="spellEnd"/>
+      <w:r>
+        <w:t>=&lt;</w:t>
+      </w:r>
+      <w:proofErr w:type="spellStart"/>
+      <w:r>
+        <w:t>prefijo_email</w:t>
+      </w:r>
+      <w:proofErr w:type="spellEnd"/>
+      <w:r>
+        <w:t>&gt;)</w:t>
+      </w:r>
+      <w:r>
+        <w:br/>
+        <w:t>• Si el usuario SÍ existe:</w:t>
+      </w:r>
+    </w:p>
+    <w:p>
+      <w:pPr>
+        <w:numPr>
+          <w:ilvl w:val="0"/>
+          <w:numId w:val="24"/>
+        </w:numPr>
+      </w:pPr>
+      <w:r>
+        <w:t xml:space="preserve">Comprueba que </w:t>
+      </w:r>
+      <w:proofErr w:type="spellStart"/>
+      <w:proofErr w:type="gramStart"/>
+      <w:r>
+        <w:t>user.role</w:t>
+      </w:r>
+      <w:proofErr w:type="spellEnd"/>
+      <w:proofErr w:type="gramEnd"/>
+      <w:r>
+        <w:t xml:space="preserve"> == </w:t>
+      </w:r>
+      <w:proofErr w:type="spellStart"/>
+      <w:proofErr w:type="gramStart"/>
+      <w:r>
+        <w:t>payload.role</w:t>
+      </w:r>
+      <w:proofErr w:type="spellEnd"/>
+      <w:proofErr w:type="gramEnd"/>
+    </w:p>
+    <w:p>
+      <w:pPr>
+        <w:numPr>
+          <w:ilvl w:val="0"/>
+          <w:numId w:val="24"/>
+        </w:numPr>
+      </w:pPr>
+      <w:r>
+        <w:t xml:space="preserve">Si no tiene </w:t>
+      </w:r>
+      <w:proofErr w:type="spellStart"/>
+      <w:proofErr w:type="gramStart"/>
+      <w:r>
+        <w:t>password</w:t>
+      </w:r>
+      <w:proofErr w:type="gramEnd"/>
+      <w:r>
+        <w:t>_hash</w:t>
+      </w:r>
+      <w:proofErr w:type="spellEnd"/>
+      <w:r>
+        <w:t xml:space="preserve"> (usuarios antiguos) → la </w:t>
+      </w:r>
+      <w:proofErr w:type="spellStart"/>
+      <w:r>
+        <w:t>setea</w:t>
+      </w:r>
+      <w:proofErr w:type="spellEnd"/>
+      <w:r>
+        <w:t xml:space="preserve"> ahora</w:t>
+      </w:r>
+    </w:p>
+    <w:p>
+      <w:pPr>
+        <w:numPr>
+          <w:ilvl w:val="0"/>
+          <w:numId w:val="24"/>
+        </w:numPr>
+      </w:pPr>
+      <w:r>
+        <w:t>Si tiene hash → verifica contraseña (</w:t>
+      </w:r>
+      <w:proofErr w:type="spellStart"/>
+      <w:r>
+        <w:t>bcrypt</w:t>
+      </w:r>
+      <w:proofErr w:type="spellEnd"/>
+      <w:r>
+        <w:t>); si falla → 401</w:t>
+      </w:r>
+    </w:p>
+    <w:p>
+      <w:pPr>
+        <w:numPr>
+          <w:ilvl w:val="0"/>
+          <w:numId w:val="24"/>
+        </w:numPr>
+      </w:pPr>
+      <w:r>
+        <w:t>Asegura que exista Candidate o Company asociado (si falta, lo crea)</w:t>
+      </w:r>
+      <w:r>
+        <w:br/>
+        <w:t>• Devuelve:</w:t>
+      </w:r>
+    </w:p>
+    <w:p>
+      <w:pPr>
+        <w:numPr>
+          <w:ilvl w:val="0"/>
+          <w:numId w:val="24"/>
+        </w:numPr>
+      </w:pPr>
+      <w:proofErr w:type="spellStart"/>
+      <w:r>
+        <w:t>user_id</w:t>
+      </w:r>
+      <w:proofErr w:type="spellEnd"/>
+      <w:r>
+        <w:t xml:space="preserve">, email, role, </w:t>
+      </w:r>
+      <w:proofErr w:type="spellStart"/>
+      <w:r>
+        <w:t>candidate_id</w:t>
+      </w:r>
+      <w:proofErr w:type="spellEnd"/>
+      <w:r>
+        <w:t xml:space="preserve">?, </w:t>
+      </w:r>
+      <w:proofErr w:type="spellStart"/>
+      <w:proofErr w:type="gramStart"/>
+      <w:r>
+        <w:t>company_id</w:t>
+      </w:r>
+      <w:proofErr w:type="spellEnd"/>
+      <w:r>
+        <w:t>?</w:t>
+      </w:r>
+      <w:proofErr w:type="gramEnd"/>
+    </w:p>
+    <w:p>
+      <w:r>
         <w:t>Candidate</w:t>
       </w:r>
       <w:r>
@@ -1877,6 +2747,9 @@
       <w:proofErr w:type="spellEnd"/>
       <w:r>
         <w:br/>
+      </w:r>
+      <w:r>
+        <w:lastRenderedPageBreak/>
         <w:t>• GET /</w:t>
       </w:r>
       <w:proofErr w:type="spellStart"/>
@@ -2023,23 +2896,12 @@
       </w:r>
       <w:proofErr w:type="spellEnd"/>
       <w:r>
-        <w:t xml:space="preserve"> o reales según el estado del módulo), pero la </w:t>
-      </w:r>
-      <w:r>
-        <w:rPr>
-          <w:b/>
-          <w:bCs/>
-        </w:rPr>
-        <w:t>arquitectura y contratos deben respetarse</w:t>
-      </w:r>
-      <w:r>
-        <w:t>.</w:t>
-      </w:r>
-    </w:p>
-    <w:p>
-      <w:r>
-        <w:lastRenderedPageBreak/>
-        <w:pict w14:anchorId="216D36E7">
+        <w:t xml:space="preserve"> o reales según el estado del módulo), pero la arquitectura y contratos deben respetarse.</w:t>
+      </w:r>
+    </w:p>
+    <w:p>
+      <w:r>
+        <w:pict w14:anchorId="5F2A9C27">
           <v:rect id="_x0000_i1134" style="width:0;height:1.5pt" o:hralign="center" o:hrstd="t" o:hr="t" fillcolor="#a0a0a0" stroked="f"/>
         </w:pict>
       </w:r>
@@ -2091,22 +2953,22 @@
       <w:r>
         <w:t>/).</w:t>
       </w:r>
+    </w:p>
+    <w:p>
+      <w:r>
+        <w:t>Conectividad en Docker (</w:t>
+      </w:r>
+      <w:proofErr w:type="spellStart"/>
+      <w:r>
+        <w:t>backend</w:t>
+      </w:r>
+      <w:proofErr w:type="spellEnd"/>
+      <w:r>
+        <w:t>):</w:t>
+      </w:r>
       <w:r>
         <w:br/>
-        <w:t>Conectividad en Docker:</w:t>
-      </w:r>
-    </w:p>
-    <w:p>
-      <w:r>
-        <w:t>• DATABASE_URL interna (</w:t>
-      </w:r>
-      <w:proofErr w:type="spellStart"/>
-      <w:r>
-        <w:t>backend</w:t>
-      </w:r>
-      <w:proofErr w:type="spellEnd"/>
-      <w:r>
-        <w:t>):</w:t>
+        <w:t>• DATABASE_URL interna:</w:t>
       </w:r>
       <w:r>
         <w:br/>
@@ -2126,8 +2988,89 @@
         <w:t>users</w:t>
       </w:r>
       <w:proofErr w:type="spellEnd"/>
-      <w:r>
-        <w:br/>
+    </w:p>
+    <w:p>
+      <w:pPr>
+        <w:numPr>
+          <w:ilvl w:val="0"/>
+          <w:numId w:val="25"/>
+        </w:numPr>
+      </w:pPr>
+      <w:r>
+        <w:t xml:space="preserve">id, email, </w:t>
+      </w:r>
+      <w:proofErr w:type="spellStart"/>
+      <w:proofErr w:type="gramStart"/>
+      <w:r>
+        <w:t>password</w:t>
+      </w:r>
+      <w:proofErr w:type="gramEnd"/>
+      <w:r>
+        <w:t>_hash</w:t>
+      </w:r>
+      <w:proofErr w:type="spellEnd"/>
+      <w:r>
+        <w:t>, role (candidate/</w:t>
+      </w:r>
+      <w:proofErr w:type="spellStart"/>
+      <w:r>
+        <w:t>company</w:t>
+      </w:r>
+      <w:proofErr w:type="spellEnd"/>
+      <w:r>
+        <w:t xml:space="preserve">), </w:t>
+      </w:r>
+      <w:proofErr w:type="spellStart"/>
+      <w:r>
+        <w:t>last_login_at</w:t>
+      </w:r>
+      <w:proofErr w:type="spellEnd"/>
+      <w:r>
+        <w:t xml:space="preserve">, </w:t>
+      </w:r>
+      <w:proofErr w:type="spellStart"/>
+      <w:r>
+        <w:t>timestamps</w:t>
+      </w:r>
+      <w:proofErr w:type="spellEnd"/>
+    </w:p>
+    <w:p>
+      <w:pPr>
+        <w:numPr>
+          <w:ilvl w:val="0"/>
+          <w:numId w:val="25"/>
+        </w:numPr>
+      </w:pPr>
+      <w:r>
+        <w:t>Relaciones: candidate (</w:t>
+      </w:r>
+      <w:proofErr w:type="spellStart"/>
+      <w:r>
+        <w:t>OneToOne</w:t>
+      </w:r>
+      <w:proofErr w:type="spellEnd"/>
+      <w:r>
+        <w:t xml:space="preserve">), </w:t>
+      </w:r>
+      <w:proofErr w:type="spellStart"/>
+      <w:r>
+        <w:t>company</w:t>
+      </w:r>
+      <w:proofErr w:type="spellEnd"/>
+      <w:r>
+        <w:t xml:space="preserve"> (</w:t>
+      </w:r>
+      <w:proofErr w:type="spellStart"/>
+      <w:r>
+        <w:t>OneToOne</w:t>
+      </w:r>
+      <w:proofErr w:type="spellEnd"/>
+      <w:r>
+        <w:t>)</w:t>
+      </w:r>
+    </w:p>
+    <w:p>
+      <w:r>
         <w:t>• candidates</w:t>
       </w:r>
       <w:r>
@@ -2159,13 +3102,65 @@
       <w:r>
         <w:t>)</w:t>
       </w:r>
+    </w:p>
+    <w:p>
+      <w:r>
+        <w:t xml:space="preserve">• </w:t>
+      </w:r>
+      <w:proofErr w:type="spellStart"/>
+      <w:r>
+        <w:t>companies</w:t>
+      </w:r>
+      <w:proofErr w:type="spellEnd"/>
+    </w:p>
+    <w:p>
+      <w:pPr>
+        <w:numPr>
+          <w:ilvl w:val="0"/>
+          <w:numId w:val="26"/>
+        </w:numPr>
+      </w:pPr>
+      <w:proofErr w:type="spellStart"/>
+      <w:r>
+        <w:t>name</w:t>
+      </w:r>
+      <w:proofErr w:type="spellEnd"/>
+      <w:r>
+        <w:t xml:space="preserve"> es NOT NULL en BD → cuando se crea una empresa automáticamente desde /</w:t>
+      </w:r>
+      <w:proofErr w:type="spellStart"/>
+      <w:r>
+        <w:t>auth</w:t>
+      </w:r>
+      <w:proofErr w:type="spellEnd"/>
+      <w:r>
+        <w:t>/</w:t>
+      </w:r>
+      <w:proofErr w:type="spellStart"/>
+      <w:r>
+        <w:t>login</w:t>
+      </w:r>
+      <w:proofErr w:type="spellEnd"/>
+      <w:r>
+        <w:t>, se usa el prefijo del email como nombre por defecto.</w:t>
+      </w:r>
       <w:r>
         <w:br/>
         <w:t xml:space="preserve">• </w:t>
       </w:r>
       <w:proofErr w:type="spellStart"/>
       <w:r>
-        <w:t>companies</w:t>
+        <w:t>company_culture</w:t>
+      </w:r>
+      <w:proofErr w:type="spellEnd"/>
+    </w:p>
+    <w:p>
+      <w:r>
+        <w:t xml:space="preserve">• </w:t>
+      </w:r>
+      <w:proofErr w:type="spellStart"/>
+      <w:r>
+        <w:t>jobs</w:t>
       </w:r>
       <w:proofErr w:type="spellEnd"/>
       <w:r>
@@ -2174,16 +3169,35 @@
       </w:r>
       <w:proofErr w:type="spellStart"/>
       <w:r>
-        <w:t>company_culture</w:t>
-      </w:r>
-      <w:proofErr w:type="spellEnd"/>
+        <w:t>job_skills</w:t>
+      </w:r>
+      <w:proofErr w:type="spellEnd"/>
+      <w:r>
+        <w:t xml:space="preserve"> (</w:t>
+      </w:r>
+      <w:proofErr w:type="spellStart"/>
+      <w:r>
+        <w:t>Must</w:t>
+      </w:r>
+      <w:proofErr w:type="spellEnd"/>
+      <w:r>
+        <w:t>/</w:t>
+      </w:r>
+      <w:proofErr w:type="spellStart"/>
+      <w:r>
+        <w:t>Nice</w:t>
+      </w:r>
+      <w:proofErr w:type="spellEnd"/>
+      <w:r>
+        <w:t>)</w:t>
+      </w:r>
       <w:r>
         <w:br/>
         <w:t xml:space="preserve">• </w:t>
       </w:r>
       <w:proofErr w:type="spellStart"/>
       <w:r>
-        <w:t>jobs</w:t>
+        <w:t>team_profiles</w:t>
       </w:r>
       <w:proofErr w:type="spellEnd"/>
       <w:r>
@@ -2192,35 +3206,28 @@
       </w:r>
       <w:proofErr w:type="spellStart"/>
       <w:r>
-        <w:t>job_skills</w:t>
-      </w:r>
-      <w:proofErr w:type="spellEnd"/>
-      <w:r>
-        <w:t xml:space="preserve"> (</w:t>
-      </w:r>
-      <w:proofErr w:type="spellStart"/>
-      <w:r>
-        <w:t>Must</w:t>
-      </w:r>
-      <w:proofErr w:type="spellEnd"/>
-      <w:r>
-        <w:t>/</w:t>
-      </w:r>
-      <w:proofErr w:type="spellStart"/>
-      <w:r>
-        <w:t>Nice</w:t>
-      </w:r>
-      <w:proofErr w:type="spellEnd"/>
-      <w:r>
-        <w:t>)</w:t>
-      </w:r>
+        <w:t>team_members</w:t>
+      </w:r>
+      <w:proofErr w:type="spellEnd"/>
+      <w:r>
+        <w:br/>
+      </w:r>
+      <w:r>
+        <w:lastRenderedPageBreak/>
+        <w:t xml:space="preserve">• </w:t>
+      </w:r>
+      <w:proofErr w:type="spellStart"/>
+      <w:r>
+        <w:t>applications</w:t>
+      </w:r>
+      <w:proofErr w:type="spellEnd"/>
       <w:r>
         <w:br/>
         <w:t xml:space="preserve">• </w:t>
       </w:r>
       <w:proofErr w:type="spellStart"/>
       <w:r>
-        <w:t>team_profiles</w:t>
+        <w:t>job_recommendations</w:t>
       </w:r>
       <w:proofErr w:type="spellEnd"/>
       <w:r>
@@ -2229,33 +3236,6 @@
       </w:r>
       <w:proofErr w:type="spellStart"/>
       <w:r>
-        <w:t>team_members</w:t>
-      </w:r>
-      <w:proofErr w:type="spellEnd"/>
-      <w:r>
-        <w:br/>
-        <w:t xml:space="preserve">• </w:t>
-      </w:r>
-      <w:proofErr w:type="spellStart"/>
-      <w:r>
-        <w:t>applications</w:t>
-      </w:r>
-      <w:proofErr w:type="spellEnd"/>
-      <w:r>
-        <w:br/>
-        <w:t xml:space="preserve">• </w:t>
-      </w:r>
-      <w:proofErr w:type="spellStart"/>
-      <w:r>
-        <w:t>job_recommendations</w:t>
-      </w:r>
-      <w:proofErr w:type="spellEnd"/>
-      <w:r>
-        <w:br/>
-        <w:t xml:space="preserve">• </w:t>
-      </w:r>
-      <w:proofErr w:type="spellStart"/>
-      <w:r>
         <w:t>co_teaching_pairs</w:t>
       </w:r>
       <w:proofErr w:type="spellEnd"/>
@@ -2296,7 +3276,7 @@
     </w:p>
     <w:p>
       <w:r>
-        <w:pict w14:anchorId="75E008F1">
+        <w:pict w14:anchorId="00B579F6">
           <v:rect id="_x0000_i1135" style="width:0;height:1.5pt" o:hralign="center" o:hrstd="t" o:hr="t" fillcolor="#a0a0a0" stroked="f"/>
         </w:pict>
       </w:r>
@@ -2337,7 +3317,7 @@
       <w:pPr>
         <w:numPr>
           <w:ilvl w:val="0"/>
-          <w:numId w:val="18"/>
+          <w:numId w:val="27"/>
         </w:numPr>
       </w:pPr>
       <w:r>
@@ -2385,7 +3365,7 @@
       <w:pPr>
         <w:numPr>
           <w:ilvl w:val="0"/>
-          <w:numId w:val="19"/>
+          <w:numId w:val="28"/>
         </w:numPr>
       </w:pPr>
       <w:r>
@@ -2407,6 +3387,70 @@
       <w:r>
         <w:t>)</w:t>
       </w:r>
+    </w:p>
+    <w:p>
+      <w:pPr>
+        <w:numPr>
+          <w:ilvl w:val="0"/>
+          <w:numId w:val="28"/>
+        </w:numPr>
+      </w:pPr>
+      <w:r>
+        <w:t>requirements.txt incluye seguridad/autenticación:</w:t>
+      </w:r>
+    </w:p>
+    <w:p>
+      <w:pPr>
+        <w:numPr>
+          <w:ilvl w:val="1"/>
+          <w:numId w:val="28"/>
+        </w:numPr>
+      </w:pPr>
+      <w:proofErr w:type="spellStart"/>
+      <w:r>
+        <w:t>passlib</w:t>
+      </w:r>
+      <w:proofErr w:type="spellEnd"/>
+      <w:r>
+        <w:t>[</w:t>
+      </w:r>
+      <w:proofErr w:type="spellStart"/>
+      <w:r>
+        <w:t>bcrypt</w:t>
+      </w:r>
+      <w:proofErr w:type="spellEnd"/>
+      <w:r>
+        <w:t>]</w:t>
+      </w:r>
+    </w:p>
+    <w:p>
+      <w:pPr>
+        <w:numPr>
+          <w:ilvl w:val="1"/>
+          <w:numId w:val="28"/>
+        </w:numPr>
+      </w:pPr>
+      <w:proofErr w:type="spellStart"/>
+      <w:r>
+        <w:t>bcrypt</w:t>
+      </w:r>
+      <w:proofErr w:type="spellEnd"/>
+    </w:p>
+    <w:p>
+      <w:pPr>
+        <w:numPr>
+          <w:ilvl w:val="1"/>
+          <w:numId w:val="28"/>
+        </w:numPr>
+      </w:pPr>
+      <w:r>
+        <w:t>email-</w:t>
+      </w:r>
+      <w:proofErr w:type="spellStart"/>
+      <w:r>
+        <w:t>validator</w:t>
+      </w:r>
+      <w:proofErr w:type="spellEnd"/>
     </w:p>
     <w:p>
       <w:r>
@@ -2497,7 +3541,7 @@
     </w:p>
     <w:p>
       <w:r>
-        <w:pict w14:anchorId="2EC3FB44">
+        <w:pict w14:anchorId="4D147429">
           <v:rect id="_x0000_i1136" style="width:0;height:1.5pt" o:hralign="center" o:hrstd="t" o:hr="t" fillcolor="#a0a0a0" stroked="f"/>
         </w:pict>
       </w:r>
@@ -2515,7 +3559,6 @@
     </w:p>
     <w:p>
       <w:r>
-        <w:lastRenderedPageBreak/>
         <w:t xml:space="preserve">• Miguel → arquitectura, </w:t>
       </w:r>
       <w:proofErr w:type="spellStart"/>
@@ -2603,7 +3646,7 @@
     </w:p>
     <w:p>
       <w:r>
-        <w:pict w14:anchorId="2F8B20F8">
+        <w:pict w14:anchorId="24B91FAA">
           <v:rect id="_x0000_i1137" style="width:0;height:1.5pt" o:hralign="center" o:hrstd="t" o:hr="t" fillcolor="#a0a0a0" stroked="f"/>
         </w:pict>
       </w:r>
@@ -2627,8 +3670,10 @@
         <w:br/>
         <w:t>Cualquier nuevo código debe integrarse sin romper esta estructura ni cambiar nombres.</w:t>
       </w:r>
-      <w:r>
-        <w:br/>
+    </w:p>
+    <w:p>
+      <w:r>
+        <w:lastRenderedPageBreak/>
         <w:t xml:space="preserve">El </w:t>
       </w:r>
       <w:proofErr w:type="spellStart"/>
@@ -2671,10 +3716,69 @@
       </w:r>
       <w:proofErr w:type="spellEnd"/>
       <w:r>
+        <w:t xml:space="preserve"> y debe hacer </w:t>
+      </w:r>
+      <w:proofErr w:type="spellStart"/>
+      <w:r>
+        <w:t>login</w:t>
+      </w:r>
+      <w:proofErr w:type="spellEnd"/>
+      <w:r>
+        <w:t xml:space="preserve"> vía POST /</w:t>
+      </w:r>
+      <w:proofErr w:type="spellStart"/>
+      <w:r>
+        <w:t>auth</w:t>
+      </w:r>
+      <w:proofErr w:type="spellEnd"/>
+      <w:r>
+        <w:t>/</w:t>
+      </w:r>
+      <w:proofErr w:type="spellStart"/>
+      <w:r>
+        <w:t>login</w:t>
+      </w:r>
+      <w:proofErr w:type="spellEnd"/>
+      <w:r>
+        <w:t xml:space="preserve"> rellenando correctamente </w:t>
+      </w:r>
+      <w:proofErr w:type="spellStart"/>
+      <w:proofErr w:type="gramStart"/>
+      <w:r>
+        <w:t>st.session</w:t>
+      </w:r>
+      <w:proofErr w:type="gramEnd"/>
+      <w:r>
+        <w:t>_</w:t>
+      </w:r>
+      <w:proofErr w:type="gramStart"/>
+      <w:r>
+        <w:t>state.auth</w:t>
+      </w:r>
+      <w:proofErr w:type="spellEnd"/>
+      <w:proofErr w:type="gramEnd"/>
+      <w:r>
+        <w:t xml:space="preserve">, role, </w:t>
+      </w:r>
+      <w:proofErr w:type="spellStart"/>
+      <w:r>
+        <w:t>candidate_id</w:t>
+      </w:r>
+      <w:proofErr w:type="spellEnd"/>
+      <w:r>
+        <w:t xml:space="preserve"> y </w:t>
+      </w:r>
+      <w:proofErr w:type="spellStart"/>
+      <w:r>
+        <w:t>company_id</w:t>
+      </w:r>
+      <w:proofErr w:type="spellEnd"/>
+      <w:r>
         <w:t>.</w:t>
       </w:r>
-      <w:r>
-        <w:br/>
+    </w:p>
+    <w:p>
+      <w:r>
         <w:t xml:space="preserve">El </w:t>
       </w:r>
       <w:proofErr w:type="spellStart"/>
@@ -2715,12 +3819,12 @@
       </w:r>
       <w:proofErr w:type="spellEnd"/>
       <w:r>
-        <w:t>/.</w:t>
-      </w:r>
-    </w:p>
-    <w:p>
-      <w:r>
-        <w:pict w14:anchorId="077C8597">
+        <w:t>/ y el flujo de autenticación descrito arriba.</w:t>
+      </w:r>
+    </w:p>
+    <w:p>
+      <w:r>
+        <w:pict w14:anchorId="6D0088BC">
           <v:rect id="_x0000_i1138" style="width:0;height:1.5pt" o:hralign="center" o:hrstd="t" o:hr="t" fillcolor="#a0a0a0" stroked="f"/>
         </w:pict>
       </w:r>
@@ -2769,7 +3873,7 @@
     </w:p>
     <w:p>
       <w:r>
-        <w:pict w14:anchorId="4F1DADDF">
+        <w:pict w14:anchorId="488A752E">
           <v:rect id="_x0000_i1139" style="width:0;height:1.5pt" o:hralign="center" o:hrstd="t" o:hr="t" fillcolor="#a0a0a0" stroked="f"/>
         </w:pict>
       </w:r>
@@ -2788,6 +3892,602 @@
 <file path=word/numbering.xml><?xml version="1.0" encoding="utf-8"?>
 <w:numbering xmlns:wpc="http://schemas.microsoft.com/office/word/2010/wordprocessingCanvas" xmlns:cx="http://schemas.microsoft.com/office/drawing/2014/chartex" xmlns:cx1="http://schemas.microsoft.com/office/drawing/2015/9/8/chartex" xmlns:cx2="http://schemas.microsoft.com/office/drawing/2015/10/21/chartex" xmlns:cx3="http://schemas.microsoft.com/office/drawing/2016/5/9/chartex" xmlns:cx4="http://schemas.microsoft.com/office/drawing/2016/5/10/chartex" xmlns:cx5="http://schemas.microsoft.com/office/drawing/2016/5/11/chartex" xmlns:cx6="http://schemas.microsoft.com/office/drawing/2016/5/12/chartex" xmlns:cx7="http://schemas.microsoft.com/office/drawing/2016/5/13/chartex" xmlns:cx8="http://schemas.microsoft.com/office/drawing/2016/5/14/chartex" xmlns:mc="http://schemas.openxmlformats.org/markup-compatibility/2006" xmlns:aink="http://schemas.microsoft.com/office/drawing/2016/ink" xmlns:am3d="http://schemas.microsoft.com/office/drawing/2017/model3d" xmlns:o="urn:schemas-microsoft-com:office:office" xmlns:oel="http://schemas.microsoft.com/office/2019/extlst" xmlns:r="http://schemas.openxmlformats.org/officeDocument/2006/relationships" xmlns:m="http://schemas.openxmlformats.org/officeDocument/2006/math" xmlns:v="urn:schemas-microsoft-com:vml" xmlns:wp14="http://schemas.microsoft.com/office/word/2010/wordprocessingDrawing" xmlns:wp="http://schemas.openxmlformats.org/drawingml/2006/wordprocessingDrawing" xmlns:w10="urn:schemas-microsoft-com:office:word" xmlns:w="http://schemas.openxmlformats.org/wordprocessingml/2006/main" xmlns:w14="http://schemas.microsoft.com/office/word/2010/wordml" xmlns:w15="http://schemas.microsoft.com/office/word/2012/wordml" xmlns:w16cex="http://schemas.microsoft.com/office/word/2018/wordml/cex" xmlns:w16cid="http://schemas.microsoft.com/office/word/2016/wordml/cid" xmlns:w16="http://schemas.microsoft.com/office/word/2018/wordml" xmlns:w16du="http://schemas.microsoft.com/office/word/2023/wordml/word16du" xmlns:w16sdtdh="http://schemas.microsoft.com/office/word/2020/wordml/sdtdatahash" xmlns:w16sdtfl="http://schemas.microsoft.com/office/word/2024/wordml/sdtformatlock" xmlns:w16se="http://schemas.microsoft.com/office/word/2015/wordml/symex" xmlns:wpg="http://schemas.microsoft.com/office/word/2010/wordprocessingGroup" xmlns:wpi="http://schemas.microsoft.com/office/word/2010/wordprocessingInk" xmlns:wne="http://schemas.microsoft.com/office/word/2006/wordml" xmlns:wps="http://schemas.microsoft.com/office/word/2010/wordprocessingShape" mc:Ignorable="w14 w15 w16se w16cid w16 w16cex w16sdtdh w16sdtfl w16du wp14">
   <w:abstractNum w:abstractNumId="0" w15:restartNumberingAfterBreak="0">
+    <w:nsid w:val="01A72166"/>
+    <w:multiLevelType w:val="multilevel"/>
+    <w:tmpl w:val="E9F27BA6"/>
+    <w:lvl w:ilvl="0">
+      <w:start w:val="1"/>
+      <w:numFmt w:val="bullet"/>
+      <w:lvlText w:val=""/>
+      <w:lvlJc w:val="left"/>
+      <w:pPr>
+        <w:tabs>
+          <w:tab w:val="num" w:pos="720"/>
+        </w:tabs>
+        <w:ind w:left="720" w:hanging="360"/>
+      </w:pPr>
+      <w:rPr>
+        <w:rFonts w:ascii="Symbol" w:hAnsi="Symbol" w:hint="default"/>
+        <w:sz w:val="20"/>
+      </w:rPr>
+    </w:lvl>
+    <w:lvl w:ilvl="1" w:tentative="1">
+      <w:start w:val="1"/>
+      <w:numFmt w:val="bullet"/>
+      <w:lvlText w:val="o"/>
+      <w:lvlJc w:val="left"/>
+      <w:pPr>
+        <w:tabs>
+          <w:tab w:val="num" w:pos="1440"/>
+        </w:tabs>
+        <w:ind w:left="1440" w:hanging="360"/>
+      </w:pPr>
+      <w:rPr>
+        <w:rFonts w:ascii="Courier New" w:hAnsi="Courier New" w:hint="default"/>
+        <w:sz w:val="20"/>
+      </w:rPr>
+    </w:lvl>
+    <w:lvl w:ilvl="2" w:tentative="1">
+      <w:start w:val="1"/>
+      <w:numFmt w:val="bullet"/>
+      <w:lvlText w:val=""/>
+      <w:lvlJc w:val="left"/>
+      <w:pPr>
+        <w:tabs>
+          <w:tab w:val="num" w:pos="2160"/>
+        </w:tabs>
+        <w:ind w:left="2160" w:hanging="360"/>
+      </w:pPr>
+      <w:rPr>
+        <w:rFonts w:ascii="Wingdings" w:hAnsi="Wingdings" w:hint="default"/>
+        <w:sz w:val="20"/>
+      </w:rPr>
+    </w:lvl>
+    <w:lvl w:ilvl="3" w:tentative="1">
+      <w:start w:val="1"/>
+      <w:numFmt w:val="bullet"/>
+      <w:lvlText w:val=""/>
+      <w:lvlJc w:val="left"/>
+      <w:pPr>
+        <w:tabs>
+          <w:tab w:val="num" w:pos="2880"/>
+        </w:tabs>
+        <w:ind w:left="2880" w:hanging="360"/>
+      </w:pPr>
+      <w:rPr>
+        <w:rFonts w:ascii="Wingdings" w:hAnsi="Wingdings" w:hint="default"/>
+        <w:sz w:val="20"/>
+      </w:rPr>
+    </w:lvl>
+    <w:lvl w:ilvl="4" w:tentative="1">
+      <w:start w:val="1"/>
+      <w:numFmt w:val="bullet"/>
+      <w:lvlText w:val=""/>
+      <w:lvlJc w:val="left"/>
+      <w:pPr>
+        <w:tabs>
+          <w:tab w:val="num" w:pos="3600"/>
+        </w:tabs>
+        <w:ind w:left="3600" w:hanging="360"/>
+      </w:pPr>
+      <w:rPr>
+        <w:rFonts w:ascii="Wingdings" w:hAnsi="Wingdings" w:hint="default"/>
+        <w:sz w:val="20"/>
+      </w:rPr>
+    </w:lvl>
+    <w:lvl w:ilvl="5" w:tentative="1">
+      <w:start w:val="1"/>
+      <w:numFmt w:val="bullet"/>
+      <w:lvlText w:val=""/>
+      <w:lvlJc w:val="left"/>
+      <w:pPr>
+        <w:tabs>
+          <w:tab w:val="num" w:pos="4320"/>
+        </w:tabs>
+        <w:ind w:left="4320" w:hanging="360"/>
+      </w:pPr>
+      <w:rPr>
+        <w:rFonts w:ascii="Wingdings" w:hAnsi="Wingdings" w:hint="default"/>
+        <w:sz w:val="20"/>
+      </w:rPr>
+    </w:lvl>
+    <w:lvl w:ilvl="6" w:tentative="1">
+      <w:start w:val="1"/>
+      <w:numFmt w:val="bullet"/>
+      <w:lvlText w:val=""/>
+      <w:lvlJc w:val="left"/>
+      <w:pPr>
+        <w:tabs>
+          <w:tab w:val="num" w:pos="5040"/>
+        </w:tabs>
+        <w:ind w:left="5040" w:hanging="360"/>
+      </w:pPr>
+      <w:rPr>
+        <w:rFonts w:ascii="Wingdings" w:hAnsi="Wingdings" w:hint="default"/>
+        <w:sz w:val="20"/>
+      </w:rPr>
+    </w:lvl>
+    <w:lvl w:ilvl="7" w:tentative="1">
+      <w:start w:val="1"/>
+      <w:numFmt w:val="bullet"/>
+      <w:lvlText w:val=""/>
+      <w:lvlJc w:val="left"/>
+      <w:pPr>
+        <w:tabs>
+          <w:tab w:val="num" w:pos="5760"/>
+        </w:tabs>
+        <w:ind w:left="5760" w:hanging="360"/>
+      </w:pPr>
+      <w:rPr>
+        <w:rFonts w:ascii="Wingdings" w:hAnsi="Wingdings" w:hint="default"/>
+        <w:sz w:val="20"/>
+      </w:rPr>
+    </w:lvl>
+    <w:lvl w:ilvl="8" w:tentative="1">
+      <w:start w:val="1"/>
+      <w:numFmt w:val="bullet"/>
+      <w:lvlText w:val=""/>
+      <w:lvlJc w:val="left"/>
+      <w:pPr>
+        <w:tabs>
+          <w:tab w:val="num" w:pos="6480"/>
+        </w:tabs>
+        <w:ind w:left="6480" w:hanging="360"/>
+      </w:pPr>
+      <w:rPr>
+        <w:rFonts w:ascii="Wingdings" w:hAnsi="Wingdings" w:hint="default"/>
+        <w:sz w:val="20"/>
+      </w:rPr>
+    </w:lvl>
+  </w:abstractNum>
+  <w:abstractNum w:abstractNumId="1" w15:restartNumberingAfterBreak="0">
+    <w:nsid w:val="04E3395C"/>
+    <w:multiLevelType w:val="multilevel"/>
+    <w:tmpl w:val="75DA8BBA"/>
+    <w:lvl w:ilvl="0">
+      <w:start w:val="1"/>
+      <w:numFmt w:val="bullet"/>
+      <w:lvlText w:val=""/>
+      <w:lvlJc w:val="left"/>
+      <w:pPr>
+        <w:tabs>
+          <w:tab w:val="num" w:pos="720"/>
+        </w:tabs>
+        <w:ind w:left="720" w:hanging="360"/>
+      </w:pPr>
+      <w:rPr>
+        <w:rFonts w:ascii="Symbol" w:hAnsi="Symbol" w:hint="default"/>
+        <w:sz w:val="20"/>
+      </w:rPr>
+    </w:lvl>
+    <w:lvl w:ilvl="1">
+      <w:start w:val="1"/>
+      <w:numFmt w:val="bullet"/>
+      <w:lvlText w:val="o"/>
+      <w:lvlJc w:val="left"/>
+      <w:pPr>
+        <w:tabs>
+          <w:tab w:val="num" w:pos="1440"/>
+        </w:tabs>
+        <w:ind w:left="1440" w:hanging="360"/>
+      </w:pPr>
+      <w:rPr>
+        <w:rFonts w:ascii="Courier New" w:hAnsi="Courier New" w:hint="default"/>
+        <w:sz w:val="20"/>
+      </w:rPr>
+    </w:lvl>
+    <w:lvl w:ilvl="2" w:tentative="1">
+      <w:start w:val="1"/>
+      <w:numFmt w:val="bullet"/>
+      <w:lvlText w:val=""/>
+      <w:lvlJc w:val="left"/>
+      <w:pPr>
+        <w:tabs>
+          <w:tab w:val="num" w:pos="2160"/>
+        </w:tabs>
+        <w:ind w:left="2160" w:hanging="360"/>
+      </w:pPr>
+      <w:rPr>
+        <w:rFonts w:ascii="Wingdings" w:hAnsi="Wingdings" w:hint="default"/>
+        <w:sz w:val="20"/>
+      </w:rPr>
+    </w:lvl>
+    <w:lvl w:ilvl="3" w:tentative="1">
+      <w:start w:val="1"/>
+      <w:numFmt w:val="bullet"/>
+      <w:lvlText w:val=""/>
+      <w:lvlJc w:val="left"/>
+      <w:pPr>
+        <w:tabs>
+          <w:tab w:val="num" w:pos="2880"/>
+        </w:tabs>
+        <w:ind w:left="2880" w:hanging="360"/>
+      </w:pPr>
+      <w:rPr>
+        <w:rFonts w:ascii="Wingdings" w:hAnsi="Wingdings" w:hint="default"/>
+        <w:sz w:val="20"/>
+      </w:rPr>
+    </w:lvl>
+    <w:lvl w:ilvl="4" w:tentative="1">
+      <w:start w:val="1"/>
+      <w:numFmt w:val="bullet"/>
+      <w:lvlText w:val=""/>
+      <w:lvlJc w:val="left"/>
+      <w:pPr>
+        <w:tabs>
+          <w:tab w:val="num" w:pos="3600"/>
+        </w:tabs>
+        <w:ind w:left="3600" w:hanging="360"/>
+      </w:pPr>
+      <w:rPr>
+        <w:rFonts w:ascii="Wingdings" w:hAnsi="Wingdings" w:hint="default"/>
+        <w:sz w:val="20"/>
+      </w:rPr>
+    </w:lvl>
+    <w:lvl w:ilvl="5" w:tentative="1">
+      <w:start w:val="1"/>
+      <w:numFmt w:val="bullet"/>
+      <w:lvlText w:val=""/>
+      <w:lvlJc w:val="left"/>
+      <w:pPr>
+        <w:tabs>
+          <w:tab w:val="num" w:pos="4320"/>
+        </w:tabs>
+        <w:ind w:left="4320" w:hanging="360"/>
+      </w:pPr>
+      <w:rPr>
+        <w:rFonts w:ascii="Wingdings" w:hAnsi="Wingdings" w:hint="default"/>
+        <w:sz w:val="20"/>
+      </w:rPr>
+    </w:lvl>
+    <w:lvl w:ilvl="6" w:tentative="1">
+      <w:start w:val="1"/>
+      <w:numFmt w:val="bullet"/>
+      <w:lvlText w:val=""/>
+      <w:lvlJc w:val="left"/>
+      <w:pPr>
+        <w:tabs>
+          <w:tab w:val="num" w:pos="5040"/>
+        </w:tabs>
+        <w:ind w:left="5040" w:hanging="360"/>
+      </w:pPr>
+      <w:rPr>
+        <w:rFonts w:ascii="Wingdings" w:hAnsi="Wingdings" w:hint="default"/>
+        <w:sz w:val="20"/>
+      </w:rPr>
+    </w:lvl>
+    <w:lvl w:ilvl="7" w:tentative="1">
+      <w:start w:val="1"/>
+      <w:numFmt w:val="bullet"/>
+      <w:lvlText w:val=""/>
+      <w:lvlJc w:val="left"/>
+      <w:pPr>
+        <w:tabs>
+          <w:tab w:val="num" w:pos="5760"/>
+        </w:tabs>
+        <w:ind w:left="5760" w:hanging="360"/>
+      </w:pPr>
+      <w:rPr>
+        <w:rFonts w:ascii="Wingdings" w:hAnsi="Wingdings" w:hint="default"/>
+        <w:sz w:val="20"/>
+      </w:rPr>
+    </w:lvl>
+    <w:lvl w:ilvl="8" w:tentative="1">
+      <w:start w:val="1"/>
+      <w:numFmt w:val="bullet"/>
+      <w:lvlText w:val=""/>
+      <w:lvlJc w:val="left"/>
+      <w:pPr>
+        <w:tabs>
+          <w:tab w:val="num" w:pos="6480"/>
+        </w:tabs>
+        <w:ind w:left="6480" w:hanging="360"/>
+      </w:pPr>
+      <w:rPr>
+        <w:rFonts w:ascii="Wingdings" w:hAnsi="Wingdings" w:hint="default"/>
+        <w:sz w:val="20"/>
+      </w:rPr>
+    </w:lvl>
+  </w:abstractNum>
+  <w:abstractNum w:abstractNumId="2" w15:restartNumberingAfterBreak="0">
+    <w:nsid w:val="11CE4B54"/>
+    <w:multiLevelType w:val="multilevel"/>
+    <w:tmpl w:val="2D7C3DD8"/>
+    <w:lvl w:ilvl="0">
+      <w:start w:val="1"/>
+      <w:numFmt w:val="bullet"/>
+      <w:lvlText w:val=""/>
+      <w:lvlJc w:val="left"/>
+      <w:pPr>
+        <w:tabs>
+          <w:tab w:val="num" w:pos="720"/>
+        </w:tabs>
+        <w:ind w:left="720" w:hanging="360"/>
+      </w:pPr>
+      <w:rPr>
+        <w:rFonts w:ascii="Symbol" w:hAnsi="Symbol" w:hint="default"/>
+        <w:sz w:val="20"/>
+      </w:rPr>
+    </w:lvl>
+    <w:lvl w:ilvl="1" w:tentative="1">
+      <w:start w:val="1"/>
+      <w:numFmt w:val="bullet"/>
+      <w:lvlText w:val="o"/>
+      <w:lvlJc w:val="left"/>
+      <w:pPr>
+        <w:tabs>
+          <w:tab w:val="num" w:pos="1440"/>
+        </w:tabs>
+        <w:ind w:left="1440" w:hanging="360"/>
+      </w:pPr>
+      <w:rPr>
+        <w:rFonts w:ascii="Courier New" w:hAnsi="Courier New" w:hint="default"/>
+        <w:sz w:val="20"/>
+      </w:rPr>
+    </w:lvl>
+    <w:lvl w:ilvl="2" w:tentative="1">
+      <w:start w:val="1"/>
+      <w:numFmt w:val="bullet"/>
+      <w:lvlText w:val=""/>
+      <w:lvlJc w:val="left"/>
+      <w:pPr>
+        <w:tabs>
+          <w:tab w:val="num" w:pos="2160"/>
+        </w:tabs>
+        <w:ind w:left="2160" w:hanging="360"/>
+      </w:pPr>
+      <w:rPr>
+        <w:rFonts w:ascii="Wingdings" w:hAnsi="Wingdings" w:hint="default"/>
+        <w:sz w:val="20"/>
+      </w:rPr>
+    </w:lvl>
+    <w:lvl w:ilvl="3" w:tentative="1">
+      <w:start w:val="1"/>
+      <w:numFmt w:val="bullet"/>
+      <w:lvlText w:val=""/>
+      <w:lvlJc w:val="left"/>
+      <w:pPr>
+        <w:tabs>
+          <w:tab w:val="num" w:pos="2880"/>
+        </w:tabs>
+        <w:ind w:left="2880" w:hanging="360"/>
+      </w:pPr>
+      <w:rPr>
+        <w:rFonts w:ascii="Wingdings" w:hAnsi="Wingdings" w:hint="default"/>
+        <w:sz w:val="20"/>
+      </w:rPr>
+    </w:lvl>
+    <w:lvl w:ilvl="4" w:tentative="1">
+      <w:start w:val="1"/>
+      <w:numFmt w:val="bullet"/>
+      <w:lvlText w:val=""/>
+      <w:lvlJc w:val="left"/>
+      <w:pPr>
+        <w:tabs>
+          <w:tab w:val="num" w:pos="3600"/>
+        </w:tabs>
+        <w:ind w:left="3600" w:hanging="360"/>
+      </w:pPr>
+      <w:rPr>
+        <w:rFonts w:ascii="Wingdings" w:hAnsi="Wingdings" w:hint="default"/>
+        <w:sz w:val="20"/>
+      </w:rPr>
+    </w:lvl>
+    <w:lvl w:ilvl="5" w:tentative="1">
+      <w:start w:val="1"/>
+      <w:numFmt w:val="bullet"/>
+      <w:lvlText w:val=""/>
+      <w:lvlJc w:val="left"/>
+      <w:pPr>
+        <w:tabs>
+          <w:tab w:val="num" w:pos="4320"/>
+        </w:tabs>
+        <w:ind w:left="4320" w:hanging="360"/>
+      </w:pPr>
+      <w:rPr>
+        <w:rFonts w:ascii="Wingdings" w:hAnsi="Wingdings" w:hint="default"/>
+        <w:sz w:val="20"/>
+      </w:rPr>
+    </w:lvl>
+    <w:lvl w:ilvl="6" w:tentative="1">
+      <w:start w:val="1"/>
+      <w:numFmt w:val="bullet"/>
+      <w:lvlText w:val=""/>
+      <w:lvlJc w:val="left"/>
+      <w:pPr>
+        <w:tabs>
+          <w:tab w:val="num" w:pos="5040"/>
+        </w:tabs>
+        <w:ind w:left="5040" w:hanging="360"/>
+      </w:pPr>
+      <w:rPr>
+        <w:rFonts w:ascii="Wingdings" w:hAnsi="Wingdings" w:hint="default"/>
+        <w:sz w:val="20"/>
+      </w:rPr>
+    </w:lvl>
+    <w:lvl w:ilvl="7" w:tentative="1">
+      <w:start w:val="1"/>
+      <w:numFmt w:val="bullet"/>
+      <w:lvlText w:val=""/>
+      <w:lvlJc w:val="left"/>
+      <w:pPr>
+        <w:tabs>
+          <w:tab w:val="num" w:pos="5760"/>
+        </w:tabs>
+        <w:ind w:left="5760" w:hanging="360"/>
+      </w:pPr>
+      <w:rPr>
+        <w:rFonts w:ascii="Wingdings" w:hAnsi="Wingdings" w:hint="default"/>
+        <w:sz w:val="20"/>
+      </w:rPr>
+    </w:lvl>
+    <w:lvl w:ilvl="8" w:tentative="1">
+      <w:start w:val="1"/>
+      <w:numFmt w:val="bullet"/>
+      <w:lvlText w:val=""/>
+      <w:lvlJc w:val="left"/>
+      <w:pPr>
+        <w:tabs>
+          <w:tab w:val="num" w:pos="6480"/>
+        </w:tabs>
+        <w:ind w:left="6480" w:hanging="360"/>
+      </w:pPr>
+      <w:rPr>
+        <w:rFonts w:ascii="Wingdings" w:hAnsi="Wingdings" w:hint="default"/>
+        <w:sz w:val="20"/>
+      </w:rPr>
+    </w:lvl>
+  </w:abstractNum>
+  <w:abstractNum w:abstractNumId="3" w15:restartNumberingAfterBreak="0">
+    <w:nsid w:val="11D72426"/>
+    <w:multiLevelType w:val="multilevel"/>
+    <w:tmpl w:val="0ACEE89E"/>
+    <w:lvl w:ilvl="0">
+      <w:start w:val="1"/>
+      <w:numFmt w:val="bullet"/>
+      <w:lvlText w:val=""/>
+      <w:lvlJc w:val="left"/>
+      <w:pPr>
+        <w:tabs>
+          <w:tab w:val="num" w:pos="720"/>
+        </w:tabs>
+        <w:ind w:left="720" w:hanging="360"/>
+      </w:pPr>
+      <w:rPr>
+        <w:rFonts w:ascii="Symbol" w:hAnsi="Symbol" w:hint="default"/>
+        <w:sz w:val="20"/>
+      </w:rPr>
+    </w:lvl>
+    <w:lvl w:ilvl="1" w:tentative="1">
+      <w:start w:val="1"/>
+      <w:numFmt w:val="bullet"/>
+      <w:lvlText w:val="o"/>
+      <w:lvlJc w:val="left"/>
+      <w:pPr>
+        <w:tabs>
+          <w:tab w:val="num" w:pos="1440"/>
+        </w:tabs>
+        <w:ind w:left="1440" w:hanging="360"/>
+      </w:pPr>
+      <w:rPr>
+        <w:rFonts w:ascii="Courier New" w:hAnsi="Courier New" w:hint="default"/>
+        <w:sz w:val="20"/>
+      </w:rPr>
+    </w:lvl>
+    <w:lvl w:ilvl="2" w:tentative="1">
+      <w:start w:val="1"/>
+      <w:numFmt w:val="bullet"/>
+      <w:lvlText w:val=""/>
+      <w:lvlJc w:val="left"/>
+      <w:pPr>
+        <w:tabs>
+          <w:tab w:val="num" w:pos="2160"/>
+        </w:tabs>
+        <w:ind w:left="2160" w:hanging="360"/>
+      </w:pPr>
+      <w:rPr>
+        <w:rFonts w:ascii="Wingdings" w:hAnsi="Wingdings" w:hint="default"/>
+        <w:sz w:val="20"/>
+      </w:rPr>
+    </w:lvl>
+    <w:lvl w:ilvl="3" w:tentative="1">
+      <w:start w:val="1"/>
+      <w:numFmt w:val="bullet"/>
+      <w:lvlText w:val=""/>
+      <w:lvlJc w:val="left"/>
+      <w:pPr>
+        <w:tabs>
+          <w:tab w:val="num" w:pos="2880"/>
+        </w:tabs>
+        <w:ind w:left="2880" w:hanging="360"/>
+      </w:pPr>
+      <w:rPr>
+        <w:rFonts w:ascii="Wingdings" w:hAnsi="Wingdings" w:hint="default"/>
+        <w:sz w:val="20"/>
+      </w:rPr>
+    </w:lvl>
+    <w:lvl w:ilvl="4" w:tentative="1">
+      <w:start w:val="1"/>
+      <w:numFmt w:val="bullet"/>
+      <w:lvlText w:val=""/>
+      <w:lvlJc w:val="left"/>
+      <w:pPr>
+        <w:tabs>
+          <w:tab w:val="num" w:pos="3600"/>
+        </w:tabs>
+        <w:ind w:left="3600" w:hanging="360"/>
+      </w:pPr>
+      <w:rPr>
+        <w:rFonts w:ascii="Wingdings" w:hAnsi="Wingdings" w:hint="default"/>
+        <w:sz w:val="20"/>
+      </w:rPr>
+    </w:lvl>
+    <w:lvl w:ilvl="5" w:tentative="1">
+      <w:start w:val="1"/>
+      <w:numFmt w:val="bullet"/>
+      <w:lvlText w:val=""/>
+      <w:lvlJc w:val="left"/>
+      <w:pPr>
+        <w:tabs>
+          <w:tab w:val="num" w:pos="4320"/>
+        </w:tabs>
+        <w:ind w:left="4320" w:hanging="360"/>
+      </w:pPr>
+      <w:rPr>
+        <w:rFonts w:ascii="Wingdings" w:hAnsi="Wingdings" w:hint="default"/>
+        <w:sz w:val="20"/>
+      </w:rPr>
+    </w:lvl>
+    <w:lvl w:ilvl="6" w:tentative="1">
+      <w:start w:val="1"/>
+      <w:numFmt w:val="bullet"/>
+      <w:lvlText w:val=""/>
+      <w:lvlJc w:val="left"/>
+      <w:pPr>
+        <w:tabs>
+          <w:tab w:val="num" w:pos="5040"/>
+        </w:tabs>
+        <w:ind w:left="5040" w:hanging="360"/>
+      </w:pPr>
+      <w:rPr>
+        <w:rFonts w:ascii="Wingdings" w:hAnsi="Wingdings" w:hint="default"/>
+        <w:sz w:val="20"/>
+      </w:rPr>
+    </w:lvl>
+    <w:lvl w:ilvl="7" w:tentative="1">
+      <w:start w:val="1"/>
+      <w:numFmt w:val="bullet"/>
+      <w:lvlText w:val=""/>
+      <w:lvlJc w:val="left"/>
+      <w:pPr>
+        <w:tabs>
+          <w:tab w:val="num" w:pos="5760"/>
+        </w:tabs>
+        <w:ind w:left="5760" w:hanging="360"/>
+      </w:pPr>
+      <w:rPr>
+        <w:rFonts w:ascii="Wingdings" w:hAnsi="Wingdings" w:hint="default"/>
+        <w:sz w:val="20"/>
+      </w:rPr>
+    </w:lvl>
+    <w:lvl w:ilvl="8" w:tentative="1">
+      <w:start w:val="1"/>
+      <w:numFmt w:val="bullet"/>
+      <w:lvlText w:val=""/>
+      <w:lvlJc w:val="left"/>
+      <w:pPr>
+        <w:tabs>
+          <w:tab w:val="num" w:pos="6480"/>
+        </w:tabs>
+        <w:ind w:left="6480" w:hanging="360"/>
+      </w:pPr>
+      <w:rPr>
+        <w:rFonts w:ascii="Wingdings" w:hAnsi="Wingdings" w:hint="default"/>
+        <w:sz w:val="20"/>
+      </w:rPr>
+    </w:lvl>
+  </w:abstractNum>
+  <w:abstractNum w:abstractNumId="4" w15:restartNumberingAfterBreak="0">
     <w:nsid w:val="157300D2"/>
     <w:multiLevelType w:val="multilevel"/>
     <w:tmpl w:val="35B0265C"/>
@@ -2936,7 +4636,7 @@
       </w:rPr>
     </w:lvl>
   </w:abstractNum>
-  <w:abstractNum w:abstractNumId="1" w15:restartNumberingAfterBreak="0">
+  <w:abstractNum w:abstractNumId="5" w15:restartNumberingAfterBreak="0">
     <w:nsid w:val="1C731412"/>
     <w:multiLevelType w:val="multilevel"/>
     <w:tmpl w:val="697425DA"/>
@@ -3085,7 +4785,7 @@
       </w:rPr>
     </w:lvl>
   </w:abstractNum>
-  <w:abstractNum w:abstractNumId="2" w15:restartNumberingAfterBreak="0">
+  <w:abstractNum w:abstractNumId="6" w15:restartNumberingAfterBreak="0">
     <w:nsid w:val="2231613E"/>
     <w:multiLevelType w:val="multilevel"/>
     <w:tmpl w:val="8E586724"/>
@@ -3234,7 +4934,7 @@
       </w:rPr>
     </w:lvl>
   </w:abstractNum>
-  <w:abstractNum w:abstractNumId="3" w15:restartNumberingAfterBreak="0">
+  <w:abstractNum w:abstractNumId="7" w15:restartNumberingAfterBreak="0">
     <w:nsid w:val="29AA1397"/>
     <w:multiLevelType w:val="multilevel"/>
     <w:tmpl w:val="890070A6"/>
@@ -3383,7 +5083,7 @@
       </w:rPr>
     </w:lvl>
   </w:abstractNum>
-  <w:abstractNum w:abstractNumId="4" w15:restartNumberingAfterBreak="0">
+  <w:abstractNum w:abstractNumId="8" w15:restartNumberingAfterBreak="0">
     <w:nsid w:val="2A68242D"/>
     <w:multiLevelType w:val="multilevel"/>
     <w:tmpl w:val="1EA2B492"/>
@@ -3532,7 +5232,7 @@
       </w:rPr>
     </w:lvl>
   </w:abstractNum>
-  <w:abstractNum w:abstractNumId="5" w15:restartNumberingAfterBreak="0">
+  <w:abstractNum w:abstractNumId="9" w15:restartNumberingAfterBreak="0">
     <w:nsid w:val="2B812C48"/>
     <w:multiLevelType w:val="multilevel"/>
     <w:tmpl w:val="E95AAA94"/>
@@ -3681,7 +5381,7 @@
       </w:rPr>
     </w:lvl>
   </w:abstractNum>
-  <w:abstractNum w:abstractNumId="6" w15:restartNumberingAfterBreak="0">
+  <w:abstractNum w:abstractNumId="10" w15:restartNumberingAfterBreak="0">
     <w:nsid w:val="34706550"/>
     <w:multiLevelType w:val="multilevel"/>
     <w:tmpl w:val="E550F2B6"/>
@@ -3830,7 +5530,120 @@
       </w:rPr>
     </w:lvl>
   </w:abstractNum>
-  <w:abstractNum w:abstractNumId="7" w15:restartNumberingAfterBreak="0">
+  <w:abstractNum w:abstractNumId="11" w15:restartNumberingAfterBreak="0">
+    <w:nsid w:val="43B2543E"/>
+    <w:multiLevelType w:val="multilevel"/>
+    <w:tmpl w:val="19CC007C"/>
+    <w:lvl w:ilvl="0">
+      <w:start w:val="1"/>
+      <w:numFmt w:val="decimal"/>
+      <w:lvlText w:val="%1."/>
+      <w:lvlJc w:val="left"/>
+      <w:pPr>
+        <w:tabs>
+          <w:tab w:val="num" w:pos="720"/>
+        </w:tabs>
+        <w:ind w:left="720" w:hanging="360"/>
+      </w:pPr>
+    </w:lvl>
+    <w:lvl w:ilvl="1" w:tentative="1">
+      <w:start w:val="1"/>
+      <w:numFmt w:val="decimal"/>
+      <w:lvlText w:val="%2."/>
+      <w:lvlJc w:val="left"/>
+      <w:pPr>
+        <w:tabs>
+          <w:tab w:val="num" w:pos="1440"/>
+        </w:tabs>
+        <w:ind w:left="1440" w:hanging="360"/>
+      </w:pPr>
+    </w:lvl>
+    <w:lvl w:ilvl="2" w:tentative="1">
+      <w:start w:val="1"/>
+      <w:numFmt w:val="decimal"/>
+      <w:lvlText w:val="%3."/>
+      <w:lvlJc w:val="left"/>
+      <w:pPr>
+        <w:tabs>
+          <w:tab w:val="num" w:pos="2160"/>
+        </w:tabs>
+        <w:ind w:left="2160" w:hanging="360"/>
+      </w:pPr>
+    </w:lvl>
+    <w:lvl w:ilvl="3" w:tentative="1">
+      <w:start w:val="1"/>
+      <w:numFmt w:val="decimal"/>
+      <w:lvlText w:val="%4."/>
+      <w:lvlJc w:val="left"/>
+      <w:pPr>
+        <w:tabs>
+          <w:tab w:val="num" w:pos="2880"/>
+        </w:tabs>
+        <w:ind w:left="2880" w:hanging="360"/>
+      </w:pPr>
+    </w:lvl>
+    <w:lvl w:ilvl="4" w:tentative="1">
+      <w:start w:val="1"/>
+      <w:numFmt w:val="decimal"/>
+      <w:lvlText w:val="%5."/>
+      <w:lvlJc w:val="left"/>
+      <w:pPr>
+        <w:tabs>
+          <w:tab w:val="num" w:pos="3600"/>
+        </w:tabs>
+        <w:ind w:left="3600" w:hanging="360"/>
+      </w:pPr>
+    </w:lvl>
+    <w:lvl w:ilvl="5" w:tentative="1">
+      <w:start w:val="1"/>
+      <w:numFmt w:val="decimal"/>
+      <w:lvlText w:val="%6."/>
+      <w:lvlJc w:val="left"/>
+      <w:pPr>
+        <w:tabs>
+          <w:tab w:val="num" w:pos="4320"/>
+        </w:tabs>
+        <w:ind w:left="4320" w:hanging="360"/>
+      </w:pPr>
+    </w:lvl>
+    <w:lvl w:ilvl="6" w:tentative="1">
+      <w:start w:val="1"/>
+      <w:numFmt w:val="decimal"/>
+      <w:lvlText w:val="%7."/>
+      <w:lvlJc w:val="left"/>
+      <w:pPr>
+        <w:tabs>
+          <w:tab w:val="num" w:pos="5040"/>
+        </w:tabs>
+        <w:ind w:left="5040" w:hanging="360"/>
+      </w:pPr>
+    </w:lvl>
+    <w:lvl w:ilvl="7" w:tentative="1">
+      <w:start w:val="1"/>
+      <w:numFmt w:val="decimal"/>
+      <w:lvlText w:val="%8."/>
+      <w:lvlJc w:val="left"/>
+      <w:pPr>
+        <w:tabs>
+          <w:tab w:val="num" w:pos="5760"/>
+        </w:tabs>
+        <w:ind w:left="5760" w:hanging="360"/>
+      </w:pPr>
+    </w:lvl>
+    <w:lvl w:ilvl="8" w:tentative="1">
+      <w:start w:val="1"/>
+      <w:numFmt w:val="decimal"/>
+      <w:lvlText w:val="%9."/>
+      <w:lvlJc w:val="left"/>
+      <w:pPr>
+        <w:tabs>
+          <w:tab w:val="num" w:pos="6480"/>
+        </w:tabs>
+        <w:ind w:left="6480" w:hanging="360"/>
+      </w:pPr>
+    </w:lvl>
+  </w:abstractNum>
+  <w:abstractNum w:abstractNumId="12" w15:restartNumberingAfterBreak="0">
     <w:nsid w:val="4DDA5C91"/>
     <w:multiLevelType w:val="multilevel"/>
     <w:tmpl w:val="D71ABF80"/>
@@ -3943,7 +5756,305 @@
       </w:pPr>
     </w:lvl>
   </w:abstractNum>
-  <w:abstractNum w:abstractNumId="8" w15:restartNumberingAfterBreak="0">
+  <w:abstractNum w:abstractNumId="13" w15:restartNumberingAfterBreak="0">
+    <w:nsid w:val="50BC7ABA"/>
+    <w:multiLevelType w:val="multilevel"/>
+    <w:tmpl w:val="FE280AB6"/>
+    <w:lvl w:ilvl="0">
+      <w:start w:val="1"/>
+      <w:numFmt w:val="bullet"/>
+      <w:lvlText w:val=""/>
+      <w:lvlJc w:val="left"/>
+      <w:pPr>
+        <w:tabs>
+          <w:tab w:val="num" w:pos="720"/>
+        </w:tabs>
+        <w:ind w:left="720" w:hanging="360"/>
+      </w:pPr>
+      <w:rPr>
+        <w:rFonts w:ascii="Symbol" w:hAnsi="Symbol" w:hint="default"/>
+        <w:sz w:val="20"/>
+      </w:rPr>
+    </w:lvl>
+    <w:lvl w:ilvl="1" w:tentative="1">
+      <w:start w:val="1"/>
+      <w:numFmt w:val="bullet"/>
+      <w:lvlText w:val="o"/>
+      <w:lvlJc w:val="left"/>
+      <w:pPr>
+        <w:tabs>
+          <w:tab w:val="num" w:pos="1440"/>
+        </w:tabs>
+        <w:ind w:left="1440" w:hanging="360"/>
+      </w:pPr>
+      <w:rPr>
+        <w:rFonts w:ascii="Courier New" w:hAnsi="Courier New" w:hint="default"/>
+        <w:sz w:val="20"/>
+      </w:rPr>
+    </w:lvl>
+    <w:lvl w:ilvl="2" w:tentative="1">
+      <w:start w:val="1"/>
+      <w:numFmt w:val="bullet"/>
+      <w:lvlText w:val=""/>
+      <w:lvlJc w:val="left"/>
+      <w:pPr>
+        <w:tabs>
+          <w:tab w:val="num" w:pos="2160"/>
+        </w:tabs>
+        <w:ind w:left="2160" w:hanging="360"/>
+      </w:pPr>
+      <w:rPr>
+        <w:rFonts w:ascii="Wingdings" w:hAnsi="Wingdings" w:hint="default"/>
+        <w:sz w:val="20"/>
+      </w:rPr>
+    </w:lvl>
+    <w:lvl w:ilvl="3" w:tentative="1">
+      <w:start w:val="1"/>
+      <w:numFmt w:val="bullet"/>
+      <w:lvlText w:val=""/>
+      <w:lvlJc w:val="left"/>
+      <w:pPr>
+        <w:tabs>
+          <w:tab w:val="num" w:pos="2880"/>
+        </w:tabs>
+        <w:ind w:left="2880" w:hanging="360"/>
+      </w:pPr>
+      <w:rPr>
+        <w:rFonts w:ascii="Wingdings" w:hAnsi="Wingdings" w:hint="default"/>
+        <w:sz w:val="20"/>
+      </w:rPr>
+    </w:lvl>
+    <w:lvl w:ilvl="4" w:tentative="1">
+      <w:start w:val="1"/>
+      <w:numFmt w:val="bullet"/>
+      <w:lvlText w:val=""/>
+      <w:lvlJc w:val="left"/>
+      <w:pPr>
+        <w:tabs>
+          <w:tab w:val="num" w:pos="3600"/>
+        </w:tabs>
+        <w:ind w:left="3600" w:hanging="360"/>
+      </w:pPr>
+      <w:rPr>
+        <w:rFonts w:ascii="Wingdings" w:hAnsi="Wingdings" w:hint="default"/>
+        <w:sz w:val="20"/>
+      </w:rPr>
+    </w:lvl>
+    <w:lvl w:ilvl="5" w:tentative="1">
+      <w:start w:val="1"/>
+      <w:numFmt w:val="bullet"/>
+      <w:lvlText w:val=""/>
+      <w:lvlJc w:val="left"/>
+      <w:pPr>
+        <w:tabs>
+          <w:tab w:val="num" w:pos="4320"/>
+        </w:tabs>
+        <w:ind w:left="4320" w:hanging="360"/>
+      </w:pPr>
+      <w:rPr>
+        <w:rFonts w:ascii="Wingdings" w:hAnsi="Wingdings" w:hint="default"/>
+        <w:sz w:val="20"/>
+      </w:rPr>
+    </w:lvl>
+    <w:lvl w:ilvl="6" w:tentative="1">
+      <w:start w:val="1"/>
+      <w:numFmt w:val="bullet"/>
+      <w:lvlText w:val=""/>
+      <w:lvlJc w:val="left"/>
+      <w:pPr>
+        <w:tabs>
+          <w:tab w:val="num" w:pos="5040"/>
+        </w:tabs>
+        <w:ind w:left="5040" w:hanging="360"/>
+      </w:pPr>
+      <w:rPr>
+        <w:rFonts w:ascii="Wingdings" w:hAnsi="Wingdings" w:hint="default"/>
+        <w:sz w:val="20"/>
+      </w:rPr>
+    </w:lvl>
+    <w:lvl w:ilvl="7" w:tentative="1">
+      <w:start w:val="1"/>
+      <w:numFmt w:val="bullet"/>
+      <w:lvlText w:val=""/>
+      <w:lvlJc w:val="left"/>
+      <w:pPr>
+        <w:tabs>
+          <w:tab w:val="num" w:pos="5760"/>
+        </w:tabs>
+        <w:ind w:left="5760" w:hanging="360"/>
+      </w:pPr>
+      <w:rPr>
+        <w:rFonts w:ascii="Wingdings" w:hAnsi="Wingdings" w:hint="default"/>
+        <w:sz w:val="20"/>
+      </w:rPr>
+    </w:lvl>
+    <w:lvl w:ilvl="8" w:tentative="1">
+      <w:start w:val="1"/>
+      <w:numFmt w:val="bullet"/>
+      <w:lvlText w:val=""/>
+      <w:lvlJc w:val="left"/>
+      <w:pPr>
+        <w:tabs>
+          <w:tab w:val="num" w:pos="6480"/>
+        </w:tabs>
+        <w:ind w:left="6480" w:hanging="360"/>
+      </w:pPr>
+      <w:rPr>
+        <w:rFonts w:ascii="Wingdings" w:hAnsi="Wingdings" w:hint="default"/>
+        <w:sz w:val="20"/>
+      </w:rPr>
+    </w:lvl>
+  </w:abstractNum>
+  <w:abstractNum w:abstractNumId="14" w15:restartNumberingAfterBreak="0">
+    <w:nsid w:val="5A4E1EAC"/>
+    <w:multiLevelType w:val="multilevel"/>
+    <w:tmpl w:val="B98238F4"/>
+    <w:lvl w:ilvl="0">
+      <w:start w:val="1"/>
+      <w:numFmt w:val="bullet"/>
+      <w:lvlText w:val=""/>
+      <w:lvlJc w:val="left"/>
+      <w:pPr>
+        <w:tabs>
+          <w:tab w:val="num" w:pos="720"/>
+        </w:tabs>
+        <w:ind w:left="720" w:hanging="360"/>
+      </w:pPr>
+      <w:rPr>
+        <w:rFonts w:ascii="Symbol" w:hAnsi="Symbol" w:hint="default"/>
+        <w:sz w:val="20"/>
+      </w:rPr>
+    </w:lvl>
+    <w:lvl w:ilvl="1" w:tentative="1">
+      <w:start w:val="1"/>
+      <w:numFmt w:val="bullet"/>
+      <w:lvlText w:val="o"/>
+      <w:lvlJc w:val="left"/>
+      <w:pPr>
+        <w:tabs>
+          <w:tab w:val="num" w:pos="1440"/>
+        </w:tabs>
+        <w:ind w:left="1440" w:hanging="360"/>
+      </w:pPr>
+      <w:rPr>
+        <w:rFonts w:ascii="Courier New" w:hAnsi="Courier New" w:hint="default"/>
+        <w:sz w:val="20"/>
+      </w:rPr>
+    </w:lvl>
+    <w:lvl w:ilvl="2" w:tentative="1">
+      <w:start w:val="1"/>
+      <w:numFmt w:val="bullet"/>
+      <w:lvlText w:val=""/>
+      <w:lvlJc w:val="left"/>
+      <w:pPr>
+        <w:tabs>
+          <w:tab w:val="num" w:pos="2160"/>
+        </w:tabs>
+        <w:ind w:left="2160" w:hanging="360"/>
+      </w:pPr>
+      <w:rPr>
+        <w:rFonts w:ascii="Wingdings" w:hAnsi="Wingdings" w:hint="default"/>
+        <w:sz w:val="20"/>
+      </w:rPr>
+    </w:lvl>
+    <w:lvl w:ilvl="3" w:tentative="1">
+      <w:start w:val="1"/>
+      <w:numFmt w:val="bullet"/>
+      <w:lvlText w:val=""/>
+      <w:lvlJc w:val="left"/>
+      <w:pPr>
+        <w:tabs>
+          <w:tab w:val="num" w:pos="2880"/>
+        </w:tabs>
+        <w:ind w:left="2880" w:hanging="360"/>
+      </w:pPr>
+      <w:rPr>
+        <w:rFonts w:ascii="Wingdings" w:hAnsi="Wingdings" w:hint="default"/>
+        <w:sz w:val="20"/>
+      </w:rPr>
+    </w:lvl>
+    <w:lvl w:ilvl="4" w:tentative="1">
+      <w:start w:val="1"/>
+      <w:numFmt w:val="bullet"/>
+      <w:lvlText w:val=""/>
+      <w:lvlJc w:val="left"/>
+      <w:pPr>
+        <w:tabs>
+          <w:tab w:val="num" w:pos="3600"/>
+        </w:tabs>
+        <w:ind w:left="3600" w:hanging="360"/>
+      </w:pPr>
+      <w:rPr>
+        <w:rFonts w:ascii="Wingdings" w:hAnsi="Wingdings" w:hint="default"/>
+        <w:sz w:val="20"/>
+      </w:rPr>
+    </w:lvl>
+    <w:lvl w:ilvl="5" w:tentative="1">
+      <w:start w:val="1"/>
+      <w:numFmt w:val="bullet"/>
+      <w:lvlText w:val=""/>
+      <w:lvlJc w:val="left"/>
+      <w:pPr>
+        <w:tabs>
+          <w:tab w:val="num" w:pos="4320"/>
+        </w:tabs>
+        <w:ind w:left="4320" w:hanging="360"/>
+      </w:pPr>
+      <w:rPr>
+        <w:rFonts w:ascii="Wingdings" w:hAnsi="Wingdings" w:hint="default"/>
+        <w:sz w:val="20"/>
+      </w:rPr>
+    </w:lvl>
+    <w:lvl w:ilvl="6" w:tentative="1">
+      <w:start w:val="1"/>
+      <w:numFmt w:val="bullet"/>
+      <w:lvlText w:val=""/>
+      <w:lvlJc w:val="left"/>
+      <w:pPr>
+        <w:tabs>
+          <w:tab w:val="num" w:pos="5040"/>
+        </w:tabs>
+        <w:ind w:left="5040" w:hanging="360"/>
+      </w:pPr>
+      <w:rPr>
+        <w:rFonts w:ascii="Wingdings" w:hAnsi="Wingdings" w:hint="default"/>
+        <w:sz w:val="20"/>
+      </w:rPr>
+    </w:lvl>
+    <w:lvl w:ilvl="7" w:tentative="1">
+      <w:start w:val="1"/>
+      <w:numFmt w:val="bullet"/>
+      <w:lvlText w:val=""/>
+      <w:lvlJc w:val="left"/>
+      <w:pPr>
+        <w:tabs>
+          <w:tab w:val="num" w:pos="5760"/>
+        </w:tabs>
+        <w:ind w:left="5760" w:hanging="360"/>
+      </w:pPr>
+      <w:rPr>
+        <w:rFonts w:ascii="Wingdings" w:hAnsi="Wingdings" w:hint="default"/>
+        <w:sz w:val="20"/>
+      </w:rPr>
+    </w:lvl>
+    <w:lvl w:ilvl="8" w:tentative="1">
+      <w:start w:val="1"/>
+      <w:numFmt w:val="bullet"/>
+      <w:lvlText w:val=""/>
+      <w:lvlJc w:val="left"/>
+      <w:pPr>
+        <w:tabs>
+          <w:tab w:val="num" w:pos="6480"/>
+        </w:tabs>
+        <w:ind w:left="6480" w:hanging="360"/>
+      </w:pPr>
+      <w:rPr>
+        <w:rFonts w:ascii="Wingdings" w:hAnsi="Wingdings" w:hint="default"/>
+        <w:sz w:val="20"/>
+      </w:rPr>
+    </w:lvl>
+  </w:abstractNum>
+  <w:abstractNum w:abstractNumId="15" w15:restartNumberingAfterBreak="0">
     <w:nsid w:val="5BB740B3"/>
     <w:multiLevelType w:val="multilevel"/>
     <w:tmpl w:val="B58C46EC"/>
@@ -4092,7 +6203,156 @@
       </w:rPr>
     </w:lvl>
   </w:abstractNum>
-  <w:abstractNum w:abstractNumId="9" w15:restartNumberingAfterBreak="0">
+  <w:abstractNum w:abstractNumId="16" w15:restartNumberingAfterBreak="0">
+    <w:nsid w:val="5BD96168"/>
+    <w:multiLevelType w:val="multilevel"/>
+    <w:tmpl w:val="4FBC43AE"/>
+    <w:lvl w:ilvl="0">
+      <w:start w:val="1"/>
+      <w:numFmt w:val="bullet"/>
+      <w:lvlText w:val=""/>
+      <w:lvlJc w:val="left"/>
+      <w:pPr>
+        <w:tabs>
+          <w:tab w:val="num" w:pos="720"/>
+        </w:tabs>
+        <w:ind w:left="720" w:hanging="360"/>
+      </w:pPr>
+      <w:rPr>
+        <w:rFonts w:ascii="Symbol" w:hAnsi="Symbol" w:hint="default"/>
+        <w:sz w:val="20"/>
+      </w:rPr>
+    </w:lvl>
+    <w:lvl w:ilvl="1" w:tentative="1">
+      <w:start w:val="1"/>
+      <w:numFmt w:val="bullet"/>
+      <w:lvlText w:val="o"/>
+      <w:lvlJc w:val="left"/>
+      <w:pPr>
+        <w:tabs>
+          <w:tab w:val="num" w:pos="1440"/>
+        </w:tabs>
+        <w:ind w:left="1440" w:hanging="360"/>
+      </w:pPr>
+      <w:rPr>
+        <w:rFonts w:ascii="Courier New" w:hAnsi="Courier New" w:hint="default"/>
+        <w:sz w:val="20"/>
+      </w:rPr>
+    </w:lvl>
+    <w:lvl w:ilvl="2" w:tentative="1">
+      <w:start w:val="1"/>
+      <w:numFmt w:val="bullet"/>
+      <w:lvlText w:val=""/>
+      <w:lvlJc w:val="left"/>
+      <w:pPr>
+        <w:tabs>
+          <w:tab w:val="num" w:pos="2160"/>
+        </w:tabs>
+        <w:ind w:left="2160" w:hanging="360"/>
+      </w:pPr>
+      <w:rPr>
+        <w:rFonts w:ascii="Wingdings" w:hAnsi="Wingdings" w:hint="default"/>
+        <w:sz w:val="20"/>
+      </w:rPr>
+    </w:lvl>
+    <w:lvl w:ilvl="3" w:tentative="1">
+      <w:start w:val="1"/>
+      <w:numFmt w:val="bullet"/>
+      <w:lvlText w:val=""/>
+      <w:lvlJc w:val="left"/>
+      <w:pPr>
+        <w:tabs>
+          <w:tab w:val="num" w:pos="2880"/>
+        </w:tabs>
+        <w:ind w:left="2880" w:hanging="360"/>
+      </w:pPr>
+      <w:rPr>
+        <w:rFonts w:ascii="Wingdings" w:hAnsi="Wingdings" w:hint="default"/>
+        <w:sz w:val="20"/>
+      </w:rPr>
+    </w:lvl>
+    <w:lvl w:ilvl="4" w:tentative="1">
+      <w:start w:val="1"/>
+      <w:numFmt w:val="bullet"/>
+      <w:lvlText w:val=""/>
+      <w:lvlJc w:val="left"/>
+      <w:pPr>
+        <w:tabs>
+          <w:tab w:val="num" w:pos="3600"/>
+        </w:tabs>
+        <w:ind w:left="3600" w:hanging="360"/>
+      </w:pPr>
+      <w:rPr>
+        <w:rFonts w:ascii="Wingdings" w:hAnsi="Wingdings" w:hint="default"/>
+        <w:sz w:val="20"/>
+      </w:rPr>
+    </w:lvl>
+    <w:lvl w:ilvl="5" w:tentative="1">
+      <w:start w:val="1"/>
+      <w:numFmt w:val="bullet"/>
+      <w:lvlText w:val=""/>
+      <w:lvlJc w:val="left"/>
+      <w:pPr>
+        <w:tabs>
+          <w:tab w:val="num" w:pos="4320"/>
+        </w:tabs>
+        <w:ind w:left="4320" w:hanging="360"/>
+      </w:pPr>
+      <w:rPr>
+        <w:rFonts w:ascii="Wingdings" w:hAnsi="Wingdings" w:hint="default"/>
+        <w:sz w:val="20"/>
+      </w:rPr>
+    </w:lvl>
+    <w:lvl w:ilvl="6" w:tentative="1">
+      <w:start w:val="1"/>
+      <w:numFmt w:val="bullet"/>
+      <w:lvlText w:val=""/>
+      <w:lvlJc w:val="left"/>
+      <w:pPr>
+        <w:tabs>
+          <w:tab w:val="num" w:pos="5040"/>
+        </w:tabs>
+        <w:ind w:left="5040" w:hanging="360"/>
+      </w:pPr>
+      <w:rPr>
+        <w:rFonts w:ascii="Wingdings" w:hAnsi="Wingdings" w:hint="default"/>
+        <w:sz w:val="20"/>
+      </w:rPr>
+    </w:lvl>
+    <w:lvl w:ilvl="7" w:tentative="1">
+      <w:start w:val="1"/>
+      <w:numFmt w:val="bullet"/>
+      <w:lvlText w:val=""/>
+      <w:lvlJc w:val="left"/>
+      <w:pPr>
+        <w:tabs>
+          <w:tab w:val="num" w:pos="5760"/>
+        </w:tabs>
+        <w:ind w:left="5760" w:hanging="360"/>
+      </w:pPr>
+      <w:rPr>
+        <w:rFonts w:ascii="Wingdings" w:hAnsi="Wingdings" w:hint="default"/>
+        <w:sz w:val="20"/>
+      </w:rPr>
+    </w:lvl>
+    <w:lvl w:ilvl="8" w:tentative="1">
+      <w:start w:val="1"/>
+      <w:numFmt w:val="bullet"/>
+      <w:lvlText w:val=""/>
+      <w:lvlJc w:val="left"/>
+      <w:pPr>
+        <w:tabs>
+          <w:tab w:val="num" w:pos="6480"/>
+        </w:tabs>
+        <w:ind w:left="6480" w:hanging="360"/>
+      </w:pPr>
+      <w:rPr>
+        <w:rFonts w:ascii="Wingdings" w:hAnsi="Wingdings" w:hint="default"/>
+        <w:sz w:val="20"/>
+      </w:rPr>
+    </w:lvl>
+  </w:abstractNum>
+  <w:abstractNum w:abstractNumId="17" w15:restartNumberingAfterBreak="0">
     <w:nsid w:val="5D0B4529"/>
     <w:multiLevelType w:val="multilevel"/>
     <w:tmpl w:val="07464F6A"/>
@@ -4241,7 +6501,7 @@
       </w:rPr>
     </w:lvl>
   </w:abstractNum>
-  <w:abstractNum w:abstractNumId="10" w15:restartNumberingAfterBreak="0">
+  <w:abstractNum w:abstractNumId="18" w15:restartNumberingAfterBreak="0">
     <w:nsid w:val="5F1C009E"/>
     <w:multiLevelType w:val="multilevel"/>
     <w:tmpl w:val="94A4D474"/>
@@ -4390,7 +6650,7 @@
       </w:rPr>
     </w:lvl>
   </w:abstractNum>
-  <w:abstractNum w:abstractNumId="11" w15:restartNumberingAfterBreak="0">
+  <w:abstractNum w:abstractNumId="19" w15:restartNumberingAfterBreak="0">
     <w:nsid w:val="5FD7754A"/>
     <w:multiLevelType w:val="multilevel"/>
     <w:tmpl w:val="F280CC86"/>
@@ -4539,7 +6799,7 @@
       </w:rPr>
     </w:lvl>
   </w:abstractNum>
-  <w:abstractNum w:abstractNumId="12" w15:restartNumberingAfterBreak="0">
+  <w:abstractNum w:abstractNumId="20" w15:restartNumberingAfterBreak="0">
     <w:nsid w:val="64140F6D"/>
     <w:multiLevelType w:val="multilevel"/>
     <w:tmpl w:val="E1565BE2"/>
@@ -4688,7 +6948,7 @@
       </w:rPr>
     </w:lvl>
   </w:abstractNum>
-  <w:abstractNum w:abstractNumId="13" w15:restartNumberingAfterBreak="0">
+  <w:abstractNum w:abstractNumId="21" w15:restartNumberingAfterBreak="0">
     <w:nsid w:val="66F47B32"/>
     <w:multiLevelType w:val="multilevel"/>
     <w:tmpl w:val="DBE21C08"/>
@@ -4837,7 +7097,7 @@
       </w:rPr>
     </w:lvl>
   </w:abstractNum>
-  <w:abstractNum w:abstractNumId="14" w15:restartNumberingAfterBreak="0">
+  <w:abstractNum w:abstractNumId="22" w15:restartNumberingAfterBreak="0">
     <w:nsid w:val="673777ED"/>
     <w:multiLevelType w:val="multilevel"/>
     <w:tmpl w:val="3AF2BAE4"/>
@@ -4986,7 +7246,7 @@
       </w:rPr>
     </w:lvl>
   </w:abstractNum>
-  <w:abstractNum w:abstractNumId="15" w15:restartNumberingAfterBreak="0">
+  <w:abstractNum w:abstractNumId="23" w15:restartNumberingAfterBreak="0">
     <w:nsid w:val="67AC75D7"/>
     <w:multiLevelType w:val="multilevel"/>
     <w:tmpl w:val="219CD3CE"/>
@@ -5135,7 +7395,156 @@
       </w:rPr>
     </w:lvl>
   </w:abstractNum>
-  <w:abstractNum w:abstractNumId="16" w15:restartNumberingAfterBreak="0">
+  <w:abstractNum w:abstractNumId="24" w15:restartNumberingAfterBreak="0">
+    <w:nsid w:val="6EC830FC"/>
+    <w:multiLevelType w:val="multilevel"/>
+    <w:tmpl w:val="EA88F8AA"/>
+    <w:lvl w:ilvl="0">
+      <w:start w:val="1"/>
+      <w:numFmt w:val="bullet"/>
+      <w:lvlText w:val=""/>
+      <w:lvlJc w:val="left"/>
+      <w:pPr>
+        <w:tabs>
+          <w:tab w:val="num" w:pos="720"/>
+        </w:tabs>
+        <w:ind w:left="720" w:hanging="360"/>
+      </w:pPr>
+      <w:rPr>
+        <w:rFonts w:ascii="Symbol" w:hAnsi="Symbol" w:hint="default"/>
+        <w:sz w:val="20"/>
+      </w:rPr>
+    </w:lvl>
+    <w:lvl w:ilvl="1" w:tentative="1">
+      <w:start w:val="1"/>
+      <w:numFmt w:val="bullet"/>
+      <w:lvlText w:val="o"/>
+      <w:lvlJc w:val="left"/>
+      <w:pPr>
+        <w:tabs>
+          <w:tab w:val="num" w:pos="1440"/>
+        </w:tabs>
+        <w:ind w:left="1440" w:hanging="360"/>
+      </w:pPr>
+      <w:rPr>
+        <w:rFonts w:ascii="Courier New" w:hAnsi="Courier New" w:hint="default"/>
+        <w:sz w:val="20"/>
+      </w:rPr>
+    </w:lvl>
+    <w:lvl w:ilvl="2" w:tentative="1">
+      <w:start w:val="1"/>
+      <w:numFmt w:val="bullet"/>
+      <w:lvlText w:val=""/>
+      <w:lvlJc w:val="left"/>
+      <w:pPr>
+        <w:tabs>
+          <w:tab w:val="num" w:pos="2160"/>
+        </w:tabs>
+        <w:ind w:left="2160" w:hanging="360"/>
+      </w:pPr>
+      <w:rPr>
+        <w:rFonts w:ascii="Wingdings" w:hAnsi="Wingdings" w:hint="default"/>
+        <w:sz w:val="20"/>
+      </w:rPr>
+    </w:lvl>
+    <w:lvl w:ilvl="3" w:tentative="1">
+      <w:start w:val="1"/>
+      <w:numFmt w:val="bullet"/>
+      <w:lvlText w:val=""/>
+      <w:lvlJc w:val="left"/>
+      <w:pPr>
+        <w:tabs>
+          <w:tab w:val="num" w:pos="2880"/>
+        </w:tabs>
+        <w:ind w:left="2880" w:hanging="360"/>
+      </w:pPr>
+      <w:rPr>
+        <w:rFonts w:ascii="Wingdings" w:hAnsi="Wingdings" w:hint="default"/>
+        <w:sz w:val="20"/>
+      </w:rPr>
+    </w:lvl>
+    <w:lvl w:ilvl="4" w:tentative="1">
+      <w:start w:val="1"/>
+      <w:numFmt w:val="bullet"/>
+      <w:lvlText w:val=""/>
+      <w:lvlJc w:val="left"/>
+      <w:pPr>
+        <w:tabs>
+          <w:tab w:val="num" w:pos="3600"/>
+        </w:tabs>
+        <w:ind w:left="3600" w:hanging="360"/>
+      </w:pPr>
+      <w:rPr>
+        <w:rFonts w:ascii="Wingdings" w:hAnsi="Wingdings" w:hint="default"/>
+        <w:sz w:val="20"/>
+      </w:rPr>
+    </w:lvl>
+    <w:lvl w:ilvl="5" w:tentative="1">
+      <w:start w:val="1"/>
+      <w:numFmt w:val="bullet"/>
+      <w:lvlText w:val=""/>
+      <w:lvlJc w:val="left"/>
+      <w:pPr>
+        <w:tabs>
+          <w:tab w:val="num" w:pos="4320"/>
+        </w:tabs>
+        <w:ind w:left="4320" w:hanging="360"/>
+      </w:pPr>
+      <w:rPr>
+        <w:rFonts w:ascii="Wingdings" w:hAnsi="Wingdings" w:hint="default"/>
+        <w:sz w:val="20"/>
+      </w:rPr>
+    </w:lvl>
+    <w:lvl w:ilvl="6" w:tentative="1">
+      <w:start w:val="1"/>
+      <w:numFmt w:val="bullet"/>
+      <w:lvlText w:val=""/>
+      <w:lvlJc w:val="left"/>
+      <w:pPr>
+        <w:tabs>
+          <w:tab w:val="num" w:pos="5040"/>
+        </w:tabs>
+        <w:ind w:left="5040" w:hanging="360"/>
+      </w:pPr>
+      <w:rPr>
+        <w:rFonts w:ascii="Wingdings" w:hAnsi="Wingdings" w:hint="default"/>
+        <w:sz w:val="20"/>
+      </w:rPr>
+    </w:lvl>
+    <w:lvl w:ilvl="7" w:tentative="1">
+      <w:start w:val="1"/>
+      <w:numFmt w:val="bullet"/>
+      <w:lvlText w:val=""/>
+      <w:lvlJc w:val="left"/>
+      <w:pPr>
+        <w:tabs>
+          <w:tab w:val="num" w:pos="5760"/>
+        </w:tabs>
+        <w:ind w:left="5760" w:hanging="360"/>
+      </w:pPr>
+      <w:rPr>
+        <w:rFonts w:ascii="Wingdings" w:hAnsi="Wingdings" w:hint="default"/>
+        <w:sz w:val="20"/>
+      </w:rPr>
+    </w:lvl>
+    <w:lvl w:ilvl="8" w:tentative="1">
+      <w:start w:val="1"/>
+      <w:numFmt w:val="bullet"/>
+      <w:lvlText w:val=""/>
+      <w:lvlJc w:val="left"/>
+      <w:pPr>
+        <w:tabs>
+          <w:tab w:val="num" w:pos="6480"/>
+        </w:tabs>
+        <w:ind w:left="6480" w:hanging="360"/>
+      </w:pPr>
+      <w:rPr>
+        <w:rFonts w:ascii="Wingdings" w:hAnsi="Wingdings" w:hint="default"/>
+        <w:sz w:val="20"/>
+      </w:rPr>
+    </w:lvl>
+  </w:abstractNum>
+  <w:abstractNum w:abstractNumId="25" w15:restartNumberingAfterBreak="0">
     <w:nsid w:val="6F5F55BC"/>
     <w:multiLevelType w:val="multilevel"/>
     <w:tmpl w:val="A7C49CAE"/>
@@ -5284,7 +7693,7 @@
       </w:rPr>
     </w:lvl>
   </w:abstractNum>
-  <w:abstractNum w:abstractNumId="17" w15:restartNumberingAfterBreak="0">
+  <w:abstractNum w:abstractNumId="26" w15:restartNumberingAfterBreak="0">
     <w:nsid w:val="778744BE"/>
     <w:multiLevelType w:val="multilevel"/>
     <w:tmpl w:val="D736D474"/>
@@ -5433,7 +7842,7 @@
       </w:rPr>
     </w:lvl>
   </w:abstractNum>
-  <w:abstractNum w:abstractNumId="18" w15:restartNumberingAfterBreak="0">
+  <w:abstractNum w:abstractNumId="27" w15:restartNumberingAfterBreak="0">
     <w:nsid w:val="786C1930"/>
     <w:multiLevelType w:val="multilevel"/>
     <w:tmpl w:val="12326BB2"/>
@@ -5583,61 +7992,88 @@
     </w:lvl>
   </w:abstractNum>
   <w:num w:numId="1" w16cid:durableId="1946109771">
+    <w:abstractNumId w:val="27"/>
+  </w:num>
+  <w:num w:numId="2" w16cid:durableId="410007491">
+    <w:abstractNumId w:val="15"/>
+  </w:num>
+  <w:num w:numId="3" w16cid:durableId="552809295">
+    <w:abstractNumId w:val="22"/>
+  </w:num>
+  <w:num w:numId="4" w16cid:durableId="102002037">
+    <w:abstractNumId w:val="4"/>
+  </w:num>
+  <w:num w:numId="5" w16cid:durableId="596986800">
+    <w:abstractNumId w:val="25"/>
+  </w:num>
+  <w:num w:numId="6" w16cid:durableId="1399404169">
+    <w:abstractNumId w:val="21"/>
+  </w:num>
+  <w:num w:numId="7" w16cid:durableId="1916740527">
+    <w:abstractNumId w:val="19"/>
+  </w:num>
+  <w:num w:numId="8" w16cid:durableId="1627082355">
+    <w:abstractNumId w:val="10"/>
+  </w:num>
+  <w:num w:numId="9" w16cid:durableId="221138189">
     <w:abstractNumId w:val="18"/>
   </w:num>
-  <w:num w:numId="2" w16cid:durableId="410007491">
+  <w:num w:numId="10" w16cid:durableId="890381292">
+    <w:abstractNumId w:val="9"/>
+  </w:num>
+  <w:num w:numId="11" w16cid:durableId="2024503817">
+    <w:abstractNumId w:val="17"/>
+  </w:num>
+  <w:num w:numId="12" w16cid:durableId="151600545">
+    <w:abstractNumId w:val="26"/>
+  </w:num>
+  <w:num w:numId="13" w16cid:durableId="1289900214">
+    <w:abstractNumId w:val="5"/>
+  </w:num>
+  <w:num w:numId="14" w16cid:durableId="440611188">
+    <w:abstractNumId w:val="6"/>
+  </w:num>
+  <w:num w:numId="15" w16cid:durableId="149446953">
+    <w:abstractNumId w:val="23"/>
+  </w:num>
+  <w:num w:numId="16" w16cid:durableId="1891723889">
     <w:abstractNumId w:val="8"/>
   </w:num>
-  <w:num w:numId="3" w16cid:durableId="552809295">
+  <w:num w:numId="17" w16cid:durableId="41832480">
+    <w:abstractNumId w:val="12"/>
+  </w:num>
+  <w:num w:numId="18" w16cid:durableId="182206126">
+    <w:abstractNumId w:val="7"/>
+  </w:num>
+  <w:num w:numId="19" w16cid:durableId="772436746">
+    <w:abstractNumId w:val="20"/>
+  </w:num>
+  <w:num w:numId="20" w16cid:durableId="697856530">
+    <w:abstractNumId w:val="13"/>
+  </w:num>
+  <w:num w:numId="21" w16cid:durableId="555239496">
+    <w:abstractNumId w:val="24"/>
+  </w:num>
+  <w:num w:numId="22" w16cid:durableId="1716153961">
+    <w:abstractNumId w:val="11"/>
+  </w:num>
+  <w:num w:numId="23" w16cid:durableId="1464075741">
+    <w:abstractNumId w:val="3"/>
+  </w:num>
+  <w:num w:numId="24" w16cid:durableId="2077703158">
+    <w:abstractNumId w:val="2"/>
+  </w:num>
+  <w:num w:numId="25" w16cid:durableId="256134868">
+    <w:abstractNumId w:val="0"/>
+  </w:num>
+  <w:num w:numId="26" w16cid:durableId="2122987919">
+    <w:abstractNumId w:val="16"/>
+  </w:num>
+  <w:num w:numId="27" w16cid:durableId="835464321">
     <w:abstractNumId w:val="14"/>
   </w:num>
-  <w:num w:numId="4" w16cid:durableId="102002037">
-    <w:abstractNumId w:val="0"/>
-  </w:num>
-  <w:num w:numId="5" w16cid:durableId="596986800">
-    <w:abstractNumId w:val="16"/>
-  </w:num>
-  <w:num w:numId="6" w16cid:durableId="1399404169">
-    <w:abstractNumId w:val="13"/>
-  </w:num>
-  <w:num w:numId="7" w16cid:durableId="1916740527">
-    <w:abstractNumId w:val="11"/>
-  </w:num>
-  <w:num w:numId="8" w16cid:durableId="1627082355">
-    <w:abstractNumId w:val="6"/>
-  </w:num>
-  <w:num w:numId="9" w16cid:durableId="221138189">
-    <w:abstractNumId w:val="10"/>
-  </w:num>
-  <w:num w:numId="10" w16cid:durableId="890381292">
-    <w:abstractNumId w:val="5"/>
-  </w:num>
-  <w:num w:numId="11" w16cid:durableId="2024503817">
-    <w:abstractNumId w:val="9"/>
-  </w:num>
-  <w:num w:numId="12" w16cid:durableId="151600545">
-    <w:abstractNumId w:val="17"/>
-  </w:num>
-  <w:num w:numId="13" w16cid:durableId="1289900214">
+  <w:num w:numId="28" w16cid:durableId="2056000180">
     <w:abstractNumId w:val="1"/>
-  </w:num>
-  <w:num w:numId="14" w16cid:durableId="440611188">
-    <w:abstractNumId w:val="2"/>
-  </w:num>
-  <w:num w:numId="15" w16cid:durableId="149446953">
-    <w:abstractNumId w:val="15"/>
-  </w:num>
-  <w:num w:numId="16" w16cid:durableId="1891723889">
-    <w:abstractNumId w:val="4"/>
-  </w:num>
-  <w:num w:numId="17" w16cid:durableId="41832480">
-    <w:abstractNumId w:val="7"/>
-  </w:num>
-  <w:num w:numId="18" w16cid:durableId="182206126">
-    <w:abstractNumId w:val="3"/>
-  </w:num>
-  <w:num w:numId="19" w16cid:durableId="772436746">
-    <w:abstractNumId w:val="12"/>
   </w:num>
 </w:numbering>
 </file>

--- a/docs/planificacion/🟣 PLANTILLA SYSTEM PROMPT.docx
+++ b/docs/planificacion/🟣 PLANTILLA SYSTEM PROMPT.docx
@@ -4,95 +4,3895 @@
   <w:body>
     <w:p>
       <w:r>
-        <w:t xml:space="preserve">Perfecto, aquí tienes la </w:t>
+        <w:t xml:space="preserve">Te lo dejo actualizado y </w:t>
+      </w:r>
+      <w:proofErr w:type="spellStart"/>
+      <w:r>
+        <w:t>ultra-compacto</w:t>
+      </w:r>
+      <w:proofErr w:type="spellEnd"/>
+      <w:r>
+        <w:t xml:space="preserve"> con TODO lo nuevo: </w:t>
+      </w:r>
+      <w:proofErr w:type="spellStart"/>
+      <w:r>
+        <w:t>login</w:t>
+      </w:r>
+      <w:proofErr w:type="spellEnd"/>
+      <w:r>
+        <w:t xml:space="preserve"> real, creación automática de perfiles, página de Mejora con gaps + cursos, </w:t>
+      </w:r>
+      <w:proofErr w:type="spellStart"/>
+      <w:r>
+        <w:t>endpoint</w:t>
+      </w:r>
+      <w:proofErr w:type="spellEnd"/>
+      <w:r>
+        <w:t xml:space="preserve"> de catálogo de cursos, </w:t>
+      </w:r>
+      <w:proofErr w:type="spellStart"/>
+      <w:r>
+        <w:t>endpoint</w:t>
+      </w:r>
+      <w:proofErr w:type="spellEnd"/>
+      <w:r>
+        <w:t xml:space="preserve"> de cursos recomendados por vacante y </w:t>
       </w:r>
       <w:r>
         <w:rPr>
           <w:b/>
           <w:bCs/>
         </w:rPr>
-        <w:t xml:space="preserve">PLANTILLA SYSTEM PROMPT </w:t>
-      </w:r>
-      <w:proofErr w:type="spellStart"/>
+        <w:t>principio de optimización (caché + preprocesado) ya metido en el ADN</w:t>
+      </w:r>
+      <w:r>
+        <w:t xml:space="preserve"> </w:t>
+      </w:r>
+      <w:r>
+        <w:rPr>
+          <w:rFonts w:ascii="Segoe UI Emoji" w:hAnsi="Segoe UI Emoji" w:cs="Segoe UI Emoji"/>
+        </w:rPr>
+        <w:t>👇</w:t>
+      </w:r>
+    </w:p>
+    <w:p>
+      <w:r>
+        <w:pict w14:anchorId="205B66B3">
+          <v:rect id="_x0000_i1468" style="width:0;height:1.5pt" o:hralign="center" o:hrstd="t" o:hr="t" fillcolor="#a0a0a0" stroked="f"/>
+        </w:pict>
+      </w:r>
+    </w:p>
+    <w:p>
+      <w:r>
+        <w:pict w14:anchorId="6D7FB2C6">
+          <v:rect id="_x0000_i1469" style="width:0;height:1.5pt" o:hralign="center" o:hrstd="t" o:hr="t" fillcolor="#a0a0a0" stroked="f"/>
+        </w:pict>
+      </w:r>
+    </w:p>
+    <w:p>
+      <w:r>
+        <w:rPr>
+          <w:rFonts w:ascii="Segoe UI Emoji" w:hAnsi="Segoe UI Emoji" w:cs="Segoe UI Emoji"/>
+        </w:rPr>
+        <w:t>🟣</w:t>
+      </w:r>
+      <w:r>
+        <w:t xml:space="preserve"> PLANTILLA SYSTEM PROMPT — MATCHKEY (AI MAVERICKS)</w:t>
+      </w:r>
+      <w:r>
+        <w:br/>
+        <w:t xml:space="preserve">(Pégala al iniciar cada conversación con </w:t>
+      </w:r>
+      <w:proofErr w:type="spellStart"/>
+      <w:r>
+        <w:t>ChatGPT</w:t>
+      </w:r>
+      <w:proofErr w:type="spellEnd"/>
+      <w:r>
+        <w:t>)</w:t>
+      </w:r>
+    </w:p>
+    <w:p>
+      <w:r>
+        <w:pict w14:anchorId="56FA3649">
+          <v:rect id="_x0000_i1470" style="width:0;height:1.5pt" o:hralign="center" o:hrstd="t" o:hr="t" fillcolor="#a0a0a0" stroked="f"/>
+        </w:pict>
+      </w:r>
+    </w:p>
+    <w:p>
+      <w:r>
+        <w:rPr>
+          <w:rFonts w:ascii="Segoe UI Emoji" w:hAnsi="Segoe UI Emoji" w:cs="Segoe UI Emoji"/>
+        </w:rPr>
+        <w:t>📘</w:t>
+      </w:r>
+      <w:r>
+        <w:t xml:space="preserve"> </w:t>
+      </w:r>
+      <w:r>
+        <w:rPr>
+          <w:rFonts w:ascii="Segoe UI Emoji" w:hAnsi="Segoe UI Emoji" w:cs="Segoe UI Emoji"/>
+        </w:rPr>
+        <w:t>🔧</w:t>
+      </w:r>
+      <w:r>
+        <w:t xml:space="preserve"> CONTEXTO MAESTRO DEL PROYECTO MATCHKEY (ULTRA-COMPACTO)</w:t>
+      </w:r>
+      <w:r>
+        <w:br/>
+        <w:t>(No modificar salvo actualización global del proyecto)</w:t>
+      </w:r>
+    </w:p>
+    <w:p>
+      <w:r>
+        <w:rPr>
+          <w:rFonts w:ascii="Segoe UI Emoji" w:hAnsi="Segoe UI Emoji" w:cs="Segoe UI Emoji"/>
+        </w:rPr>
+        <w:t>🧱</w:t>
+      </w:r>
+      <w:r>
+        <w:t xml:space="preserve"> Arquitectura General</w:t>
+      </w:r>
+      <w:r>
+        <w:br/>
+      </w:r>
+      <w:proofErr w:type="spellStart"/>
+      <w:r>
+        <w:t>MatchKey</w:t>
+      </w:r>
+      <w:proofErr w:type="spellEnd"/>
+      <w:r>
+        <w:t xml:space="preserve"> es un portal de empleo inteligente dividido en dos portales independientes:</w:t>
+      </w:r>
+      <w:r>
+        <w:br/>
+        <w:t>• Candidato</w:t>
+      </w:r>
+      <w:r>
+        <w:br/>
+        <w:t>• Empresa</w:t>
+      </w:r>
+    </w:p>
+    <w:p>
+      <w:r>
+        <w:t xml:space="preserve">Tecnologías: </w:t>
+      </w:r>
+      <w:proofErr w:type="spellStart"/>
+      <w:r>
+        <w:t>Streamlit</w:t>
+      </w:r>
+      <w:proofErr w:type="spellEnd"/>
+      <w:r>
+        <w:t xml:space="preserve"> (</w:t>
+      </w:r>
+      <w:proofErr w:type="spellStart"/>
+      <w:r>
+        <w:t>frontend</w:t>
+      </w:r>
+      <w:proofErr w:type="spellEnd"/>
+      <w:r>
+        <w:t xml:space="preserve">) · </w:t>
+      </w:r>
+      <w:proofErr w:type="spellStart"/>
+      <w:r>
+        <w:t>FastAPI</w:t>
+      </w:r>
+      <w:proofErr w:type="spellEnd"/>
+      <w:r>
+        <w:t xml:space="preserve"> (</w:t>
+      </w:r>
+      <w:proofErr w:type="spellStart"/>
+      <w:r>
+        <w:t>backend</w:t>
+      </w:r>
+      <w:proofErr w:type="spellEnd"/>
+      <w:r>
+        <w:t xml:space="preserve">) · PostgreSQL · Docker · MCP </w:t>
+      </w:r>
+      <w:proofErr w:type="spellStart"/>
+      <w:r>
+        <w:t>multi-agente</w:t>
+      </w:r>
+      <w:proofErr w:type="spellEnd"/>
+    </w:p>
+    <w:p>
+      <w:r>
+        <w:pict w14:anchorId="58017F23">
+          <v:rect id="_x0000_i1471" style="width:0;height:1.5pt" o:hralign="center" o:hrstd="t" o:hr="t" fillcolor="#a0a0a0" stroked="f"/>
+        </w:pict>
+      </w:r>
+    </w:p>
+    <w:p>
+      <w:r>
+        <w:rPr>
+          <w:rFonts w:ascii="Segoe UI Emoji" w:hAnsi="Segoe UI Emoji" w:cs="Segoe UI Emoji"/>
+        </w:rPr>
+        <w:t>📂</w:t>
+      </w:r>
+      <w:r>
+        <w:t xml:space="preserve"> Estructura del repositorio</w:t>
+      </w:r>
+    </w:p>
+    <w:p>
+      <w:proofErr w:type="spellStart"/>
+      <w:r>
+        <w:t>frontend</w:t>
+      </w:r>
+      <w:proofErr w:type="spellEnd"/>
+      <w:r>
+        <w:t>/</w:t>
+      </w:r>
+      <w:r>
+        <w:br/>
+        <w:t>• app.py (</w:t>
+      </w:r>
+      <w:proofErr w:type="spellStart"/>
+      <w:r>
+        <w:t>routing</w:t>
+      </w:r>
+      <w:proofErr w:type="spellEnd"/>
+      <w:r>
+        <w:t xml:space="preserve">, </w:t>
+      </w:r>
+      <w:proofErr w:type="spellStart"/>
+      <w:r>
+        <w:t>login</w:t>
+      </w:r>
+      <w:proofErr w:type="spellEnd"/>
+      <w:r>
+        <w:t xml:space="preserve"> real, roles, sesión, </w:t>
+      </w:r>
+      <w:proofErr w:type="spellStart"/>
+      <w:r>
+        <w:t>layout</w:t>
+      </w:r>
+      <w:proofErr w:type="spellEnd"/>
+      <w:r>
+        <w:t xml:space="preserve">, </w:t>
+      </w:r>
+      <w:proofErr w:type="spellStart"/>
+      <w:r>
+        <w:t>landing</w:t>
+      </w:r>
+      <w:proofErr w:type="spellEnd"/>
+      <w:r>
+        <w:t xml:space="preserve"> y </w:t>
+      </w:r>
+      <w:proofErr w:type="spellStart"/>
+      <w:r>
+        <w:t>homes</w:t>
+      </w:r>
+      <w:proofErr w:type="spellEnd"/>
+      <w:r>
+        <w:t>)</w:t>
+      </w:r>
+      <w:r>
+        <w:br/>
+        <w:t xml:space="preserve">• utils.py (tema Accenture, </w:t>
+      </w:r>
+      <w:proofErr w:type="spellStart"/>
+      <w:r>
+        <w:t>helpers</w:t>
+      </w:r>
+      <w:proofErr w:type="spellEnd"/>
+      <w:r>
+        <w:t xml:space="preserve">, </w:t>
+      </w:r>
+      <w:proofErr w:type="spellStart"/>
+      <w:r>
+        <w:t>get_backend_</w:t>
+      </w:r>
+      <w:proofErr w:type="gramStart"/>
+      <w:r>
+        <w:t>url</w:t>
+      </w:r>
+      <w:proofErr w:type="spellEnd"/>
+      <w:r>
+        <w:t>(</w:t>
+      </w:r>
+      <w:proofErr w:type="gramEnd"/>
+      <w:r>
+        <w:t xml:space="preserve">), </w:t>
+      </w:r>
+      <w:proofErr w:type="spellStart"/>
+      <w:r>
+        <w:t>api_get</w:t>
+      </w:r>
+      <w:proofErr w:type="spellEnd"/>
+      <w:r>
+        <w:t>/</w:t>
+      </w:r>
+      <w:proofErr w:type="spellStart"/>
+      <w:r>
+        <w:t>api_post</w:t>
+      </w:r>
+      <w:proofErr w:type="spellEnd"/>
+      <w:r>
+        <w:t>, sesión)</w:t>
+      </w:r>
+    </w:p>
+    <w:p>
+      <w:r>
+        <w:t>• candidate/</w:t>
+      </w:r>
+      <w:r>
+        <w:br/>
+        <w:t>• dashboard.py</w:t>
+      </w:r>
+      <w:r>
+        <w:br/>
+        <w:t>• profile.py</w:t>
+      </w:r>
+      <w:r>
+        <w:br/>
+        <w:t>• call_ai.py</w:t>
+      </w:r>
+      <w:r>
+        <w:br/>
+        <w:t>• jobs.py # Vacantes recomendadas + detalle enriquecido + botón “Solicitar este puesto”</w:t>
+      </w:r>
+      <w:r>
+        <w:br/>
+        <w:t>• improve.py # Mejora (gaps + cursos recomendados + catálogo completo de cursos)</w:t>
+      </w:r>
+    </w:p>
+    <w:p>
+      <w:r>
+        <w:t xml:space="preserve">• </w:t>
+      </w:r>
+      <w:proofErr w:type="spellStart"/>
+      <w:r>
+        <w:t>company</w:t>
+      </w:r>
+      <w:proofErr w:type="spellEnd"/>
+      <w:r>
+        <w:t>/</w:t>
+      </w:r>
+      <w:r>
+        <w:br/>
+        <w:t>• dashboard.py</w:t>
+      </w:r>
+      <w:r>
+        <w:br/>
+        <w:t>• profile.py</w:t>
+      </w:r>
+      <w:r>
+        <w:br/>
+        <w:t>• create_job.py</w:t>
+      </w:r>
+      <w:r>
+        <w:br/>
+      </w:r>
+      <w:r>
+        <w:lastRenderedPageBreak/>
+        <w:t>• analytics.py</w:t>
+      </w:r>
+      <w:r>
+        <w:br/>
+        <w:t>• co_teaching.py</w:t>
+      </w:r>
+    </w:p>
+    <w:p>
+      <w:proofErr w:type="spellStart"/>
+      <w:r>
+        <w:t>backend</w:t>
+      </w:r>
+      <w:proofErr w:type="spellEnd"/>
+      <w:r>
+        <w:t>/</w:t>
+      </w:r>
+      <w:proofErr w:type="gramStart"/>
+      <w:r>
+        <w:t>app</w:t>
+      </w:r>
+      <w:proofErr w:type="gramEnd"/>
+      <w:r>
+        <w:t>/</w:t>
+      </w:r>
+      <w:r>
+        <w:br/>
+        <w:t>• main.py</w:t>
+      </w:r>
+    </w:p>
+    <w:p>
+      <w:r>
+        <w:t xml:space="preserve">• </w:t>
+      </w:r>
+      <w:proofErr w:type="spellStart"/>
+      <w:r>
+        <w:t>routers</w:t>
+      </w:r>
+      <w:proofErr w:type="spellEnd"/>
+      <w:r>
+        <w:t>/</w:t>
+      </w:r>
+      <w:r>
+        <w:br/>
+        <w:t xml:space="preserve">• auth.py # </w:t>
+      </w:r>
+      <w:proofErr w:type="spellStart"/>
+      <w:r>
+        <w:t>Login</w:t>
+      </w:r>
+      <w:proofErr w:type="spellEnd"/>
+      <w:r>
+        <w:t xml:space="preserve"> real con creación automática de </w:t>
+      </w:r>
+      <w:proofErr w:type="spellStart"/>
+      <w:r>
+        <w:t>User</w:t>
+      </w:r>
+      <w:proofErr w:type="spellEnd"/>
+      <w:r>
+        <w:t>/Candidate/Company</w:t>
+      </w:r>
+      <w:r>
+        <w:br/>
+        <w:t xml:space="preserve">• candidates.py # Perfil candidato + CV + </w:t>
+      </w:r>
+      <w:proofErr w:type="spellStart"/>
+      <w:r>
+        <w:t>recommended_jobs</w:t>
+      </w:r>
+      <w:proofErr w:type="spellEnd"/>
+      <w:r>
+        <w:t xml:space="preserve"> + gaps + cursos recomendados + catálogo de cursos</w:t>
+      </w:r>
+      <w:r>
+        <w:br/>
+        <w:t>• companies.py</w:t>
+      </w:r>
+      <w:r>
+        <w:br/>
+        <w:t xml:space="preserve">• jobs.py # Crear </w:t>
+      </w:r>
+      <w:proofErr w:type="spellStart"/>
+      <w:r>
+        <w:t>job</w:t>
+      </w:r>
+      <w:proofErr w:type="spellEnd"/>
+      <w:r>
+        <w:t xml:space="preserve">, </w:t>
+      </w:r>
+      <w:proofErr w:type="spellStart"/>
+      <w:r>
+        <w:t>extract_skills</w:t>
+      </w:r>
+      <w:proofErr w:type="spellEnd"/>
+      <w:r>
+        <w:t xml:space="preserve">, </w:t>
+      </w:r>
+      <w:proofErr w:type="spellStart"/>
+      <w:r>
+        <w:t>match_candidates</w:t>
+      </w:r>
+      <w:proofErr w:type="spellEnd"/>
+      <w:r>
+        <w:t xml:space="preserve">, </w:t>
+      </w:r>
+      <w:proofErr w:type="spellStart"/>
+      <w:r>
+        <w:t>co_teaching</w:t>
+      </w:r>
+      <w:proofErr w:type="spellEnd"/>
+      <w:r>
+        <w:t xml:space="preserve">, </w:t>
+      </w:r>
+      <w:proofErr w:type="spellStart"/>
+      <w:r>
+        <w:t>apply</w:t>
+      </w:r>
+      <w:proofErr w:type="spellEnd"/>
+      <w:r>
+        <w:br/>
+        <w:t>• copilot.py</w:t>
+      </w:r>
+      <w:r>
+        <w:br/>
+        <w:t>• matching.py</w:t>
+      </w:r>
+    </w:p>
+    <w:p>
+      <w:r>
+        <w:t xml:space="preserve">• </w:t>
+      </w:r>
+      <w:proofErr w:type="spellStart"/>
+      <w:r>
+        <w:t>services</w:t>
+      </w:r>
+      <w:proofErr w:type="spellEnd"/>
+      <w:r>
+        <w:t>/</w:t>
+      </w:r>
+      <w:r>
+        <w:br/>
+        <w:t>• mcp_client.py</w:t>
+      </w:r>
+      <w:r>
+        <w:br/>
+        <w:t>• ocr/document_parser.py</w:t>
+      </w:r>
+      <w:r>
+        <w:br/>
+        <w:t>• skills/skills_extractor.py</w:t>
+      </w:r>
+      <w:r>
+        <w:br/>
+        <w:t xml:space="preserve">• </w:t>
+      </w:r>
+      <w:proofErr w:type="spellStart"/>
+      <w:r>
+        <w:t>skills</w:t>
+      </w:r>
+      <w:proofErr w:type="spellEnd"/>
+      <w:r>
+        <w:t>/</w:t>
+      </w:r>
+      <w:proofErr w:type="spellStart"/>
+      <w:r>
+        <w:t>skills_dictionary.json</w:t>
+      </w:r>
+      <w:proofErr w:type="spellEnd"/>
+      <w:r>
+        <w:br/>
+        <w:t>• scraping/values_scraper.py</w:t>
+      </w:r>
+      <w:r>
+        <w:br/>
+        <w:t>• scraping/courses_scraper.py</w:t>
+      </w:r>
+      <w:r>
+        <w:br/>
+        <w:t xml:space="preserve">• </w:t>
+      </w:r>
+      <w:proofErr w:type="spellStart"/>
+      <w:r>
+        <w:t>scraping</w:t>
+      </w:r>
+      <w:proofErr w:type="spellEnd"/>
+      <w:r>
+        <w:t>/</w:t>
+      </w:r>
+      <w:proofErr w:type="spellStart"/>
+      <w:r>
+        <w:t>values_dataset.json</w:t>
+      </w:r>
+      <w:proofErr w:type="spellEnd"/>
+      <w:r>
+        <w:br/>
+        <w:t xml:space="preserve">• </w:t>
+      </w:r>
+      <w:proofErr w:type="spellStart"/>
+      <w:r>
+        <w:t>scraping</w:t>
+      </w:r>
+      <w:proofErr w:type="spellEnd"/>
+      <w:r>
+        <w:t>/</w:t>
+      </w:r>
+      <w:proofErr w:type="spellStart"/>
+      <w:r>
+        <w:t>courses_dataset.json</w:t>
+      </w:r>
+      <w:proofErr w:type="spellEnd"/>
+      <w:r>
+        <w:br/>
+        <w:t>• hr_copilot/hr_copilot_tool.py</w:t>
+      </w:r>
+      <w:r>
+        <w:br/>
+        <w:t>• hr_copilot/prompt_templates.py</w:t>
+      </w:r>
+      <w:r>
+        <w:br/>
+        <w:t>• matching/matching_engine.py</w:t>
+      </w:r>
+      <w:r>
+        <w:br/>
+        <w:t>• matching/team_fit.py</w:t>
+      </w:r>
+      <w:r>
+        <w:br/>
+        <w:t>• matching/co_teaching.py</w:t>
+      </w:r>
+      <w:r>
+        <w:br/>
+        <w:t xml:space="preserve">• recommendations/courses_recommender.py # Motor de recomendación de cursos (caché + </w:t>
+      </w:r>
+      <w:proofErr w:type="spellStart"/>
+      <w:r>
+        <w:t>fuzzy</w:t>
+      </w:r>
+      <w:proofErr w:type="spellEnd"/>
+      <w:r>
+        <w:t xml:space="preserve"> </w:t>
+      </w:r>
+      <w:proofErr w:type="spellStart"/>
+      <w:r>
+        <w:t>matching</w:t>
+      </w:r>
+      <w:proofErr w:type="spellEnd"/>
+      <w:r>
+        <w:t xml:space="preserve"> optimizado)</w:t>
+      </w:r>
+    </w:p>
+    <w:p>
+      <w:r>
+        <w:t xml:space="preserve">• </w:t>
+      </w:r>
+      <w:proofErr w:type="spellStart"/>
+      <w:r>
+        <w:t>models</w:t>
+      </w:r>
+      <w:proofErr w:type="spellEnd"/>
+      <w:r>
+        <w:t>/ (</w:t>
+      </w:r>
+      <w:proofErr w:type="spellStart"/>
+      <w:r>
+        <w:t>SQLAlchemy</w:t>
+      </w:r>
+      <w:proofErr w:type="spellEnd"/>
+      <w:r>
+        <w:t>)</w:t>
+      </w:r>
+      <w:r>
+        <w:br/>
+        <w:t xml:space="preserve">• base.py (Base, </w:t>
+      </w:r>
+      <w:proofErr w:type="spellStart"/>
+      <w:r>
+        <w:t>TimestampMixin</w:t>
+      </w:r>
+      <w:proofErr w:type="spellEnd"/>
+      <w:r>
+        <w:t>)</w:t>
+      </w:r>
+      <w:r>
+        <w:br/>
+        <w:t>• users.py (</w:t>
+      </w:r>
+      <w:proofErr w:type="spellStart"/>
+      <w:r>
+        <w:t>User</w:t>
+      </w:r>
+      <w:proofErr w:type="spellEnd"/>
+      <w:r>
+        <w:t>)</w:t>
+      </w:r>
+      <w:r>
+        <w:br/>
+        <w:t>• candidates.py (Candidate)</w:t>
+      </w:r>
+      <w:r>
+        <w:br/>
+        <w:t xml:space="preserve">• companies.py (Company, </w:t>
+      </w:r>
+      <w:proofErr w:type="spellStart"/>
+      <w:r>
+        <w:t>CompanyCulture</w:t>
+      </w:r>
+      <w:proofErr w:type="spellEnd"/>
+      <w:r>
+        <w:t>)</w:t>
+      </w:r>
+      <w:r>
+        <w:br/>
+        <w:t xml:space="preserve">• jobs.py (Job, </w:t>
+      </w:r>
+      <w:proofErr w:type="spellStart"/>
+      <w:r>
+        <w:t>TeamProfile</w:t>
+      </w:r>
+      <w:proofErr w:type="spellEnd"/>
+      <w:r>
+        <w:t xml:space="preserve">, </w:t>
+      </w:r>
+      <w:proofErr w:type="spellStart"/>
+      <w:r>
+        <w:t>TeamMember</w:t>
+      </w:r>
+      <w:proofErr w:type="spellEnd"/>
+      <w:r>
+        <w:t xml:space="preserve">, </w:t>
+      </w:r>
+      <w:proofErr w:type="spellStart"/>
+      <w:r>
+        <w:t>Application</w:t>
+      </w:r>
+      <w:proofErr w:type="spellEnd"/>
+      <w:r>
+        <w:t xml:space="preserve">, </w:t>
+      </w:r>
+      <w:proofErr w:type="spellStart"/>
+      <w:r>
+        <w:t>JobRecommendation</w:t>
+      </w:r>
+      <w:proofErr w:type="spellEnd"/>
+      <w:r>
+        <w:t xml:space="preserve">, </w:t>
+      </w:r>
+      <w:proofErr w:type="spellStart"/>
+      <w:r>
+        <w:t>CoTeachingPair</w:t>
+      </w:r>
+      <w:proofErr w:type="spellEnd"/>
+      <w:r>
+        <w:t>)</w:t>
+      </w:r>
+      <w:r>
+        <w:br/>
+        <w:t>• interviews.py (</w:t>
+      </w:r>
+      <w:proofErr w:type="spellStart"/>
+      <w:r>
+        <w:t>CandidateInterview</w:t>
+      </w:r>
+      <w:proofErr w:type="spellEnd"/>
+      <w:r>
+        <w:t xml:space="preserve"> – HR </w:t>
+      </w:r>
+      <w:proofErr w:type="spellStart"/>
+      <w:r>
+        <w:t>Copilot</w:t>
+      </w:r>
+      <w:proofErr w:type="spellEnd"/>
+      <w:r>
+        <w:t>)</w:t>
+      </w:r>
+      <w:r>
+        <w:br/>
+        <w:t>• skills.py (</w:t>
+      </w:r>
+      <w:proofErr w:type="spellStart"/>
+      <w:r>
+        <w:t>CandidateSkill</w:t>
+      </w:r>
+      <w:proofErr w:type="spellEnd"/>
+      <w:r>
+        <w:t xml:space="preserve">, </w:t>
+      </w:r>
+      <w:proofErr w:type="spellStart"/>
+      <w:r>
+        <w:t>JobSkill</w:t>
+      </w:r>
+      <w:proofErr w:type="spellEnd"/>
+      <w:r>
+        <w:t>)</w:t>
+      </w:r>
+    </w:p>
+    <w:p>
+      <w:r>
+        <w:lastRenderedPageBreak/>
+        <w:t xml:space="preserve">• </w:t>
+      </w:r>
+      <w:proofErr w:type="spellStart"/>
+      <w:r>
+        <w:t>db</w:t>
+      </w:r>
+      <w:proofErr w:type="spellEnd"/>
+      <w:r>
+        <w:t>/</w:t>
+      </w:r>
+      <w:r>
+        <w:br/>
+        <w:t xml:space="preserve">• session.py (DATABASE_URL, </w:t>
+      </w:r>
+      <w:proofErr w:type="spellStart"/>
+      <w:r>
+        <w:t>engine</w:t>
+      </w:r>
+      <w:proofErr w:type="spellEnd"/>
+      <w:r>
+        <w:t xml:space="preserve">, </w:t>
+      </w:r>
+      <w:proofErr w:type="spellStart"/>
+      <w:r>
+        <w:t>SessionLocal</w:t>
+      </w:r>
+      <w:proofErr w:type="spellEnd"/>
+      <w:r>
+        <w:t>)</w:t>
+      </w:r>
+      <w:r>
+        <w:br/>
+        <w:t>• init_db.py (</w:t>
+      </w:r>
+      <w:proofErr w:type="spellStart"/>
+      <w:proofErr w:type="gramStart"/>
+      <w:r>
+        <w:t>Base.metadata.create</w:t>
+      </w:r>
+      <w:proofErr w:type="gramEnd"/>
+      <w:r>
+        <w:t>_all</w:t>
+      </w:r>
+      <w:proofErr w:type="spellEnd"/>
+      <w:r>
+        <w:t>)</w:t>
+      </w:r>
+    </w:p>
+    <w:p>
+      <w:r>
+        <w:pict w14:anchorId="4C773BC7">
+          <v:rect id="_x0000_i1472" style="width:0;height:1.5pt" o:hralign="center" o:hrstd="t" o:hr="t" fillcolor="#a0a0a0" stroked="f"/>
+        </w:pict>
+      </w:r>
+    </w:p>
+    <w:p>
+      <w:r>
+        <w:rPr>
+          <w:rFonts w:ascii="Segoe UI Emoji" w:hAnsi="Segoe UI Emoji" w:cs="Segoe UI Emoji"/>
+        </w:rPr>
+        <w:t>🤖</w:t>
+      </w:r>
+      <w:r>
+        <w:t xml:space="preserve"> MCP Multi-Agentes</w:t>
+      </w:r>
+    </w:p>
+    <w:p>
+      <w:pPr>
+        <w:numPr>
+          <w:ilvl w:val="0"/>
+          <w:numId w:val="31"/>
+        </w:numPr>
+      </w:pPr>
+      <w:proofErr w:type="spellStart"/>
+      <w:r>
+        <w:t>Document</w:t>
+      </w:r>
+      <w:proofErr w:type="spellEnd"/>
+      <w:r>
+        <w:t xml:space="preserve"> </w:t>
+      </w:r>
+      <w:proofErr w:type="spellStart"/>
+      <w:r>
+        <w:t>Parser</w:t>
+      </w:r>
+      <w:proofErr w:type="spellEnd"/>
+      <w:r>
+        <w:t xml:space="preserve"> (OCR – Pablo M)</w:t>
+      </w:r>
+      <w:r>
+        <w:br/>
+        <w:t xml:space="preserve">• </w:t>
+      </w:r>
+      <w:proofErr w:type="spellStart"/>
+      <w:r>
+        <w:t>parse_</w:t>
+      </w:r>
+      <w:proofErr w:type="gramStart"/>
+      <w:r>
+        <w:t>pdf</w:t>
+      </w:r>
+      <w:proofErr w:type="spellEnd"/>
+      <w:r>
+        <w:t>(</w:t>
+      </w:r>
+      <w:proofErr w:type="gramEnd"/>
+      <w:r>
+        <w:t xml:space="preserve">), </w:t>
+      </w:r>
+      <w:proofErr w:type="spellStart"/>
+      <w:r>
+        <w:t>parse_</w:t>
+      </w:r>
+      <w:proofErr w:type="gramStart"/>
+      <w:r>
+        <w:t>docx</w:t>
+      </w:r>
+      <w:proofErr w:type="spellEnd"/>
+      <w:r>
+        <w:t>(</w:t>
+      </w:r>
+      <w:proofErr w:type="gramEnd"/>
+      <w:r>
+        <w:t xml:space="preserve">), </w:t>
+      </w:r>
+      <w:proofErr w:type="spellStart"/>
+      <w:r>
+        <w:t>parse_</w:t>
+      </w:r>
+      <w:proofErr w:type="gramStart"/>
+      <w:r>
+        <w:t>image</w:t>
+      </w:r>
+      <w:proofErr w:type="spellEnd"/>
+      <w:r>
+        <w:t>(</w:t>
+      </w:r>
+      <w:proofErr w:type="gramEnd"/>
+      <w:r>
+        <w:t>)</w:t>
+      </w:r>
+      <w:r>
+        <w:br/>
+        <w:t xml:space="preserve">• Devuelve: </w:t>
+      </w:r>
+      <w:proofErr w:type="gramStart"/>
+      <w:r>
+        <w:t xml:space="preserve">{ </w:t>
+      </w:r>
+      <w:proofErr w:type="spellStart"/>
+      <w:r>
+        <w:t>raw</w:t>
+      </w:r>
+      <w:proofErr w:type="gramEnd"/>
+      <w:r>
+        <w:t>_text</w:t>
+      </w:r>
+      <w:proofErr w:type="spellEnd"/>
+      <w:r>
+        <w:t xml:space="preserve">, </w:t>
+      </w:r>
+      <w:proofErr w:type="spellStart"/>
+      <w:r>
+        <w:t>clean_text</w:t>
+      </w:r>
+      <w:proofErr w:type="spellEnd"/>
+      <w:r>
+        <w:t xml:space="preserve">, </w:t>
+      </w:r>
+      <w:proofErr w:type="spellStart"/>
+      <w:proofErr w:type="gramStart"/>
+      <w:r>
+        <w:t>metadata</w:t>
+      </w:r>
+      <w:proofErr w:type="spellEnd"/>
+      <w:r>
+        <w:t xml:space="preserve"> }</w:t>
+      </w:r>
+      <w:proofErr w:type="gramEnd"/>
+    </w:p>
+    <w:p>
+      <w:pPr>
+        <w:numPr>
+          <w:ilvl w:val="0"/>
+          <w:numId w:val="31"/>
+        </w:numPr>
+      </w:pPr>
+      <w:proofErr w:type="spellStart"/>
+      <w:r>
+        <w:t>Skills</w:t>
+      </w:r>
+      <w:proofErr w:type="spellEnd"/>
+      <w:r>
+        <w:t xml:space="preserve"> Extractor (Pablo M)</w:t>
+      </w:r>
+      <w:r>
+        <w:br/>
+        <w:t xml:space="preserve">• </w:t>
+      </w:r>
+      <w:proofErr w:type="spellStart"/>
+      <w:r>
+        <w:t>extract_</w:t>
+      </w:r>
+      <w:proofErr w:type="gramStart"/>
+      <w:r>
+        <w:t>exact</w:t>
+      </w:r>
+      <w:proofErr w:type="spellEnd"/>
+      <w:r>
+        <w:t>(</w:t>
+      </w:r>
+      <w:proofErr w:type="gramEnd"/>
+      <w:r>
+        <w:t xml:space="preserve">), </w:t>
+      </w:r>
+      <w:proofErr w:type="spellStart"/>
+      <w:r>
+        <w:t>extract_</w:t>
+      </w:r>
+      <w:proofErr w:type="gramStart"/>
+      <w:r>
+        <w:t>tfidf</w:t>
+      </w:r>
+      <w:proofErr w:type="spellEnd"/>
+      <w:r>
+        <w:t>(</w:t>
+      </w:r>
+      <w:proofErr w:type="gramEnd"/>
+      <w:r>
+        <w:t xml:space="preserve">), </w:t>
+      </w:r>
+      <w:proofErr w:type="spellStart"/>
+      <w:r>
+        <w:t>extract_</w:t>
+      </w:r>
+      <w:proofErr w:type="gramStart"/>
+      <w:r>
+        <w:t>embeddings</w:t>
+      </w:r>
+      <w:proofErr w:type="spellEnd"/>
+      <w:r>
+        <w:t>(</w:t>
+      </w:r>
+      <w:proofErr w:type="gramEnd"/>
+      <w:r>
+        <w:t>)</w:t>
+      </w:r>
+      <w:r>
+        <w:br/>
+        <w:t xml:space="preserve">• Devuelve: </w:t>
+      </w:r>
+      <w:proofErr w:type="gramStart"/>
+      <w:r>
+        <w:t xml:space="preserve">{ </w:t>
+      </w:r>
+      <w:proofErr w:type="spellStart"/>
+      <w:r>
+        <w:t>must</w:t>
+      </w:r>
+      <w:proofErr w:type="gramEnd"/>
+      <w:r>
+        <w:t>_have</w:t>
+      </w:r>
+      <w:proofErr w:type="spellEnd"/>
+      <w:r>
+        <w:t xml:space="preserve">, </w:t>
+      </w:r>
+      <w:proofErr w:type="spellStart"/>
+      <w:r>
+        <w:t>nice_to_have</w:t>
+      </w:r>
+      <w:proofErr w:type="spellEnd"/>
+      <w:r>
+        <w:t xml:space="preserve">, </w:t>
+      </w:r>
+      <w:proofErr w:type="spellStart"/>
+      <w:r>
+        <w:t>all_</w:t>
+      </w:r>
+      <w:proofErr w:type="gramStart"/>
+      <w:r>
+        <w:t>skills</w:t>
+      </w:r>
+      <w:proofErr w:type="spellEnd"/>
+      <w:r>
+        <w:t xml:space="preserve"> }</w:t>
+      </w:r>
+      <w:proofErr w:type="gramEnd"/>
+    </w:p>
+    <w:p>
+      <w:pPr>
+        <w:numPr>
+          <w:ilvl w:val="0"/>
+          <w:numId w:val="31"/>
+        </w:numPr>
+      </w:pPr>
+      <w:r>
+        <w:t xml:space="preserve">HR </w:t>
+      </w:r>
+      <w:proofErr w:type="spellStart"/>
+      <w:r>
+        <w:t>Copilot</w:t>
+      </w:r>
+      <w:proofErr w:type="spellEnd"/>
+      <w:r>
+        <w:t xml:space="preserve"> (Asier)</w:t>
+      </w:r>
+      <w:r>
+        <w:br/>
+        <w:t>• run(</w:t>
+      </w:r>
+      <w:proofErr w:type="spellStart"/>
+      <w:r>
+        <w:t>answers</w:t>
+      </w:r>
+      <w:proofErr w:type="spellEnd"/>
+      <w:r>
+        <w:t>)</w:t>
+      </w:r>
+      <w:r>
+        <w:br/>
+        <w:t xml:space="preserve">• Devuelve JSON con: motivaciones, </w:t>
+      </w:r>
+      <w:proofErr w:type="spellStart"/>
+      <w:r>
+        <w:t>valores_detectados</w:t>
+      </w:r>
+      <w:proofErr w:type="spellEnd"/>
+      <w:r>
+        <w:t xml:space="preserve">, </w:t>
+      </w:r>
+      <w:proofErr w:type="spellStart"/>
+      <w:r>
+        <w:t>soft_skills</w:t>
+      </w:r>
+      <w:proofErr w:type="spellEnd"/>
+      <w:r>
+        <w:t xml:space="preserve">, </w:t>
+      </w:r>
+      <w:proofErr w:type="spellStart"/>
+      <w:r>
+        <w:t>experiencia_clave</w:t>
+      </w:r>
+      <w:proofErr w:type="spellEnd"/>
+      <w:r>
+        <w:t xml:space="preserve">, </w:t>
+      </w:r>
+      <w:proofErr w:type="spellStart"/>
+      <w:r>
+        <w:t>preferencias_equipo</w:t>
+      </w:r>
+      <w:proofErr w:type="spellEnd"/>
+      <w:r>
+        <w:t xml:space="preserve">, </w:t>
+      </w:r>
+      <w:proofErr w:type="spellStart"/>
+      <w:r>
+        <w:t>resumen_psicologico</w:t>
+      </w:r>
+      <w:proofErr w:type="spellEnd"/>
+    </w:p>
+    <w:p>
+      <w:pPr>
+        <w:numPr>
+          <w:ilvl w:val="0"/>
+          <w:numId w:val="31"/>
+        </w:numPr>
+      </w:pPr>
+      <w:proofErr w:type="spellStart"/>
+      <w:r>
+        <w:t>Matching</w:t>
+      </w:r>
+      <w:proofErr w:type="spellEnd"/>
+      <w:r>
+        <w:t xml:space="preserve"> </w:t>
+      </w:r>
+      <w:proofErr w:type="spellStart"/>
+      <w:r>
+        <w:t>Engine</w:t>
+      </w:r>
+      <w:proofErr w:type="spellEnd"/>
+      <w:r>
+        <w:t xml:space="preserve"> (Miguel)</w:t>
+      </w:r>
+      <w:r>
+        <w:br/>
+        <w:t xml:space="preserve">• </w:t>
+      </w:r>
+      <w:proofErr w:type="spellStart"/>
+      <w:r>
+        <w:t>compute_skills_</w:t>
+      </w:r>
+      <w:proofErr w:type="gramStart"/>
+      <w:r>
+        <w:t>match</w:t>
+      </w:r>
+      <w:proofErr w:type="spellEnd"/>
+      <w:r>
+        <w:t>(</w:t>
+      </w:r>
+      <w:proofErr w:type="gramEnd"/>
+      <w:r>
+        <w:t xml:space="preserve">), </w:t>
+      </w:r>
+      <w:proofErr w:type="spellStart"/>
+      <w:r>
+        <w:t>compute_values_</w:t>
+      </w:r>
+      <w:proofErr w:type="gramStart"/>
+      <w:r>
+        <w:t>match</w:t>
+      </w:r>
+      <w:proofErr w:type="spellEnd"/>
+      <w:r>
+        <w:t>(</w:t>
+      </w:r>
+      <w:proofErr w:type="gramEnd"/>
+      <w:r>
+        <w:t xml:space="preserve">), </w:t>
+      </w:r>
+      <w:proofErr w:type="spellStart"/>
+      <w:r>
+        <w:t>compute_team_</w:t>
+      </w:r>
+      <w:proofErr w:type="gramStart"/>
+      <w:r>
+        <w:t>fit</w:t>
+      </w:r>
+      <w:proofErr w:type="spellEnd"/>
+      <w:r>
+        <w:t>(</w:t>
+      </w:r>
+      <w:proofErr w:type="gramEnd"/>
+      <w:r>
+        <w:t xml:space="preserve">), </w:t>
+      </w:r>
+      <w:proofErr w:type="spellStart"/>
+      <w:r>
+        <w:t>compute_global_</w:t>
+      </w:r>
+      <w:proofErr w:type="gramStart"/>
+      <w:r>
+        <w:t>score</w:t>
+      </w:r>
+      <w:proofErr w:type="spellEnd"/>
+      <w:r>
+        <w:t>(</w:t>
+      </w:r>
+      <w:proofErr w:type="gramEnd"/>
+      <w:r>
+        <w:t>)</w:t>
+      </w:r>
+      <w:r>
+        <w:br/>
+        <w:t>• Fórmula: global = 0.5</w:t>
+      </w:r>
+      <w:r>
+        <w:rPr>
+          <w:i/>
+          <w:iCs/>
+        </w:rPr>
+        <w:t>skills + 0.3</w:t>
+      </w:r>
+      <w:r>
+        <w:t>values + 0.2*</w:t>
+      </w:r>
+      <w:proofErr w:type="spellStart"/>
+      <w:r>
+        <w:t>team_fit</w:t>
+      </w:r>
+      <w:proofErr w:type="spellEnd"/>
+    </w:p>
+    <w:p>
+      <w:pPr>
+        <w:numPr>
+          <w:ilvl w:val="0"/>
+          <w:numId w:val="31"/>
+        </w:numPr>
+      </w:pPr>
+      <w:r>
+        <w:t>Co-</w:t>
+      </w:r>
+      <w:proofErr w:type="spellStart"/>
+      <w:r>
+        <w:t>Teaching</w:t>
+      </w:r>
+      <w:proofErr w:type="spellEnd"/>
+      <w:r>
+        <w:t xml:space="preserve"> </w:t>
+      </w:r>
+      <w:proofErr w:type="spellStart"/>
+      <w:r>
+        <w:t>Engine</w:t>
+      </w:r>
+      <w:proofErr w:type="spellEnd"/>
+      <w:r>
+        <w:t xml:space="preserve"> (Miguel)</w:t>
+      </w:r>
+      <w:r>
+        <w:br/>
+        <w:t xml:space="preserve">• </w:t>
+      </w:r>
+      <w:proofErr w:type="spellStart"/>
+      <w:r>
+        <w:t>find_pairs_for_</w:t>
+      </w:r>
+      <w:proofErr w:type="gramStart"/>
+      <w:r>
+        <w:t>job</w:t>
+      </w:r>
+      <w:proofErr w:type="spellEnd"/>
+      <w:r>
+        <w:t>(</w:t>
+      </w:r>
+      <w:proofErr w:type="gramEnd"/>
+      <w:r>
+        <w:t xml:space="preserve">), </w:t>
+      </w:r>
+      <w:proofErr w:type="spellStart"/>
+      <w:r>
+        <w:t>compute_pair_</w:t>
+      </w:r>
+      <w:proofErr w:type="gramStart"/>
+      <w:r>
+        <w:t>coverage</w:t>
+      </w:r>
+      <w:proofErr w:type="spellEnd"/>
+      <w:r>
+        <w:t>(</w:t>
+      </w:r>
+      <w:proofErr w:type="gramEnd"/>
+      <w:r>
+        <w:t xml:space="preserve">), </w:t>
+      </w:r>
+      <w:proofErr w:type="spellStart"/>
+      <w:r>
+        <w:t>compute_pair_</w:t>
+      </w:r>
+      <w:proofErr w:type="gramStart"/>
+      <w:r>
+        <w:t>risk</w:t>
+      </w:r>
+      <w:proofErr w:type="spellEnd"/>
+      <w:r>
+        <w:t>(</w:t>
+      </w:r>
+      <w:proofErr w:type="gramEnd"/>
+      <w:r>
+        <w:t>)</w:t>
+      </w:r>
+    </w:p>
+    <w:p>
+      <w:pPr>
+        <w:numPr>
+          <w:ilvl w:val="0"/>
+          <w:numId w:val="31"/>
+        </w:numPr>
+      </w:pPr>
+      <w:proofErr w:type="spellStart"/>
+      <w:r>
+        <w:t>Scraping</w:t>
+      </w:r>
+      <w:proofErr w:type="spellEnd"/>
+      <w:r>
+        <w:t xml:space="preserve"> &amp; </w:t>
+      </w:r>
+      <w:proofErr w:type="spellStart"/>
+      <w:r>
+        <w:t>Datasets</w:t>
+      </w:r>
+      <w:proofErr w:type="spellEnd"/>
+      <w:r>
+        <w:t xml:space="preserve"> (Pablo)</w:t>
+      </w:r>
+      <w:r>
+        <w:br/>
+        <w:t xml:space="preserve">• </w:t>
+      </w:r>
+      <w:proofErr w:type="spellStart"/>
+      <w:r>
+        <w:t>values_</w:t>
+      </w:r>
+      <w:proofErr w:type="gramStart"/>
+      <w:r>
+        <w:t>dataset.json</w:t>
+      </w:r>
+      <w:proofErr w:type="spellEnd"/>
+      <w:proofErr w:type="gramEnd"/>
+      <w:r>
+        <w:t xml:space="preserve">, </w:t>
+      </w:r>
+      <w:proofErr w:type="spellStart"/>
+      <w:r>
+        <w:t>courses_</w:t>
+      </w:r>
+      <w:proofErr w:type="gramStart"/>
+      <w:r>
+        <w:t>dataset.json</w:t>
+      </w:r>
+      <w:proofErr w:type="spellEnd"/>
+      <w:proofErr w:type="gramEnd"/>
+      <w:r>
+        <w:br/>
+        <w:t>• values_scraper.py, courses_scraper.py</w:t>
+      </w:r>
+    </w:p>
+    <w:p>
+      <w:r>
+        <w:pict w14:anchorId="153D27DF">
+          <v:rect id="_x0000_i1473" style="width:0;height:1.5pt" o:hralign="center" o:hrstd="t" o:hr="t" fillcolor="#a0a0a0" stroked="f"/>
+        </w:pict>
+      </w:r>
+    </w:p>
+    <w:p>
+      <w:r>
+        <w:rPr>
+          <w:rFonts w:ascii="Segoe UI Emoji" w:hAnsi="Segoe UI Emoji" w:cs="Segoe UI Emoji"/>
+        </w:rPr>
+        <w:t>🎨</w:t>
+      </w:r>
+      <w:r>
+        <w:t xml:space="preserve"> </w:t>
+      </w:r>
+      <w:proofErr w:type="spellStart"/>
+      <w:r>
+        <w:t>Frontend</w:t>
+      </w:r>
+      <w:proofErr w:type="spellEnd"/>
+      <w:r>
+        <w:t xml:space="preserve"> (</w:t>
+      </w:r>
+      <w:proofErr w:type="spellStart"/>
+      <w:r>
+        <w:t>Streamlit</w:t>
+      </w:r>
+      <w:proofErr w:type="spellEnd"/>
+      <w:r>
+        <w:t>)</w:t>
+      </w:r>
+    </w:p>
+    <w:p>
+      <w:r>
+        <w:t xml:space="preserve">Totalmente separado por roles mediante </w:t>
+      </w:r>
+      <w:proofErr w:type="spellStart"/>
+      <w:proofErr w:type="gramStart"/>
+      <w:r>
+        <w:t>st.session</w:t>
+      </w:r>
+      <w:proofErr w:type="gramEnd"/>
+      <w:r>
+        <w:t>_state</w:t>
+      </w:r>
+      <w:proofErr w:type="spellEnd"/>
+      <w:r>
+        <w:t xml:space="preserve">["role"] y </w:t>
+      </w:r>
+      <w:proofErr w:type="spellStart"/>
+      <w:proofErr w:type="gramStart"/>
+      <w:r>
+        <w:t>st.session</w:t>
+      </w:r>
+      <w:proofErr w:type="gramEnd"/>
+      <w:r>
+        <w:t>_</w:t>
+      </w:r>
+      <w:proofErr w:type="gramStart"/>
+      <w:r>
+        <w:t>state.auth</w:t>
+      </w:r>
+      <w:proofErr w:type="spellEnd"/>
+      <w:proofErr w:type="gramEnd"/>
+      <w:r>
+        <w:t>:</w:t>
+      </w:r>
+    </w:p>
+    <w:p>
+      <w:proofErr w:type="spellStart"/>
+      <w:proofErr w:type="gramStart"/>
+      <w:r>
+        <w:t>st.session</w:t>
+      </w:r>
+      <w:proofErr w:type="gramEnd"/>
+      <w:r>
+        <w:t>_</w:t>
+      </w:r>
+      <w:proofErr w:type="gramStart"/>
+      <w:r>
+        <w:t>state.auth</w:t>
+      </w:r>
+      <w:proofErr w:type="spellEnd"/>
+      <w:proofErr w:type="gramEnd"/>
+      <w:r>
+        <w:t xml:space="preserve"> = {</w:t>
+      </w:r>
+    </w:p>
+    <w:p>
+      <w:r>
+        <w:t xml:space="preserve">    "</w:t>
+      </w:r>
+      <w:proofErr w:type="spellStart"/>
+      <w:r>
+        <w:t>is_authenticated</w:t>
+      </w:r>
+      <w:proofErr w:type="spellEnd"/>
+      <w:r>
+        <w:t xml:space="preserve">": </w:t>
+      </w:r>
+      <w:proofErr w:type="spellStart"/>
+      <w:r>
+        <w:t>bool</w:t>
+      </w:r>
+      <w:proofErr w:type="spellEnd"/>
+      <w:r>
+        <w:t>,</w:t>
+      </w:r>
+    </w:p>
+    <w:p>
+      <w:r>
+        <w:t xml:space="preserve">    "</w:t>
+      </w:r>
+      <w:proofErr w:type="spellStart"/>
+      <w:r>
+        <w:t>user_id</w:t>
+      </w:r>
+      <w:proofErr w:type="spellEnd"/>
+      <w:r>
+        <w:t xml:space="preserve">": </w:t>
+      </w:r>
+      <w:proofErr w:type="spellStart"/>
+      <w:r>
+        <w:t>int</w:t>
+      </w:r>
+      <w:proofErr w:type="spellEnd"/>
+      <w:r>
+        <w:t xml:space="preserve"> | </w:t>
+      </w:r>
+      <w:proofErr w:type="spellStart"/>
+      <w:r>
+        <w:t>None</w:t>
+      </w:r>
+      <w:proofErr w:type="spellEnd"/>
+      <w:r>
+        <w:t>,</w:t>
+      </w:r>
+    </w:p>
+    <w:p>
+      <w:r>
+        <w:t xml:space="preserve">    "email": </w:t>
+      </w:r>
+      <w:proofErr w:type="spellStart"/>
+      <w:r>
+        <w:t>str</w:t>
+      </w:r>
+      <w:proofErr w:type="spellEnd"/>
+      <w:r>
+        <w:t xml:space="preserve"> | </w:t>
+      </w:r>
+      <w:proofErr w:type="spellStart"/>
+      <w:r>
+        <w:t>None</w:t>
+      </w:r>
+      <w:proofErr w:type="spellEnd"/>
+      <w:r>
+        <w:t>,</w:t>
+      </w:r>
+    </w:p>
+    <w:p>
+      <w:r>
+        <w:t>}</w:t>
+      </w:r>
+    </w:p>
+    <w:p>
+      <w:proofErr w:type="spellStart"/>
+      <w:proofErr w:type="gramStart"/>
+      <w:r>
+        <w:lastRenderedPageBreak/>
+        <w:t>st.session</w:t>
+      </w:r>
+      <w:proofErr w:type="gramEnd"/>
+      <w:r>
+        <w:t>_</w:t>
+      </w:r>
+      <w:proofErr w:type="gramStart"/>
+      <w:r>
+        <w:t>state.role</w:t>
+      </w:r>
+      <w:proofErr w:type="spellEnd"/>
+      <w:proofErr w:type="gramEnd"/>
+      <w:r>
+        <w:t xml:space="preserve"> = "candidate" | "</w:t>
+      </w:r>
+      <w:proofErr w:type="spellStart"/>
+      <w:r>
+        <w:t>company</w:t>
+      </w:r>
+      <w:proofErr w:type="spellEnd"/>
+      <w:r>
+        <w:t>"</w:t>
+      </w:r>
+    </w:p>
+    <w:p>
+      <w:proofErr w:type="spellStart"/>
+      <w:proofErr w:type="gramStart"/>
+      <w:r>
+        <w:t>st.session</w:t>
+      </w:r>
+      <w:proofErr w:type="gramEnd"/>
+      <w:r>
+        <w:t>_</w:t>
+      </w:r>
+      <w:proofErr w:type="gramStart"/>
+      <w:r>
+        <w:t>state.candidate</w:t>
+      </w:r>
+      <w:proofErr w:type="gramEnd"/>
+      <w:r>
+        <w:t>_id</w:t>
+      </w:r>
+      <w:proofErr w:type="spellEnd"/>
+      <w:r>
+        <w:t xml:space="preserve"> = </w:t>
+      </w:r>
+      <w:proofErr w:type="spellStart"/>
+      <w:r>
+        <w:t>int</w:t>
+      </w:r>
+      <w:proofErr w:type="spellEnd"/>
+      <w:r>
+        <w:t xml:space="preserve"> | </w:t>
+      </w:r>
+      <w:proofErr w:type="spellStart"/>
+      <w:r>
+        <w:t>None</w:t>
+      </w:r>
+      <w:proofErr w:type="spellEnd"/>
+    </w:p>
+    <w:p>
+      <w:proofErr w:type="spellStart"/>
+      <w:proofErr w:type="gramStart"/>
+      <w:r>
+        <w:t>st.session</w:t>
+      </w:r>
+      <w:proofErr w:type="gramEnd"/>
+      <w:r>
+        <w:t>_</w:t>
+      </w:r>
+      <w:proofErr w:type="gramStart"/>
+      <w:r>
+        <w:t>state.company</w:t>
+      </w:r>
+      <w:proofErr w:type="gramEnd"/>
+      <w:r>
+        <w:t>_id</w:t>
+      </w:r>
+      <w:proofErr w:type="spellEnd"/>
+      <w:r>
+        <w:t xml:space="preserve"> = </w:t>
+      </w:r>
+      <w:proofErr w:type="spellStart"/>
+      <w:r>
+        <w:t>int</w:t>
+      </w:r>
+      <w:proofErr w:type="spellEnd"/>
+      <w:r>
+        <w:t xml:space="preserve"> | </w:t>
+      </w:r>
+      <w:proofErr w:type="spellStart"/>
+      <w:r>
+        <w:t>None</w:t>
+      </w:r>
+      <w:proofErr w:type="spellEnd"/>
+    </w:p>
+    <w:p>
+      <w:proofErr w:type="spellStart"/>
+      <w:proofErr w:type="gramStart"/>
+      <w:r>
+        <w:t>st.session</w:t>
+      </w:r>
+      <w:proofErr w:type="gramEnd"/>
+      <w:r>
+        <w:t>_</w:t>
+      </w:r>
+      <w:proofErr w:type="gramStart"/>
+      <w:r>
+        <w:t>state.current</w:t>
+      </w:r>
+      <w:proofErr w:type="gramEnd"/>
+      <w:r>
+        <w:t>_page</w:t>
+      </w:r>
+      <w:proofErr w:type="spellEnd"/>
+      <w:r>
+        <w:t xml:space="preserve"> = "Inicio" | ...</w:t>
+      </w:r>
+    </w:p>
+    <w:p>
+      <w:r>
+        <w:rPr>
+          <w:rFonts w:ascii="Segoe UI Emoji" w:hAnsi="Segoe UI Emoji" w:cs="Segoe UI Emoji"/>
+        </w:rPr>
+        <w:t>🔐</w:t>
+      </w:r>
+      <w:r>
+        <w:t xml:space="preserve"> </w:t>
+      </w:r>
+      <w:proofErr w:type="spellStart"/>
+      <w:r>
+        <w:t>Login</w:t>
+      </w:r>
+      <w:proofErr w:type="spellEnd"/>
+      <w:r>
+        <w:t xml:space="preserve"> real en frontend/app.py</w:t>
+      </w:r>
+      <w:r>
+        <w:br/>
+        <w:t xml:space="preserve">• </w:t>
+      </w:r>
+      <w:proofErr w:type="spellStart"/>
+      <w:r>
+        <w:t>render_login_</w:t>
+      </w:r>
+      <w:proofErr w:type="gramStart"/>
+      <w:r>
+        <w:t>card</w:t>
+      </w:r>
+      <w:proofErr w:type="spellEnd"/>
+      <w:r>
+        <w:t>(</w:t>
+      </w:r>
+      <w:proofErr w:type="gramEnd"/>
+      <w:r>
+        <w:t>) muestra radio: “</w:t>
+      </w:r>
+      <w:r>
+        <w:rPr>
+          <w:rFonts w:ascii="Segoe UI Emoji" w:hAnsi="Segoe UI Emoji" w:cs="Segoe UI Emoji"/>
+        </w:rPr>
+        <w:t>👤</w:t>
+      </w:r>
+      <w:r>
+        <w:t xml:space="preserve"> Candidato” / “</w:t>
+      </w:r>
+      <w:r>
+        <w:rPr>
+          <w:rFonts w:ascii="Segoe UI Emoji" w:hAnsi="Segoe UI Emoji" w:cs="Segoe UI Emoji"/>
+        </w:rPr>
+        <w:t>🏢</w:t>
+      </w:r>
+      <w:r>
+        <w:t xml:space="preserve"> Empresa” + email + contraseña.</w:t>
+      </w:r>
+      <w:r>
+        <w:br/>
+        <w:t>• Al enviar, llama a POST /</w:t>
+      </w:r>
+      <w:proofErr w:type="spellStart"/>
+      <w:r>
+        <w:t>auth</w:t>
+      </w:r>
+      <w:proofErr w:type="spellEnd"/>
+      <w:r>
+        <w:t>/</w:t>
+      </w:r>
+      <w:proofErr w:type="spellStart"/>
+      <w:r>
+        <w:t>login</w:t>
+      </w:r>
+      <w:proofErr w:type="spellEnd"/>
+      <w:r>
+        <w:t xml:space="preserve"> en el </w:t>
+      </w:r>
+      <w:proofErr w:type="spellStart"/>
+      <w:r>
+        <w:t>backend</w:t>
+      </w:r>
+      <w:proofErr w:type="spellEnd"/>
+      <w:r>
+        <w:t xml:space="preserve"> (usando </w:t>
+      </w:r>
+      <w:proofErr w:type="spellStart"/>
+      <w:r>
+        <w:t>get_backend_</w:t>
+      </w:r>
+      <w:proofErr w:type="gramStart"/>
+      <w:r>
+        <w:t>url</w:t>
+      </w:r>
+      <w:proofErr w:type="spellEnd"/>
+      <w:r>
+        <w:t>(</w:t>
+      </w:r>
+      <w:proofErr w:type="gramEnd"/>
+      <w:r>
+        <w:t>)).</w:t>
+      </w:r>
+    </w:p>
+    <w:p>
+      <w:r>
+        <w:t xml:space="preserve">Comportamiento </w:t>
+      </w:r>
+      <w:proofErr w:type="spellStart"/>
+      <w:r>
+        <w:t>login</w:t>
+      </w:r>
+      <w:proofErr w:type="spellEnd"/>
+      <w:r>
+        <w:t>:</w:t>
+      </w:r>
+      <w:r>
+        <w:br/>
+        <w:t xml:space="preserve">• Si el usuario no existe → se crea </w:t>
+      </w:r>
+      <w:proofErr w:type="spellStart"/>
+      <w:r>
+        <w:t>User</w:t>
+      </w:r>
+      <w:proofErr w:type="spellEnd"/>
+      <w:r>
+        <w:t xml:space="preserve"> + Candidate o Company.</w:t>
+      </w:r>
+      <w:r>
+        <w:br/>
+        <w:t>• Si existe → se verifica contraseña y rol.</w:t>
+      </w:r>
+      <w:r>
+        <w:br/>
+        <w:t xml:space="preserve">• La respuesta del </w:t>
+      </w:r>
+      <w:proofErr w:type="spellStart"/>
+      <w:r>
+        <w:t>backend</w:t>
+      </w:r>
+      <w:proofErr w:type="spellEnd"/>
+      <w:r>
+        <w:t xml:space="preserve"> rellena:</w:t>
+      </w:r>
+      <w:r>
+        <w:br/>
+        <w:t xml:space="preserve">• </w:t>
+      </w:r>
+      <w:proofErr w:type="spellStart"/>
+      <w:r>
+        <w:t>auth.is_authenticated</w:t>
+      </w:r>
+      <w:proofErr w:type="spellEnd"/>
+      <w:r>
+        <w:t xml:space="preserve"> = True</w:t>
+      </w:r>
+      <w:r>
+        <w:br/>
+        <w:t xml:space="preserve">• </w:t>
+      </w:r>
+      <w:proofErr w:type="spellStart"/>
+      <w:r>
+        <w:t>auth.user_id</w:t>
+      </w:r>
+      <w:proofErr w:type="spellEnd"/>
+      <w:r>
+        <w:t xml:space="preserve">, </w:t>
+      </w:r>
+      <w:proofErr w:type="spellStart"/>
+      <w:proofErr w:type="gramStart"/>
+      <w:r>
+        <w:t>auth.email</w:t>
+      </w:r>
+      <w:proofErr w:type="spellEnd"/>
+      <w:proofErr w:type="gramEnd"/>
+      <w:r>
+        <w:br/>
+        <w:t>• role</w:t>
+      </w:r>
+      <w:r>
+        <w:br/>
+        <w:t xml:space="preserve">• </w:t>
+      </w:r>
+      <w:proofErr w:type="spellStart"/>
+      <w:r>
+        <w:t>candidate_id</w:t>
+      </w:r>
+      <w:proofErr w:type="spellEnd"/>
+      <w:r>
+        <w:t xml:space="preserve"> o </w:t>
+      </w:r>
+      <w:proofErr w:type="spellStart"/>
+      <w:r>
+        <w:t>company_id</w:t>
+      </w:r>
+      <w:proofErr w:type="spellEnd"/>
+      <w:r>
+        <w:t xml:space="preserve"> según rol</w:t>
+      </w:r>
+    </w:p>
+    <w:p>
+      <w:r>
+        <w:t>Portales:</w:t>
+      </w:r>
+    </w:p>
+    <w:p>
+      <w:r>
+        <w:t>Portal Candidato</w:t>
+      </w:r>
+      <w:r>
+        <w:br/>
+        <w:t xml:space="preserve">• </w:t>
+      </w:r>
+      <w:proofErr w:type="spellStart"/>
+      <w:r>
+        <w:t>Dashboard</w:t>
+      </w:r>
+      <w:proofErr w:type="spellEnd"/>
+      <w:r>
+        <w:br/>
+        <w:t xml:space="preserve">• Mi perfil (CV </w:t>
+      </w:r>
+      <w:proofErr w:type="spellStart"/>
+      <w:r>
+        <w:t>upload</w:t>
+      </w:r>
+      <w:proofErr w:type="spellEnd"/>
+      <w:r>
+        <w:t xml:space="preserve"> + análisis de </w:t>
+      </w:r>
+      <w:proofErr w:type="spellStart"/>
+      <w:r>
+        <w:t>skills</w:t>
+      </w:r>
+      <w:proofErr w:type="spellEnd"/>
+      <w:r>
+        <w:t>)</w:t>
+      </w:r>
+      <w:r>
+        <w:br/>
+        <w:t xml:space="preserve">• Llamada IA (HR </w:t>
+      </w:r>
+      <w:proofErr w:type="spellStart"/>
+      <w:r>
+        <w:t>Copilot</w:t>
+      </w:r>
+      <w:proofErr w:type="spellEnd"/>
+      <w:r>
+        <w:t>)</w:t>
+      </w:r>
+      <w:r>
+        <w:br/>
+        <w:t>• Vacantes recomendadas</w:t>
+      </w:r>
+      <w:r>
+        <w:br/>
+        <w:t>• Mejora (gaps + cursos recomendados + catálogo de cursos)</w:t>
+      </w:r>
+    </w:p>
+    <w:p>
+      <w:r>
+        <w:t>Portal Empresa</w:t>
+      </w:r>
+      <w:r>
+        <w:br/>
+        <w:t xml:space="preserve">• </w:t>
+      </w:r>
+      <w:proofErr w:type="spellStart"/>
+      <w:r>
+        <w:t>Dashboard</w:t>
+      </w:r>
+      <w:proofErr w:type="spellEnd"/>
+      <w:r>
+        <w:br/>
+        <w:t>• Perfil empresa (valores + cultura)</w:t>
+      </w:r>
+      <w:r>
+        <w:br/>
+        <w:t xml:space="preserve">• Crear vacante (JD + equipo + </w:t>
+      </w:r>
+      <w:proofErr w:type="spellStart"/>
+      <w:r>
+        <w:t>Must</w:t>
+      </w:r>
+      <w:proofErr w:type="spellEnd"/>
+      <w:r>
+        <w:t>/</w:t>
+      </w:r>
+      <w:proofErr w:type="spellStart"/>
+      <w:r>
+        <w:t>Nice</w:t>
+      </w:r>
+      <w:proofErr w:type="spellEnd"/>
+      <w:r>
+        <w:t>)</w:t>
+      </w:r>
+      <w:r>
+        <w:br/>
+        <w:t>• Analítica de talento</w:t>
+      </w:r>
+      <w:r>
+        <w:br/>
+        <w:t>• Co-</w:t>
+      </w:r>
+      <w:proofErr w:type="spellStart"/>
+      <w:r>
+        <w:t>Teaching</w:t>
+      </w:r>
+      <w:proofErr w:type="spellEnd"/>
+    </w:p>
+    <w:p>
+      <w:r>
+        <w:t xml:space="preserve">Estilo: Tema Accenture en </w:t>
+      </w:r>
+      <w:proofErr w:type="spellStart"/>
+      <w:proofErr w:type="gramStart"/>
+      <w:r>
+        <w:t>utils.apply</w:t>
+      </w:r>
+      <w:proofErr w:type="gramEnd"/>
+      <w:r>
+        <w:t>_accenture_</w:t>
+      </w:r>
+      <w:proofErr w:type="gramStart"/>
+      <w:r>
+        <w:t>theme</w:t>
+      </w:r>
+      <w:proofErr w:type="spellEnd"/>
+      <w:r>
+        <w:t>(</w:t>
+      </w:r>
+      <w:proofErr w:type="gramEnd"/>
+      <w:r>
+        <w:t>) (morado #A100FF).</w:t>
+      </w:r>
+      <w:r>
+        <w:br/>
+        <w:t xml:space="preserve">El </w:t>
+      </w:r>
+      <w:proofErr w:type="spellStart"/>
+      <w:r>
+        <w:t>frontend</w:t>
+      </w:r>
+      <w:proofErr w:type="spellEnd"/>
+      <w:r>
+        <w:t xml:space="preserve"> obtiene la URL del </w:t>
+      </w:r>
+      <w:proofErr w:type="spellStart"/>
+      <w:r>
+        <w:t>backend</w:t>
+      </w:r>
+      <w:proofErr w:type="spellEnd"/>
+      <w:r>
+        <w:t xml:space="preserve"> con </w:t>
+      </w:r>
+      <w:proofErr w:type="spellStart"/>
+      <w:r>
+        <w:t>get_backend_</w:t>
+      </w:r>
+      <w:proofErr w:type="gramStart"/>
+      <w:r>
+        <w:t>url</w:t>
+      </w:r>
+      <w:proofErr w:type="spellEnd"/>
+      <w:r>
+        <w:t>(</w:t>
+      </w:r>
+      <w:proofErr w:type="gramEnd"/>
+      <w:r>
+        <w:t xml:space="preserve">) en utils.py (BACKEND_URL vía </w:t>
+      </w:r>
+      <w:proofErr w:type="spellStart"/>
+      <w:r>
+        <w:t>env</w:t>
+      </w:r>
+      <w:proofErr w:type="spellEnd"/>
+      <w:r>
+        <w:t xml:space="preserve"> </w:t>
+      </w:r>
+      <w:proofErr w:type="spellStart"/>
+      <w:r>
+        <w:t>var</w:t>
+      </w:r>
+      <w:proofErr w:type="spellEnd"/>
+      <w:r>
+        <w:t xml:space="preserve">; </w:t>
+      </w:r>
+      <w:proofErr w:type="spellStart"/>
+      <w:r>
+        <w:t>fallback</w:t>
+      </w:r>
+      <w:proofErr w:type="spellEnd"/>
+      <w:r>
+        <w:t xml:space="preserve"> </w:t>
+      </w:r>
+      <w:hyperlink r:id="rId5" w:history="1">
+        <w:r>
+          <w:rPr>
+            <w:rStyle w:val="Hipervnculo"/>
+          </w:rPr>
+          <w:t>http://localhost:8000</w:t>
+        </w:r>
+      </w:hyperlink>
+      <w:r>
+        <w:t>).</w:t>
+      </w:r>
+    </w:p>
+    <w:p>
+      <w:r>
+        <w:pict w14:anchorId="662F6309">
+          <v:rect id="_x0000_i1474" style="width:0;height:1.5pt" o:hralign="center" o:hrstd="t" o:hr="t" fillcolor="#a0a0a0" stroked="f"/>
+        </w:pict>
+      </w:r>
+    </w:p>
+    <w:p>
+      <w:r>
+        <w:rPr>
+          <w:rFonts w:ascii="Segoe UI Emoji" w:hAnsi="Segoe UI Emoji" w:cs="Segoe UI Emoji"/>
+        </w:rPr>
+        <w:t>📡</w:t>
+      </w:r>
+      <w:r>
+        <w:t xml:space="preserve"> </w:t>
+      </w:r>
+      <w:proofErr w:type="spellStart"/>
+      <w:r>
+        <w:t>Backend</w:t>
+      </w:r>
+      <w:proofErr w:type="spellEnd"/>
+      <w:r>
+        <w:t xml:space="preserve"> (</w:t>
+      </w:r>
+      <w:proofErr w:type="spellStart"/>
+      <w:r>
+        <w:t>FastAPI</w:t>
+      </w:r>
+      <w:proofErr w:type="spellEnd"/>
+      <w:r>
+        <w:t>) — Rutas</w:t>
+      </w:r>
+    </w:p>
+    <w:p>
+      <w:r>
+        <w:rPr>
+          <w:rFonts w:ascii="Segoe UI Emoji" w:hAnsi="Segoe UI Emoji" w:cs="Segoe UI Emoji"/>
+        </w:rPr>
+        <w:lastRenderedPageBreak/>
+        <w:t>🔐</w:t>
+      </w:r>
+      <w:r>
+        <w:t xml:space="preserve"> </w:t>
+      </w:r>
+      <w:proofErr w:type="spellStart"/>
+      <w:r>
+        <w:t>Auth</w:t>
+      </w:r>
+      <w:proofErr w:type="spellEnd"/>
+      <w:r>
+        <w:t xml:space="preserve"> (</w:t>
+      </w:r>
+      <w:proofErr w:type="spellStart"/>
+      <w:r>
+        <w:t>backend</w:t>
+      </w:r>
+      <w:proofErr w:type="spellEnd"/>
+      <w:r>
+        <w:t>/app/</w:t>
+      </w:r>
+      <w:proofErr w:type="spellStart"/>
+      <w:r>
+        <w:t>routers</w:t>
+      </w:r>
+      <w:proofErr w:type="spellEnd"/>
+      <w:r>
+        <w:t>/auth.py)</w:t>
+      </w:r>
+      <w:r>
+        <w:br/>
+        <w:t>• POST /</w:t>
+      </w:r>
+      <w:proofErr w:type="spellStart"/>
+      <w:r>
+        <w:t>auth</w:t>
+      </w:r>
+      <w:proofErr w:type="spellEnd"/>
+      <w:r>
+        <w:t>/</w:t>
+      </w:r>
+      <w:proofErr w:type="spellStart"/>
+      <w:r>
+        <w:t>login</w:t>
+      </w:r>
+      <w:proofErr w:type="spellEnd"/>
+    </w:p>
+    <w:p>
+      <w:r>
+        <w:t>Entrada:</w:t>
+      </w:r>
+    </w:p>
+    <w:p>
+      <w:proofErr w:type="gramStart"/>
+      <w:r>
+        <w:t>{ "</w:t>
+      </w:r>
+      <w:proofErr w:type="gramEnd"/>
+      <w:r>
+        <w:t>email": "...", "</w:t>
+      </w:r>
+      <w:proofErr w:type="spellStart"/>
+      <w:proofErr w:type="gramStart"/>
+      <w:r>
+        <w:t>password</w:t>
+      </w:r>
+      <w:proofErr w:type="spellEnd"/>
+      <w:proofErr w:type="gramEnd"/>
+      <w:r>
+        <w:t>": "...", "role": "candidate" | "</w:t>
+      </w:r>
+      <w:proofErr w:type="spellStart"/>
+      <w:r>
+        <w:t>company</w:t>
+      </w:r>
+      <w:proofErr w:type="spellEnd"/>
+      <w:proofErr w:type="gramStart"/>
+      <w:r>
+        <w:t>" }</w:t>
+      </w:r>
+      <w:proofErr w:type="gramEnd"/>
+    </w:p>
+    <w:p>
+      <w:r>
+        <w:t>Lógica:</w:t>
+      </w:r>
+      <w:r>
+        <w:br/>
+        <w:t>• Si el usuario NO existe:</w:t>
+      </w:r>
+      <w:r>
+        <w:br/>
+        <w:t xml:space="preserve">• Crea </w:t>
+      </w:r>
+      <w:proofErr w:type="spellStart"/>
+      <w:proofErr w:type="gramStart"/>
+      <w:r>
+        <w:t>User</w:t>
+      </w:r>
+      <w:proofErr w:type="spellEnd"/>
+      <w:r>
+        <w:t>(</w:t>
+      </w:r>
+      <w:proofErr w:type="gramEnd"/>
+      <w:r>
+        <w:t xml:space="preserve">email, role, </w:t>
+      </w:r>
+      <w:proofErr w:type="spellStart"/>
+      <w:proofErr w:type="gramStart"/>
+      <w:r>
+        <w:t>password</w:t>
+      </w:r>
+      <w:proofErr w:type="gramEnd"/>
+      <w:r>
+        <w:t>_hash_bcrypt</w:t>
+      </w:r>
+      <w:proofErr w:type="spellEnd"/>
+      <w:r>
+        <w:t>)</w:t>
+      </w:r>
+      <w:r>
+        <w:br/>
+        <w:t xml:space="preserve">• Si role="candidate" → crea </w:t>
+      </w:r>
+      <w:proofErr w:type="gramStart"/>
+      <w:r>
+        <w:t>Candidate(</w:t>
+      </w:r>
+      <w:proofErr w:type="spellStart"/>
+      <w:proofErr w:type="gramEnd"/>
+      <w:r>
+        <w:t>user_id</w:t>
+      </w:r>
+      <w:proofErr w:type="spellEnd"/>
+      <w:r>
+        <w:t xml:space="preserve">=..., </w:t>
+      </w:r>
+      <w:proofErr w:type="spellStart"/>
+      <w:r>
+        <w:t>name</w:t>
+      </w:r>
+      <w:proofErr w:type="spellEnd"/>
+      <w:r>
+        <w:t>=</w:t>
+      </w:r>
+      <w:proofErr w:type="spellStart"/>
+      <w:r>
+        <w:t>None</w:t>
+      </w:r>
+      <w:proofErr w:type="spellEnd"/>
+      <w:r>
+        <w:t>)</w:t>
+      </w:r>
+      <w:r>
+        <w:br/>
+        <w:t>• Si role="</w:t>
+      </w:r>
+      <w:proofErr w:type="spellStart"/>
+      <w:r>
+        <w:t>company</w:t>
+      </w:r>
+      <w:proofErr w:type="spellEnd"/>
+      <w:r>
+        <w:t xml:space="preserve">" → crea </w:t>
+      </w:r>
+      <w:proofErr w:type="gramStart"/>
+      <w:r>
+        <w:t>Company(</w:t>
+      </w:r>
+      <w:proofErr w:type="spellStart"/>
+      <w:proofErr w:type="gramEnd"/>
+      <w:r>
+        <w:t>user_id</w:t>
+      </w:r>
+      <w:proofErr w:type="spellEnd"/>
+      <w:r>
+        <w:t xml:space="preserve">=..., </w:t>
+      </w:r>
+      <w:proofErr w:type="spellStart"/>
+      <w:r>
+        <w:t>name</w:t>
+      </w:r>
+      <w:proofErr w:type="spellEnd"/>
+      <w:r>
+        <w:t>=&lt;</w:t>
+      </w:r>
+      <w:proofErr w:type="spellStart"/>
+      <w:r>
+        <w:t>prefijo_email</w:t>
+      </w:r>
+      <w:proofErr w:type="spellEnd"/>
+      <w:r>
+        <w:t>&gt;)</w:t>
+      </w:r>
+    </w:p>
+    <w:p>
+      <w:r>
+        <w:t>• Si el usuario SÍ existe:</w:t>
+      </w:r>
+      <w:r>
+        <w:br/>
+        <w:t xml:space="preserve">• Comprueba que </w:t>
+      </w:r>
+      <w:proofErr w:type="spellStart"/>
+      <w:proofErr w:type="gramStart"/>
+      <w:r>
+        <w:t>user.role</w:t>
+      </w:r>
+      <w:proofErr w:type="spellEnd"/>
+      <w:proofErr w:type="gramEnd"/>
+      <w:r>
+        <w:t xml:space="preserve"> == </w:t>
+      </w:r>
+      <w:proofErr w:type="spellStart"/>
+      <w:proofErr w:type="gramStart"/>
+      <w:r>
+        <w:t>payload.role</w:t>
+      </w:r>
+      <w:proofErr w:type="spellEnd"/>
+      <w:proofErr w:type="gramEnd"/>
+      <w:r>
+        <w:br/>
+        <w:t xml:space="preserve">• Si no tiene </w:t>
+      </w:r>
+      <w:proofErr w:type="spellStart"/>
+      <w:proofErr w:type="gramStart"/>
+      <w:r>
+        <w:t>password</w:t>
+      </w:r>
+      <w:proofErr w:type="gramEnd"/>
+      <w:r>
+        <w:t>_hash</w:t>
+      </w:r>
+      <w:proofErr w:type="spellEnd"/>
+      <w:r>
+        <w:t xml:space="preserve"> (usuarios antiguos) → la </w:t>
+      </w:r>
+      <w:proofErr w:type="spellStart"/>
+      <w:r>
+        <w:t>setea</w:t>
+      </w:r>
+      <w:proofErr w:type="spellEnd"/>
+      <w:r>
+        <w:t xml:space="preserve"> ahora</w:t>
+      </w:r>
+      <w:r>
+        <w:br/>
+        <w:t>• Si tiene hash → verifica contraseña (</w:t>
+      </w:r>
+      <w:proofErr w:type="spellStart"/>
+      <w:r>
+        <w:t>bcrypt</w:t>
+      </w:r>
+      <w:proofErr w:type="spellEnd"/>
+      <w:r>
+        <w:t>); si falla → 401</w:t>
+      </w:r>
+      <w:r>
+        <w:br/>
+        <w:t>• Asegura que exista Candidate o Company asociado (si falta, lo crea)</w:t>
+      </w:r>
+    </w:p>
+    <w:p>
+      <w:r>
+        <w:t xml:space="preserve">• Devuelve: </w:t>
+      </w:r>
+      <w:proofErr w:type="spellStart"/>
+      <w:proofErr w:type="gramStart"/>
+      <w:r>
+        <w:t>user_id</w:t>
+      </w:r>
+      <w:proofErr w:type="spellEnd"/>
+      <w:r>
+        <w:t xml:space="preserve">, email, role, </w:t>
+      </w:r>
+      <w:proofErr w:type="spellStart"/>
+      <w:r>
+        <w:t>candidate_id</w:t>
+      </w:r>
+      <w:proofErr w:type="spellEnd"/>
+      <w:r>
+        <w:t xml:space="preserve">?, </w:t>
+      </w:r>
+      <w:proofErr w:type="spellStart"/>
+      <w:r>
+        <w:t>company_id</w:t>
+      </w:r>
+      <w:proofErr w:type="spellEnd"/>
+      <w:r>
+        <w:t>?</w:t>
+      </w:r>
+      <w:proofErr w:type="gramEnd"/>
+    </w:p>
+    <w:p>
+      <w:r>
+        <w:rPr>
+          <w:rFonts w:ascii="Segoe UI Emoji" w:hAnsi="Segoe UI Emoji" w:cs="Segoe UI Emoji"/>
+        </w:rPr>
+        <w:t>👤</w:t>
+      </w:r>
+      <w:r>
+        <w:t xml:space="preserve"> Candidate (</w:t>
+      </w:r>
+      <w:proofErr w:type="spellStart"/>
+      <w:r>
+        <w:t>backend</w:t>
+      </w:r>
+      <w:proofErr w:type="spellEnd"/>
+      <w:r>
+        <w:t>/app/</w:t>
+      </w:r>
+      <w:proofErr w:type="spellStart"/>
+      <w:r>
+        <w:t>routers</w:t>
+      </w:r>
+      <w:proofErr w:type="spellEnd"/>
+      <w:r>
+        <w:t>/candidates.py)</w:t>
+      </w:r>
+      <w:r>
+        <w:br/>
+        <w:t>• POST /candidates/</w:t>
+      </w:r>
+      <w:proofErr w:type="spellStart"/>
+      <w:r>
+        <w:t>create</w:t>
+      </w:r>
+      <w:proofErr w:type="spellEnd"/>
+      <w:r>
+        <w:br/>
+        <w:t>• GET /candidates/{id}/</w:t>
+      </w:r>
+      <w:proofErr w:type="spellStart"/>
+      <w:r>
+        <w:t>profile</w:t>
+      </w:r>
+      <w:proofErr w:type="spellEnd"/>
+      <w:r>
+        <w:br/>
+        <w:t>• PUT /candidates/{id}/</w:t>
+      </w:r>
+      <w:proofErr w:type="spellStart"/>
+      <w:r>
+        <w:t>profile</w:t>
+      </w:r>
+      <w:proofErr w:type="spellEnd"/>
+      <w:r>
+        <w:br/>
+        <w:t>• POST /candidates/{id}/</w:t>
+      </w:r>
+      <w:proofErr w:type="spellStart"/>
+      <w:r>
+        <w:t>profile?parse_cv</w:t>
+      </w:r>
+      <w:proofErr w:type="spellEnd"/>
+      <w:r>
+        <w:t xml:space="preserve">=true # preparado para </w:t>
+      </w:r>
+      <w:proofErr w:type="spellStart"/>
+      <w:r>
+        <w:t>Document</w:t>
+      </w:r>
+      <w:proofErr w:type="spellEnd"/>
+      <w:r>
+        <w:t xml:space="preserve"> </w:t>
+      </w:r>
+      <w:proofErr w:type="spellStart"/>
+      <w:r>
+        <w:t>Parser</w:t>
+      </w:r>
+      <w:proofErr w:type="spellEnd"/>
+      <w:r>
+        <w:t xml:space="preserve"> + </w:t>
+      </w:r>
+      <w:proofErr w:type="spellStart"/>
+      <w:r>
+        <w:t>Skills</w:t>
+      </w:r>
+      <w:proofErr w:type="spellEnd"/>
+      <w:r>
+        <w:t xml:space="preserve"> Extractor</w:t>
+      </w:r>
+      <w:r>
+        <w:br/>
+        <w:t>• GET /candidates/{id}/</w:t>
+      </w:r>
+      <w:proofErr w:type="spellStart"/>
+      <w:r>
+        <w:t>recommended_jobs</w:t>
+      </w:r>
+      <w:proofErr w:type="spellEnd"/>
+      <w:r>
+        <w:t xml:space="preserve"> # vacantes enriquecidas + scores (</w:t>
+      </w:r>
+      <w:proofErr w:type="spellStart"/>
+      <w:r>
+        <w:t>dummy</w:t>
+      </w:r>
+      <w:proofErr w:type="spellEnd"/>
+      <w:r>
+        <w:t xml:space="preserve"> de momento)</w:t>
+      </w:r>
+      <w:r>
+        <w:br/>
+        <w:t>• GET /candidates/{id}/</w:t>
+      </w:r>
+      <w:proofErr w:type="spellStart"/>
+      <w:r>
+        <w:t>job</w:t>
+      </w:r>
+      <w:proofErr w:type="spellEnd"/>
+      <w:r>
+        <w:t>/{</w:t>
+      </w:r>
+      <w:proofErr w:type="spellStart"/>
+      <w:r>
+        <w:t>job_id</w:t>
+      </w:r>
+      <w:proofErr w:type="spellEnd"/>
+      <w:r>
+        <w:t>}/gaps # gaps por vacante (</w:t>
+      </w:r>
+      <w:proofErr w:type="spellStart"/>
+      <w:r>
+        <w:t>skills</w:t>
+      </w:r>
+      <w:proofErr w:type="spellEnd"/>
+      <w:r>
+        <w:t xml:space="preserve"> </w:t>
+      </w:r>
+      <w:proofErr w:type="spellStart"/>
+      <w:r>
+        <w:t>strong</w:t>
+      </w:r>
+      <w:proofErr w:type="spellEnd"/>
+      <w:r>
+        <w:t>/</w:t>
+      </w:r>
+      <w:proofErr w:type="spellStart"/>
+      <w:r>
+        <w:t>medium</w:t>
+      </w:r>
+      <w:proofErr w:type="spellEnd"/>
+      <w:r>
+        <w:t>/</w:t>
+      </w:r>
+      <w:proofErr w:type="spellStart"/>
+      <w:r>
+        <w:t>missing</w:t>
+      </w:r>
+      <w:proofErr w:type="spellEnd"/>
+      <w:r>
+        <w:t>)</w:t>
+      </w:r>
+      <w:r>
+        <w:br/>
+        <w:t>• GET /candidates/</w:t>
+      </w:r>
+      <w:proofErr w:type="spellStart"/>
+      <w:r>
+        <w:t>courses</w:t>
+      </w:r>
+      <w:proofErr w:type="spellEnd"/>
+      <w:r>
+        <w:t xml:space="preserve"> # catálogo de cursos (</w:t>
+      </w:r>
+      <w:proofErr w:type="spellStart"/>
+      <w:r>
+        <w:t>scraping</w:t>
+      </w:r>
+      <w:proofErr w:type="spellEnd"/>
+      <w:r>
+        <w:t>)</w:t>
+      </w:r>
+      <w:r>
+        <w:br/>
+        <w:t>• GET /candidates/{id}/</w:t>
+      </w:r>
+      <w:proofErr w:type="spellStart"/>
+      <w:r>
+        <w:t>job</w:t>
+      </w:r>
+      <w:proofErr w:type="spellEnd"/>
+      <w:r>
+        <w:t>/{</w:t>
+      </w:r>
+      <w:proofErr w:type="spellStart"/>
+      <w:r>
+        <w:t>job_id</w:t>
+      </w:r>
+      <w:proofErr w:type="spellEnd"/>
+      <w:r>
+        <w:t>}/</w:t>
+      </w:r>
+      <w:proofErr w:type="spellStart"/>
+      <w:r>
+        <w:t>recommended_courses</w:t>
+      </w:r>
+      <w:proofErr w:type="spellEnd"/>
+      <w:r>
+        <w:br/>
+        <w:t xml:space="preserve">→ Usa las </w:t>
+      </w:r>
+      <w:proofErr w:type="spellStart"/>
+      <w:r>
+        <w:t>skills</w:t>
+      </w:r>
+      <w:proofErr w:type="spellEnd"/>
+      <w:r>
+        <w:t xml:space="preserve"> </w:t>
+      </w:r>
+      <w:proofErr w:type="spellStart"/>
+      <w:r>
+        <w:t>missing</w:t>
+      </w:r>
+      <w:proofErr w:type="spellEnd"/>
+      <w:r>
+        <w:t xml:space="preserve"> de la vacante para recomendar cursos (</w:t>
+      </w:r>
+      <w:proofErr w:type="spellStart"/>
+      <w:r>
+        <w:t>fuzzy</w:t>
+      </w:r>
+      <w:proofErr w:type="spellEnd"/>
+      <w:r>
+        <w:t xml:space="preserve"> </w:t>
+      </w:r>
+      <w:proofErr w:type="spellStart"/>
+      <w:r>
+        <w:t>matching</w:t>
+      </w:r>
+      <w:proofErr w:type="spellEnd"/>
+      <w:r>
+        <w:t xml:space="preserve"> + caché).</w:t>
+      </w:r>
+    </w:p>
+    <w:p>
+      <w:r>
+        <w:rPr>
+          <w:rFonts w:ascii="Segoe UI Emoji" w:hAnsi="Segoe UI Emoji" w:cs="Segoe UI Emoji"/>
+        </w:rPr>
+        <w:t>🏢</w:t>
+      </w:r>
+      <w:r>
+        <w:t xml:space="preserve"> Company (companies.py)</w:t>
+      </w:r>
+      <w:r>
+        <w:br/>
+        <w:t>• POST /</w:t>
+      </w:r>
+      <w:proofErr w:type="spellStart"/>
+      <w:r>
+        <w:t>companies</w:t>
+      </w:r>
+      <w:proofErr w:type="spellEnd"/>
+      <w:r>
+        <w:t>/</w:t>
+      </w:r>
+      <w:proofErr w:type="spellStart"/>
+      <w:r>
+        <w:t>create</w:t>
+      </w:r>
+      <w:proofErr w:type="spellEnd"/>
+      <w:r>
+        <w:br/>
+        <w:t>• GET /</w:t>
+      </w:r>
+      <w:proofErr w:type="spellStart"/>
+      <w:r>
+        <w:t>companies</w:t>
+      </w:r>
+      <w:proofErr w:type="spellEnd"/>
+      <w:r>
+        <w:t>/{id}/</w:t>
+      </w:r>
+      <w:proofErr w:type="spellStart"/>
+      <w:r>
+        <w:t>profile</w:t>
+      </w:r>
+      <w:proofErr w:type="spellEnd"/>
+      <w:r>
+        <w:br/>
+        <w:t>• PUT /</w:t>
+      </w:r>
+      <w:proofErr w:type="spellStart"/>
+      <w:r>
+        <w:t>companies</w:t>
+      </w:r>
+      <w:proofErr w:type="spellEnd"/>
+      <w:r>
+        <w:t>/{id}/</w:t>
+      </w:r>
+      <w:proofErr w:type="spellStart"/>
+      <w:r>
+        <w:t>profile</w:t>
+      </w:r>
+      <w:proofErr w:type="spellEnd"/>
+    </w:p>
+    <w:p>
+      <w:r>
+        <w:rPr>
+          <w:rFonts w:ascii="Segoe UI Emoji" w:hAnsi="Segoe UI Emoji" w:cs="Segoe UI Emoji"/>
+        </w:rPr>
+        <w:t>💼</w:t>
+      </w:r>
+      <w:r>
+        <w:t xml:space="preserve"> Jobs (jobs.py)</w:t>
+      </w:r>
+      <w:r>
+        <w:br/>
+        <w:t>• POST /</w:t>
+      </w:r>
+      <w:proofErr w:type="spellStart"/>
+      <w:r>
+        <w:t>jobs</w:t>
+      </w:r>
+      <w:proofErr w:type="spellEnd"/>
+      <w:r>
+        <w:t>/</w:t>
+      </w:r>
+      <w:proofErr w:type="spellStart"/>
+      <w:r>
+        <w:t>create</w:t>
+      </w:r>
+      <w:proofErr w:type="spellEnd"/>
+      <w:r>
+        <w:t xml:space="preserve"> (JSON + opcional file JD)</w:t>
+      </w:r>
+      <w:r>
+        <w:br/>
+        <w:t>• GET /</w:t>
+      </w:r>
+      <w:proofErr w:type="spellStart"/>
+      <w:r>
+        <w:t>jobs</w:t>
+      </w:r>
+      <w:proofErr w:type="spellEnd"/>
+      <w:r>
+        <w:t>/{id}/</w:t>
+      </w:r>
+      <w:proofErr w:type="spellStart"/>
+      <w:r>
+        <w:t>extract_skills</w:t>
+      </w:r>
+      <w:proofErr w:type="spellEnd"/>
+      <w:r>
+        <w:br/>
+        <w:t>• GET /</w:t>
+      </w:r>
+      <w:proofErr w:type="spellStart"/>
+      <w:r>
+        <w:t>jobs</w:t>
+      </w:r>
+      <w:proofErr w:type="spellEnd"/>
+      <w:r>
+        <w:t>/{id}/</w:t>
+      </w:r>
+      <w:proofErr w:type="spellStart"/>
+      <w:r>
+        <w:t>match_candidates</w:t>
+      </w:r>
+      <w:proofErr w:type="spellEnd"/>
+      <w:r>
+        <w:br/>
+      </w:r>
+      <w:r>
+        <w:lastRenderedPageBreak/>
+        <w:t>• GET /</w:t>
+      </w:r>
+      <w:proofErr w:type="spellStart"/>
+      <w:r>
+        <w:t>jobs</w:t>
+      </w:r>
+      <w:proofErr w:type="spellEnd"/>
+      <w:r>
+        <w:t>/{id}/</w:t>
+      </w:r>
+      <w:proofErr w:type="spellStart"/>
+      <w:r>
+        <w:t>co_teaching</w:t>
+      </w:r>
+      <w:proofErr w:type="spellEnd"/>
+      <w:r>
+        <w:br/>
+        <w:t>• POST /</w:t>
+      </w:r>
+      <w:proofErr w:type="spellStart"/>
+      <w:r>
+        <w:t>jobs</w:t>
+      </w:r>
+      <w:proofErr w:type="spellEnd"/>
+      <w:r>
+        <w:t>/{id}/</w:t>
+      </w:r>
+      <w:proofErr w:type="spellStart"/>
+      <w:r>
+        <w:t>apply</w:t>
+      </w:r>
+      <w:proofErr w:type="spellEnd"/>
+      <w:r>
+        <w:t xml:space="preserve"> # crea </w:t>
+      </w:r>
+      <w:proofErr w:type="spellStart"/>
+      <w:r>
+        <w:t>Application</w:t>
+      </w:r>
+      <w:proofErr w:type="spellEnd"/>
+      <w:r>
+        <w:t xml:space="preserve"> en la BBDD para un </w:t>
+      </w:r>
+      <w:proofErr w:type="spellStart"/>
+      <w:r>
+        <w:t>candidate_id</w:t>
+      </w:r>
+      <w:proofErr w:type="spellEnd"/>
+    </w:p>
+    <w:p>
+      <w:r>
+        <w:rPr>
+          <w:rFonts w:ascii="Segoe UI Emoji" w:hAnsi="Segoe UI Emoji" w:cs="Segoe UI Emoji"/>
+        </w:rPr>
+        <w:t>🧠</w:t>
+      </w:r>
+      <w:r>
+        <w:t xml:space="preserve"> HR </w:t>
+      </w:r>
+      <w:proofErr w:type="spellStart"/>
+      <w:r>
+        <w:t>Copilot</w:t>
+      </w:r>
+      <w:proofErr w:type="spellEnd"/>
+      <w:r>
+        <w:t xml:space="preserve"> (copilot.py)</w:t>
+      </w:r>
+      <w:r>
+        <w:br/>
+        <w:t>• POST /</w:t>
+      </w:r>
+      <w:proofErr w:type="spellStart"/>
+      <w:r>
+        <w:t>copilot</w:t>
+      </w:r>
+      <w:proofErr w:type="spellEnd"/>
+      <w:r>
+        <w:t>/</w:t>
+      </w:r>
+      <w:proofErr w:type="spellStart"/>
+      <w:r>
+        <w:t>process_call</w:t>
+      </w:r>
+      <w:proofErr w:type="spellEnd"/>
+    </w:p>
+    <w:p>
+      <w:r>
+        <w:t>Todas disponibles (</w:t>
+      </w:r>
+      <w:proofErr w:type="spellStart"/>
+      <w:r>
+        <w:t>dummy</w:t>
+      </w:r>
+      <w:proofErr w:type="spellEnd"/>
+      <w:r>
+        <w:t xml:space="preserve"> o reales según el estado del módulo), pero la arquitectura y contratos deben respetarse.</w:t>
+      </w:r>
+    </w:p>
+    <w:p>
+      <w:r>
+        <w:pict w14:anchorId="42F745FB">
+          <v:rect id="_x0000_i1475" style="width:0;height:1.5pt" o:hralign="center" o:hrstd="t" o:hr="t" fillcolor="#a0a0a0" stroked="f"/>
+        </w:pict>
+      </w:r>
+    </w:p>
+    <w:p>
+      <w:r>
+        <w:rPr>
+          <w:rFonts w:ascii="Segoe UI Emoji" w:hAnsi="Segoe UI Emoji" w:cs="Segoe UI Emoji"/>
+        </w:rPr>
+        <w:t>🗄️</w:t>
+      </w:r>
+      <w:r>
+        <w:t xml:space="preserve"> Base de Datos</w:t>
+      </w:r>
+    </w:p>
+    <w:p>
+      <w:r>
+        <w:t xml:space="preserve">PostgreSQL gestionado vía </w:t>
+      </w:r>
+      <w:proofErr w:type="spellStart"/>
+      <w:r>
+        <w:t>SQLAlchemy</w:t>
+      </w:r>
+      <w:proofErr w:type="spellEnd"/>
+      <w:r>
+        <w:t xml:space="preserve"> (modelos en </w:t>
+      </w:r>
+      <w:proofErr w:type="spellStart"/>
+      <w:r>
+        <w:t>backend</w:t>
+      </w:r>
+      <w:proofErr w:type="spellEnd"/>
+      <w:r>
+        <w:t>/</w:t>
+      </w:r>
+      <w:proofErr w:type="gramStart"/>
+      <w:r>
+        <w:t>app</w:t>
+      </w:r>
+      <w:proofErr w:type="gramEnd"/>
+      <w:r>
+        <w:t>/</w:t>
+      </w:r>
+      <w:proofErr w:type="spellStart"/>
+      <w:r>
+        <w:t>models</w:t>
+      </w:r>
+      <w:proofErr w:type="spellEnd"/>
+      <w:r>
+        <w:t>/).</w:t>
+      </w:r>
+    </w:p>
+    <w:p>
+      <w:r>
+        <w:t>Conectividad en Docker (</w:t>
+      </w:r>
+      <w:proofErr w:type="spellStart"/>
+      <w:r>
+        <w:t>backend</w:t>
+      </w:r>
+      <w:proofErr w:type="spellEnd"/>
+      <w:r>
+        <w:t>):</w:t>
+      </w:r>
+      <w:r>
+        <w:br/>
+        <w:t>• DATABASE_URL interna:</w:t>
+      </w:r>
+      <w:r>
+        <w:br/>
+        <w:t>postgresql+psycopg2://matchkey_user:matchkey_password@db:5432/matchkey</w:t>
+      </w:r>
+    </w:p>
+    <w:p>
+      <w:r>
+        <w:t>Tablas clave (ya modeladas):</w:t>
+      </w:r>
+      <w:r>
+        <w:br/>
+        <w:t xml:space="preserve">• </w:t>
+      </w:r>
+      <w:proofErr w:type="spellStart"/>
+      <w:r>
+        <w:t>users</w:t>
+      </w:r>
+      <w:proofErr w:type="spellEnd"/>
+      <w:r>
+        <w:br/>
+        <w:t xml:space="preserve">• id, email, </w:t>
+      </w:r>
+      <w:proofErr w:type="spellStart"/>
+      <w:proofErr w:type="gramStart"/>
+      <w:r>
+        <w:t>password</w:t>
+      </w:r>
+      <w:proofErr w:type="gramEnd"/>
+      <w:r>
+        <w:t>_hash</w:t>
+      </w:r>
+      <w:proofErr w:type="spellEnd"/>
+      <w:r>
+        <w:t>, role (candidate/</w:t>
+      </w:r>
+      <w:proofErr w:type="spellStart"/>
+      <w:r>
+        <w:t>company</w:t>
+      </w:r>
+      <w:proofErr w:type="spellEnd"/>
+      <w:r>
+        <w:t xml:space="preserve">), </w:t>
+      </w:r>
+      <w:proofErr w:type="spellStart"/>
+      <w:r>
+        <w:t>last_login_at</w:t>
+      </w:r>
+      <w:proofErr w:type="spellEnd"/>
+      <w:r>
+        <w:t xml:space="preserve">, </w:t>
+      </w:r>
+      <w:proofErr w:type="spellStart"/>
+      <w:r>
+        <w:t>timestamps</w:t>
+      </w:r>
+      <w:proofErr w:type="spellEnd"/>
+      <w:r>
+        <w:br/>
+        <w:t>• Relaciones: candidate (</w:t>
+      </w:r>
+      <w:proofErr w:type="spellStart"/>
+      <w:r>
+        <w:t>OneToOne</w:t>
+      </w:r>
+      <w:proofErr w:type="spellEnd"/>
+      <w:r>
+        <w:t xml:space="preserve">), </w:t>
+      </w:r>
+      <w:proofErr w:type="spellStart"/>
+      <w:r>
+        <w:t>company</w:t>
+      </w:r>
+      <w:proofErr w:type="spellEnd"/>
+      <w:r>
+        <w:t xml:space="preserve"> (</w:t>
+      </w:r>
+      <w:proofErr w:type="spellStart"/>
+      <w:r>
+        <w:t>OneToOne</w:t>
+      </w:r>
+      <w:proofErr w:type="spellEnd"/>
+      <w:r>
+        <w:t>)</w:t>
+      </w:r>
+    </w:p>
+    <w:p>
+      <w:r>
+        <w:t>• candidates</w:t>
+      </w:r>
+      <w:r>
+        <w:br/>
+        <w:t xml:space="preserve">• </w:t>
+      </w:r>
+      <w:proofErr w:type="spellStart"/>
+      <w:r>
+        <w:t>candidate_skills</w:t>
+      </w:r>
+      <w:proofErr w:type="spellEnd"/>
+      <w:r>
+        <w:br/>
+        <w:t xml:space="preserve">• </w:t>
+      </w:r>
+      <w:proofErr w:type="spellStart"/>
+      <w:r>
+        <w:t>candidate_interviews</w:t>
+      </w:r>
+      <w:proofErr w:type="spellEnd"/>
+      <w:r>
+        <w:t xml:space="preserve"> (HR </w:t>
+      </w:r>
+      <w:proofErr w:type="spellStart"/>
+      <w:r>
+        <w:t>Copilot</w:t>
+      </w:r>
+      <w:proofErr w:type="spellEnd"/>
+      <w:r>
+        <w:t>)</w:t>
+      </w:r>
+      <w:r>
+        <w:br/>
+        <w:t xml:space="preserve">• </w:t>
+      </w:r>
+      <w:proofErr w:type="spellStart"/>
+      <w:r>
+        <w:t>companies</w:t>
+      </w:r>
+      <w:proofErr w:type="spellEnd"/>
+      <w:r>
+        <w:br/>
+        <w:t xml:space="preserve">• </w:t>
+      </w:r>
+      <w:proofErr w:type="spellStart"/>
+      <w:r>
+        <w:t>name</w:t>
+      </w:r>
+      <w:proofErr w:type="spellEnd"/>
+      <w:r>
+        <w:t xml:space="preserve"> es NOT NULL en BD → cuando se crea una empresa automáticamente desde /</w:t>
+      </w:r>
+      <w:proofErr w:type="spellStart"/>
+      <w:r>
+        <w:t>auth</w:t>
+      </w:r>
+      <w:proofErr w:type="spellEnd"/>
+      <w:r>
+        <w:t>/</w:t>
+      </w:r>
+      <w:proofErr w:type="spellStart"/>
+      <w:r>
+        <w:t>login</w:t>
+      </w:r>
+      <w:proofErr w:type="spellEnd"/>
+      <w:r>
+        <w:t>, se usa el prefijo del email como nombre por defecto.</w:t>
+      </w:r>
+      <w:r>
+        <w:br/>
+        <w:t xml:space="preserve">• </w:t>
+      </w:r>
+      <w:proofErr w:type="spellStart"/>
+      <w:r>
+        <w:t>company_culture</w:t>
+      </w:r>
+      <w:proofErr w:type="spellEnd"/>
+      <w:r>
+        <w:br/>
+        <w:t xml:space="preserve">• </w:t>
+      </w:r>
+      <w:proofErr w:type="spellStart"/>
+      <w:r>
+        <w:t>jobs</w:t>
+      </w:r>
+      <w:proofErr w:type="spellEnd"/>
+      <w:r>
+        <w:br/>
+        <w:t xml:space="preserve">• </w:t>
+      </w:r>
+      <w:proofErr w:type="spellStart"/>
+      <w:r>
+        <w:t>job_skills</w:t>
+      </w:r>
+      <w:proofErr w:type="spellEnd"/>
+      <w:r>
+        <w:t xml:space="preserve"> (</w:t>
+      </w:r>
+      <w:proofErr w:type="spellStart"/>
+      <w:r>
+        <w:t>Must</w:t>
+      </w:r>
+      <w:proofErr w:type="spellEnd"/>
+      <w:r>
+        <w:t>/</w:t>
+      </w:r>
+      <w:proofErr w:type="spellStart"/>
+      <w:r>
+        <w:t>Nice</w:t>
+      </w:r>
+      <w:proofErr w:type="spellEnd"/>
+      <w:r>
+        <w:t>)</w:t>
+      </w:r>
+      <w:r>
+        <w:br/>
+        <w:t xml:space="preserve">• </w:t>
+      </w:r>
+      <w:proofErr w:type="spellStart"/>
+      <w:r>
+        <w:t>team_profiles</w:t>
+      </w:r>
+      <w:proofErr w:type="spellEnd"/>
+      <w:r>
+        <w:br/>
+        <w:t xml:space="preserve">• </w:t>
+      </w:r>
+      <w:proofErr w:type="spellStart"/>
+      <w:r>
+        <w:t>team_members</w:t>
+      </w:r>
+      <w:proofErr w:type="spellEnd"/>
+      <w:r>
+        <w:br/>
+        <w:t xml:space="preserve">• </w:t>
+      </w:r>
+      <w:proofErr w:type="spellStart"/>
+      <w:r>
+        <w:t>applications</w:t>
+      </w:r>
+      <w:proofErr w:type="spellEnd"/>
+      <w:r>
+        <w:br/>
+        <w:t xml:space="preserve">• </w:t>
+      </w:r>
+      <w:proofErr w:type="spellStart"/>
+      <w:r>
+        <w:t>job_recommendations</w:t>
+      </w:r>
+      <w:proofErr w:type="spellEnd"/>
+      <w:r>
+        <w:br/>
+        <w:t xml:space="preserve">• </w:t>
+      </w:r>
+      <w:proofErr w:type="spellStart"/>
+      <w:r>
+        <w:t>co_teaching_pairs</w:t>
+      </w:r>
+      <w:proofErr w:type="spellEnd"/>
+    </w:p>
+    <w:p>
+      <w:r>
+        <w:t xml:space="preserve">Las tablas se crean con init_db.py usando </w:t>
+      </w:r>
+      <w:proofErr w:type="spellStart"/>
+      <w:proofErr w:type="gramStart"/>
+      <w:r>
+        <w:t>Base.metadata.create</w:t>
+      </w:r>
+      <w:proofErr w:type="gramEnd"/>
+      <w:r>
+        <w:t>_all</w:t>
+      </w:r>
+      <w:proofErr w:type="spellEnd"/>
+      <w:r>
+        <w:t>(</w:t>
+      </w:r>
+      <w:proofErr w:type="spellStart"/>
+      <w:r>
+        <w:t>bind</w:t>
+      </w:r>
+      <w:proofErr w:type="spellEnd"/>
+      <w:r>
+        <w:t>=</w:t>
+      </w:r>
+      <w:proofErr w:type="spellStart"/>
+      <w:r>
+        <w:t>engine</w:t>
+      </w:r>
+      <w:proofErr w:type="spellEnd"/>
+      <w:r>
+        <w:t>).</w:t>
+      </w:r>
+    </w:p>
+    <w:p>
+      <w:r>
+        <w:pict w14:anchorId="234495BD">
+          <v:rect id="_x0000_i1476" style="width:0;height:1.5pt" o:hralign="center" o:hrstd="t" o:hr="t" fillcolor="#a0a0a0" stroked="f"/>
+        </w:pict>
+      </w:r>
+    </w:p>
+    <w:p>
+      <w:r>
+        <w:rPr>
+          <w:rFonts w:ascii="Segoe UI Emoji" w:hAnsi="Segoe UI Emoji" w:cs="Segoe UI Emoji"/>
+        </w:rPr>
+        <w:t>📚</w:t>
+      </w:r>
+      <w:r>
+        <w:t xml:space="preserve"> </w:t>
+      </w:r>
+      <w:proofErr w:type="spellStart"/>
+      <w:r>
+        <w:t>Recomendador</w:t>
+      </w:r>
+      <w:proofErr w:type="spellEnd"/>
+      <w:r>
+        <w:t xml:space="preserve"> de cursos (optimización importante)</w:t>
+      </w:r>
+    </w:p>
+    <w:p>
+      <w:r>
+        <w:t>Archivo clave: backend/app/services/recommendations/courses_recommender.py</w:t>
+      </w:r>
+    </w:p>
+    <w:p>
+      <w:r>
+        <w:lastRenderedPageBreak/>
+        <w:t>Principios aplicados:</w:t>
+      </w:r>
+      <w:r>
+        <w:br/>
+        <w:t xml:space="preserve">• Carga del </w:t>
+      </w:r>
+      <w:proofErr w:type="spellStart"/>
+      <w:r>
+        <w:t>dataset</w:t>
+      </w:r>
+      <w:proofErr w:type="spellEnd"/>
+      <w:r>
+        <w:t xml:space="preserve"> de cursos con caché en memoria (_COURSES_CACHE) → el JSON se lee una sola vez.</w:t>
+      </w:r>
+      <w:r>
+        <w:br/>
+        <w:t xml:space="preserve">• Preprocesado de </w:t>
+      </w:r>
+      <w:proofErr w:type="spellStart"/>
+      <w:r>
+        <w:t>skills</w:t>
+      </w:r>
+      <w:proofErr w:type="spellEnd"/>
+      <w:r>
+        <w:t xml:space="preserve"> por curso (_</w:t>
+      </w:r>
+      <w:proofErr w:type="spellStart"/>
+      <w:r>
+        <w:t>skills_normalized</w:t>
+      </w:r>
+      <w:proofErr w:type="spellEnd"/>
+      <w:r>
+        <w:t xml:space="preserve">) en la carga inicial → no se normaliza en cada </w:t>
+      </w:r>
+      <w:proofErr w:type="spellStart"/>
+      <w:r>
+        <w:t>request</w:t>
+      </w:r>
+      <w:proofErr w:type="spellEnd"/>
+      <w:r>
+        <w:t>.</w:t>
+      </w:r>
+      <w:r>
+        <w:br/>
+        <w:t xml:space="preserve">• </w:t>
+      </w:r>
+      <w:proofErr w:type="spellStart"/>
+      <w:r>
+        <w:t>Fuzzy</w:t>
+      </w:r>
+      <w:proofErr w:type="spellEnd"/>
+      <w:r>
+        <w:t xml:space="preserve"> </w:t>
+      </w:r>
+      <w:proofErr w:type="spellStart"/>
+      <w:r>
+        <w:t>matching</w:t>
+      </w:r>
+      <w:proofErr w:type="spellEnd"/>
+      <w:r>
+        <w:t xml:space="preserve"> con </w:t>
+      </w:r>
+      <w:proofErr w:type="spellStart"/>
+      <w:r>
+        <w:t>SequenceMatcher</w:t>
+      </w:r>
+      <w:proofErr w:type="spellEnd"/>
+      <w:r>
+        <w:t xml:space="preserve"> entre gaps (</w:t>
+      </w:r>
+      <w:proofErr w:type="spellStart"/>
+      <w:r>
+        <w:t>skills</w:t>
+      </w:r>
+      <w:proofErr w:type="spellEnd"/>
+      <w:r>
+        <w:t xml:space="preserve"> </w:t>
+      </w:r>
+      <w:proofErr w:type="spellStart"/>
+      <w:r>
+        <w:t>missing</w:t>
+      </w:r>
+      <w:proofErr w:type="spellEnd"/>
+      <w:r>
+        <w:t xml:space="preserve"> de la vacante) y </w:t>
+      </w:r>
+      <w:proofErr w:type="spellStart"/>
+      <w:r>
+        <w:t>skills</w:t>
+      </w:r>
+      <w:proofErr w:type="spellEnd"/>
+      <w:r>
+        <w:t xml:space="preserve"> de los cursos.</w:t>
+      </w:r>
+      <w:r>
+        <w:br/>
+        <w:t>• Función principal:</w:t>
+      </w:r>
+      <w:r>
+        <w:br/>
+        <w:t xml:space="preserve">• </w:t>
+      </w:r>
+      <w:proofErr w:type="spellStart"/>
+      <w:r>
+        <w:t>recommend_courses_for_gaps</w:t>
+      </w:r>
+      <w:proofErr w:type="spellEnd"/>
+      <w:r>
+        <w:t xml:space="preserve">(gaps: </w:t>
+      </w:r>
+      <w:proofErr w:type="spellStart"/>
+      <w:r>
+        <w:t>List</w:t>
+      </w:r>
+      <w:proofErr w:type="spellEnd"/>
+      <w:r>
+        <w:t>[</w:t>
+      </w:r>
+      <w:proofErr w:type="spellStart"/>
+      <w:r>
+        <w:t>str</w:t>
+      </w:r>
+      <w:proofErr w:type="spellEnd"/>
+      <w:r>
+        <w:t xml:space="preserve">], </w:t>
+      </w:r>
+      <w:proofErr w:type="spellStart"/>
+      <w:r>
+        <w:t>top_n</w:t>
+      </w:r>
+      <w:proofErr w:type="spellEnd"/>
+      <w:r>
+        <w:t xml:space="preserve">=10, </w:t>
+      </w:r>
+      <w:proofErr w:type="spellStart"/>
+      <w:r>
+        <w:t>min_similarity</w:t>
+      </w:r>
+      <w:proofErr w:type="spellEnd"/>
+      <w:r>
+        <w:t>=0.55)</w:t>
+      </w:r>
+      <w:r>
+        <w:br/>
+        <w:t xml:space="preserve">• Devuelve: [{ </w:t>
+      </w:r>
+      <w:proofErr w:type="spellStart"/>
+      <w:r>
+        <w:t>title</w:t>
+      </w:r>
+      <w:proofErr w:type="spellEnd"/>
+      <w:r>
+        <w:t xml:space="preserve">, </w:t>
+      </w:r>
+      <w:proofErr w:type="spellStart"/>
+      <w:r>
+        <w:t>provider</w:t>
+      </w:r>
+      <w:proofErr w:type="spellEnd"/>
+      <w:r>
+        <w:t xml:space="preserve">, </w:t>
+      </w:r>
+      <w:proofErr w:type="spellStart"/>
+      <w:r>
+        <w:t>url</w:t>
+      </w:r>
+      <w:proofErr w:type="spellEnd"/>
+      <w:r>
+        <w:t xml:space="preserve">, </w:t>
+      </w:r>
+      <w:proofErr w:type="spellStart"/>
+      <w:r>
+        <w:t>target_skills</w:t>
+      </w:r>
+      <w:proofErr w:type="spellEnd"/>
+      <w:r>
+        <w:t xml:space="preserve"> }, ...] ordenado por relevancia.</w:t>
+      </w:r>
+    </w:p>
+    <w:p>
       <w:r>
         <w:rPr>
           <w:b/>
           <w:bCs/>
         </w:rPr>
-        <w:t>ultra-compacta</w:t>
-      </w:r>
-      <w:proofErr w:type="spellEnd"/>
-      <w:r>
-        <w:t xml:space="preserve"> actualizada con todo lo nuevo: </w:t>
-      </w:r>
-      <w:proofErr w:type="spellStart"/>
-      <w:r>
-        <w:t>login</w:t>
-      </w:r>
-      <w:proofErr w:type="spellEnd"/>
-      <w:r>
-        <w:t xml:space="preserve"> real /</w:t>
-      </w:r>
-      <w:proofErr w:type="spellStart"/>
-      <w:r>
-        <w:t>auth</w:t>
-      </w:r>
-      <w:proofErr w:type="spellEnd"/>
-      <w:r>
-        <w:t>/</w:t>
-      </w:r>
-      <w:proofErr w:type="spellStart"/>
-      <w:r>
-        <w:t>login</w:t>
-      </w:r>
-      <w:proofErr w:type="spellEnd"/>
-      <w:r>
-        <w:t xml:space="preserve">, creación automática de </w:t>
-      </w:r>
-      <w:proofErr w:type="spellStart"/>
-      <w:r>
-        <w:t>User</w:t>
-      </w:r>
-      <w:proofErr w:type="spellEnd"/>
-      <w:r>
-        <w:t xml:space="preserve">/Candidate/Company, uso de </w:t>
-      </w:r>
-      <w:proofErr w:type="spellStart"/>
-      <w:r>
-        <w:t>session_</w:t>
-      </w:r>
-      <w:proofErr w:type="gramStart"/>
-      <w:r>
-        <w:t>state.auth</w:t>
-      </w:r>
-      <w:proofErr w:type="spellEnd"/>
-      <w:proofErr w:type="gramEnd"/>
-      <w:r>
-        <w:t>, etc.</w:t>
+        <w:t xml:space="preserve">Regla global para cualquier nuevo algoritmo en </w:t>
+      </w:r>
+      <w:proofErr w:type="spellStart"/>
+      <w:r>
+        <w:rPr>
+          <w:b/>
+          <w:bCs/>
+        </w:rPr>
+        <w:t>MatchKey</w:t>
+      </w:r>
+      <w:proofErr w:type="spellEnd"/>
+      <w:r>
+        <w:rPr>
+          <w:b/>
+          <w:bCs/>
+        </w:rPr>
+        <w:t>:</w:t>
+      </w:r>
+      <w:r>
+        <w:br/>
+        <w:t xml:space="preserve">• Cargar </w:t>
+      </w:r>
+      <w:proofErr w:type="spellStart"/>
+      <w:r>
+        <w:t>datasets</w:t>
+      </w:r>
+      <w:proofErr w:type="spellEnd"/>
+      <w:r>
+        <w:t xml:space="preserve"> pesados solo una vez (caché en memoria).</w:t>
+      </w:r>
+      <w:r>
+        <w:br/>
+        <w:t xml:space="preserve">• Preprocesar campos repetitivos una sola vez (no dentro del </w:t>
+      </w:r>
+      <w:proofErr w:type="spellStart"/>
+      <w:r>
+        <w:t>hot</w:t>
+      </w:r>
+      <w:proofErr w:type="spellEnd"/>
+      <w:r>
+        <w:t xml:space="preserve"> </w:t>
+      </w:r>
+      <w:proofErr w:type="spellStart"/>
+      <w:r>
+        <w:t>path</w:t>
+      </w:r>
+      <w:proofErr w:type="spellEnd"/>
+      <w:r>
+        <w:t xml:space="preserve"> de cada </w:t>
+      </w:r>
+      <w:proofErr w:type="spellStart"/>
+      <w:r>
+        <w:t>request</w:t>
+      </w:r>
+      <w:proofErr w:type="spellEnd"/>
+      <w:r>
+        <w:t>).</w:t>
+      </w:r>
+      <w:r>
+        <w:br/>
+        <w:t>• Evitar I/O de disco y operaciones caras dentro de bucles anidados si se pueden preparar antes.</w:t>
       </w:r>
     </w:p>
     <w:p>
       <w:r>
-        <w:t xml:space="preserve">Cópiala tal cual y úsala como nueva versión </w:t>
-      </w:r>
+        <w:pict w14:anchorId="19312830">
+          <v:rect id="_x0000_i1477" style="width:0;height:1.5pt" o:hralign="center" o:hrstd="t" o:hr="t" fillcolor="#a0a0a0" stroked="f"/>
+        </w:pict>
+      </w:r>
+    </w:p>
+    <w:p>
       <w:r>
         <w:rPr>
           <w:rFonts w:ascii="Segoe UI Emoji" w:hAnsi="Segoe UI Emoji" w:cs="Segoe UI Emoji"/>
         </w:rPr>
-        <w:t>👇</w:t>
+        <w:t>🐳</w:t>
+      </w:r>
+      <w:r>
+        <w:t xml:space="preserve"> Docker (3 servicios)</w:t>
       </w:r>
     </w:p>
     <w:p>
       <w:r>
-        <w:pict w14:anchorId="643F8D33">
-          <v:rect id="_x0000_i1127" style="width:0;height:1.5pt" o:hralign="center" o:hrstd="t" o:hr="t" fillcolor="#a0a0a0" stroked="f"/>
-        </w:pict>
+        <w:t xml:space="preserve">• </w:t>
+      </w:r>
+      <w:proofErr w:type="spellStart"/>
+      <w:r>
+        <w:t>frontend</w:t>
+      </w:r>
+      <w:proofErr w:type="spellEnd"/>
+      <w:r>
+        <w:t xml:space="preserve"> → </w:t>
+      </w:r>
+      <w:proofErr w:type="spellStart"/>
+      <w:r>
+        <w:t>Streamlit</w:t>
+      </w:r>
+      <w:proofErr w:type="spellEnd"/>
+      <w:r>
+        <w:t xml:space="preserve"> → expuesto en localhost:8501</w:t>
+      </w:r>
+      <w:r>
+        <w:br/>
+        <w:t>• Usa BACKEND_URL=</w:t>
+      </w:r>
+      <w:hyperlink r:id="rId6" w:history="1">
+        <w:r>
+          <w:rPr>
+            <w:rStyle w:val="Hipervnculo"/>
+          </w:rPr>
+          <w:t>http://backend:8000</w:t>
+        </w:r>
+      </w:hyperlink>
+      <w:r>
+        <w:t xml:space="preserve"> (</w:t>
+      </w:r>
+      <w:proofErr w:type="spellStart"/>
+      <w:r>
+        <w:t>env</w:t>
+      </w:r>
+      <w:proofErr w:type="spellEnd"/>
+      <w:r>
+        <w:t xml:space="preserve"> </w:t>
+      </w:r>
+      <w:proofErr w:type="spellStart"/>
+      <w:r>
+        <w:t>var</w:t>
+      </w:r>
+      <w:proofErr w:type="spellEnd"/>
+      <w:r>
+        <w:t>)</w:t>
       </w:r>
     </w:p>
     <w:p>
       <w:r>
-        <w:pict w14:anchorId="7518D0C4">
-          <v:rect id="_x0000_i1128" style="width:0;height:1.5pt" o:hralign="center" o:hrstd="t" o:hr="t" fillcolor="#a0a0a0" stroked="f"/>
+        <w:t xml:space="preserve">• </w:t>
+      </w:r>
+      <w:proofErr w:type="spellStart"/>
+      <w:r>
+        <w:t>backend</w:t>
+      </w:r>
+      <w:proofErr w:type="spellEnd"/>
+      <w:r>
+        <w:t xml:space="preserve"> → </w:t>
+      </w:r>
+      <w:proofErr w:type="spellStart"/>
+      <w:r>
+        <w:t>FastAPI</w:t>
+      </w:r>
+      <w:proofErr w:type="spellEnd"/>
+      <w:r>
+        <w:t xml:space="preserve"> → expuesto en localhost:8000</w:t>
+      </w:r>
+      <w:r>
+        <w:br/>
+        <w:t xml:space="preserve">• Usa DATABASE_URL para conectar a </w:t>
+      </w:r>
+      <w:proofErr w:type="spellStart"/>
+      <w:r>
+        <w:t>Postgres</w:t>
+      </w:r>
+      <w:proofErr w:type="spellEnd"/>
+      <w:r>
+        <w:t xml:space="preserve"> (host=</w:t>
+      </w:r>
+      <w:proofErr w:type="spellStart"/>
+      <w:r>
+        <w:t>db</w:t>
+      </w:r>
+      <w:proofErr w:type="spellEnd"/>
+      <w:r>
+        <w:t>)</w:t>
+      </w:r>
+      <w:r>
+        <w:br/>
+        <w:t>• requirements.txt incluye seguridad/autenticación:</w:t>
+      </w:r>
+      <w:r>
+        <w:br/>
+        <w:t xml:space="preserve">– </w:t>
+      </w:r>
+      <w:proofErr w:type="spellStart"/>
+      <w:r>
+        <w:t>passlib</w:t>
+      </w:r>
+      <w:proofErr w:type="spellEnd"/>
+      <w:r>
+        <w:t>[</w:t>
+      </w:r>
+      <w:proofErr w:type="spellStart"/>
+      <w:r>
+        <w:t>bcrypt</w:t>
+      </w:r>
+      <w:proofErr w:type="spellEnd"/>
+      <w:r>
+        <w:t>]</w:t>
+      </w:r>
+      <w:r>
+        <w:br/>
+        <w:t xml:space="preserve">– </w:t>
+      </w:r>
+      <w:proofErr w:type="spellStart"/>
+      <w:r>
+        <w:t>bcrypt</w:t>
+      </w:r>
+      <w:proofErr w:type="spellEnd"/>
+      <w:r>
+        <w:br/>
+        <w:t>– email-</w:t>
+      </w:r>
+      <w:proofErr w:type="spellStart"/>
+      <w:r>
+        <w:t>validator</w:t>
+      </w:r>
+      <w:proofErr w:type="spellEnd"/>
+    </w:p>
+    <w:p>
+      <w:r>
+        <w:t xml:space="preserve">• </w:t>
+      </w:r>
+      <w:proofErr w:type="spellStart"/>
+      <w:r>
+        <w:t>db</w:t>
+      </w:r>
+      <w:proofErr w:type="spellEnd"/>
+      <w:r>
+        <w:t xml:space="preserve"> → PostgreSQL (</w:t>
+      </w:r>
+      <w:proofErr w:type="spellStart"/>
+      <w:r>
+        <w:t>matchkey_user</w:t>
+      </w:r>
+      <w:proofErr w:type="spellEnd"/>
+      <w:r>
+        <w:t xml:space="preserve"> / </w:t>
+      </w:r>
+      <w:proofErr w:type="spellStart"/>
+      <w:r>
+        <w:t>matchkey_</w:t>
+      </w:r>
+      <w:proofErr w:type="gramStart"/>
+      <w:r>
+        <w:t>password</w:t>
+      </w:r>
+      <w:proofErr w:type="spellEnd"/>
+      <w:proofErr w:type="gramEnd"/>
+      <w:r>
+        <w:t xml:space="preserve"> / DB </w:t>
+      </w:r>
+      <w:proofErr w:type="spellStart"/>
+      <w:r>
+        <w:t>matchkey</w:t>
+      </w:r>
+      <w:proofErr w:type="spellEnd"/>
+      <w:r>
+        <w:t>)</w:t>
+      </w:r>
+    </w:p>
+    <w:p>
+      <w:r>
+        <w:t>Conexiones internas:</w:t>
+      </w:r>
+      <w:r>
+        <w:br/>
+        <w:t xml:space="preserve">• </w:t>
+      </w:r>
+      <w:proofErr w:type="spellStart"/>
+      <w:r>
+        <w:t>frontend</w:t>
+      </w:r>
+      <w:proofErr w:type="spellEnd"/>
+      <w:r>
+        <w:t xml:space="preserve"> → </w:t>
+      </w:r>
+      <w:proofErr w:type="spellStart"/>
+      <w:r>
+        <w:t>backend</w:t>
+      </w:r>
+      <w:proofErr w:type="spellEnd"/>
+      <w:r>
+        <w:t xml:space="preserve">: </w:t>
+      </w:r>
+      <w:hyperlink r:id="rId7" w:history="1">
+        <w:r>
+          <w:rPr>
+            <w:rStyle w:val="Hipervnculo"/>
+          </w:rPr>
+          <w:t>http://backend:8000</w:t>
+        </w:r>
+      </w:hyperlink>
+      <w:r>
+        <w:br/>
+        <w:t xml:space="preserve">• </w:t>
+      </w:r>
+      <w:proofErr w:type="spellStart"/>
+      <w:r>
+        <w:t>backend</w:t>
+      </w:r>
+      <w:proofErr w:type="spellEnd"/>
+      <w:r>
+        <w:t xml:space="preserve"> → </w:t>
+      </w:r>
+      <w:proofErr w:type="spellStart"/>
+      <w:r>
+        <w:t>db</w:t>
+      </w:r>
+      <w:proofErr w:type="spellEnd"/>
+      <w:r>
+        <w:t>: db:5432</w:t>
+      </w:r>
+    </w:p>
+    <w:p>
+      <w:r>
+        <w:pict w14:anchorId="0DDF7994">
+          <v:rect id="_x0000_i1478" style="width:0;height:1.5pt" o:hralign="center" o:hrstd="t" o:hr="t" fillcolor="#a0a0a0" stroked="f"/>
+        </w:pict>
+      </w:r>
+    </w:p>
+    <w:p>
+      <w:r>
+        <w:rPr>
+          <w:rFonts w:ascii="Segoe UI Emoji" w:hAnsi="Segoe UI Emoji" w:cs="Segoe UI Emoji"/>
+        </w:rPr>
+        <w:t>👥</w:t>
+      </w:r>
+      <w:r>
+        <w:t xml:space="preserve"> Equipo</w:t>
+      </w:r>
+    </w:p>
+    <w:p>
+      <w:r>
+        <w:t xml:space="preserve">• Miguel → arquitectura, </w:t>
+      </w:r>
+      <w:proofErr w:type="spellStart"/>
+      <w:r>
+        <w:t>backend</w:t>
+      </w:r>
+      <w:proofErr w:type="spellEnd"/>
+      <w:r>
+        <w:t xml:space="preserve">, </w:t>
+      </w:r>
+      <w:proofErr w:type="spellStart"/>
+      <w:r>
+        <w:t>frontend</w:t>
+      </w:r>
+      <w:proofErr w:type="spellEnd"/>
+      <w:r>
+        <w:t xml:space="preserve">, DB, </w:t>
+      </w:r>
+      <w:proofErr w:type="spellStart"/>
+      <w:r>
+        <w:t>matching</w:t>
+      </w:r>
+      <w:proofErr w:type="spellEnd"/>
+      <w:r>
+        <w:t xml:space="preserve">, Docker, </w:t>
+      </w:r>
+      <w:proofErr w:type="spellStart"/>
+      <w:r>
+        <w:t>seeding</w:t>
+      </w:r>
+      <w:proofErr w:type="spellEnd"/>
+      <w:r>
+        <w:t xml:space="preserve"> vacantes, aplicaciones a ofertas, UX de vacantes, Mejora (gaps + cursos) y optimización del </w:t>
+      </w:r>
+      <w:proofErr w:type="spellStart"/>
+      <w:r>
+        <w:t>recomendador</w:t>
+      </w:r>
+      <w:proofErr w:type="spellEnd"/>
+      <w:r>
+        <w:t xml:space="preserve"> (caché + </w:t>
+      </w:r>
+      <w:proofErr w:type="spellStart"/>
+      <w:r>
+        <w:t>fuzzy</w:t>
+      </w:r>
+      <w:proofErr w:type="spellEnd"/>
+      <w:r>
+        <w:t>).</w:t>
+      </w:r>
+      <w:r>
+        <w:br/>
+        <w:t xml:space="preserve">• Pablo → </w:t>
+      </w:r>
+      <w:proofErr w:type="spellStart"/>
+      <w:r>
+        <w:t>scraping</w:t>
+      </w:r>
+      <w:proofErr w:type="spellEnd"/>
+      <w:r>
+        <w:t xml:space="preserve"> valores + cursos, </w:t>
+      </w:r>
+      <w:proofErr w:type="spellStart"/>
+      <w:r>
+        <w:t>datasets</w:t>
+      </w:r>
+      <w:proofErr w:type="spellEnd"/>
+      <w:r>
+        <w:t>.</w:t>
+      </w:r>
+      <w:r>
+        <w:br/>
+      </w:r>
+      <w:r>
+        <w:lastRenderedPageBreak/>
+        <w:t xml:space="preserve">• Pablo M → OCR + </w:t>
+      </w:r>
+      <w:proofErr w:type="spellStart"/>
+      <w:r>
+        <w:t>skills</w:t>
+      </w:r>
+      <w:proofErr w:type="spellEnd"/>
+      <w:r>
+        <w:t xml:space="preserve"> extractor + </w:t>
+      </w:r>
+      <w:proofErr w:type="spellStart"/>
+      <w:r>
+        <w:t>Must</w:t>
+      </w:r>
+      <w:proofErr w:type="spellEnd"/>
+      <w:r>
+        <w:t>/</w:t>
+      </w:r>
+      <w:proofErr w:type="spellStart"/>
+      <w:r>
+        <w:t>Nice</w:t>
+      </w:r>
+      <w:proofErr w:type="spellEnd"/>
+      <w:r>
+        <w:t>.</w:t>
+      </w:r>
+      <w:r>
+        <w:br/>
+        <w:t xml:space="preserve">• Asier → HR </w:t>
+      </w:r>
+      <w:proofErr w:type="spellStart"/>
+      <w:r>
+        <w:t>Copilot</w:t>
+      </w:r>
+      <w:proofErr w:type="spellEnd"/>
+      <w:r>
+        <w:t xml:space="preserve"> MCP.</w:t>
+      </w:r>
+      <w:r>
+        <w:br/>
+        <w:t>• Jack → presentación, ética, visión, narrativa, viabilidad.</w:t>
+      </w:r>
+    </w:p>
+    <w:p>
+      <w:r>
+        <w:pict w14:anchorId="5147E8D3">
+          <v:rect id="_x0000_i1479" style="width:0;height:1.5pt" o:hralign="center" o:hrstd="t" o:hr="t" fillcolor="#a0a0a0" stroked="f"/>
         </w:pict>
       </w:r>
     </w:p>
@@ -104,3728 +3904,191 @@
         <w:t>🟣</w:t>
       </w:r>
       <w:r>
-        <w:t xml:space="preserve"> PLANTILLA SYSTEM PROMPT — MATCHKEY (AI MAVERICKS)</w:t>
-      </w:r>
-      <w:r>
-        <w:br/>
-        <w:t xml:space="preserve">(Pégala al iniciar cada conversación con </w:t>
-      </w:r>
-      <w:proofErr w:type="spellStart"/>
-      <w:r>
-        <w:t>ChatGPT</w:t>
-      </w:r>
-      <w:proofErr w:type="spellEnd"/>
-      <w:r>
-        <w:t>)</w:t>
+        <w:t xml:space="preserve"> INSTRUCCIÓN PARA CHATGPT</w:t>
       </w:r>
     </w:p>
     <w:p>
       <w:r>
-        <w:pict w14:anchorId="540DD6FA">
-          <v:rect id="_x0000_i1129" style="width:0;height:1.5pt" o:hralign="center" o:hrstd="t" o:hr="t" fillcolor="#a0a0a0" stroked="f"/>
-        </w:pict>
+        <w:t>Siempre sigue estrictamente esta arquitectura, nombres de archivos, módulos, rutas, estilos, modelos de BBDD y funciones.</w:t>
+      </w:r>
+      <w:r>
+        <w:br/>
+        <w:t>Cualquier nuevo código debe integrarse sin romper esta estructura ni cambiar nombres.</w:t>
       </w:r>
     </w:p>
     <w:p>
       <w:r>
-        <w:rPr>
-          <w:rFonts w:ascii="Segoe UI Emoji" w:hAnsi="Segoe UI Emoji" w:cs="Segoe UI Emoji"/>
-        </w:rPr>
-        <w:t>📘</w:t>
-      </w:r>
-      <w:r>
-        <w:t xml:space="preserve"> </w:t>
-      </w:r>
-      <w:r>
-        <w:rPr>
-          <w:rFonts w:ascii="Segoe UI Emoji" w:hAnsi="Segoe UI Emoji" w:cs="Segoe UI Emoji"/>
-        </w:rPr>
-        <w:t>🔧</w:t>
-      </w:r>
-      <w:r>
-        <w:t xml:space="preserve"> CONTEXTO MAESTRO DEL PROYECTO MATCHKEY (ULTRA-COMPACTO)</w:t>
-      </w:r>
-      <w:r>
-        <w:br/>
-        <w:t>(No modificar salvo actualización global del proyecto)</w:t>
+        <w:t xml:space="preserve">• El </w:t>
+      </w:r>
+      <w:proofErr w:type="spellStart"/>
+      <w:r>
+        <w:t>frontend</w:t>
+      </w:r>
+      <w:proofErr w:type="spellEnd"/>
+      <w:r>
+        <w:t xml:space="preserve"> debe usar </w:t>
+      </w:r>
+      <w:proofErr w:type="spellStart"/>
+      <w:r>
+        <w:t>get_backend_url</w:t>
+      </w:r>
+      <w:proofErr w:type="spellEnd"/>
+      <w:r>
+        <w:t xml:space="preserve">() (no </w:t>
+      </w:r>
+      <w:proofErr w:type="spellStart"/>
+      <w:r>
+        <w:t>st.secrets</w:t>
+      </w:r>
+      <w:proofErr w:type="spellEnd"/>
+      <w:r>
+        <w:t xml:space="preserve">) para hablar con el </w:t>
+      </w:r>
+      <w:proofErr w:type="spellStart"/>
+      <w:r>
+        <w:t>backend</w:t>
+      </w:r>
+      <w:proofErr w:type="spellEnd"/>
+      <w:r>
+        <w:t xml:space="preserve"> y debe hacer </w:t>
+      </w:r>
+      <w:proofErr w:type="spellStart"/>
+      <w:r>
+        <w:t>login</w:t>
+      </w:r>
+      <w:proofErr w:type="spellEnd"/>
+      <w:r>
+        <w:t xml:space="preserve"> vía POST /</w:t>
+      </w:r>
+      <w:proofErr w:type="spellStart"/>
+      <w:r>
+        <w:t>auth</w:t>
+      </w:r>
+      <w:proofErr w:type="spellEnd"/>
+      <w:r>
+        <w:t>/</w:t>
+      </w:r>
+      <w:proofErr w:type="spellStart"/>
+      <w:r>
+        <w:t>login</w:t>
+      </w:r>
+      <w:proofErr w:type="spellEnd"/>
+      <w:r>
+        <w:t xml:space="preserve"> rellenando correctamente </w:t>
+      </w:r>
+      <w:proofErr w:type="spellStart"/>
+      <w:r>
+        <w:t>st.session_state.auth</w:t>
+      </w:r>
+      <w:proofErr w:type="spellEnd"/>
+      <w:r>
+        <w:t xml:space="preserve">, role, </w:t>
+      </w:r>
+      <w:proofErr w:type="spellStart"/>
+      <w:r>
+        <w:t>candidate_id</w:t>
+      </w:r>
+      <w:proofErr w:type="spellEnd"/>
+      <w:r>
+        <w:t xml:space="preserve"> y </w:t>
+      </w:r>
+      <w:proofErr w:type="spellStart"/>
+      <w:r>
+        <w:t>company_id</w:t>
+      </w:r>
+      <w:proofErr w:type="spellEnd"/>
+      <w:r>
+        <w:t>.</w:t>
+      </w:r>
+      <w:r>
+        <w:br/>
+        <w:t xml:space="preserve">• El </w:t>
+      </w:r>
+      <w:proofErr w:type="spellStart"/>
+      <w:r>
+        <w:t>backend</w:t>
+      </w:r>
+      <w:proofErr w:type="spellEnd"/>
+      <w:r>
+        <w:t xml:space="preserve"> debe respetar los modelos </w:t>
+      </w:r>
+      <w:proofErr w:type="spellStart"/>
+      <w:r>
+        <w:t>SQLAlchemy</w:t>
+      </w:r>
+      <w:proofErr w:type="spellEnd"/>
+      <w:r>
+        <w:t xml:space="preserve"> definidos en </w:t>
+      </w:r>
+      <w:proofErr w:type="spellStart"/>
+      <w:r>
+        <w:t>backend</w:t>
+      </w:r>
+      <w:proofErr w:type="spellEnd"/>
+      <w:r>
+        <w:t>/app/</w:t>
+      </w:r>
+      <w:proofErr w:type="spellStart"/>
+      <w:r>
+        <w:t>models</w:t>
+      </w:r>
+      <w:proofErr w:type="spellEnd"/>
+      <w:r>
+        <w:t>/ y el flujo de autenticación descrito arriba.</w:t>
+      </w:r>
+      <w:r>
+        <w:br/>
+        <w:t>• Cualquier nuevo algoritmo (</w:t>
+      </w:r>
+      <w:proofErr w:type="spellStart"/>
+      <w:r>
+        <w:t>matching</w:t>
+      </w:r>
+      <w:proofErr w:type="spellEnd"/>
+      <w:r>
+        <w:t>, recomendación, análisis) debe:</w:t>
+      </w:r>
+      <w:r>
+        <w:br/>
+        <w:t xml:space="preserve">– Usar caché en memoria para </w:t>
+      </w:r>
+      <w:proofErr w:type="spellStart"/>
+      <w:r>
+        <w:t>datasets</w:t>
+      </w:r>
+      <w:proofErr w:type="spellEnd"/>
+      <w:r>
+        <w:t xml:space="preserve"> pesados.</w:t>
+      </w:r>
+      <w:r>
+        <w:br/>
+        <w:t>– Preprocesar datos una sola vez.</w:t>
+      </w:r>
+      <w:r>
+        <w:br/>
+        <w:t xml:space="preserve">– Evitar recalcular y </w:t>
+      </w:r>
+      <w:proofErr w:type="spellStart"/>
+      <w:r>
+        <w:t>re-leer</w:t>
+      </w:r>
+      <w:proofErr w:type="spellEnd"/>
+      <w:r>
+        <w:t xml:space="preserve"> ficheros en cada </w:t>
+      </w:r>
+      <w:proofErr w:type="spellStart"/>
+      <w:r>
+        <w:t>request</w:t>
+      </w:r>
+      <w:proofErr w:type="spellEnd"/>
+      <w:r>
+        <w:t>.</w:t>
       </w:r>
     </w:p>
     <w:p>
       <w:r>
-        <w:rPr>
-          <w:rFonts w:ascii="Segoe UI Emoji" w:hAnsi="Segoe UI Emoji" w:cs="Segoe UI Emoji"/>
-        </w:rPr>
-        <w:t>🧱</w:t>
-      </w:r>
-      <w:r>
-        <w:t xml:space="preserve"> Arquitectura General</w:t>
-      </w:r>
-      <w:r>
-        <w:br/>
-      </w:r>
-      <w:proofErr w:type="spellStart"/>
-      <w:r>
-        <w:t>MatchKey</w:t>
-      </w:r>
-      <w:proofErr w:type="spellEnd"/>
-      <w:r>
-        <w:t xml:space="preserve"> es un portal de empleo inteligente dividido en dos portales independientes:</w:t>
-      </w:r>
-      <w:r>
-        <w:br/>
-        <w:t>• Candidato</w:t>
-      </w:r>
-      <w:r>
-        <w:br/>
-        <w:t>• Empresa</w:t>
-      </w:r>
-    </w:p>
-    <w:p>
-      <w:r>
-        <w:t xml:space="preserve">Tecnologías: </w:t>
-      </w:r>
-      <w:proofErr w:type="spellStart"/>
-      <w:r>
-        <w:t>Streamlit</w:t>
-      </w:r>
-      <w:proofErr w:type="spellEnd"/>
-      <w:r>
-        <w:t xml:space="preserve"> (</w:t>
-      </w:r>
-      <w:proofErr w:type="spellStart"/>
-      <w:r>
-        <w:t>frontend</w:t>
-      </w:r>
-      <w:proofErr w:type="spellEnd"/>
-      <w:r>
-        <w:t xml:space="preserve">) · </w:t>
-      </w:r>
-      <w:proofErr w:type="spellStart"/>
-      <w:r>
-        <w:t>FastAPI</w:t>
-      </w:r>
-      <w:proofErr w:type="spellEnd"/>
-      <w:r>
-        <w:t xml:space="preserve"> (</w:t>
-      </w:r>
-      <w:proofErr w:type="spellStart"/>
-      <w:r>
-        <w:t>backend</w:t>
-      </w:r>
-      <w:proofErr w:type="spellEnd"/>
-      <w:r>
-        <w:t xml:space="preserve">) · PostgreSQL · Docker · MCP </w:t>
-      </w:r>
-      <w:proofErr w:type="spellStart"/>
-      <w:r>
-        <w:t>multi-agente</w:t>
-      </w:r>
-      <w:proofErr w:type="spellEnd"/>
-    </w:p>
-    <w:p>
-      <w:r>
-        <w:pict w14:anchorId="31FD24B0">
-          <v:rect id="_x0000_i1130" style="width:0;height:1.5pt" o:hralign="center" o:hrstd="t" o:hr="t" fillcolor="#a0a0a0" stroked="f"/>
-        </w:pict>
-      </w:r>
-    </w:p>
-    <w:p>
-      <w:r>
-        <w:rPr>
-          <w:rFonts w:ascii="Segoe UI Emoji" w:hAnsi="Segoe UI Emoji" w:cs="Segoe UI Emoji"/>
-        </w:rPr>
-        <w:t>📂</w:t>
-      </w:r>
-      <w:r>
-        <w:t xml:space="preserve"> Estructura del repositorio</w:t>
-      </w:r>
-    </w:p>
-    <w:p>
-      <w:proofErr w:type="spellStart"/>
-      <w:r>
-        <w:t>frontend</w:t>
-      </w:r>
-      <w:proofErr w:type="spellEnd"/>
-      <w:r>
-        <w:t>/</w:t>
-      </w:r>
-      <w:r>
-        <w:br/>
-        <w:t>• app.py (</w:t>
-      </w:r>
-      <w:proofErr w:type="spellStart"/>
-      <w:r>
-        <w:t>routing</w:t>
-      </w:r>
-      <w:proofErr w:type="spellEnd"/>
-      <w:r>
-        <w:t xml:space="preserve">, </w:t>
-      </w:r>
-      <w:proofErr w:type="spellStart"/>
-      <w:r>
-        <w:t>login</w:t>
-      </w:r>
-      <w:proofErr w:type="spellEnd"/>
-      <w:r>
-        <w:t xml:space="preserve"> real, roles, sesión, </w:t>
-      </w:r>
-      <w:proofErr w:type="spellStart"/>
-      <w:r>
-        <w:t>layout</w:t>
-      </w:r>
-      <w:proofErr w:type="spellEnd"/>
-      <w:r>
-        <w:t>)</w:t>
-      </w:r>
-      <w:r>
-        <w:br/>
-        <w:t xml:space="preserve">• utils.py (tema Accenture, </w:t>
-      </w:r>
-      <w:proofErr w:type="spellStart"/>
-      <w:r>
-        <w:t>helpers</w:t>
-      </w:r>
-      <w:proofErr w:type="spellEnd"/>
-      <w:r>
-        <w:t xml:space="preserve">, </w:t>
-      </w:r>
-      <w:proofErr w:type="spellStart"/>
-      <w:r>
-        <w:t>get_backend_</w:t>
-      </w:r>
-      <w:proofErr w:type="gramStart"/>
-      <w:r>
-        <w:t>url</w:t>
-      </w:r>
-      <w:proofErr w:type="spellEnd"/>
-      <w:r>
-        <w:t>(</w:t>
-      </w:r>
-      <w:proofErr w:type="gramEnd"/>
-      <w:r>
-        <w:t xml:space="preserve">), </w:t>
-      </w:r>
-      <w:proofErr w:type="spellStart"/>
-      <w:r>
-        <w:t>api_get</w:t>
-      </w:r>
-      <w:proofErr w:type="spellEnd"/>
-      <w:r>
-        <w:t>/</w:t>
-      </w:r>
-      <w:proofErr w:type="spellStart"/>
-      <w:r>
-        <w:t>api_post</w:t>
-      </w:r>
-      <w:proofErr w:type="spellEnd"/>
-      <w:r>
-        <w:t>, sesión)</w:t>
-      </w:r>
-      <w:r>
-        <w:br/>
-        <w:t>• candidate/</w:t>
-      </w:r>
-    </w:p>
-    <w:p>
-      <w:pPr>
-        <w:numPr>
-          <w:ilvl w:val="0"/>
-          <w:numId w:val="20"/>
-        </w:numPr>
-      </w:pPr>
-      <w:r>
-        <w:t>dashboard.py</w:t>
-      </w:r>
-    </w:p>
-    <w:p>
-      <w:pPr>
-        <w:numPr>
-          <w:ilvl w:val="0"/>
-          <w:numId w:val="20"/>
-        </w:numPr>
-      </w:pPr>
-      <w:r>
-        <w:t>profile.py</w:t>
-      </w:r>
-    </w:p>
-    <w:p>
-      <w:pPr>
-        <w:numPr>
-          <w:ilvl w:val="0"/>
-          <w:numId w:val="20"/>
-        </w:numPr>
-      </w:pPr>
-      <w:r>
-        <w:t>call_ai.py</w:t>
-      </w:r>
-    </w:p>
-    <w:p>
-      <w:pPr>
-        <w:numPr>
-          <w:ilvl w:val="0"/>
-          <w:numId w:val="20"/>
-        </w:numPr>
-      </w:pPr>
-      <w:r>
-        <w:t>jobs.py</w:t>
-      </w:r>
-    </w:p>
-    <w:p>
-      <w:pPr>
-        <w:numPr>
-          <w:ilvl w:val="0"/>
-          <w:numId w:val="20"/>
-        </w:numPr>
-      </w:pPr>
-      <w:r>
-        <w:t>improve.py</w:t>
-      </w:r>
-      <w:r>
-        <w:br/>
-        <w:t xml:space="preserve">• </w:t>
-      </w:r>
-      <w:proofErr w:type="spellStart"/>
-      <w:r>
-        <w:t>company</w:t>
-      </w:r>
-      <w:proofErr w:type="spellEnd"/>
-      <w:r>
-        <w:t>/</w:t>
-      </w:r>
-    </w:p>
-    <w:p>
-      <w:pPr>
-        <w:numPr>
-          <w:ilvl w:val="0"/>
-          <w:numId w:val="20"/>
-        </w:numPr>
-      </w:pPr>
-      <w:r>
-        <w:t>dashboard.py</w:t>
-      </w:r>
-    </w:p>
-    <w:p>
-      <w:pPr>
-        <w:numPr>
-          <w:ilvl w:val="0"/>
-          <w:numId w:val="20"/>
-        </w:numPr>
-      </w:pPr>
-      <w:r>
-        <w:t>profile.py</w:t>
-      </w:r>
-    </w:p>
-    <w:p>
-      <w:pPr>
-        <w:numPr>
-          <w:ilvl w:val="0"/>
-          <w:numId w:val="20"/>
-        </w:numPr>
-      </w:pPr>
-      <w:r>
-        <w:lastRenderedPageBreak/>
-        <w:t>create_job.py</w:t>
-      </w:r>
-    </w:p>
-    <w:p>
-      <w:pPr>
-        <w:numPr>
-          <w:ilvl w:val="0"/>
-          <w:numId w:val="20"/>
-        </w:numPr>
-      </w:pPr>
-      <w:r>
-        <w:t>analytics.py</w:t>
-      </w:r>
-    </w:p>
-    <w:p>
-      <w:pPr>
-        <w:numPr>
-          <w:ilvl w:val="0"/>
-          <w:numId w:val="20"/>
-        </w:numPr>
-      </w:pPr>
-      <w:r>
-        <w:t>co_teaching.py</w:t>
-      </w:r>
-    </w:p>
-    <w:p>
-      <w:proofErr w:type="spellStart"/>
-      <w:r>
-        <w:t>backend</w:t>
-      </w:r>
-      <w:proofErr w:type="spellEnd"/>
-      <w:r>
-        <w:t>/</w:t>
-      </w:r>
-      <w:proofErr w:type="gramStart"/>
-      <w:r>
-        <w:t>app</w:t>
-      </w:r>
-      <w:proofErr w:type="gramEnd"/>
-      <w:r>
-        <w:t>/</w:t>
-      </w:r>
-      <w:r>
-        <w:br/>
-        <w:t>• main.py</w:t>
-      </w:r>
-      <w:r>
-        <w:br/>
-        <w:t xml:space="preserve">• </w:t>
-      </w:r>
-      <w:proofErr w:type="spellStart"/>
-      <w:r>
-        <w:t>routers</w:t>
-      </w:r>
-      <w:proofErr w:type="spellEnd"/>
-      <w:r>
-        <w:t>/</w:t>
-      </w:r>
-    </w:p>
-    <w:p>
-      <w:pPr>
-        <w:numPr>
-          <w:ilvl w:val="0"/>
-          <w:numId w:val="21"/>
-        </w:numPr>
-      </w:pPr>
-      <w:r>
-        <w:t xml:space="preserve">auth.py # </w:t>
-      </w:r>
-      <w:proofErr w:type="spellStart"/>
-      <w:r>
-        <w:t>Login</w:t>
-      </w:r>
-      <w:proofErr w:type="spellEnd"/>
-      <w:r>
-        <w:t xml:space="preserve"> real con creación automática de usuario + perfil</w:t>
-      </w:r>
-    </w:p>
-    <w:p>
-      <w:pPr>
-        <w:numPr>
-          <w:ilvl w:val="0"/>
-          <w:numId w:val="21"/>
-        </w:numPr>
-      </w:pPr>
-      <w:r>
-        <w:t>candidates.py</w:t>
-      </w:r>
-    </w:p>
-    <w:p>
-      <w:pPr>
-        <w:numPr>
-          <w:ilvl w:val="0"/>
-          <w:numId w:val="21"/>
-        </w:numPr>
-      </w:pPr>
-      <w:r>
-        <w:t>companies.py</w:t>
-      </w:r>
-    </w:p>
-    <w:p>
-      <w:pPr>
-        <w:numPr>
-          <w:ilvl w:val="0"/>
-          <w:numId w:val="21"/>
-        </w:numPr>
-      </w:pPr>
-      <w:r>
-        <w:t>jobs.py</w:t>
-      </w:r>
-    </w:p>
-    <w:p>
-      <w:pPr>
-        <w:numPr>
-          <w:ilvl w:val="0"/>
-          <w:numId w:val="21"/>
-        </w:numPr>
-      </w:pPr>
-      <w:r>
-        <w:t>copilot.py</w:t>
-      </w:r>
-    </w:p>
-    <w:p>
-      <w:pPr>
-        <w:numPr>
-          <w:ilvl w:val="0"/>
-          <w:numId w:val="21"/>
-        </w:numPr>
-      </w:pPr>
-      <w:r>
-        <w:t>matching.py</w:t>
-      </w:r>
-      <w:r>
-        <w:br/>
-        <w:t xml:space="preserve">• </w:t>
-      </w:r>
-      <w:proofErr w:type="spellStart"/>
-      <w:r>
-        <w:t>services</w:t>
-      </w:r>
-      <w:proofErr w:type="spellEnd"/>
-      <w:r>
-        <w:t>/</w:t>
-      </w:r>
-    </w:p>
-    <w:p>
-      <w:pPr>
-        <w:numPr>
-          <w:ilvl w:val="0"/>
-          <w:numId w:val="21"/>
-        </w:numPr>
-      </w:pPr>
-      <w:r>
-        <w:t>mcp_client.py</w:t>
-      </w:r>
-    </w:p>
-    <w:p>
-      <w:pPr>
-        <w:numPr>
-          <w:ilvl w:val="0"/>
-          <w:numId w:val="21"/>
-        </w:numPr>
-      </w:pPr>
-      <w:r>
-        <w:t>ocr/document_parser.py</w:t>
-      </w:r>
-    </w:p>
-    <w:p>
-      <w:pPr>
-        <w:numPr>
-          <w:ilvl w:val="0"/>
-          <w:numId w:val="21"/>
-        </w:numPr>
-      </w:pPr>
-      <w:r>
-        <w:t>skills/skills_extractor.py</w:t>
-      </w:r>
-    </w:p>
-    <w:p>
-      <w:pPr>
-        <w:numPr>
-          <w:ilvl w:val="0"/>
-          <w:numId w:val="21"/>
-        </w:numPr>
-      </w:pPr>
-      <w:proofErr w:type="spellStart"/>
-      <w:r>
-        <w:t>skills</w:t>
-      </w:r>
-      <w:proofErr w:type="spellEnd"/>
-      <w:r>
-        <w:t>/</w:t>
-      </w:r>
-      <w:proofErr w:type="spellStart"/>
-      <w:r>
-        <w:t>skills_dictionary.json</w:t>
-      </w:r>
-      <w:proofErr w:type="spellEnd"/>
-    </w:p>
-    <w:p>
-      <w:pPr>
-        <w:numPr>
-          <w:ilvl w:val="0"/>
-          <w:numId w:val="21"/>
-        </w:numPr>
-      </w:pPr>
-      <w:r>
-        <w:t>scraping/values_scraper.py</w:t>
-      </w:r>
-    </w:p>
-    <w:p>
-      <w:pPr>
-        <w:numPr>
-          <w:ilvl w:val="0"/>
-          <w:numId w:val="21"/>
-        </w:numPr>
-      </w:pPr>
-      <w:r>
-        <w:t>scraping/courses_scraper.py</w:t>
-      </w:r>
-    </w:p>
-    <w:p>
-      <w:pPr>
-        <w:numPr>
-          <w:ilvl w:val="0"/>
-          <w:numId w:val="21"/>
-        </w:numPr>
-      </w:pPr>
-      <w:proofErr w:type="spellStart"/>
-      <w:r>
-        <w:t>scraping</w:t>
-      </w:r>
-      <w:proofErr w:type="spellEnd"/>
-      <w:r>
-        <w:t>/</w:t>
-      </w:r>
-      <w:proofErr w:type="spellStart"/>
-      <w:r>
-        <w:t>values_dataset.json</w:t>
-      </w:r>
-      <w:proofErr w:type="spellEnd"/>
-    </w:p>
-    <w:p>
-      <w:pPr>
-        <w:numPr>
-          <w:ilvl w:val="0"/>
-          <w:numId w:val="21"/>
-        </w:numPr>
-      </w:pPr>
-      <w:proofErr w:type="spellStart"/>
-      <w:r>
-        <w:t>scraping</w:t>
-      </w:r>
-      <w:proofErr w:type="spellEnd"/>
-      <w:r>
-        <w:t>/</w:t>
-      </w:r>
-      <w:proofErr w:type="spellStart"/>
-      <w:r>
-        <w:t>courses_dataset.json</w:t>
-      </w:r>
-      <w:proofErr w:type="spellEnd"/>
-    </w:p>
-    <w:p>
-      <w:pPr>
-        <w:numPr>
-          <w:ilvl w:val="0"/>
-          <w:numId w:val="21"/>
-        </w:numPr>
-      </w:pPr>
-      <w:r>
-        <w:t>hr_copilot/hr_copilot_tool.py</w:t>
-      </w:r>
-    </w:p>
-    <w:p>
-      <w:pPr>
-        <w:numPr>
-          <w:ilvl w:val="0"/>
-          <w:numId w:val="21"/>
-        </w:numPr>
-      </w:pPr>
-      <w:r>
-        <w:t>hr_copilot/prompt_templates.py</w:t>
-      </w:r>
-    </w:p>
-    <w:p>
-      <w:pPr>
-        <w:numPr>
-          <w:ilvl w:val="0"/>
-          <w:numId w:val="21"/>
-        </w:numPr>
-      </w:pPr>
-      <w:r>
-        <w:t>matching/matching_engine.py</w:t>
-      </w:r>
-    </w:p>
-    <w:p>
-      <w:pPr>
-        <w:numPr>
-          <w:ilvl w:val="0"/>
-          <w:numId w:val="21"/>
-        </w:numPr>
-      </w:pPr>
-      <w:r>
-        <w:t>matching/team_fit.py</w:t>
-      </w:r>
-    </w:p>
-    <w:p>
-      <w:pPr>
-        <w:numPr>
-          <w:ilvl w:val="0"/>
-          <w:numId w:val="21"/>
-        </w:numPr>
-      </w:pPr>
-      <w:r>
-        <w:t>matching/co_teaching.py</w:t>
-      </w:r>
-      <w:r>
-        <w:br/>
-        <w:t xml:space="preserve">• </w:t>
-      </w:r>
-      <w:proofErr w:type="spellStart"/>
-      <w:r>
-        <w:t>models</w:t>
-      </w:r>
-      <w:proofErr w:type="spellEnd"/>
-      <w:r>
-        <w:t>/ (</w:t>
-      </w:r>
-      <w:proofErr w:type="spellStart"/>
-      <w:r>
-        <w:t>SQLAlchemy</w:t>
-      </w:r>
-      <w:proofErr w:type="spellEnd"/>
-      <w:r>
-        <w:t>)</w:t>
-      </w:r>
-    </w:p>
-    <w:p>
-      <w:pPr>
-        <w:numPr>
-          <w:ilvl w:val="0"/>
-          <w:numId w:val="21"/>
-        </w:numPr>
-      </w:pPr>
-      <w:r>
-        <w:t xml:space="preserve">base.py (Base, </w:t>
-      </w:r>
-      <w:proofErr w:type="spellStart"/>
-      <w:r>
-        <w:t>TimestampMixin</w:t>
-      </w:r>
-      <w:proofErr w:type="spellEnd"/>
-      <w:r>
-        <w:t>)</w:t>
-      </w:r>
-    </w:p>
-    <w:p>
-      <w:pPr>
-        <w:numPr>
-          <w:ilvl w:val="0"/>
-          <w:numId w:val="21"/>
-        </w:numPr>
-      </w:pPr>
-      <w:r>
-        <w:t>users.py (</w:t>
-      </w:r>
-      <w:proofErr w:type="spellStart"/>
-      <w:r>
-        <w:t>User</w:t>
-      </w:r>
-      <w:proofErr w:type="spellEnd"/>
-      <w:r>
-        <w:t>)</w:t>
-      </w:r>
-    </w:p>
-    <w:p>
-      <w:pPr>
-        <w:numPr>
-          <w:ilvl w:val="0"/>
-          <w:numId w:val="21"/>
-        </w:numPr>
-      </w:pPr>
-      <w:r>
-        <w:lastRenderedPageBreak/>
-        <w:t>candidates.py (Candidate)</w:t>
-      </w:r>
-    </w:p>
-    <w:p>
-      <w:pPr>
-        <w:numPr>
-          <w:ilvl w:val="0"/>
-          <w:numId w:val="21"/>
-        </w:numPr>
-      </w:pPr>
-      <w:r>
-        <w:t xml:space="preserve">companies.py (Company, </w:t>
-      </w:r>
-      <w:proofErr w:type="spellStart"/>
-      <w:r>
-        <w:t>CompanyCulture</w:t>
-      </w:r>
-      <w:proofErr w:type="spellEnd"/>
-      <w:r>
-        <w:t>)</w:t>
-      </w:r>
-    </w:p>
-    <w:p>
-      <w:pPr>
-        <w:numPr>
-          <w:ilvl w:val="0"/>
-          <w:numId w:val="21"/>
-        </w:numPr>
-      </w:pPr>
-      <w:r>
-        <w:t xml:space="preserve">jobs.py (Job, </w:t>
-      </w:r>
-      <w:proofErr w:type="spellStart"/>
-      <w:r>
-        <w:t>TeamProfile</w:t>
-      </w:r>
-      <w:proofErr w:type="spellEnd"/>
-      <w:r>
-        <w:t xml:space="preserve">, </w:t>
-      </w:r>
-      <w:proofErr w:type="spellStart"/>
-      <w:r>
-        <w:t>TeamMember</w:t>
-      </w:r>
-      <w:proofErr w:type="spellEnd"/>
-      <w:r>
-        <w:t xml:space="preserve">, </w:t>
-      </w:r>
-      <w:proofErr w:type="spellStart"/>
-      <w:r>
-        <w:t>Application</w:t>
-      </w:r>
-      <w:proofErr w:type="spellEnd"/>
-      <w:r>
-        <w:t xml:space="preserve">, </w:t>
-      </w:r>
-      <w:proofErr w:type="spellStart"/>
-      <w:r>
-        <w:t>JobRecommendation</w:t>
-      </w:r>
-      <w:proofErr w:type="spellEnd"/>
-      <w:r>
-        <w:t xml:space="preserve">, </w:t>
-      </w:r>
-      <w:proofErr w:type="spellStart"/>
-      <w:r>
-        <w:t>CoTeachingPair</w:t>
-      </w:r>
-      <w:proofErr w:type="spellEnd"/>
-      <w:r>
-        <w:t>)</w:t>
-      </w:r>
-    </w:p>
-    <w:p>
-      <w:pPr>
-        <w:numPr>
-          <w:ilvl w:val="0"/>
-          <w:numId w:val="21"/>
-        </w:numPr>
-      </w:pPr>
-      <w:r>
-        <w:t>interviews.py (</w:t>
-      </w:r>
-      <w:proofErr w:type="spellStart"/>
-      <w:r>
-        <w:t>CandidateInterview</w:t>
-      </w:r>
-      <w:proofErr w:type="spellEnd"/>
-      <w:r>
-        <w:t xml:space="preserve"> – HR </w:t>
-      </w:r>
-      <w:proofErr w:type="spellStart"/>
-      <w:r>
-        <w:t>Copilot</w:t>
-      </w:r>
-      <w:proofErr w:type="spellEnd"/>
-      <w:r>
-        <w:t>)</w:t>
-      </w:r>
-    </w:p>
-    <w:p>
-      <w:pPr>
-        <w:numPr>
-          <w:ilvl w:val="0"/>
-          <w:numId w:val="21"/>
-        </w:numPr>
-      </w:pPr>
-      <w:r>
-        <w:t>skills.py (</w:t>
-      </w:r>
-      <w:proofErr w:type="spellStart"/>
-      <w:r>
-        <w:t>CandidateSkill</w:t>
-      </w:r>
-      <w:proofErr w:type="spellEnd"/>
-      <w:r>
-        <w:t xml:space="preserve">, </w:t>
-      </w:r>
-      <w:proofErr w:type="spellStart"/>
-      <w:r>
-        <w:t>JobSkill</w:t>
-      </w:r>
-      <w:proofErr w:type="spellEnd"/>
-      <w:r>
-        <w:t>)</w:t>
-      </w:r>
-      <w:r>
-        <w:br/>
-        <w:t xml:space="preserve">• </w:t>
-      </w:r>
-      <w:proofErr w:type="spellStart"/>
-      <w:r>
-        <w:t>db</w:t>
-      </w:r>
-      <w:proofErr w:type="spellEnd"/>
-      <w:r>
-        <w:t>/</w:t>
-      </w:r>
-    </w:p>
-    <w:p>
-      <w:pPr>
-        <w:numPr>
-          <w:ilvl w:val="0"/>
-          <w:numId w:val="21"/>
-        </w:numPr>
-      </w:pPr>
-      <w:r>
-        <w:t xml:space="preserve">session.py (DATABASE_URL, </w:t>
-      </w:r>
-      <w:proofErr w:type="spellStart"/>
-      <w:r>
-        <w:t>engine</w:t>
-      </w:r>
-      <w:proofErr w:type="spellEnd"/>
-      <w:r>
-        <w:t xml:space="preserve">, </w:t>
-      </w:r>
-      <w:proofErr w:type="spellStart"/>
-      <w:r>
-        <w:t>SessionLocal</w:t>
-      </w:r>
-      <w:proofErr w:type="spellEnd"/>
-      <w:r>
-        <w:t>)</w:t>
-      </w:r>
-    </w:p>
-    <w:p>
-      <w:pPr>
-        <w:numPr>
-          <w:ilvl w:val="0"/>
-          <w:numId w:val="21"/>
-        </w:numPr>
-      </w:pPr>
-      <w:r>
-        <w:t>init_db.py (</w:t>
-      </w:r>
-      <w:proofErr w:type="spellStart"/>
-      <w:proofErr w:type="gramStart"/>
-      <w:r>
-        <w:t>Base.metadata.create</w:t>
-      </w:r>
-      <w:proofErr w:type="gramEnd"/>
-      <w:r>
-        <w:t>_all</w:t>
-      </w:r>
-      <w:proofErr w:type="spellEnd"/>
-      <w:r>
-        <w:t>)</w:t>
-      </w:r>
-    </w:p>
-    <w:p>
-      <w:r>
-        <w:pict w14:anchorId="5775550B">
-          <v:rect id="_x0000_i1131" style="width:0;height:1.5pt" o:hralign="center" o:hrstd="t" o:hr="t" fillcolor="#a0a0a0" stroked="f"/>
-        </w:pict>
-      </w:r>
-    </w:p>
-    <w:p>
-      <w:r>
-        <w:rPr>
-          <w:rFonts w:ascii="Segoe UI Emoji" w:hAnsi="Segoe UI Emoji" w:cs="Segoe UI Emoji"/>
-        </w:rPr>
-        <w:t>🤖</w:t>
-      </w:r>
-      <w:r>
-        <w:t xml:space="preserve"> MCP Multi-Agentes</w:t>
-      </w:r>
-    </w:p>
-    <w:p>
-      <w:pPr>
-        <w:numPr>
-          <w:ilvl w:val="0"/>
-          <w:numId w:val="22"/>
-        </w:numPr>
-      </w:pPr>
-      <w:proofErr w:type="spellStart"/>
-      <w:r>
-        <w:t>Document</w:t>
-      </w:r>
-      <w:proofErr w:type="spellEnd"/>
-      <w:r>
-        <w:t xml:space="preserve"> </w:t>
-      </w:r>
-      <w:proofErr w:type="spellStart"/>
-      <w:r>
-        <w:t>Parser</w:t>
-      </w:r>
-      <w:proofErr w:type="spellEnd"/>
-      <w:r>
-        <w:t xml:space="preserve"> (OCR – Pablo M)</w:t>
-      </w:r>
-      <w:r>
-        <w:br/>
-        <w:t xml:space="preserve">• </w:t>
-      </w:r>
-      <w:proofErr w:type="spellStart"/>
-      <w:r>
-        <w:t>parse_</w:t>
-      </w:r>
-      <w:proofErr w:type="gramStart"/>
-      <w:r>
-        <w:t>pdf</w:t>
-      </w:r>
-      <w:proofErr w:type="spellEnd"/>
-      <w:r>
-        <w:t>(</w:t>
-      </w:r>
-      <w:proofErr w:type="gramEnd"/>
-      <w:r>
-        <w:t xml:space="preserve">), </w:t>
-      </w:r>
-      <w:proofErr w:type="spellStart"/>
-      <w:r>
-        <w:t>parse_</w:t>
-      </w:r>
-      <w:proofErr w:type="gramStart"/>
-      <w:r>
-        <w:t>docx</w:t>
-      </w:r>
-      <w:proofErr w:type="spellEnd"/>
-      <w:r>
-        <w:t>(</w:t>
-      </w:r>
-      <w:proofErr w:type="gramEnd"/>
-      <w:r>
-        <w:t xml:space="preserve">), </w:t>
-      </w:r>
-      <w:proofErr w:type="spellStart"/>
-      <w:r>
-        <w:t>parse_</w:t>
-      </w:r>
-      <w:proofErr w:type="gramStart"/>
-      <w:r>
-        <w:t>image</w:t>
-      </w:r>
-      <w:proofErr w:type="spellEnd"/>
-      <w:r>
-        <w:t>(</w:t>
-      </w:r>
-      <w:proofErr w:type="gramEnd"/>
-      <w:r>
-        <w:t>)</w:t>
-      </w:r>
-      <w:r>
-        <w:br/>
-        <w:t xml:space="preserve">• Devuelve: </w:t>
-      </w:r>
-      <w:proofErr w:type="gramStart"/>
-      <w:r>
-        <w:t xml:space="preserve">{ </w:t>
-      </w:r>
-      <w:proofErr w:type="spellStart"/>
-      <w:r>
-        <w:t>raw</w:t>
-      </w:r>
-      <w:proofErr w:type="gramEnd"/>
-      <w:r>
-        <w:t>_text</w:t>
-      </w:r>
-      <w:proofErr w:type="spellEnd"/>
-      <w:r>
-        <w:t xml:space="preserve">, </w:t>
-      </w:r>
-      <w:proofErr w:type="spellStart"/>
-      <w:r>
-        <w:t>clean_text</w:t>
-      </w:r>
-      <w:proofErr w:type="spellEnd"/>
-      <w:r>
-        <w:t xml:space="preserve">, </w:t>
-      </w:r>
-      <w:proofErr w:type="spellStart"/>
-      <w:proofErr w:type="gramStart"/>
-      <w:r>
-        <w:t>metadata</w:t>
-      </w:r>
-      <w:proofErr w:type="spellEnd"/>
-      <w:r>
-        <w:t xml:space="preserve"> }</w:t>
-      </w:r>
-      <w:proofErr w:type="gramEnd"/>
-    </w:p>
-    <w:p>
-      <w:pPr>
-        <w:numPr>
-          <w:ilvl w:val="0"/>
-          <w:numId w:val="22"/>
-        </w:numPr>
-      </w:pPr>
-      <w:proofErr w:type="spellStart"/>
-      <w:r>
-        <w:t>Skills</w:t>
-      </w:r>
-      <w:proofErr w:type="spellEnd"/>
-      <w:r>
-        <w:t xml:space="preserve"> Extractor (Pablo M)</w:t>
-      </w:r>
-      <w:r>
-        <w:br/>
-        <w:t xml:space="preserve">• </w:t>
-      </w:r>
-      <w:proofErr w:type="spellStart"/>
-      <w:r>
-        <w:t>extract_</w:t>
-      </w:r>
-      <w:proofErr w:type="gramStart"/>
-      <w:r>
-        <w:t>exact</w:t>
-      </w:r>
-      <w:proofErr w:type="spellEnd"/>
-      <w:r>
-        <w:t>(</w:t>
-      </w:r>
-      <w:proofErr w:type="gramEnd"/>
-      <w:r>
-        <w:t xml:space="preserve">), </w:t>
-      </w:r>
-      <w:proofErr w:type="spellStart"/>
-      <w:r>
-        <w:t>extract_</w:t>
-      </w:r>
-      <w:proofErr w:type="gramStart"/>
-      <w:r>
-        <w:t>tfidf</w:t>
-      </w:r>
-      <w:proofErr w:type="spellEnd"/>
-      <w:r>
-        <w:t>(</w:t>
-      </w:r>
-      <w:proofErr w:type="gramEnd"/>
-      <w:r>
-        <w:t xml:space="preserve">), </w:t>
-      </w:r>
-      <w:proofErr w:type="spellStart"/>
-      <w:r>
-        <w:t>extract_</w:t>
-      </w:r>
-      <w:proofErr w:type="gramStart"/>
-      <w:r>
-        <w:t>embeddings</w:t>
-      </w:r>
-      <w:proofErr w:type="spellEnd"/>
-      <w:r>
-        <w:t>(</w:t>
-      </w:r>
-      <w:proofErr w:type="gramEnd"/>
-      <w:r>
-        <w:t>)</w:t>
-      </w:r>
-      <w:r>
-        <w:br/>
-        <w:t xml:space="preserve">• Devuelve: </w:t>
-      </w:r>
-      <w:proofErr w:type="gramStart"/>
-      <w:r>
-        <w:t xml:space="preserve">{ </w:t>
-      </w:r>
-      <w:proofErr w:type="spellStart"/>
-      <w:r>
-        <w:t>must</w:t>
-      </w:r>
-      <w:proofErr w:type="gramEnd"/>
-      <w:r>
-        <w:t>_have</w:t>
-      </w:r>
-      <w:proofErr w:type="spellEnd"/>
-      <w:r>
-        <w:t xml:space="preserve">, </w:t>
-      </w:r>
-      <w:proofErr w:type="spellStart"/>
-      <w:r>
-        <w:t>nice_to_have</w:t>
-      </w:r>
-      <w:proofErr w:type="spellEnd"/>
-      <w:r>
-        <w:t xml:space="preserve">, </w:t>
-      </w:r>
-      <w:proofErr w:type="spellStart"/>
-      <w:r>
-        <w:t>all_</w:t>
-      </w:r>
-      <w:proofErr w:type="gramStart"/>
-      <w:r>
-        <w:t>skills</w:t>
-      </w:r>
-      <w:proofErr w:type="spellEnd"/>
-      <w:r>
-        <w:t xml:space="preserve"> }</w:t>
-      </w:r>
-      <w:proofErr w:type="gramEnd"/>
-    </w:p>
-    <w:p>
-      <w:pPr>
-        <w:numPr>
-          <w:ilvl w:val="0"/>
-          <w:numId w:val="22"/>
-        </w:numPr>
-      </w:pPr>
-      <w:r>
-        <w:t xml:space="preserve">HR </w:t>
-      </w:r>
-      <w:proofErr w:type="spellStart"/>
-      <w:r>
-        <w:t>Copilot</w:t>
-      </w:r>
-      <w:proofErr w:type="spellEnd"/>
-      <w:r>
-        <w:t xml:space="preserve"> (Asier)</w:t>
-      </w:r>
-      <w:r>
-        <w:br/>
-        <w:t>• run(</w:t>
-      </w:r>
-      <w:proofErr w:type="spellStart"/>
-      <w:r>
-        <w:t>answers</w:t>
-      </w:r>
-      <w:proofErr w:type="spellEnd"/>
-      <w:r>
-        <w:t>)</w:t>
-      </w:r>
-      <w:r>
-        <w:br/>
-        <w:t xml:space="preserve">• Devuelve JSON con: motivaciones, </w:t>
-      </w:r>
-      <w:proofErr w:type="spellStart"/>
-      <w:r>
-        <w:t>valores_detectados</w:t>
-      </w:r>
-      <w:proofErr w:type="spellEnd"/>
-      <w:r>
-        <w:t xml:space="preserve">, </w:t>
-      </w:r>
-      <w:proofErr w:type="spellStart"/>
-      <w:r>
-        <w:t>soft_skills</w:t>
-      </w:r>
-      <w:proofErr w:type="spellEnd"/>
-      <w:r>
-        <w:t xml:space="preserve">, </w:t>
-      </w:r>
-      <w:proofErr w:type="spellStart"/>
-      <w:r>
-        <w:t>experiencia_clave</w:t>
-      </w:r>
-      <w:proofErr w:type="spellEnd"/>
-      <w:r>
-        <w:t xml:space="preserve">, </w:t>
-      </w:r>
-      <w:proofErr w:type="spellStart"/>
-      <w:r>
-        <w:t>preferencias_equipo</w:t>
-      </w:r>
-      <w:proofErr w:type="spellEnd"/>
-      <w:r>
-        <w:t xml:space="preserve">, </w:t>
-      </w:r>
-      <w:proofErr w:type="spellStart"/>
-      <w:r>
-        <w:t>resumen_psicologico</w:t>
-      </w:r>
-      <w:proofErr w:type="spellEnd"/>
-    </w:p>
-    <w:p>
-      <w:pPr>
-        <w:numPr>
-          <w:ilvl w:val="0"/>
-          <w:numId w:val="22"/>
-        </w:numPr>
-      </w:pPr>
-      <w:proofErr w:type="spellStart"/>
-      <w:r>
-        <w:t>Matching</w:t>
-      </w:r>
-      <w:proofErr w:type="spellEnd"/>
-      <w:r>
-        <w:t xml:space="preserve"> </w:t>
-      </w:r>
-      <w:proofErr w:type="spellStart"/>
-      <w:r>
-        <w:t>Engine</w:t>
-      </w:r>
-      <w:proofErr w:type="spellEnd"/>
-      <w:r>
-        <w:t xml:space="preserve"> (Miguel)</w:t>
-      </w:r>
-      <w:r>
-        <w:br/>
-        <w:t xml:space="preserve">• </w:t>
-      </w:r>
-      <w:proofErr w:type="spellStart"/>
-      <w:r>
-        <w:t>compute_skills_</w:t>
-      </w:r>
-      <w:proofErr w:type="gramStart"/>
-      <w:r>
-        <w:t>match</w:t>
-      </w:r>
-      <w:proofErr w:type="spellEnd"/>
-      <w:r>
-        <w:t>(</w:t>
-      </w:r>
-      <w:proofErr w:type="gramEnd"/>
-      <w:r>
-        <w:t xml:space="preserve">), </w:t>
-      </w:r>
-      <w:proofErr w:type="spellStart"/>
-      <w:r>
-        <w:t>compute_values_</w:t>
-      </w:r>
-      <w:proofErr w:type="gramStart"/>
-      <w:r>
-        <w:t>match</w:t>
-      </w:r>
-      <w:proofErr w:type="spellEnd"/>
-      <w:r>
-        <w:t>(</w:t>
-      </w:r>
-      <w:proofErr w:type="gramEnd"/>
-      <w:r>
-        <w:t xml:space="preserve">), </w:t>
-      </w:r>
-      <w:proofErr w:type="spellStart"/>
-      <w:r>
-        <w:t>compute_team_</w:t>
-      </w:r>
-      <w:proofErr w:type="gramStart"/>
-      <w:r>
-        <w:t>fit</w:t>
-      </w:r>
-      <w:proofErr w:type="spellEnd"/>
-      <w:r>
-        <w:t>(</w:t>
-      </w:r>
-      <w:proofErr w:type="gramEnd"/>
-      <w:r>
-        <w:t xml:space="preserve">), </w:t>
-      </w:r>
-      <w:proofErr w:type="spellStart"/>
-      <w:r>
-        <w:t>compute_global_</w:t>
-      </w:r>
-      <w:proofErr w:type="gramStart"/>
-      <w:r>
-        <w:t>score</w:t>
-      </w:r>
-      <w:proofErr w:type="spellEnd"/>
-      <w:r>
-        <w:t>(</w:t>
-      </w:r>
-      <w:proofErr w:type="gramEnd"/>
-      <w:r>
-        <w:t>)</w:t>
-      </w:r>
-      <w:r>
-        <w:br/>
-        <w:t>• Fórmula: global = 0.5*</w:t>
-      </w:r>
-      <w:proofErr w:type="spellStart"/>
-      <w:r>
-        <w:t>skills</w:t>
-      </w:r>
-      <w:proofErr w:type="spellEnd"/>
-      <w:r>
-        <w:t xml:space="preserve"> + 0.3*</w:t>
-      </w:r>
-      <w:proofErr w:type="spellStart"/>
-      <w:r>
-        <w:t>values</w:t>
-      </w:r>
-      <w:proofErr w:type="spellEnd"/>
-      <w:r>
-        <w:t xml:space="preserve"> + 0.2*</w:t>
-      </w:r>
-      <w:proofErr w:type="spellStart"/>
-      <w:r>
-        <w:t>team_fit</w:t>
-      </w:r>
-      <w:proofErr w:type="spellEnd"/>
-    </w:p>
-    <w:p>
-      <w:pPr>
-        <w:numPr>
-          <w:ilvl w:val="0"/>
-          <w:numId w:val="22"/>
-        </w:numPr>
-      </w:pPr>
-      <w:r>
-        <w:t>Co-</w:t>
-      </w:r>
-      <w:proofErr w:type="spellStart"/>
-      <w:r>
-        <w:t>Teaching</w:t>
-      </w:r>
-      <w:proofErr w:type="spellEnd"/>
-      <w:r>
-        <w:t xml:space="preserve"> </w:t>
-      </w:r>
-      <w:proofErr w:type="spellStart"/>
-      <w:r>
-        <w:t>Engine</w:t>
-      </w:r>
-      <w:proofErr w:type="spellEnd"/>
-      <w:r>
-        <w:t xml:space="preserve"> (Miguel)</w:t>
-      </w:r>
-      <w:r>
-        <w:br/>
-        <w:t xml:space="preserve">• </w:t>
-      </w:r>
-      <w:proofErr w:type="spellStart"/>
-      <w:r>
-        <w:t>find_pairs_for_</w:t>
-      </w:r>
-      <w:proofErr w:type="gramStart"/>
-      <w:r>
-        <w:t>job</w:t>
-      </w:r>
-      <w:proofErr w:type="spellEnd"/>
-      <w:r>
-        <w:t>(</w:t>
-      </w:r>
-      <w:proofErr w:type="gramEnd"/>
-      <w:r>
-        <w:t xml:space="preserve">), </w:t>
-      </w:r>
-      <w:proofErr w:type="spellStart"/>
-      <w:r>
-        <w:t>compute_pair_</w:t>
-      </w:r>
-      <w:proofErr w:type="gramStart"/>
-      <w:r>
-        <w:t>coverage</w:t>
-      </w:r>
-      <w:proofErr w:type="spellEnd"/>
-      <w:r>
-        <w:t>(</w:t>
-      </w:r>
-      <w:proofErr w:type="gramEnd"/>
-      <w:r>
-        <w:t xml:space="preserve">), </w:t>
-      </w:r>
-      <w:proofErr w:type="spellStart"/>
-      <w:r>
-        <w:t>compute_pair_</w:t>
-      </w:r>
-      <w:proofErr w:type="gramStart"/>
-      <w:r>
-        <w:t>risk</w:t>
-      </w:r>
-      <w:proofErr w:type="spellEnd"/>
-      <w:r>
-        <w:t>(</w:t>
-      </w:r>
-      <w:proofErr w:type="gramEnd"/>
-      <w:r>
-        <w:t>)</w:t>
-      </w:r>
-    </w:p>
-    <w:p>
-      <w:pPr>
-        <w:numPr>
-          <w:ilvl w:val="0"/>
-          <w:numId w:val="22"/>
-        </w:numPr>
-      </w:pPr>
-      <w:proofErr w:type="spellStart"/>
-      <w:r>
-        <w:t>Scraping</w:t>
-      </w:r>
-      <w:proofErr w:type="spellEnd"/>
-      <w:r>
-        <w:t xml:space="preserve"> &amp; </w:t>
-      </w:r>
-      <w:proofErr w:type="spellStart"/>
-      <w:r>
-        <w:t>Datasets</w:t>
-      </w:r>
-      <w:proofErr w:type="spellEnd"/>
-      <w:r>
-        <w:t xml:space="preserve"> (Pablo)</w:t>
-      </w:r>
-      <w:r>
-        <w:br/>
-        <w:t xml:space="preserve">• </w:t>
-      </w:r>
-      <w:proofErr w:type="spellStart"/>
-      <w:r>
-        <w:t>values_</w:t>
-      </w:r>
-      <w:proofErr w:type="gramStart"/>
-      <w:r>
-        <w:t>dataset.json</w:t>
-      </w:r>
-      <w:proofErr w:type="spellEnd"/>
-      <w:proofErr w:type="gramEnd"/>
-      <w:r>
-        <w:t xml:space="preserve">, </w:t>
-      </w:r>
-      <w:proofErr w:type="spellStart"/>
-      <w:r>
-        <w:t>courses_</w:t>
-      </w:r>
-      <w:proofErr w:type="gramStart"/>
-      <w:r>
-        <w:t>dataset.json</w:t>
-      </w:r>
-      <w:proofErr w:type="spellEnd"/>
-      <w:proofErr w:type="gramEnd"/>
-      <w:r>
-        <w:br/>
-        <w:t>• values_scraper.py, courses_scraper.py</w:t>
-      </w:r>
-    </w:p>
-    <w:p>
-      <w:r>
-        <w:pict w14:anchorId="4B4C706B">
-          <v:rect id="_x0000_i1132" style="width:0;height:1.5pt" o:hralign="center" o:hrstd="t" o:hr="t" fillcolor="#a0a0a0" stroked="f"/>
-        </w:pict>
-      </w:r>
-    </w:p>
-    <w:p>
-      <w:r>
-        <w:rPr>
-          <w:rFonts w:ascii="Segoe UI Emoji" w:hAnsi="Segoe UI Emoji" w:cs="Segoe UI Emoji"/>
-        </w:rPr>
-        <w:t>🎨</w:t>
-      </w:r>
-      <w:r>
-        <w:t xml:space="preserve"> </w:t>
-      </w:r>
-      <w:proofErr w:type="spellStart"/>
-      <w:r>
-        <w:t>Frontend</w:t>
-      </w:r>
-      <w:proofErr w:type="spellEnd"/>
-      <w:r>
-        <w:t xml:space="preserve"> (</w:t>
-      </w:r>
-      <w:proofErr w:type="spellStart"/>
-      <w:r>
-        <w:t>Streamlit</w:t>
-      </w:r>
-      <w:proofErr w:type="spellEnd"/>
-      <w:r>
-        <w:t>)</w:t>
-      </w:r>
-    </w:p>
-    <w:p>
-      <w:r>
-        <w:lastRenderedPageBreak/>
-        <w:t xml:space="preserve">Totalmente separado por roles mediante </w:t>
-      </w:r>
-      <w:proofErr w:type="spellStart"/>
-      <w:proofErr w:type="gramStart"/>
-      <w:r>
-        <w:t>st.session</w:t>
-      </w:r>
-      <w:proofErr w:type="gramEnd"/>
-      <w:r>
-        <w:t>_state</w:t>
-      </w:r>
-      <w:proofErr w:type="spellEnd"/>
-      <w:r>
-        <w:t xml:space="preserve">["role"] y </w:t>
-      </w:r>
-      <w:proofErr w:type="spellStart"/>
-      <w:proofErr w:type="gramStart"/>
-      <w:r>
-        <w:t>st.session</w:t>
-      </w:r>
-      <w:proofErr w:type="gramEnd"/>
-      <w:r>
-        <w:t>_</w:t>
-      </w:r>
-      <w:proofErr w:type="gramStart"/>
-      <w:r>
-        <w:t>state.auth</w:t>
-      </w:r>
-      <w:proofErr w:type="spellEnd"/>
-      <w:proofErr w:type="gramEnd"/>
-      <w:r>
-        <w:t>:</w:t>
-      </w:r>
-    </w:p>
-    <w:p>
-      <w:proofErr w:type="spellStart"/>
-      <w:proofErr w:type="gramStart"/>
-      <w:r>
-        <w:t>st.session</w:t>
-      </w:r>
-      <w:proofErr w:type="gramEnd"/>
-      <w:r>
-        <w:t>_</w:t>
-      </w:r>
-      <w:proofErr w:type="gramStart"/>
-      <w:r>
-        <w:t>state.auth</w:t>
-      </w:r>
-      <w:proofErr w:type="spellEnd"/>
-      <w:proofErr w:type="gramEnd"/>
-      <w:r>
-        <w:t xml:space="preserve"> = {</w:t>
-      </w:r>
-    </w:p>
-    <w:p>
-      <w:r>
-        <w:t xml:space="preserve">    "</w:t>
-      </w:r>
-      <w:proofErr w:type="spellStart"/>
-      <w:r>
-        <w:t>is_authenticated</w:t>
-      </w:r>
-      <w:proofErr w:type="spellEnd"/>
-      <w:r>
-        <w:t xml:space="preserve">": </w:t>
-      </w:r>
-      <w:proofErr w:type="spellStart"/>
-      <w:r>
-        <w:t>bool</w:t>
-      </w:r>
-      <w:proofErr w:type="spellEnd"/>
-      <w:r>
-        <w:t>,</w:t>
-      </w:r>
-    </w:p>
-    <w:p>
-      <w:r>
-        <w:t xml:space="preserve">    "</w:t>
-      </w:r>
-      <w:proofErr w:type="spellStart"/>
-      <w:r>
-        <w:t>user_id</w:t>
-      </w:r>
-      <w:proofErr w:type="spellEnd"/>
-      <w:r>
-        <w:t xml:space="preserve">": </w:t>
-      </w:r>
-      <w:proofErr w:type="spellStart"/>
-      <w:r>
-        <w:t>int</w:t>
-      </w:r>
-      <w:proofErr w:type="spellEnd"/>
-      <w:r>
-        <w:t xml:space="preserve"> | </w:t>
-      </w:r>
-      <w:proofErr w:type="spellStart"/>
-      <w:r>
-        <w:t>None</w:t>
-      </w:r>
-      <w:proofErr w:type="spellEnd"/>
-      <w:r>
-        <w:t>,</w:t>
-      </w:r>
-    </w:p>
-    <w:p>
-      <w:r>
-        <w:t xml:space="preserve">    "email": </w:t>
-      </w:r>
-      <w:proofErr w:type="spellStart"/>
-      <w:r>
-        <w:t>str</w:t>
-      </w:r>
-      <w:proofErr w:type="spellEnd"/>
-      <w:r>
-        <w:t xml:space="preserve"> | </w:t>
-      </w:r>
-      <w:proofErr w:type="spellStart"/>
-      <w:r>
-        <w:t>None</w:t>
-      </w:r>
-      <w:proofErr w:type="spellEnd"/>
-      <w:r>
-        <w:t>,</w:t>
-      </w:r>
-    </w:p>
-    <w:p>
-      <w:r>
-        <w:t>}</w:t>
-      </w:r>
-    </w:p>
-    <w:p>
-      <w:proofErr w:type="spellStart"/>
-      <w:proofErr w:type="gramStart"/>
-      <w:r>
-        <w:t>st.session</w:t>
-      </w:r>
-      <w:proofErr w:type="gramEnd"/>
-      <w:r>
-        <w:t>_</w:t>
-      </w:r>
-      <w:proofErr w:type="gramStart"/>
-      <w:r>
-        <w:t>state.role</w:t>
-      </w:r>
-      <w:proofErr w:type="spellEnd"/>
-      <w:proofErr w:type="gramEnd"/>
-      <w:r>
-        <w:t xml:space="preserve"> = "candidate" | "</w:t>
-      </w:r>
-      <w:proofErr w:type="spellStart"/>
-      <w:r>
-        <w:t>company</w:t>
-      </w:r>
-      <w:proofErr w:type="spellEnd"/>
-      <w:r>
-        <w:t>"</w:t>
-      </w:r>
-    </w:p>
-    <w:p>
-      <w:proofErr w:type="spellStart"/>
-      <w:proofErr w:type="gramStart"/>
-      <w:r>
-        <w:t>st.session</w:t>
-      </w:r>
-      <w:proofErr w:type="gramEnd"/>
-      <w:r>
-        <w:t>_</w:t>
-      </w:r>
-      <w:proofErr w:type="gramStart"/>
-      <w:r>
-        <w:t>state.candidate</w:t>
-      </w:r>
-      <w:proofErr w:type="gramEnd"/>
-      <w:r>
-        <w:t>_id</w:t>
-      </w:r>
-      <w:proofErr w:type="spellEnd"/>
-      <w:r>
-        <w:t xml:space="preserve"> = </w:t>
-      </w:r>
-      <w:proofErr w:type="spellStart"/>
-      <w:r>
-        <w:t>int</w:t>
-      </w:r>
-      <w:proofErr w:type="spellEnd"/>
-      <w:r>
-        <w:t xml:space="preserve"> | </w:t>
-      </w:r>
-      <w:proofErr w:type="spellStart"/>
-      <w:r>
-        <w:t>None</w:t>
-      </w:r>
-      <w:proofErr w:type="spellEnd"/>
-    </w:p>
-    <w:p>
-      <w:proofErr w:type="spellStart"/>
-      <w:proofErr w:type="gramStart"/>
-      <w:r>
-        <w:t>st.session</w:t>
-      </w:r>
-      <w:proofErr w:type="gramEnd"/>
-      <w:r>
-        <w:t>_</w:t>
-      </w:r>
-      <w:proofErr w:type="gramStart"/>
-      <w:r>
-        <w:t>state.company</w:t>
-      </w:r>
-      <w:proofErr w:type="gramEnd"/>
-      <w:r>
-        <w:t>_id</w:t>
-      </w:r>
-      <w:proofErr w:type="spellEnd"/>
-      <w:r>
-        <w:t xml:space="preserve"> = </w:t>
-      </w:r>
-      <w:proofErr w:type="spellStart"/>
-      <w:r>
-        <w:t>int</w:t>
-      </w:r>
-      <w:proofErr w:type="spellEnd"/>
-      <w:r>
-        <w:t xml:space="preserve"> | </w:t>
-      </w:r>
-      <w:proofErr w:type="spellStart"/>
-      <w:r>
-        <w:t>None</w:t>
-      </w:r>
-      <w:proofErr w:type="spellEnd"/>
-    </w:p>
-    <w:p>
-      <w:proofErr w:type="spellStart"/>
-      <w:proofErr w:type="gramStart"/>
-      <w:r>
-        <w:t>st.session</w:t>
-      </w:r>
-      <w:proofErr w:type="gramEnd"/>
-      <w:r>
-        <w:t>_</w:t>
-      </w:r>
-      <w:proofErr w:type="gramStart"/>
-      <w:r>
-        <w:t>state.current</w:t>
-      </w:r>
-      <w:proofErr w:type="gramEnd"/>
-      <w:r>
-        <w:t>_page</w:t>
-      </w:r>
-      <w:proofErr w:type="spellEnd"/>
-      <w:r>
-        <w:t xml:space="preserve"> = "Inicio" | ...</w:t>
-      </w:r>
-    </w:p>
-    <w:p>
-      <w:r>
-        <w:rPr>
-          <w:rFonts w:ascii="Segoe UI Emoji" w:hAnsi="Segoe UI Emoji" w:cs="Segoe UI Emoji"/>
-        </w:rPr>
-        <w:t>🔐</w:t>
-      </w:r>
-      <w:r>
-        <w:t xml:space="preserve"> </w:t>
-      </w:r>
-      <w:proofErr w:type="spellStart"/>
-      <w:r>
-        <w:t>Login</w:t>
-      </w:r>
-      <w:proofErr w:type="spellEnd"/>
-      <w:r>
-        <w:t xml:space="preserve"> real en frontend/app.py</w:t>
-      </w:r>
-      <w:r>
-        <w:br/>
-        <w:t xml:space="preserve">• </w:t>
-      </w:r>
-      <w:proofErr w:type="spellStart"/>
-      <w:r>
-        <w:t>render_login_</w:t>
-      </w:r>
-      <w:proofErr w:type="gramStart"/>
-      <w:r>
-        <w:t>card</w:t>
-      </w:r>
-      <w:proofErr w:type="spellEnd"/>
-      <w:r>
-        <w:t>(</w:t>
-      </w:r>
-      <w:proofErr w:type="gramEnd"/>
-      <w:r>
-        <w:t>) muestra radio: “</w:t>
-      </w:r>
-      <w:r>
-        <w:rPr>
-          <w:rFonts w:ascii="Segoe UI Emoji" w:hAnsi="Segoe UI Emoji" w:cs="Segoe UI Emoji"/>
-        </w:rPr>
-        <w:t>👤</w:t>
-      </w:r>
-      <w:r>
-        <w:t xml:space="preserve"> Candidato” / “</w:t>
-      </w:r>
-      <w:r>
-        <w:rPr>
-          <w:rFonts w:ascii="Segoe UI Emoji" w:hAnsi="Segoe UI Emoji" w:cs="Segoe UI Emoji"/>
-        </w:rPr>
-        <w:t>🏢</w:t>
-      </w:r>
-      <w:r>
-        <w:t xml:space="preserve"> Empresa” + email + contraseña.</w:t>
-      </w:r>
-      <w:r>
-        <w:br/>
-        <w:t>• Al enviar, llama a POST /</w:t>
-      </w:r>
-      <w:proofErr w:type="spellStart"/>
-      <w:r>
-        <w:t>auth</w:t>
-      </w:r>
-      <w:proofErr w:type="spellEnd"/>
-      <w:r>
-        <w:t>/</w:t>
-      </w:r>
-      <w:proofErr w:type="spellStart"/>
-      <w:r>
-        <w:t>login</w:t>
-      </w:r>
-      <w:proofErr w:type="spellEnd"/>
-      <w:r>
-        <w:t xml:space="preserve"> en el </w:t>
-      </w:r>
-      <w:proofErr w:type="spellStart"/>
-      <w:r>
-        <w:t>backend</w:t>
-      </w:r>
-      <w:proofErr w:type="spellEnd"/>
-      <w:r>
-        <w:t xml:space="preserve"> (usando </w:t>
-      </w:r>
-      <w:proofErr w:type="spellStart"/>
-      <w:r>
-        <w:t>get_backend_</w:t>
-      </w:r>
-      <w:proofErr w:type="gramStart"/>
-      <w:r>
-        <w:t>url</w:t>
-      </w:r>
-      <w:proofErr w:type="spellEnd"/>
-      <w:r>
-        <w:t>(</w:t>
-      </w:r>
-      <w:proofErr w:type="gramEnd"/>
-      <w:r>
-        <w:t>)):</w:t>
-      </w:r>
-    </w:p>
-    <w:p>
-      <w:pPr>
-        <w:numPr>
-          <w:ilvl w:val="0"/>
-          <w:numId w:val="23"/>
-        </w:numPr>
-      </w:pPr>
-      <w:r>
-        <w:t xml:space="preserve">Si el usuario no existe → se crea </w:t>
-      </w:r>
-      <w:proofErr w:type="spellStart"/>
-      <w:r>
-        <w:t>User</w:t>
-      </w:r>
-      <w:proofErr w:type="spellEnd"/>
-      <w:r>
-        <w:t xml:space="preserve"> + Candidate o Company.</w:t>
-      </w:r>
-    </w:p>
-    <w:p>
-      <w:pPr>
-        <w:numPr>
-          <w:ilvl w:val="0"/>
-          <w:numId w:val="23"/>
-        </w:numPr>
-      </w:pPr>
-      <w:r>
-        <w:t>Si existe → se verifica contraseña y rol.</w:t>
-      </w:r>
-      <w:r>
-        <w:br/>
-        <w:t xml:space="preserve">• La respuesta del </w:t>
-      </w:r>
-      <w:proofErr w:type="spellStart"/>
-      <w:r>
-        <w:t>backend</w:t>
-      </w:r>
-      <w:proofErr w:type="spellEnd"/>
-      <w:r>
-        <w:t xml:space="preserve"> rellena:</w:t>
-      </w:r>
-    </w:p>
-    <w:p>
-      <w:pPr>
-        <w:numPr>
-          <w:ilvl w:val="0"/>
-          <w:numId w:val="23"/>
-        </w:numPr>
-      </w:pPr>
-      <w:proofErr w:type="spellStart"/>
-      <w:r>
-        <w:t>auth.is_authenticated</w:t>
-      </w:r>
-      <w:proofErr w:type="spellEnd"/>
-      <w:r>
-        <w:t xml:space="preserve"> = True</w:t>
-      </w:r>
-    </w:p>
-    <w:p>
-      <w:pPr>
-        <w:numPr>
-          <w:ilvl w:val="0"/>
-          <w:numId w:val="23"/>
-        </w:numPr>
-      </w:pPr>
-      <w:proofErr w:type="spellStart"/>
-      <w:r>
-        <w:t>auth.user_id</w:t>
-      </w:r>
-      <w:proofErr w:type="spellEnd"/>
-      <w:r>
-        <w:t xml:space="preserve">, </w:t>
-      </w:r>
-      <w:proofErr w:type="spellStart"/>
-      <w:proofErr w:type="gramStart"/>
-      <w:r>
-        <w:t>auth.email</w:t>
-      </w:r>
-      <w:proofErr w:type="spellEnd"/>
-      <w:proofErr w:type="gramEnd"/>
-    </w:p>
-    <w:p>
-      <w:pPr>
-        <w:numPr>
-          <w:ilvl w:val="0"/>
-          <w:numId w:val="23"/>
-        </w:numPr>
-      </w:pPr>
-      <w:r>
-        <w:t>role</w:t>
-      </w:r>
-    </w:p>
-    <w:p>
-      <w:pPr>
-        <w:numPr>
-          <w:ilvl w:val="0"/>
-          <w:numId w:val="23"/>
-        </w:numPr>
-      </w:pPr>
-      <w:proofErr w:type="spellStart"/>
-      <w:r>
-        <w:t>candidate_id</w:t>
-      </w:r>
-      <w:proofErr w:type="spellEnd"/>
-      <w:r>
-        <w:t xml:space="preserve"> o </w:t>
-      </w:r>
-      <w:proofErr w:type="spellStart"/>
-      <w:r>
-        <w:t>company_id</w:t>
-      </w:r>
-      <w:proofErr w:type="spellEnd"/>
-      <w:r>
-        <w:t xml:space="preserve"> según rol</w:t>
-      </w:r>
-    </w:p>
-    <w:p>
-      <w:r>
-        <w:t>Portal Candidato</w:t>
-      </w:r>
-      <w:r>
-        <w:br/>
-        <w:t xml:space="preserve">• </w:t>
-      </w:r>
-      <w:proofErr w:type="spellStart"/>
-      <w:r>
-        <w:t>Dashboard</w:t>
-      </w:r>
-      <w:proofErr w:type="spellEnd"/>
-      <w:r>
-        <w:br/>
-        <w:t xml:space="preserve">• Mi perfil (CV </w:t>
-      </w:r>
-      <w:proofErr w:type="spellStart"/>
-      <w:r>
-        <w:t>upload</w:t>
-      </w:r>
-      <w:proofErr w:type="spellEnd"/>
-      <w:r>
-        <w:t xml:space="preserve"> + análisis de </w:t>
-      </w:r>
-      <w:proofErr w:type="spellStart"/>
-      <w:r>
-        <w:t>skills</w:t>
-      </w:r>
-      <w:proofErr w:type="spellEnd"/>
-      <w:r>
-        <w:t>)</w:t>
-      </w:r>
-      <w:r>
-        <w:br/>
-        <w:t xml:space="preserve">• Llamada IA (HR </w:t>
-      </w:r>
-      <w:proofErr w:type="spellStart"/>
-      <w:r>
-        <w:t>Copilot</w:t>
-      </w:r>
-      <w:proofErr w:type="spellEnd"/>
-      <w:r>
-        <w:t>)</w:t>
-      </w:r>
-      <w:r>
-        <w:br/>
-        <w:t>• Vacantes recomendadas</w:t>
-      </w:r>
-      <w:r>
-        <w:br/>
-        <w:t>• Mejora (gaps + cursos)</w:t>
-      </w:r>
-    </w:p>
-    <w:p>
-      <w:r>
-        <w:t>Portal Empresa</w:t>
-      </w:r>
-      <w:r>
-        <w:br/>
-        <w:t xml:space="preserve">• </w:t>
-      </w:r>
-      <w:proofErr w:type="spellStart"/>
-      <w:r>
-        <w:t>Dashboard</w:t>
-      </w:r>
-      <w:proofErr w:type="spellEnd"/>
-      <w:r>
-        <w:br/>
-        <w:t>• Perfil empresa (valores + cultura)</w:t>
-      </w:r>
-      <w:r>
-        <w:br/>
-        <w:t xml:space="preserve">• Crear vacante (JD + equipo + </w:t>
-      </w:r>
-      <w:proofErr w:type="spellStart"/>
-      <w:r>
-        <w:t>Must</w:t>
-      </w:r>
-      <w:proofErr w:type="spellEnd"/>
-      <w:r>
-        <w:t>/</w:t>
-      </w:r>
-      <w:proofErr w:type="spellStart"/>
-      <w:r>
-        <w:t>Nice</w:t>
-      </w:r>
-      <w:proofErr w:type="spellEnd"/>
-      <w:r>
-        <w:t>)</w:t>
-      </w:r>
-      <w:r>
-        <w:br/>
-      </w:r>
-      <w:r>
-        <w:lastRenderedPageBreak/>
-        <w:t>• Analítica de talento</w:t>
-      </w:r>
-      <w:r>
-        <w:br/>
-        <w:t>• Co-</w:t>
-      </w:r>
-      <w:proofErr w:type="spellStart"/>
-      <w:r>
-        <w:t>Teaching</w:t>
-      </w:r>
-      <w:proofErr w:type="spellEnd"/>
-    </w:p>
-    <w:p>
-      <w:r>
-        <w:t xml:space="preserve">Estilo: Tema Accenture en </w:t>
-      </w:r>
-      <w:proofErr w:type="spellStart"/>
-      <w:proofErr w:type="gramStart"/>
-      <w:r>
-        <w:t>utils.apply</w:t>
-      </w:r>
-      <w:proofErr w:type="gramEnd"/>
-      <w:r>
-        <w:t>_accenture_</w:t>
-      </w:r>
-      <w:proofErr w:type="gramStart"/>
-      <w:r>
-        <w:t>theme</w:t>
-      </w:r>
-      <w:proofErr w:type="spellEnd"/>
-      <w:r>
-        <w:t>(</w:t>
-      </w:r>
-      <w:proofErr w:type="gramEnd"/>
-      <w:r>
-        <w:t>) (morado #A100FF).</w:t>
-      </w:r>
-      <w:r>
-        <w:br/>
-        <w:t xml:space="preserve">El </w:t>
-      </w:r>
-      <w:proofErr w:type="spellStart"/>
-      <w:r>
-        <w:t>frontend</w:t>
-      </w:r>
-      <w:proofErr w:type="spellEnd"/>
-      <w:r>
-        <w:t xml:space="preserve"> obtiene la URL del </w:t>
-      </w:r>
-      <w:proofErr w:type="spellStart"/>
-      <w:r>
-        <w:t>backend</w:t>
-      </w:r>
-      <w:proofErr w:type="spellEnd"/>
-      <w:r>
-        <w:t xml:space="preserve"> con </w:t>
-      </w:r>
-      <w:proofErr w:type="spellStart"/>
-      <w:r>
-        <w:t>get_backend_</w:t>
-      </w:r>
-      <w:proofErr w:type="gramStart"/>
-      <w:r>
-        <w:t>url</w:t>
-      </w:r>
-      <w:proofErr w:type="spellEnd"/>
-      <w:r>
-        <w:t>(</w:t>
-      </w:r>
-      <w:proofErr w:type="gramEnd"/>
-      <w:r>
-        <w:t xml:space="preserve">) en utils.py (BACKEND_URL vía </w:t>
-      </w:r>
-      <w:proofErr w:type="spellStart"/>
-      <w:r>
-        <w:t>env</w:t>
-      </w:r>
-      <w:proofErr w:type="spellEnd"/>
-      <w:r>
-        <w:t xml:space="preserve"> </w:t>
-      </w:r>
-      <w:proofErr w:type="spellStart"/>
-      <w:r>
-        <w:t>var</w:t>
-      </w:r>
-      <w:proofErr w:type="spellEnd"/>
-      <w:r>
-        <w:t xml:space="preserve">; </w:t>
-      </w:r>
-      <w:proofErr w:type="spellStart"/>
-      <w:r>
-        <w:t>fallback</w:t>
-      </w:r>
-      <w:proofErr w:type="spellEnd"/>
-      <w:r>
-        <w:t xml:space="preserve"> http://localhost:8000).</w:t>
-      </w:r>
-    </w:p>
-    <w:p>
-      <w:r>
-        <w:pict w14:anchorId="4E81A884">
-          <v:rect id="_x0000_i1133" style="width:0;height:1.5pt" o:hralign="center" o:hrstd="t" o:hr="t" fillcolor="#a0a0a0" stroked="f"/>
-        </w:pict>
-      </w:r>
-    </w:p>
-    <w:p>
-      <w:r>
-        <w:rPr>
-          <w:rFonts w:ascii="Segoe UI Emoji" w:hAnsi="Segoe UI Emoji" w:cs="Segoe UI Emoji"/>
-        </w:rPr>
-        <w:t>📡</w:t>
-      </w:r>
-      <w:r>
-        <w:t xml:space="preserve"> </w:t>
-      </w:r>
-      <w:proofErr w:type="spellStart"/>
-      <w:r>
-        <w:t>Backend</w:t>
-      </w:r>
-      <w:proofErr w:type="spellEnd"/>
-      <w:r>
-        <w:t xml:space="preserve"> (</w:t>
-      </w:r>
-      <w:proofErr w:type="spellStart"/>
-      <w:r>
-        <w:t>FastAPI</w:t>
-      </w:r>
-      <w:proofErr w:type="spellEnd"/>
-      <w:r>
-        <w:t>) — Rutas</w:t>
-      </w:r>
-    </w:p>
-    <w:p>
-      <w:r>
-        <w:rPr>
-          <w:rFonts w:ascii="Segoe UI Emoji" w:hAnsi="Segoe UI Emoji" w:cs="Segoe UI Emoji"/>
-        </w:rPr>
-        <w:t>🔐</w:t>
-      </w:r>
-      <w:r>
-        <w:t xml:space="preserve"> </w:t>
-      </w:r>
-      <w:proofErr w:type="spellStart"/>
-      <w:r>
-        <w:t>Auth</w:t>
-      </w:r>
-      <w:proofErr w:type="spellEnd"/>
-      <w:r>
-        <w:t xml:space="preserve"> (</w:t>
-      </w:r>
-      <w:proofErr w:type="spellStart"/>
-      <w:r>
-        <w:t>backend</w:t>
-      </w:r>
-      <w:proofErr w:type="spellEnd"/>
-      <w:r>
-        <w:t>/app/</w:t>
-      </w:r>
-      <w:proofErr w:type="spellStart"/>
-      <w:r>
-        <w:t>routers</w:t>
-      </w:r>
-      <w:proofErr w:type="spellEnd"/>
-      <w:r>
-        <w:t>/auth.py)</w:t>
-      </w:r>
-      <w:r>
-        <w:br/>
-        <w:t>• POST /</w:t>
-      </w:r>
-      <w:proofErr w:type="spellStart"/>
-      <w:r>
-        <w:t>auth</w:t>
-      </w:r>
-      <w:proofErr w:type="spellEnd"/>
-      <w:r>
-        <w:t>/</w:t>
-      </w:r>
-      <w:proofErr w:type="spellStart"/>
-      <w:r>
-        <w:t>login</w:t>
-      </w:r>
-      <w:proofErr w:type="spellEnd"/>
-    </w:p>
-    <w:p>
-      <w:r>
-        <w:t>Comportamiento:</w:t>
-      </w:r>
-      <w:r>
-        <w:br/>
-        <w:t>• Entrada:</w:t>
-      </w:r>
-    </w:p>
-    <w:p>
-      <w:proofErr w:type="gramStart"/>
-      <w:r>
-        <w:t>{ "</w:t>
-      </w:r>
-      <w:proofErr w:type="gramEnd"/>
-      <w:r>
-        <w:t>email": "...", "</w:t>
-      </w:r>
-      <w:proofErr w:type="spellStart"/>
-      <w:proofErr w:type="gramStart"/>
-      <w:r>
-        <w:t>password</w:t>
-      </w:r>
-      <w:proofErr w:type="spellEnd"/>
-      <w:proofErr w:type="gramEnd"/>
-      <w:r>
-        <w:t>": "...", "role": "candidate" | "</w:t>
-      </w:r>
-      <w:proofErr w:type="spellStart"/>
-      <w:r>
-        <w:t>company</w:t>
-      </w:r>
-      <w:proofErr w:type="spellEnd"/>
-      <w:proofErr w:type="gramStart"/>
-      <w:r>
-        <w:t>" }</w:t>
-      </w:r>
-      <w:proofErr w:type="gramEnd"/>
-    </w:p>
-    <w:p>
-      <w:r>
-        <w:t>• Si el usuario NO existe:</w:t>
-      </w:r>
-    </w:p>
-    <w:p>
-      <w:pPr>
-        <w:numPr>
-          <w:ilvl w:val="0"/>
-          <w:numId w:val="24"/>
-        </w:numPr>
-      </w:pPr>
-      <w:r>
-        <w:t xml:space="preserve">Crea </w:t>
-      </w:r>
-      <w:proofErr w:type="spellStart"/>
-      <w:proofErr w:type="gramStart"/>
-      <w:r>
-        <w:t>User</w:t>
-      </w:r>
-      <w:proofErr w:type="spellEnd"/>
-      <w:r>
-        <w:t>(</w:t>
-      </w:r>
-      <w:proofErr w:type="gramEnd"/>
-      <w:r>
-        <w:t xml:space="preserve">email, role, </w:t>
-      </w:r>
-      <w:proofErr w:type="spellStart"/>
-      <w:proofErr w:type="gramStart"/>
-      <w:r>
-        <w:t>password</w:t>
-      </w:r>
-      <w:proofErr w:type="gramEnd"/>
-      <w:r>
-        <w:t>_hash_bcrypt</w:t>
-      </w:r>
-      <w:proofErr w:type="spellEnd"/>
-      <w:r>
-        <w:t>)</w:t>
-      </w:r>
-    </w:p>
-    <w:p>
-      <w:pPr>
-        <w:numPr>
-          <w:ilvl w:val="0"/>
-          <w:numId w:val="24"/>
-        </w:numPr>
-      </w:pPr>
-      <w:r>
-        <w:t xml:space="preserve">Si role="candidate" → crea </w:t>
-      </w:r>
-      <w:proofErr w:type="gramStart"/>
-      <w:r>
-        <w:t>Candidate(</w:t>
-      </w:r>
-      <w:proofErr w:type="spellStart"/>
-      <w:proofErr w:type="gramEnd"/>
-      <w:r>
-        <w:t>user_id</w:t>
-      </w:r>
-      <w:proofErr w:type="spellEnd"/>
-      <w:r>
-        <w:t xml:space="preserve">=..., </w:t>
-      </w:r>
-      <w:proofErr w:type="spellStart"/>
-      <w:r>
-        <w:t>name</w:t>
-      </w:r>
-      <w:proofErr w:type="spellEnd"/>
-      <w:r>
-        <w:t>=</w:t>
-      </w:r>
-      <w:proofErr w:type="spellStart"/>
-      <w:r>
-        <w:t>None</w:t>
-      </w:r>
-      <w:proofErr w:type="spellEnd"/>
-      <w:r>
-        <w:t>)</w:t>
-      </w:r>
-    </w:p>
-    <w:p>
-      <w:pPr>
-        <w:numPr>
-          <w:ilvl w:val="0"/>
-          <w:numId w:val="24"/>
-        </w:numPr>
-      </w:pPr>
-      <w:r>
-        <w:t>Si role="</w:t>
-      </w:r>
-      <w:proofErr w:type="spellStart"/>
-      <w:r>
-        <w:t>company</w:t>
-      </w:r>
-      <w:proofErr w:type="spellEnd"/>
-      <w:r>
-        <w:t xml:space="preserve">" → crea </w:t>
-      </w:r>
-      <w:proofErr w:type="gramStart"/>
-      <w:r>
-        <w:t>Company(</w:t>
-      </w:r>
-      <w:proofErr w:type="spellStart"/>
-      <w:proofErr w:type="gramEnd"/>
-      <w:r>
-        <w:t>user_id</w:t>
-      </w:r>
-      <w:proofErr w:type="spellEnd"/>
-      <w:r>
-        <w:t xml:space="preserve">=..., </w:t>
-      </w:r>
-      <w:proofErr w:type="spellStart"/>
-      <w:r>
-        <w:t>name</w:t>
-      </w:r>
-      <w:proofErr w:type="spellEnd"/>
-      <w:r>
-        <w:t>=&lt;</w:t>
-      </w:r>
-      <w:proofErr w:type="spellStart"/>
-      <w:r>
-        <w:t>prefijo_email</w:t>
-      </w:r>
-      <w:proofErr w:type="spellEnd"/>
-      <w:r>
-        <w:t>&gt;)</w:t>
-      </w:r>
-      <w:r>
-        <w:br/>
-        <w:t>• Si el usuario SÍ existe:</w:t>
-      </w:r>
-    </w:p>
-    <w:p>
-      <w:pPr>
-        <w:numPr>
-          <w:ilvl w:val="0"/>
-          <w:numId w:val="24"/>
-        </w:numPr>
-      </w:pPr>
-      <w:r>
-        <w:t xml:space="preserve">Comprueba que </w:t>
-      </w:r>
-      <w:proofErr w:type="spellStart"/>
-      <w:proofErr w:type="gramStart"/>
-      <w:r>
-        <w:t>user.role</w:t>
-      </w:r>
-      <w:proofErr w:type="spellEnd"/>
-      <w:proofErr w:type="gramEnd"/>
-      <w:r>
-        <w:t xml:space="preserve"> == </w:t>
-      </w:r>
-      <w:proofErr w:type="spellStart"/>
-      <w:proofErr w:type="gramStart"/>
-      <w:r>
-        <w:t>payload.role</w:t>
-      </w:r>
-      <w:proofErr w:type="spellEnd"/>
-      <w:proofErr w:type="gramEnd"/>
-    </w:p>
-    <w:p>
-      <w:pPr>
-        <w:numPr>
-          <w:ilvl w:val="0"/>
-          <w:numId w:val="24"/>
-        </w:numPr>
-      </w:pPr>
-      <w:r>
-        <w:t xml:space="preserve">Si no tiene </w:t>
-      </w:r>
-      <w:proofErr w:type="spellStart"/>
-      <w:proofErr w:type="gramStart"/>
-      <w:r>
-        <w:t>password</w:t>
-      </w:r>
-      <w:proofErr w:type="gramEnd"/>
-      <w:r>
-        <w:t>_hash</w:t>
-      </w:r>
-      <w:proofErr w:type="spellEnd"/>
-      <w:r>
-        <w:t xml:space="preserve"> (usuarios antiguos) → la </w:t>
-      </w:r>
-      <w:proofErr w:type="spellStart"/>
-      <w:r>
-        <w:t>setea</w:t>
-      </w:r>
-      <w:proofErr w:type="spellEnd"/>
-      <w:r>
-        <w:t xml:space="preserve"> ahora</w:t>
-      </w:r>
-    </w:p>
-    <w:p>
-      <w:pPr>
-        <w:numPr>
-          <w:ilvl w:val="0"/>
-          <w:numId w:val="24"/>
-        </w:numPr>
-      </w:pPr>
-      <w:r>
-        <w:t>Si tiene hash → verifica contraseña (</w:t>
-      </w:r>
-      <w:proofErr w:type="spellStart"/>
-      <w:r>
-        <w:t>bcrypt</w:t>
-      </w:r>
-      <w:proofErr w:type="spellEnd"/>
-      <w:r>
-        <w:t>); si falla → 401</w:t>
-      </w:r>
-    </w:p>
-    <w:p>
-      <w:pPr>
-        <w:numPr>
-          <w:ilvl w:val="0"/>
-          <w:numId w:val="24"/>
-        </w:numPr>
-      </w:pPr>
-      <w:r>
-        <w:t>Asegura que exista Candidate o Company asociado (si falta, lo crea)</w:t>
-      </w:r>
-      <w:r>
-        <w:br/>
-        <w:t>• Devuelve:</w:t>
-      </w:r>
-    </w:p>
-    <w:p>
-      <w:pPr>
-        <w:numPr>
-          <w:ilvl w:val="0"/>
-          <w:numId w:val="24"/>
-        </w:numPr>
-      </w:pPr>
-      <w:proofErr w:type="spellStart"/>
-      <w:r>
-        <w:t>user_id</w:t>
-      </w:r>
-      <w:proofErr w:type="spellEnd"/>
-      <w:r>
-        <w:t xml:space="preserve">, email, role, </w:t>
-      </w:r>
-      <w:proofErr w:type="spellStart"/>
-      <w:r>
-        <w:t>candidate_id</w:t>
-      </w:r>
-      <w:proofErr w:type="spellEnd"/>
-      <w:r>
-        <w:t xml:space="preserve">?, </w:t>
-      </w:r>
-      <w:proofErr w:type="spellStart"/>
-      <w:proofErr w:type="gramStart"/>
-      <w:r>
-        <w:t>company_id</w:t>
-      </w:r>
-      <w:proofErr w:type="spellEnd"/>
-      <w:r>
-        <w:t>?</w:t>
-      </w:r>
-      <w:proofErr w:type="gramEnd"/>
-    </w:p>
-    <w:p>
-      <w:r>
-        <w:t>Candidate</w:t>
-      </w:r>
-      <w:r>
-        <w:br/>
-        <w:t>• POST /candidates/</w:t>
-      </w:r>
-      <w:proofErr w:type="spellStart"/>
-      <w:r>
-        <w:t>create</w:t>
-      </w:r>
-      <w:proofErr w:type="spellEnd"/>
-      <w:r>
-        <w:br/>
-        <w:t>• GET /candidates/{id}/</w:t>
-      </w:r>
-      <w:proofErr w:type="spellStart"/>
-      <w:r>
-        <w:t>profile</w:t>
-      </w:r>
-      <w:proofErr w:type="spellEnd"/>
-      <w:r>
-        <w:br/>
-        <w:t>• PUT /candidates/{id}/</w:t>
-      </w:r>
-      <w:proofErr w:type="spellStart"/>
-      <w:r>
-        <w:t>profile</w:t>
-      </w:r>
-      <w:proofErr w:type="spellEnd"/>
-      <w:r>
-        <w:br/>
-        <w:t>• POST /candidates/{id}/</w:t>
-      </w:r>
-      <w:proofErr w:type="spellStart"/>
-      <w:r>
-        <w:t>profile?parse_cv</w:t>
-      </w:r>
-      <w:proofErr w:type="spellEnd"/>
-      <w:r>
-        <w:t>=true</w:t>
-      </w:r>
-      <w:r>
-        <w:br/>
-        <w:t>• GET /candidates/{id}/</w:t>
-      </w:r>
-      <w:proofErr w:type="spellStart"/>
-      <w:r>
-        <w:t>recommended_jobs</w:t>
-      </w:r>
-      <w:proofErr w:type="spellEnd"/>
-      <w:r>
-        <w:br/>
-        <w:t>• GET /candidates/{id}/</w:t>
-      </w:r>
-      <w:proofErr w:type="spellStart"/>
-      <w:r>
-        <w:t>job</w:t>
-      </w:r>
-      <w:proofErr w:type="spellEnd"/>
-      <w:r>
-        <w:t>/{</w:t>
-      </w:r>
-      <w:proofErr w:type="spellStart"/>
-      <w:r>
-        <w:t>job</w:t>
-      </w:r>
-      <w:proofErr w:type="spellEnd"/>
-      <w:r>
-        <w:t>}/gaps</w:t>
-      </w:r>
-    </w:p>
-    <w:p>
-      <w:r>
-        <w:t>Company</w:t>
-      </w:r>
-      <w:r>
-        <w:br/>
-        <w:t>• POST /</w:t>
-      </w:r>
-      <w:proofErr w:type="spellStart"/>
-      <w:r>
-        <w:t>companies</w:t>
-      </w:r>
-      <w:proofErr w:type="spellEnd"/>
-      <w:r>
-        <w:t>/</w:t>
-      </w:r>
-      <w:proofErr w:type="spellStart"/>
-      <w:r>
-        <w:t>create</w:t>
-      </w:r>
-      <w:proofErr w:type="spellEnd"/>
-      <w:r>
-        <w:br/>
-      </w:r>
-      <w:r>
-        <w:lastRenderedPageBreak/>
-        <w:t>• GET /</w:t>
-      </w:r>
-      <w:proofErr w:type="spellStart"/>
-      <w:r>
-        <w:t>companies</w:t>
-      </w:r>
-      <w:proofErr w:type="spellEnd"/>
-      <w:r>
-        <w:t>/{id}/</w:t>
-      </w:r>
-      <w:proofErr w:type="spellStart"/>
-      <w:r>
-        <w:t>profile</w:t>
-      </w:r>
-      <w:proofErr w:type="spellEnd"/>
-      <w:r>
-        <w:br/>
-        <w:t>• PUT /</w:t>
-      </w:r>
-      <w:proofErr w:type="spellStart"/>
-      <w:r>
-        <w:t>companies</w:t>
-      </w:r>
-      <w:proofErr w:type="spellEnd"/>
-      <w:r>
-        <w:t>/{id}/</w:t>
-      </w:r>
-      <w:proofErr w:type="spellStart"/>
-      <w:r>
-        <w:t>profile</w:t>
-      </w:r>
-      <w:proofErr w:type="spellEnd"/>
-    </w:p>
-    <w:p>
-      <w:r>
-        <w:t>Jobs</w:t>
-      </w:r>
-      <w:r>
-        <w:br/>
-        <w:t>• POST /</w:t>
-      </w:r>
-      <w:proofErr w:type="spellStart"/>
-      <w:r>
-        <w:t>jobs</w:t>
-      </w:r>
-      <w:proofErr w:type="spellEnd"/>
-      <w:r>
-        <w:t>/</w:t>
-      </w:r>
-      <w:proofErr w:type="spellStart"/>
-      <w:r>
-        <w:t>create</w:t>
-      </w:r>
-      <w:proofErr w:type="spellEnd"/>
-      <w:r>
-        <w:t xml:space="preserve"> (JSON + opcional file JD)</w:t>
-      </w:r>
-      <w:r>
-        <w:br/>
-        <w:t>• GET /</w:t>
-      </w:r>
-      <w:proofErr w:type="spellStart"/>
-      <w:r>
-        <w:t>jobs</w:t>
-      </w:r>
-      <w:proofErr w:type="spellEnd"/>
-      <w:r>
-        <w:t>/{id}/</w:t>
-      </w:r>
-      <w:proofErr w:type="spellStart"/>
-      <w:r>
-        <w:t>extract_skills</w:t>
-      </w:r>
-      <w:proofErr w:type="spellEnd"/>
-      <w:r>
-        <w:br/>
-        <w:t>• GET /</w:t>
-      </w:r>
-      <w:proofErr w:type="spellStart"/>
-      <w:r>
-        <w:t>jobs</w:t>
-      </w:r>
-      <w:proofErr w:type="spellEnd"/>
-      <w:r>
-        <w:t>/{id}/</w:t>
-      </w:r>
-      <w:proofErr w:type="spellStart"/>
-      <w:r>
-        <w:t>match_candidates</w:t>
-      </w:r>
-      <w:proofErr w:type="spellEnd"/>
-      <w:r>
-        <w:br/>
-        <w:t>• GET /</w:t>
-      </w:r>
-      <w:proofErr w:type="spellStart"/>
-      <w:r>
-        <w:t>jobs</w:t>
-      </w:r>
-      <w:proofErr w:type="spellEnd"/>
-      <w:r>
-        <w:t>/{id}/</w:t>
-      </w:r>
-      <w:proofErr w:type="spellStart"/>
-      <w:r>
-        <w:t>co_teaching</w:t>
-      </w:r>
-      <w:proofErr w:type="spellEnd"/>
-    </w:p>
-    <w:p>
-      <w:r>
-        <w:t xml:space="preserve">HR </w:t>
-      </w:r>
-      <w:proofErr w:type="spellStart"/>
-      <w:r>
-        <w:t>Copilot</w:t>
-      </w:r>
-      <w:proofErr w:type="spellEnd"/>
-      <w:r>
-        <w:br/>
-        <w:t>• POST /</w:t>
-      </w:r>
-      <w:proofErr w:type="spellStart"/>
-      <w:r>
-        <w:t>copilot</w:t>
-      </w:r>
-      <w:proofErr w:type="spellEnd"/>
-      <w:r>
-        <w:t>/</w:t>
-      </w:r>
-      <w:proofErr w:type="spellStart"/>
-      <w:r>
-        <w:t>process_call</w:t>
-      </w:r>
-      <w:proofErr w:type="spellEnd"/>
-    </w:p>
-    <w:p>
-      <w:r>
-        <w:t>Todas disponibles (</w:t>
-      </w:r>
-      <w:proofErr w:type="spellStart"/>
-      <w:r>
-        <w:t>dummy</w:t>
-      </w:r>
-      <w:proofErr w:type="spellEnd"/>
-      <w:r>
-        <w:t xml:space="preserve"> o reales según el estado del módulo), pero la arquitectura y contratos deben respetarse.</w:t>
-      </w:r>
-    </w:p>
-    <w:p>
-      <w:r>
-        <w:pict w14:anchorId="5F2A9C27">
-          <v:rect id="_x0000_i1134" style="width:0;height:1.5pt" o:hralign="center" o:hrstd="t" o:hr="t" fillcolor="#a0a0a0" stroked="f"/>
-        </w:pict>
-      </w:r>
-    </w:p>
-    <w:p>
-      <w:r>
-        <w:rPr>
-          <w:rFonts w:ascii="Segoe UI Emoji" w:hAnsi="Segoe UI Emoji" w:cs="Segoe UI Emoji"/>
-        </w:rPr>
-        <w:t>🗄️</w:t>
-      </w:r>
-      <w:r>
-        <w:t xml:space="preserve"> Base de Datos</w:t>
-      </w:r>
-    </w:p>
-    <w:p>
-      <w:r>
-        <w:t xml:space="preserve">PostgreSQL gestionado vía </w:t>
-      </w:r>
-      <w:proofErr w:type="spellStart"/>
-      <w:r>
-        <w:t>SQLAlchemy</w:t>
-      </w:r>
-      <w:proofErr w:type="spellEnd"/>
-      <w:r>
-        <w:t xml:space="preserve"> (modelos en </w:t>
-      </w:r>
-      <w:proofErr w:type="spellStart"/>
-      <w:r>
-        <w:t>backend</w:t>
-      </w:r>
-      <w:proofErr w:type="spellEnd"/>
-      <w:r>
-        <w:t>/</w:t>
-      </w:r>
-      <w:proofErr w:type="gramStart"/>
-      <w:r>
-        <w:t>app</w:t>
-      </w:r>
-      <w:proofErr w:type="gramEnd"/>
-      <w:r>
-        <w:t>/</w:t>
-      </w:r>
-      <w:proofErr w:type="spellStart"/>
-      <w:r>
-        <w:t>models</w:t>
-      </w:r>
-      <w:proofErr w:type="spellEnd"/>
-      <w:r>
-        <w:t>/).</w:t>
-      </w:r>
-    </w:p>
-    <w:p>
-      <w:r>
-        <w:t>Conectividad en Docker (</w:t>
-      </w:r>
-      <w:proofErr w:type="spellStart"/>
-      <w:r>
-        <w:t>backend</w:t>
-      </w:r>
-      <w:proofErr w:type="spellEnd"/>
-      <w:r>
-        <w:t>):</w:t>
-      </w:r>
-      <w:r>
-        <w:br/>
-        <w:t>• DATABASE_URL interna:</w:t>
-      </w:r>
-      <w:r>
-        <w:br/>
-        <w:t>postgresql+psycopg2://matchkey_user:matchkey_password@db:5432/matchkey</w:t>
-      </w:r>
-    </w:p>
-    <w:p>
-      <w:r>
-        <w:t>Tablas clave (ya modeladas):</w:t>
-      </w:r>
-      <w:r>
-        <w:br/>
-        <w:t xml:space="preserve">• </w:t>
-      </w:r>
-      <w:proofErr w:type="spellStart"/>
-      <w:r>
-        <w:t>users</w:t>
-      </w:r>
-      <w:proofErr w:type="spellEnd"/>
-    </w:p>
-    <w:p>
-      <w:pPr>
-        <w:numPr>
-          <w:ilvl w:val="0"/>
-          <w:numId w:val="25"/>
-        </w:numPr>
-      </w:pPr>
-      <w:r>
-        <w:t xml:space="preserve">id, email, </w:t>
-      </w:r>
-      <w:proofErr w:type="spellStart"/>
-      <w:proofErr w:type="gramStart"/>
-      <w:r>
-        <w:t>password</w:t>
-      </w:r>
-      <w:proofErr w:type="gramEnd"/>
-      <w:r>
-        <w:t>_hash</w:t>
-      </w:r>
-      <w:proofErr w:type="spellEnd"/>
-      <w:r>
-        <w:t>, role (candidate/</w:t>
-      </w:r>
-      <w:proofErr w:type="spellStart"/>
-      <w:r>
-        <w:t>company</w:t>
-      </w:r>
-      <w:proofErr w:type="spellEnd"/>
-      <w:r>
-        <w:t xml:space="preserve">), </w:t>
-      </w:r>
-      <w:proofErr w:type="spellStart"/>
-      <w:r>
-        <w:t>last_login_at</w:t>
-      </w:r>
-      <w:proofErr w:type="spellEnd"/>
-      <w:r>
-        <w:t xml:space="preserve">, </w:t>
-      </w:r>
-      <w:proofErr w:type="spellStart"/>
-      <w:r>
-        <w:t>timestamps</w:t>
-      </w:r>
-      <w:proofErr w:type="spellEnd"/>
-    </w:p>
-    <w:p>
-      <w:pPr>
-        <w:numPr>
-          <w:ilvl w:val="0"/>
-          <w:numId w:val="25"/>
-        </w:numPr>
-      </w:pPr>
-      <w:r>
-        <w:t>Relaciones: candidate (</w:t>
-      </w:r>
-      <w:proofErr w:type="spellStart"/>
-      <w:r>
-        <w:t>OneToOne</w:t>
-      </w:r>
-      <w:proofErr w:type="spellEnd"/>
-      <w:r>
-        <w:t xml:space="preserve">), </w:t>
-      </w:r>
-      <w:proofErr w:type="spellStart"/>
-      <w:r>
-        <w:t>company</w:t>
-      </w:r>
-      <w:proofErr w:type="spellEnd"/>
-      <w:r>
-        <w:t xml:space="preserve"> (</w:t>
-      </w:r>
-      <w:proofErr w:type="spellStart"/>
-      <w:r>
-        <w:t>OneToOne</w:t>
-      </w:r>
-      <w:proofErr w:type="spellEnd"/>
-      <w:r>
-        <w:t>)</w:t>
-      </w:r>
-    </w:p>
-    <w:p>
-      <w:r>
-        <w:t>• candidates</w:t>
-      </w:r>
-      <w:r>
-        <w:br/>
-        <w:t xml:space="preserve">• </w:t>
-      </w:r>
-      <w:proofErr w:type="spellStart"/>
-      <w:r>
-        <w:t>candidate_skills</w:t>
-      </w:r>
-      <w:proofErr w:type="spellEnd"/>
-      <w:r>
-        <w:br/>
-        <w:t xml:space="preserve">• </w:t>
-      </w:r>
-      <w:proofErr w:type="spellStart"/>
-      <w:r>
-        <w:t>candidate_interviews</w:t>
-      </w:r>
-      <w:proofErr w:type="spellEnd"/>
-      <w:r>
-        <w:t xml:space="preserve"> (HR </w:t>
-      </w:r>
-      <w:proofErr w:type="spellStart"/>
-      <w:r>
-        <w:t>Copilot</w:t>
-      </w:r>
-      <w:proofErr w:type="spellEnd"/>
-      <w:r>
-        <w:t>)</w:t>
-      </w:r>
-    </w:p>
-    <w:p>
-      <w:r>
-        <w:t xml:space="preserve">• </w:t>
-      </w:r>
-      <w:proofErr w:type="spellStart"/>
-      <w:r>
-        <w:t>companies</w:t>
-      </w:r>
-      <w:proofErr w:type="spellEnd"/>
-    </w:p>
-    <w:p>
-      <w:pPr>
-        <w:numPr>
-          <w:ilvl w:val="0"/>
-          <w:numId w:val="26"/>
-        </w:numPr>
-      </w:pPr>
-      <w:proofErr w:type="spellStart"/>
-      <w:r>
-        <w:t>name</w:t>
-      </w:r>
-      <w:proofErr w:type="spellEnd"/>
-      <w:r>
-        <w:t xml:space="preserve"> es NOT NULL en BD → cuando se crea una empresa automáticamente desde /</w:t>
-      </w:r>
-      <w:proofErr w:type="spellStart"/>
-      <w:r>
-        <w:t>auth</w:t>
-      </w:r>
-      <w:proofErr w:type="spellEnd"/>
-      <w:r>
-        <w:t>/</w:t>
-      </w:r>
-      <w:proofErr w:type="spellStart"/>
-      <w:r>
-        <w:t>login</w:t>
-      </w:r>
-      <w:proofErr w:type="spellEnd"/>
-      <w:r>
-        <w:t>, se usa el prefijo del email como nombre por defecto.</w:t>
-      </w:r>
-      <w:r>
-        <w:br/>
-        <w:t xml:space="preserve">• </w:t>
-      </w:r>
-      <w:proofErr w:type="spellStart"/>
-      <w:r>
-        <w:t>company_culture</w:t>
-      </w:r>
-      <w:proofErr w:type="spellEnd"/>
-    </w:p>
-    <w:p>
-      <w:r>
-        <w:t xml:space="preserve">• </w:t>
-      </w:r>
-      <w:proofErr w:type="spellStart"/>
-      <w:r>
-        <w:t>jobs</w:t>
-      </w:r>
-      <w:proofErr w:type="spellEnd"/>
-      <w:r>
-        <w:br/>
-        <w:t xml:space="preserve">• </w:t>
-      </w:r>
-      <w:proofErr w:type="spellStart"/>
-      <w:r>
-        <w:t>job_skills</w:t>
-      </w:r>
-      <w:proofErr w:type="spellEnd"/>
-      <w:r>
-        <w:t xml:space="preserve"> (</w:t>
-      </w:r>
-      <w:proofErr w:type="spellStart"/>
-      <w:r>
-        <w:t>Must</w:t>
-      </w:r>
-      <w:proofErr w:type="spellEnd"/>
-      <w:r>
-        <w:t>/</w:t>
-      </w:r>
-      <w:proofErr w:type="spellStart"/>
-      <w:r>
-        <w:t>Nice</w:t>
-      </w:r>
-      <w:proofErr w:type="spellEnd"/>
-      <w:r>
-        <w:t>)</w:t>
-      </w:r>
-      <w:r>
-        <w:br/>
-        <w:t xml:space="preserve">• </w:t>
-      </w:r>
-      <w:proofErr w:type="spellStart"/>
-      <w:r>
-        <w:t>team_profiles</w:t>
-      </w:r>
-      <w:proofErr w:type="spellEnd"/>
-      <w:r>
-        <w:br/>
-        <w:t xml:space="preserve">• </w:t>
-      </w:r>
-      <w:proofErr w:type="spellStart"/>
-      <w:r>
-        <w:t>team_members</w:t>
-      </w:r>
-      <w:proofErr w:type="spellEnd"/>
-      <w:r>
-        <w:br/>
-      </w:r>
-      <w:r>
-        <w:lastRenderedPageBreak/>
-        <w:t xml:space="preserve">• </w:t>
-      </w:r>
-      <w:proofErr w:type="spellStart"/>
-      <w:r>
-        <w:t>applications</w:t>
-      </w:r>
-      <w:proofErr w:type="spellEnd"/>
-      <w:r>
-        <w:br/>
-        <w:t xml:space="preserve">• </w:t>
-      </w:r>
-      <w:proofErr w:type="spellStart"/>
-      <w:r>
-        <w:t>job_recommendations</w:t>
-      </w:r>
-      <w:proofErr w:type="spellEnd"/>
-      <w:r>
-        <w:br/>
-        <w:t xml:space="preserve">• </w:t>
-      </w:r>
-      <w:proofErr w:type="spellStart"/>
-      <w:r>
-        <w:t>co_teaching_pairs</w:t>
-      </w:r>
-      <w:proofErr w:type="spellEnd"/>
-    </w:p>
-    <w:p>
-      <w:r>
-        <w:t xml:space="preserve">Las tablas se crean con init_db.py usando </w:t>
-      </w:r>
-      <w:proofErr w:type="spellStart"/>
-      <w:proofErr w:type="gramStart"/>
-      <w:r>
-        <w:t>Base.metadata.create</w:t>
-      </w:r>
-      <w:proofErr w:type="gramEnd"/>
-      <w:r>
-        <w:t>_all</w:t>
-      </w:r>
-      <w:proofErr w:type="spellEnd"/>
-      <w:r>
-        <w:t>(</w:t>
-      </w:r>
-      <w:proofErr w:type="spellStart"/>
-      <w:r>
-        <w:t>bind</w:t>
-      </w:r>
-      <w:proofErr w:type="spellEnd"/>
-      <w:r>
-        <w:t>=</w:t>
-      </w:r>
-      <w:proofErr w:type="spellStart"/>
-      <w:r>
-        <w:t>engine</w:t>
-      </w:r>
-      <w:proofErr w:type="spellEnd"/>
-      <w:r>
-        <w:t>).</w:t>
-      </w:r>
-    </w:p>
-    <w:p>
-      <w:r>
-        <w:pict w14:anchorId="00B579F6">
-          <v:rect id="_x0000_i1135" style="width:0;height:1.5pt" o:hralign="center" o:hrstd="t" o:hr="t" fillcolor="#a0a0a0" stroked="f"/>
-        </w:pict>
-      </w:r>
-    </w:p>
-    <w:p>
-      <w:r>
-        <w:rPr>
-          <w:rFonts w:ascii="Segoe UI Emoji" w:hAnsi="Segoe UI Emoji" w:cs="Segoe UI Emoji"/>
-        </w:rPr>
-        <w:t>🐳</w:t>
-      </w:r>
-      <w:r>
-        <w:t xml:space="preserve"> Docker (3 servicios)</w:t>
-      </w:r>
-    </w:p>
-    <w:p>
-      <w:r>
-        <w:t xml:space="preserve">• </w:t>
-      </w:r>
-      <w:proofErr w:type="spellStart"/>
-      <w:r>
-        <w:t>frontend</w:t>
-      </w:r>
-      <w:proofErr w:type="spellEnd"/>
-      <w:r>
-        <w:t xml:space="preserve"> → </w:t>
-      </w:r>
-      <w:proofErr w:type="spellStart"/>
-      <w:r>
-        <w:t>Streamlit</w:t>
-      </w:r>
-      <w:proofErr w:type="spellEnd"/>
-      <w:r>
-        <w:t xml:space="preserve"> → expuesto en localhost:8501</w:t>
-      </w:r>
-    </w:p>
-    <w:p>
-      <w:pPr>
-        <w:numPr>
-          <w:ilvl w:val="0"/>
-          <w:numId w:val="27"/>
-        </w:numPr>
-      </w:pPr>
-      <w:r>
-        <w:t>Usa BACKEND_URL=http://backend:8000 (</w:t>
-      </w:r>
-      <w:proofErr w:type="spellStart"/>
-      <w:r>
-        <w:t>env</w:t>
-      </w:r>
-      <w:proofErr w:type="spellEnd"/>
-      <w:r>
-        <w:t xml:space="preserve"> </w:t>
-      </w:r>
-      <w:proofErr w:type="spellStart"/>
-      <w:r>
-        <w:t>var</w:t>
-      </w:r>
-      <w:proofErr w:type="spellEnd"/>
-      <w:r>
-        <w:t>)</w:t>
-      </w:r>
-    </w:p>
-    <w:p>
-      <w:r>
-        <w:t xml:space="preserve">• </w:t>
-      </w:r>
-      <w:proofErr w:type="spellStart"/>
-      <w:r>
-        <w:t>backend</w:t>
-      </w:r>
-      <w:proofErr w:type="spellEnd"/>
-      <w:r>
-        <w:t xml:space="preserve"> → </w:t>
-      </w:r>
-      <w:proofErr w:type="spellStart"/>
-      <w:r>
-        <w:t>FastAPI</w:t>
-      </w:r>
-      <w:proofErr w:type="spellEnd"/>
-      <w:r>
-        <w:t xml:space="preserve"> → expuesto en localhost:8000</w:t>
-      </w:r>
-    </w:p>
-    <w:p>
-      <w:pPr>
-        <w:numPr>
-          <w:ilvl w:val="0"/>
-          <w:numId w:val="28"/>
-        </w:numPr>
-      </w:pPr>
-      <w:r>
-        <w:t xml:space="preserve">Usa DATABASE_URL para conectar a </w:t>
-      </w:r>
-      <w:proofErr w:type="spellStart"/>
-      <w:r>
-        <w:t>Postgres</w:t>
-      </w:r>
-      <w:proofErr w:type="spellEnd"/>
-      <w:r>
-        <w:t xml:space="preserve"> (host=</w:t>
-      </w:r>
-      <w:proofErr w:type="spellStart"/>
-      <w:r>
-        <w:t>db</w:t>
-      </w:r>
-      <w:proofErr w:type="spellEnd"/>
-      <w:r>
-        <w:t>)</w:t>
-      </w:r>
-    </w:p>
-    <w:p>
-      <w:pPr>
-        <w:numPr>
-          <w:ilvl w:val="0"/>
-          <w:numId w:val="28"/>
-        </w:numPr>
-      </w:pPr>
-      <w:r>
-        <w:t>requirements.txt incluye seguridad/autenticación:</w:t>
-      </w:r>
-    </w:p>
-    <w:p>
-      <w:pPr>
-        <w:numPr>
-          <w:ilvl w:val="1"/>
-          <w:numId w:val="28"/>
-        </w:numPr>
-      </w:pPr>
-      <w:proofErr w:type="spellStart"/>
-      <w:r>
-        <w:t>passlib</w:t>
-      </w:r>
-      <w:proofErr w:type="spellEnd"/>
-      <w:r>
-        <w:t>[</w:t>
-      </w:r>
-      <w:proofErr w:type="spellStart"/>
-      <w:r>
-        <w:t>bcrypt</w:t>
-      </w:r>
-      <w:proofErr w:type="spellEnd"/>
-      <w:r>
-        <w:t>]</w:t>
-      </w:r>
-    </w:p>
-    <w:p>
-      <w:pPr>
-        <w:numPr>
-          <w:ilvl w:val="1"/>
-          <w:numId w:val="28"/>
-        </w:numPr>
-      </w:pPr>
-      <w:proofErr w:type="spellStart"/>
-      <w:r>
-        <w:t>bcrypt</w:t>
-      </w:r>
-      <w:proofErr w:type="spellEnd"/>
-    </w:p>
-    <w:p>
-      <w:pPr>
-        <w:numPr>
-          <w:ilvl w:val="1"/>
-          <w:numId w:val="28"/>
-        </w:numPr>
-      </w:pPr>
-      <w:r>
-        <w:t>email-</w:t>
-      </w:r>
-      <w:proofErr w:type="spellStart"/>
-      <w:r>
-        <w:t>validator</w:t>
-      </w:r>
-      <w:proofErr w:type="spellEnd"/>
-    </w:p>
-    <w:p>
-      <w:r>
-        <w:t xml:space="preserve">• </w:t>
-      </w:r>
-      <w:proofErr w:type="spellStart"/>
-      <w:r>
-        <w:t>db</w:t>
-      </w:r>
-      <w:proofErr w:type="spellEnd"/>
-      <w:r>
-        <w:t xml:space="preserve"> → PostgreSQL (</w:t>
-      </w:r>
-      <w:proofErr w:type="spellStart"/>
-      <w:r>
-        <w:t>matchkey_user</w:t>
-      </w:r>
-      <w:proofErr w:type="spellEnd"/>
-      <w:r>
-        <w:t xml:space="preserve"> / </w:t>
-      </w:r>
-      <w:proofErr w:type="spellStart"/>
-      <w:r>
-        <w:t>matchkey_</w:t>
-      </w:r>
-      <w:proofErr w:type="gramStart"/>
-      <w:r>
-        <w:t>password</w:t>
-      </w:r>
-      <w:proofErr w:type="spellEnd"/>
-      <w:proofErr w:type="gramEnd"/>
-      <w:r>
-        <w:t xml:space="preserve"> / DB </w:t>
-      </w:r>
-      <w:proofErr w:type="spellStart"/>
-      <w:r>
-        <w:t>matchkey</w:t>
-      </w:r>
-      <w:proofErr w:type="spellEnd"/>
-      <w:r>
-        <w:t>)</w:t>
-      </w:r>
-    </w:p>
-    <w:p>
-      <w:r>
-        <w:t>Conexiones internas:</w:t>
-      </w:r>
-      <w:r>
-        <w:br/>
-        <w:t xml:space="preserve">• </w:t>
-      </w:r>
-      <w:proofErr w:type="spellStart"/>
-      <w:r>
-        <w:t>frontend</w:t>
-      </w:r>
-      <w:proofErr w:type="spellEnd"/>
-      <w:r>
-        <w:t xml:space="preserve"> → </w:t>
-      </w:r>
-      <w:proofErr w:type="spellStart"/>
-      <w:r>
-        <w:t>backend</w:t>
-      </w:r>
-      <w:proofErr w:type="spellEnd"/>
-      <w:r>
-        <w:t>: http://backend:8000</w:t>
-      </w:r>
-      <w:r>
-        <w:br/>
-        <w:t xml:space="preserve">• </w:t>
-      </w:r>
-      <w:proofErr w:type="spellStart"/>
-      <w:r>
-        <w:t>backend</w:t>
-      </w:r>
-      <w:proofErr w:type="spellEnd"/>
-      <w:r>
-        <w:t xml:space="preserve"> → </w:t>
-      </w:r>
-      <w:proofErr w:type="spellStart"/>
-      <w:r>
-        <w:t>db</w:t>
-      </w:r>
-      <w:proofErr w:type="spellEnd"/>
-      <w:r>
-        <w:t>: db:5432</w:t>
-      </w:r>
-    </w:p>
-    <w:p>
-      <w:r>
-        <w:pict w14:anchorId="4D147429">
-          <v:rect id="_x0000_i1136" style="width:0;height:1.5pt" o:hralign="center" o:hrstd="t" o:hr="t" fillcolor="#a0a0a0" stroked="f"/>
-        </w:pict>
-      </w:r>
-    </w:p>
-    <w:p>
-      <w:r>
-        <w:rPr>
-          <w:rFonts w:ascii="Segoe UI Emoji" w:hAnsi="Segoe UI Emoji" w:cs="Segoe UI Emoji"/>
-        </w:rPr>
-        <w:t>👥</w:t>
-      </w:r>
-      <w:r>
-        <w:t xml:space="preserve"> Equipo</w:t>
-      </w:r>
-    </w:p>
-    <w:p>
-      <w:r>
-        <w:t xml:space="preserve">• Miguel → arquitectura, </w:t>
-      </w:r>
-      <w:proofErr w:type="spellStart"/>
-      <w:r>
-        <w:t>backend</w:t>
-      </w:r>
-      <w:proofErr w:type="spellEnd"/>
-      <w:r>
-        <w:t xml:space="preserve">, </w:t>
-      </w:r>
-      <w:proofErr w:type="spellStart"/>
-      <w:r>
-        <w:t>frontend</w:t>
-      </w:r>
-      <w:proofErr w:type="spellEnd"/>
-      <w:r>
-        <w:t xml:space="preserve">, DB, </w:t>
-      </w:r>
-      <w:proofErr w:type="spellStart"/>
-      <w:r>
-        <w:t>matching</w:t>
-      </w:r>
-      <w:proofErr w:type="spellEnd"/>
-      <w:r>
-        <w:t>, Docker</w:t>
-      </w:r>
-      <w:r>
-        <w:br/>
-        <w:t xml:space="preserve">• Pablo → </w:t>
-      </w:r>
-      <w:proofErr w:type="spellStart"/>
-      <w:r>
-        <w:t>scraping</w:t>
-      </w:r>
-      <w:proofErr w:type="spellEnd"/>
-      <w:r>
-        <w:t xml:space="preserve"> valores + cursos, </w:t>
-      </w:r>
-      <w:proofErr w:type="spellStart"/>
-      <w:r>
-        <w:t>datasets</w:t>
-      </w:r>
-      <w:proofErr w:type="spellEnd"/>
-      <w:r>
-        <w:br/>
-        <w:t xml:space="preserve">• Pablo M → OCR + </w:t>
-      </w:r>
-      <w:proofErr w:type="spellStart"/>
-      <w:r>
-        <w:t>skills</w:t>
-      </w:r>
-      <w:proofErr w:type="spellEnd"/>
-      <w:r>
-        <w:t xml:space="preserve"> extractor + </w:t>
-      </w:r>
-      <w:proofErr w:type="spellStart"/>
-      <w:r>
-        <w:t>Must</w:t>
-      </w:r>
-      <w:proofErr w:type="spellEnd"/>
-      <w:r>
-        <w:t>/</w:t>
-      </w:r>
-      <w:proofErr w:type="spellStart"/>
-      <w:r>
-        <w:t>Nice</w:t>
-      </w:r>
-      <w:proofErr w:type="spellEnd"/>
-      <w:r>
-        <w:br/>
-        <w:t xml:space="preserve">• Asier → HR </w:t>
-      </w:r>
-      <w:proofErr w:type="spellStart"/>
-      <w:r>
-        <w:t>Copilot</w:t>
-      </w:r>
-      <w:proofErr w:type="spellEnd"/>
-      <w:r>
-        <w:t xml:space="preserve"> MCP</w:t>
-      </w:r>
-      <w:r>
-        <w:br/>
-        <w:t>• Jack → presentación, ética, visión, narrativa, viabilidad</w:t>
-      </w:r>
-    </w:p>
-    <w:p>
-      <w:r>
-        <w:pict w14:anchorId="24B91FAA">
-          <v:rect id="_x0000_i1137" style="width:0;height:1.5pt" o:hralign="center" o:hrstd="t" o:hr="t" fillcolor="#a0a0a0" stroked="f"/>
-        </w:pict>
-      </w:r>
-    </w:p>
-    <w:p>
-      <w:r>
-        <w:rPr>
-          <w:rFonts w:ascii="Segoe UI Emoji" w:hAnsi="Segoe UI Emoji" w:cs="Segoe UI Emoji"/>
-        </w:rPr>
-        <w:t>🟣</w:t>
-      </w:r>
-      <w:r>
-        <w:t xml:space="preserve"> INSTRUCCIÓN PARA CHATGPT</w:t>
-      </w:r>
-    </w:p>
-    <w:p>
-      <w:r>
-        <w:t>Siempre sigue estrictamente esta arquitectura, nombres de archivos, módulos, rutas, estilos, modelos de BBDD y funciones.</w:t>
-      </w:r>
-      <w:r>
-        <w:br/>
-        <w:t>Cualquier nuevo código debe integrarse sin romper esta estructura ni cambiar nombres.</w:t>
-      </w:r>
-    </w:p>
-    <w:p>
-      <w:r>
-        <w:lastRenderedPageBreak/>
-        <w:t xml:space="preserve">El </w:t>
-      </w:r>
-      <w:proofErr w:type="spellStart"/>
-      <w:r>
-        <w:t>frontend</w:t>
-      </w:r>
-      <w:proofErr w:type="spellEnd"/>
-      <w:r>
-        <w:t xml:space="preserve"> debe usar </w:t>
-      </w:r>
-      <w:proofErr w:type="spellStart"/>
-      <w:r>
-        <w:t>get_backend_</w:t>
-      </w:r>
-      <w:proofErr w:type="gramStart"/>
-      <w:r>
-        <w:t>url</w:t>
-      </w:r>
-      <w:proofErr w:type="spellEnd"/>
-      <w:r>
-        <w:t>(</w:t>
-      </w:r>
-      <w:proofErr w:type="gramEnd"/>
-      <w:r>
-        <w:t xml:space="preserve">) (no </w:t>
-      </w:r>
-      <w:proofErr w:type="spellStart"/>
-      <w:proofErr w:type="gramStart"/>
-      <w:r>
-        <w:t>st.secrets</w:t>
-      </w:r>
-      <w:proofErr w:type="spellEnd"/>
-      <w:proofErr w:type="gramEnd"/>
-      <w:r>
-        <w:t xml:space="preserve">) para hablar con el </w:t>
-      </w:r>
-      <w:proofErr w:type="spellStart"/>
-      <w:r>
-        <w:t>backend</w:t>
-      </w:r>
-      <w:proofErr w:type="spellEnd"/>
-      <w:r>
-        <w:t xml:space="preserve"> y debe hacer </w:t>
-      </w:r>
-      <w:proofErr w:type="spellStart"/>
-      <w:r>
-        <w:t>login</w:t>
-      </w:r>
-      <w:proofErr w:type="spellEnd"/>
-      <w:r>
-        <w:t xml:space="preserve"> vía POST /</w:t>
-      </w:r>
-      <w:proofErr w:type="spellStart"/>
-      <w:r>
-        <w:t>auth</w:t>
-      </w:r>
-      <w:proofErr w:type="spellEnd"/>
-      <w:r>
-        <w:t>/</w:t>
-      </w:r>
-      <w:proofErr w:type="spellStart"/>
-      <w:r>
-        <w:t>login</w:t>
-      </w:r>
-      <w:proofErr w:type="spellEnd"/>
-      <w:r>
-        <w:t xml:space="preserve"> rellenando correctamente </w:t>
-      </w:r>
-      <w:proofErr w:type="spellStart"/>
-      <w:proofErr w:type="gramStart"/>
-      <w:r>
-        <w:t>st.session</w:t>
-      </w:r>
-      <w:proofErr w:type="gramEnd"/>
-      <w:r>
-        <w:t>_</w:t>
-      </w:r>
-      <w:proofErr w:type="gramStart"/>
-      <w:r>
-        <w:t>state.auth</w:t>
-      </w:r>
-      <w:proofErr w:type="spellEnd"/>
-      <w:proofErr w:type="gramEnd"/>
-      <w:r>
-        <w:t xml:space="preserve">, role, </w:t>
-      </w:r>
-      <w:proofErr w:type="spellStart"/>
-      <w:r>
-        <w:t>candidate_id</w:t>
-      </w:r>
-      <w:proofErr w:type="spellEnd"/>
-      <w:r>
-        <w:t xml:space="preserve"> y </w:t>
-      </w:r>
-      <w:proofErr w:type="spellStart"/>
-      <w:r>
-        <w:t>company_id</w:t>
-      </w:r>
-      <w:proofErr w:type="spellEnd"/>
-      <w:r>
-        <w:t>.</w:t>
-      </w:r>
-    </w:p>
-    <w:p>
-      <w:r>
-        <w:t xml:space="preserve">El </w:t>
-      </w:r>
-      <w:proofErr w:type="spellStart"/>
-      <w:r>
-        <w:t>backend</w:t>
-      </w:r>
-      <w:proofErr w:type="spellEnd"/>
-      <w:r>
-        <w:t xml:space="preserve"> debe respetar los modelos </w:t>
-      </w:r>
-      <w:proofErr w:type="spellStart"/>
-      <w:r>
-        <w:t>SQLAlchemy</w:t>
-      </w:r>
-      <w:proofErr w:type="spellEnd"/>
-      <w:r>
-        <w:t xml:space="preserve"> definidos en </w:t>
-      </w:r>
-      <w:proofErr w:type="spellStart"/>
-      <w:r>
-        <w:t>backend</w:t>
-      </w:r>
-      <w:proofErr w:type="spellEnd"/>
-      <w:r>
-        <w:t>/</w:t>
-      </w:r>
-      <w:proofErr w:type="gramStart"/>
-      <w:r>
-        <w:t>app</w:t>
-      </w:r>
-      <w:proofErr w:type="gramEnd"/>
-      <w:r>
-        <w:t>/</w:t>
-      </w:r>
-      <w:proofErr w:type="spellStart"/>
-      <w:r>
-        <w:t>models</w:t>
-      </w:r>
-      <w:proofErr w:type="spellEnd"/>
-      <w:r>
-        <w:t>/ y el flujo de autenticación descrito arriba.</w:t>
-      </w:r>
-    </w:p>
-    <w:p>
-      <w:r>
-        <w:pict w14:anchorId="6D0088BC">
-          <v:rect id="_x0000_i1138" style="width:0;height:1.5pt" o:hralign="center" o:hrstd="t" o:hr="t" fillcolor="#a0a0a0" stroked="f"/>
+        <w:pict w14:anchorId="4EBBBA1F">
+          <v:rect id="_x0000_i1480" style="width:0;height:1.5pt" o:hralign="center" o:hrstd="t" o:hr="t" fillcolor="#a0a0a0" stroked="f"/>
         </w:pict>
       </w:r>
     </w:p>
@@ -3873,11 +4136,12 @@
     </w:p>
     <w:p>
       <w:r>
-        <w:pict w14:anchorId="488A752E">
-          <v:rect id="_x0000_i1139" style="width:0;height:1.5pt" o:hralign="center" o:hrstd="t" o:hr="t" fillcolor="#a0a0a0" stroked="f"/>
+        <w:pict w14:anchorId="12E01E71">
+          <v:rect id="_x0000_i1481" style="width:0;height:1.5pt" o:hralign="center" o:hrstd="t" o:hr="t" fillcolor="#a0a0a0" stroked="f"/>
         </w:pict>
       </w:r>
     </w:p>
+    <w:p/>
     <w:p/>
     <w:sectPr>
       <w:pgSz w:w="11906" w:h="16838"/>
@@ -5382,6 +5646,119 @@
     </w:lvl>
   </w:abstractNum>
   <w:abstractNum w:abstractNumId="10" w15:restartNumberingAfterBreak="0">
+    <w:nsid w:val="2B9D5D49"/>
+    <w:multiLevelType w:val="multilevel"/>
+    <w:tmpl w:val="0F6C0680"/>
+    <w:lvl w:ilvl="0">
+      <w:start w:val="1"/>
+      <w:numFmt w:val="decimal"/>
+      <w:lvlText w:val="%1."/>
+      <w:lvlJc w:val="left"/>
+      <w:pPr>
+        <w:tabs>
+          <w:tab w:val="num" w:pos="720"/>
+        </w:tabs>
+        <w:ind w:left="720" w:hanging="360"/>
+      </w:pPr>
+    </w:lvl>
+    <w:lvl w:ilvl="1" w:tentative="1">
+      <w:start w:val="1"/>
+      <w:numFmt w:val="decimal"/>
+      <w:lvlText w:val="%2."/>
+      <w:lvlJc w:val="left"/>
+      <w:pPr>
+        <w:tabs>
+          <w:tab w:val="num" w:pos="1440"/>
+        </w:tabs>
+        <w:ind w:left="1440" w:hanging="360"/>
+      </w:pPr>
+    </w:lvl>
+    <w:lvl w:ilvl="2" w:tentative="1">
+      <w:start w:val="1"/>
+      <w:numFmt w:val="decimal"/>
+      <w:lvlText w:val="%3."/>
+      <w:lvlJc w:val="left"/>
+      <w:pPr>
+        <w:tabs>
+          <w:tab w:val="num" w:pos="2160"/>
+        </w:tabs>
+        <w:ind w:left="2160" w:hanging="360"/>
+      </w:pPr>
+    </w:lvl>
+    <w:lvl w:ilvl="3" w:tentative="1">
+      <w:start w:val="1"/>
+      <w:numFmt w:val="decimal"/>
+      <w:lvlText w:val="%4."/>
+      <w:lvlJc w:val="left"/>
+      <w:pPr>
+        <w:tabs>
+          <w:tab w:val="num" w:pos="2880"/>
+        </w:tabs>
+        <w:ind w:left="2880" w:hanging="360"/>
+      </w:pPr>
+    </w:lvl>
+    <w:lvl w:ilvl="4" w:tentative="1">
+      <w:start w:val="1"/>
+      <w:numFmt w:val="decimal"/>
+      <w:lvlText w:val="%5."/>
+      <w:lvlJc w:val="left"/>
+      <w:pPr>
+        <w:tabs>
+          <w:tab w:val="num" w:pos="3600"/>
+        </w:tabs>
+        <w:ind w:left="3600" w:hanging="360"/>
+      </w:pPr>
+    </w:lvl>
+    <w:lvl w:ilvl="5" w:tentative="1">
+      <w:start w:val="1"/>
+      <w:numFmt w:val="decimal"/>
+      <w:lvlText w:val="%6."/>
+      <w:lvlJc w:val="left"/>
+      <w:pPr>
+        <w:tabs>
+          <w:tab w:val="num" w:pos="4320"/>
+        </w:tabs>
+        <w:ind w:left="4320" w:hanging="360"/>
+      </w:pPr>
+    </w:lvl>
+    <w:lvl w:ilvl="6" w:tentative="1">
+      <w:start w:val="1"/>
+      <w:numFmt w:val="decimal"/>
+      <w:lvlText w:val="%7."/>
+      <w:lvlJc w:val="left"/>
+      <w:pPr>
+        <w:tabs>
+          <w:tab w:val="num" w:pos="5040"/>
+        </w:tabs>
+        <w:ind w:left="5040" w:hanging="360"/>
+      </w:pPr>
+    </w:lvl>
+    <w:lvl w:ilvl="7" w:tentative="1">
+      <w:start w:val="1"/>
+      <w:numFmt w:val="decimal"/>
+      <w:lvlText w:val="%8."/>
+      <w:lvlJc w:val="left"/>
+      <w:pPr>
+        <w:tabs>
+          <w:tab w:val="num" w:pos="5760"/>
+        </w:tabs>
+        <w:ind w:left="5760" w:hanging="360"/>
+      </w:pPr>
+    </w:lvl>
+    <w:lvl w:ilvl="8" w:tentative="1">
+      <w:start w:val="1"/>
+      <w:numFmt w:val="decimal"/>
+      <w:lvlText w:val="%9."/>
+      <w:lvlJc w:val="left"/>
+      <w:pPr>
+        <w:tabs>
+          <w:tab w:val="num" w:pos="6480"/>
+        </w:tabs>
+        <w:ind w:left="6480" w:hanging="360"/>
+      </w:pPr>
+    </w:lvl>
+  </w:abstractNum>
+  <w:abstractNum w:abstractNumId="11" w15:restartNumberingAfterBreak="0">
     <w:nsid w:val="34706550"/>
     <w:multiLevelType w:val="multilevel"/>
     <w:tmpl w:val="E550F2B6"/>
@@ -5530,7 +5907,7 @@
       </w:rPr>
     </w:lvl>
   </w:abstractNum>
-  <w:abstractNum w:abstractNumId="11" w15:restartNumberingAfterBreak="0">
+  <w:abstractNum w:abstractNumId="12" w15:restartNumberingAfterBreak="0">
     <w:nsid w:val="43B2543E"/>
     <w:multiLevelType w:val="multilevel"/>
     <w:tmpl w:val="19CC007C"/>
@@ -5643,7 +6020,7 @@
       </w:pPr>
     </w:lvl>
   </w:abstractNum>
-  <w:abstractNum w:abstractNumId="12" w15:restartNumberingAfterBreak="0">
+  <w:abstractNum w:abstractNumId="13" w15:restartNumberingAfterBreak="0">
     <w:nsid w:val="4DDA5C91"/>
     <w:multiLevelType w:val="multilevel"/>
     <w:tmpl w:val="D71ABF80"/>
@@ -5756,7 +6133,7 @@
       </w:pPr>
     </w:lvl>
   </w:abstractNum>
-  <w:abstractNum w:abstractNumId="13" w15:restartNumberingAfterBreak="0">
+  <w:abstractNum w:abstractNumId="14" w15:restartNumberingAfterBreak="0">
     <w:nsid w:val="50BC7ABA"/>
     <w:multiLevelType w:val="multilevel"/>
     <w:tmpl w:val="FE280AB6"/>
@@ -5905,7 +6282,120 @@
       </w:rPr>
     </w:lvl>
   </w:abstractNum>
-  <w:abstractNum w:abstractNumId="14" w15:restartNumberingAfterBreak="0">
+  <w:abstractNum w:abstractNumId="15" w15:restartNumberingAfterBreak="0">
+    <w:nsid w:val="55167DF0"/>
+    <w:multiLevelType w:val="multilevel"/>
+    <w:tmpl w:val="54F6DECE"/>
+    <w:lvl w:ilvl="0">
+      <w:start w:val="1"/>
+      <w:numFmt w:val="decimal"/>
+      <w:lvlText w:val="%1."/>
+      <w:lvlJc w:val="left"/>
+      <w:pPr>
+        <w:tabs>
+          <w:tab w:val="num" w:pos="720"/>
+        </w:tabs>
+        <w:ind w:left="720" w:hanging="360"/>
+      </w:pPr>
+    </w:lvl>
+    <w:lvl w:ilvl="1" w:tentative="1">
+      <w:start w:val="1"/>
+      <w:numFmt w:val="decimal"/>
+      <w:lvlText w:val="%2."/>
+      <w:lvlJc w:val="left"/>
+      <w:pPr>
+        <w:tabs>
+          <w:tab w:val="num" w:pos="1440"/>
+        </w:tabs>
+        <w:ind w:left="1440" w:hanging="360"/>
+      </w:pPr>
+    </w:lvl>
+    <w:lvl w:ilvl="2" w:tentative="1">
+      <w:start w:val="1"/>
+      <w:numFmt w:val="decimal"/>
+      <w:lvlText w:val="%3."/>
+      <w:lvlJc w:val="left"/>
+      <w:pPr>
+        <w:tabs>
+          <w:tab w:val="num" w:pos="2160"/>
+        </w:tabs>
+        <w:ind w:left="2160" w:hanging="360"/>
+      </w:pPr>
+    </w:lvl>
+    <w:lvl w:ilvl="3" w:tentative="1">
+      <w:start w:val="1"/>
+      <w:numFmt w:val="decimal"/>
+      <w:lvlText w:val="%4."/>
+      <w:lvlJc w:val="left"/>
+      <w:pPr>
+        <w:tabs>
+          <w:tab w:val="num" w:pos="2880"/>
+        </w:tabs>
+        <w:ind w:left="2880" w:hanging="360"/>
+      </w:pPr>
+    </w:lvl>
+    <w:lvl w:ilvl="4" w:tentative="1">
+      <w:start w:val="1"/>
+      <w:numFmt w:val="decimal"/>
+      <w:lvlText w:val="%5."/>
+      <w:lvlJc w:val="left"/>
+      <w:pPr>
+        <w:tabs>
+          <w:tab w:val="num" w:pos="3600"/>
+        </w:tabs>
+        <w:ind w:left="3600" w:hanging="360"/>
+      </w:pPr>
+    </w:lvl>
+    <w:lvl w:ilvl="5" w:tentative="1">
+      <w:start w:val="1"/>
+      <w:numFmt w:val="decimal"/>
+      <w:lvlText w:val="%6."/>
+      <w:lvlJc w:val="left"/>
+      <w:pPr>
+        <w:tabs>
+          <w:tab w:val="num" w:pos="4320"/>
+        </w:tabs>
+        <w:ind w:left="4320" w:hanging="360"/>
+      </w:pPr>
+    </w:lvl>
+    <w:lvl w:ilvl="6" w:tentative="1">
+      <w:start w:val="1"/>
+      <w:numFmt w:val="decimal"/>
+      <w:lvlText w:val="%7."/>
+      <w:lvlJc w:val="left"/>
+      <w:pPr>
+        <w:tabs>
+          <w:tab w:val="num" w:pos="5040"/>
+        </w:tabs>
+        <w:ind w:left="5040" w:hanging="360"/>
+      </w:pPr>
+    </w:lvl>
+    <w:lvl w:ilvl="7" w:tentative="1">
+      <w:start w:val="1"/>
+      <w:numFmt w:val="decimal"/>
+      <w:lvlText w:val="%8."/>
+      <w:lvlJc w:val="left"/>
+      <w:pPr>
+        <w:tabs>
+          <w:tab w:val="num" w:pos="5760"/>
+        </w:tabs>
+        <w:ind w:left="5760" w:hanging="360"/>
+      </w:pPr>
+    </w:lvl>
+    <w:lvl w:ilvl="8" w:tentative="1">
+      <w:start w:val="1"/>
+      <w:numFmt w:val="decimal"/>
+      <w:lvlText w:val="%9."/>
+      <w:lvlJc w:val="left"/>
+      <w:pPr>
+        <w:tabs>
+          <w:tab w:val="num" w:pos="6480"/>
+        </w:tabs>
+        <w:ind w:left="6480" w:hanging="360"/>
+      </w:pPr>
+    </w:lvl>
+  </w:abstractNum>
+  <w:abstractNum w:abstractNumId="16" w15:restartNumberingAfterBreak="0">
     <w:nsid w:val="5A4E1EAC"/>
     <w:multiLevelType w:val="multilevel"/>
     <w:tmpl w:val="B98238F4"/>
@@ -6054,7 +6544,7 @@
       </w:rPr>
     </w:lvl>
   </w:abstractNum>
-  <w:abstractNum w:abstractNumId="15" w15:restartNumberingAfterBreak="0">
+  <w:abstractNum w:abstractNumId="17" w15:restartNumberingAfterBreak="0">
     <w:nsid w:val="5BB740B3"/>
     <w:multiLevelType w:val="multilevel"/>
     <w:tmpl w:val="B58C46EC"/>
@@ -6203,7 +6693,7 @@
       </w:rPr>
     </w:lvl>
   </w:abstractNum>
-  <w:abstractNum w:abstractNumId="16" w15:restartNumberingAfterBreak="0">
+  <w:abstractNum w:abstractNumId="18" w15:restartNumberingAfterBreak="0">
     <w:nsid w:val="5BD96168"/>
     <w:multiLevelType w:val="multilevel"/>
     <w:tmpl w:val="4FBC43AE"/>
@@ -6352,7 +6842,7 @@
       </w:rPr>
     </w:lvl>
   </w:abstractNum>
-  <w:abstractNum w:abstractNumId="17" w15:restartNumberingAfterBreak="0">
+  <w:abstractNum w:abstractNumId="19" w15:restartNumberingAfterBreak="0">
     <w:nsid w:val="5D0B4529"/>
     <w:multiLevelType w:val="multilevel"/>
     <w:tmpl w:val="07464F6A"/>
@@ -6501,7 +6991,7 @@
       </w:rPr>
     </w:lvl>
   </w:abstractNum>
-  <w:abstractNum w:abstractNumId="18" w15:restartNumberingAfterBreak="0">
+  <w:abstractNum w:abstractNumId="20" w15:restartNumberingAfterBreak="0">
     <w:nsid w:val="5F1C009E"/>
     <w:multiLevelType w:val="multilevel"/>
     <w:tmpl w:val="94A4D474"/>
@@ -6650,7 +7140,7 @@
       </w:rPr>
     </w:lvl>
   </w:abstractNum>
-  <w:abstractNum w:abstractNumId="19" w15:restartNumberingAfterBreak="0">
+  <w:abstractNum w:abstractNumId="21" w15:restartNumberingAfterBreak="0">
     <w:nsid w:val="5FD7754A"/>
     <w:multiLevelType w:val="multilevel"/>
     <w:tmpl w:val="F280CC86"/>
@@ -6799,7 +7289,7 @@
       </w:rPr>
     </w:lvl>
   </w:abstractNum>
-  <w:abstractNum w:abstractNumId="20" w15:restartNumberingAfterBreak="0">
+  <w:abstractNum w:abstractNumId="22" w15:restartNumberingAfterBreak="0">
     <w:nsid w:val="64140F6D"/>
     <w:multiLevelType w:val="multilevel"/>
     <w:tmpl w:val="E1565BE2"/>
@@ -6948,7 +7438,7 @@
       </w:rPr>
     </w:lvl>
   </w:abstractNum>
-  <w:abstractNum w:abstractNumId="21" w15:restartNumberingAfterBreak="0">
+  <w:abstractNum w:abstractNumId="23" w15:restartNumberingAfterBreak="0">
     <w:nsid w:val="66F47B32"/>
     <w:multiLevelType w:val="multilevel"/>
     <w:tmpl w:val="DBE21C08"/>
@@ -7097,7 +7587,7 @@
       </w:rPr>
     </w:lvl>
   </w:abstractNum>
-  <w:abstractNum w:abstractNumId="22" w15:restartNumberingAfterBreak="0">
+  <w:abstractNum w:abstractNumId="24" w15:restartNumberingAfterBreak="0">
     <w:nsid w:val="673777ED"/>
     <w:multiLevelType w:val="multilevel"/>
     <w:tmpl w:val="3AF2BAE4"/>
@@ -7246,7 +7736,7 @@
       </w:rPr>
     </w:lvl>
   </w:abstractNum>
-  <w:abstractNum w:abstractNumId="23" w15:restartNumberingAfterBreak="0">
+  <w:abstractNum w:abstractNumId="25" w15:restartNumberingAfterBreak="0">
     <w:nsid w:val="67AC75D7"/>
     <w:multiLevelType w:val="multilevel"/>
     <w:tmpl w:val="219CD3CE"/>
@@ -7395,7 +7885,7 @@
       </w:rPr>
     </w:lvl>
   </w:abstractNum>
-  <w:abstractNum w:abstractNumId="24" w15:restartNumberingAfterBreak="0">
+  <w:abstractNum w:abstractNumId="26" w15:restartNumberingAfterBreak="0">
     <w:nsid w:val="6EC830FC"/>
     <w:multiLevelType w:val="multilevel"/>
     <w:tmpl w:val="EA88F8AA"/>
@@ -7544,7 +8034,7 @@
       </w:rPr>
     </w:lvl>
   </w:abstractNum>
-  <w:abstractNum w:abstractNumId="25" w15:restartNumberingAfterBreak="0">
+  <w:abstractNum w:abstractNumId="27" w15:restartNumberingAfterBreak="0">
     <w:nsid w:val="6F5F55BC"/>
     <w:multiLevelType w:val="multilevel"/>
     <w:tmpl w:val="A7C49CAE"/>
@@ -7693,7 +8183,120 @@
       </w:rPr>
     </w:lvl>
   </w:abstractNum>
-  <w:abstractNum w:abstractNumId="26" w15:restartNumberingAfterBreak="0">
+  <w:abstractNum w:abstractNumId="28" w15:restartNumberingAfterBreak="0">
+    <w:nsid w:val="6F6C54FB"/>
+    <w:multiLevelType w:val="multilevel"/>
+    <w:tmpl w:val="C6AC664C"/>
+    <w:lvl w:ilvl="0">
+      <w:start w:val="1"/>
+      <w:numFmt w:val="decimal"/>
+      <w:lvlText w:val="%1."/>
+      <w:lvlJc w:val="left"/>
+      <w:pPr>
+        <w:tabs>
+          <w:tab w:val="num" w:pos="720"/>
+        </w:tabs>
+        <w:ind w:left="720" w:hanging="360"/>
+      </w:pPr>
+    </w:lvl>
+    <w:lvl w:ilvl="1" w:tentative="1">
+      <w:start w:val="1"/>
+      <w:numFmt w:val="decimal"/>
+      <w:lvlText w:val="%2."/>
+      <w:lvlJc w:val="left"/>
+      <w:pPr>
+        <w:tabs>
+          <w:tab w:val="num" w:pos="1440"/>
+        </w:tabs>
+        <w:ind w:left="1440" w:hanging="360"/>
+      </w:pPr>
+    </w:lvl>
+    <w:lvl w:ilvl="2" w:tentative="1">
+      <w:start w:val="1"/>
+      <w:numFmt w:val="decimal"/>
+      <w:lvlText w:val="%3."/>
+      <w:lvlJc w:val="left"/>
+      <w:pPr>
+        <w:tabs>
+          <w:tab w:val="num" w:pos="2160"/>
+        </w:tabs>
+        <w:ind w:left="2160" w:hanging="360"/>
+      </w:pPr>
+    </w:lvl>
+    <w:lvl w:ilvl="3" w:tentative="1">
+      <w:start w:val="1"/>
+      <w:numFmt w:val="decimal"/>
+      <w:lvlText w:val="%4."/>
+      <w:lvlJc w:val="left"/>
+      <w:pPr>
+        <w:tabs>
+          <w:tab w:val="num" w:pos="2880"/>
+        </w:tabs>
+        <w:ind w:left="2880" w:hanging="360"/>
+      </w:pPr>
+    </w:lvl>
+    <w:lvl w:ilvl="4" w:tentative="1">
+      <w:start w:val="1"/>
+      <w:numFmt w:val="decimal"/>
+      <w:lvlText w:val="%5."/>
+      <w:lvlJc w:val="left"/>
+      <w:pPr>
+        <w:tabs>
+          <w:tab w:val="num" w:pos="3600"/>
+        </w:tabs>
+        <w:ind w:left="3600" w:hanging="360"/>
+      </w:pPr>
+    </w:lvl>
+    <w:lvl w:ilvl="5" w:tentative="1">
+      <w:start w:val="1"/>
+      <w:numFmt w:val="decimal"/>
+      <w:lvlText w:val="%6."/>
+      <w:lvlJc w:val="left"/>
+      <w:pPr>
+        <w:tabs>
+          <w:tab w:val="num" w:pos="4320"/>
+        </w:tabs>
+        <w:ind w:left="4320" w:hanging="360"/>
+      </w:pPr>
+    </w:lvl>
+    <w:lvl w:ilvl="6" w:tentative="1">
+      <w:start w:val="1"/>
+      <w:numFmt w:val="decimal"/>
+      <w:lvlText w:val="%7."/>
+      <w:lvlJc w:val="left"/>
+      <w:pPr>
+        <w:tabs>
+          <w:tab w:val="num" w:pos="5040"/>
+        </w:tabs>
+        <w:ind w:left="5040" w:hanging="360"/>
+      </w:pPr>
+    </w:lvl>
+    <w:lvl w:ilvl="7" w:tentative="1">
+      <w:start w:val="1"/>
+      <w:numFmt w:val="decimal"/>
+      <w:lvlText w:val="%8."/>
+      <w:lvlJc w:val="left"/>
+      <w:pPr>
+        <w:tabs>
+          <w:tab w:val="num" w:pos="5760"/>
+        </w:tabs>
+        <w:ind w:left="5760" w:hanging="360"/>
+      </w:pPr>
+    </w:lvl>
+    <w:lvl w:ilvl="8" w:tentative="1">
+      <w:start w:val="1"/>
+      <w:numFmt w:val="decimal"/>
+      <w:lvlText w:val="%9."/>
+      <w:lvlJc w:val="left"/>
+      <w:pPr>
+        <w:tabs>
+          <w:tab w:val="num" w:pos="6480"/>
+        </w:tabs>
+        <w:ind w:left="6480" w:hanging="360"/>
+      </w:pPr>
+    </w:lvl>
+  </w:abstractNum>
+  <w:abstractNum w:abstractNumId="29" w15:restartNumberingAfterBreak="0">
     <w:nsid w:val="778744BE"/>
     <w:multiLevelType w:val="multilevel"/>
     <w:tmpl w:val="D736D474"/>
@@ -7842,7 +8445,7 @@
       </w:rPr>
     </w:lvl>
   </w:abstractNum>
-  <w:abstractNum w:abstractNumId="27" w15:restartNumberingAfterBreak="0">
+  <w:abstractNum w:abstractNumId="30" w15:restartNumberingAfterBreak="0">
     <w:nsid w:val="786C1930"/>
     <w:multiLevelType w:val="multilevel"/>
     <w:tmpl w:val="12326BB2"/>
@@ -7992,40 +8595,40 @@
     </w:lvl>
   </w:abstractNum>
   <w:num w:numId="1" w16cid:durableId="1946109771">
-    <w:abstractNumId w:val="27"/>
+    <w:abstractNumId w:val="30"/>
   </w:num>
   <w:num w:numId="2" w16cid:durableId="410007491">
-    <w:abstractNumId w:val="15"/>
+    <w:abstractNumId w:val="17"/>
   </w:num>
   <w:num w:numId="3" w16cid:durableId="552809295">
-    <w:abstractNumId w:val="22"/>
+    <w:abstractNumId w:val="24"/>
   </w:num>
   <w:num w:numId="4" w16cid:durableId="102002037">
     <w:abstractNumId w:val="4"/>
   </w:num>
   <w:num w:numId="5" w16cid:durableId="596986800">
-    <w:abstractNumId w:val="25"/>
+    <w:abstractNumId w:val="27"/>
   </w:num>
   <w:num w:numId="6" w16cid:durableId="1399404169">
+    <w:abstractNumId w:val="23"/>
+  </w:num>
+  <w:num w:numId="7" w16cid:durableId="1916740527">
     <w:abstractNumId w:val="21"/>
   </w:num>
-  <w:num w:numId="7" w16cid:durableId="1916740527">
-    <w:abstractNumId w:val="19"/>
-  </w:num>
   <w:num w:numId="8" w16cid:durableId="1627082355">
-    <w:abstractNumId w:val="10"/>
+    <w:abstractNumId w:val="11"/>
   </w:num>
   <w:num w:numId="9" w16cid:durableId="221138189">
-    <w:abstractNumId w:val="18"/>
+    <w:abstractNumId w:val="20"/>
   </w:num>
   <w:num w:numId="10" w16cid:durableId="890381292">
     <w:abstractNumId w:val="9"/>
   </w:num>
   <w:num w:numId="11" w16cid:durableId="2024503817">
-    <w:abstractNumId w:val="17"/>
+    <w:abstractNumId w:val="19"/>
   </w:num>
   <w:num w:numId="12" w16cid:durableId="151600545">
-    <w:abstractNumId w:val="26"/>
+    <w:abstractNumId w:val="29"/>
   </w:num>
   <w:num w:numId="13" w16cid:durableId="1289900214">
     <w:abstractNumId w:val="5"/>
@@ -8034,28 +8637,28 @@
     <w:abstractNumId w:val="6"/>
   </w:num>
   <w:num w:numId="15" w16cid:durableId="149446953">
-    <w:abstractNumId w:val="23"/>
+    <w:abstractNumId w:val="25"/>
   </w:num>
   <w:num w:numId="16" w16cid:durableId="1891723889">
     <w:abstractNumId w:val="8"/>
   </w:num>
   <w:num w:numId="17" w16cid:durableId="41832480">
-    <w:abstractNumId w:val="12"/>
+    <w:abstractNumId w:val="13"/>
   </w:num>
   <w:num w:numId="18" w16cid:durableId="182206126">
     <w:abstractNumId w:val="7"/>
   </w:num>
   <w:num w:numId="19" w16cid:durableId="772436746">
-    <w:abstractNumId w:val="20"/>
+    <w:abstractNumId w:val="22"/>
   </w:num>
   <w:num w:numId="20" w16cid:durableId="697856530">
-    <w:abstractNumId w:val="13"/>
+    <w:abstractNumId w:val="14"/>
   </w:num>
   <w:num w:numId="21" w16cid:durableId="555239496">
-    <w:abstractNumId w:val="24"/>
+    <w:abstractNumId w:val="26"/>
   </w:num>
   <w:num w:numId="22" w16cid:durableId="1716153961">
-    <w:abstractNumId w:val="11"/>
+    <w:abstractNumId w:val="12"/>
   </w:num>
   <w:num w:numId="23" w16cid:durableId="1464075741">
     <w:abstractNumId w:val="3"/>
@@ -8067,13 +8670,22 @@
     <w:abstractNumId w:val="0"/>
   </w:num>
   <w:num w:numId="26" w16cid:durableId="2122987919">
-    <w:abstractNumId w:val="16"/>
+    <w:abstractNumId w:val="18"/>
   </w:num>
   <w:num w:numId="27" w16cid:durableId="835464321">
-    <w:abstractNumId w:val="14"/>
+    <w:abstractNumId w:val="16"/>
   </w:num>
   <w:num w:numId="28" w16cid:durableId="2056000180">
     <w:abstractNumId w:val="1"/>
+  </w:num>
+  <w:num w:numId="29" w16cid:durableId="2125463868">
+    <w:abstractNumId w:val="28"/>
+  </w:num>
+  <w:num w:numId="30" w16cid:durableId="1692222869">
+    <w:abstractNumId w:val="10"/>
+  </w:num>
+  <w:num w:numId="31" w16cid:durableId="351418419">
+    <w:abstractNumId w:val="15"/>
   </w:num>
 </w:numbering>
 </file>
@@ -8478,6 +9090,7 @@
   <w:style w:type="paragraph" w:default="1" w:styleId="Normal">
     <w:name w:val="Normal"/>
     <w:qFormat/>
+    <w:rsid w:val="00916607"/>
   </w:style>
   <w:style w:type="paragraph" w:styleId="Ttulo1">
     <w:name w:val="heading 1"/>
@@ -8994,6 +9607,29 @@
       <w:spacing w:val="5"/>
     </w:rPr>
   </w:style>
+  <w:style w:type="character" w:styleId="Hipervnculo">
+    <w:name w:val="Hyperlink"/>
+    <w:basedOn w:val="Fuentedeprrafopredeter"/>
+    <w:uiPriority w:val="99"/>
+    <w:unhideWhenUsed/>
+    <w:rsid w:val="00031CC4"/>
+    <w:rPr>
+      <w:color w:val="467886" w:themeColor="hyperlink"/>
+      <w:u w:val="single"/>
+    </w:rPr>
+  </w:style>
+  <w:style w:type="character" w:styleId="Mencinsinresolver">
+    <w:name w:val="Unresolved Mention"/>
+    <w:basedOn w:val="Fuentedeprrafopredeter"/>
+    <w:uiPriority w:val="99"/>
+    <w:semiHidden/>
+    <w:unhideWhenUsed/>
+    <w:rsid w:val="00031CC4"/>
+    <w:rPr>
+      <w:color w:val="605E5C"/>
+      <w:shd w:val="clear" w:color="auto" w:fill="E1DFDD"/>
+    </w:rPr>
+  </w:style>
 </w:styles>
 </file>
 
